--- a/Trading_Agent_Documentation.docx
+++ b/Trading_Agent_Documentation.docx
@@ -35,7 +35,7 @@
           <w:color w:val="888888"/>
           <w:sz w:val="20"/>
         </w:rPr>
-        <w:t>Amit Garg  ·  May 2026  ·  v5.1  ·  Built with Claude Code + Anthropic API</w:t>
+        <w:t>Amit Garg  ·  May 2026  ·  v5.2  ·  Built with Claude Code + Anthropic API</w:t>
       </w:r>
     </w:p>
     <w:p>
@@ -2654,7 +2654,7 @@
         <w:ind w:left="360"/>
       </w:pPr>
       <w:r>
-        <w:t>Records close reason: TARGET, STOP, or EOD</w:t>
+        <w:t>Records close reason: TARGET, STOP, EOD, or LOCK_IN</w:t>
       </w:r>
     </w:p>
     <w:p>
@@ -2664,6 +2664,69 @@
       </w:pPr>
       <w:r>
         <w:t>No overnight holds — all positions closed by end of day</w:t>
+      </w:r>
+    </w:p>
+    <w:p/>
+    <w:p>
+      <w:pPr>
+        <w:spacing w:after="120"/>
+      </w:pPr>
+      <w:r>
+        <w:t>Daily profit lock-in (runs after every position sync):</w:t>
+      </w:r>
+    </w:p>
+    <w:p>
+      <w:pPr>
+        <w:pStyle w:val="ListBullet"/>
+        <w:ind w:left="360"/>
+      </w:pPr>
+      <w:r>
+        <w:t>Checks today's total realized P&amp;L (excluding CLEANUP, UNFILLED, LOCK_IN positions)</w:t>
+      </w:r>
+    </w:p>
+    <w:p>
+      <w:pPr>
+        <w:pStyle w:val="ListBullet"/>
+        <w:ind w:left="360"/>
+      </w:pPr>
+      <w:r>
+        <w:t>If realized P&amp;L ≥ DAILY_LOCK_IN_TARGET ($716 — the 30-day backtest average), closes ALL remaining open positions immediately via Alpaca with close_reason=LOCK_IN</w:t>
+      </w:r>
+    </w:p>
+    <w:p>
+      <w:pPr>
+        <w:pStyle w:val="ListBullet"/>
+        <w:ind w:left="360"/>
+      </w:pPr>
+      <w:r>
+        <w:t>Books the gain and stops trading for the day — does not wait for EOD</w:t>
+      </w:r>
+    </w:p>
+    <w:p>
+      <w:pPr>
+        <w:pStyle w:val="ListBullet"/>
+        <w:ind w:left="360"/>
+      </w:pPr>
+      <w:r>
+        <w:t>Rationale: realized P&amp;L only (not unrealized) — no slippage risk, gain is fully locked before closing remaining positions</w:t>
+      </w:r>
+    </w:p>
+    <w:p>
+      <w:pPr>
+        <w:pStyle w:val="ListBullet"/>
+        <w:ind w:left="360"/>
+      </w:pPr>
+      <w:r>
+        <w:t>Dashboard shows LOCK_IN positions as "🎯 Day Locked" in Today's Plan status column</w:t>
+      </w:r>
+    </w:p>
+    <w:p>
+      <w:pPr>
+        <w:pStyle w:val="ListBullet"/>
+        <w:ind w:left="360"/>
+      </w:pPr>
+      <w:r>
+        <w:t>Threshold configurable via DAILY_LOCK_IN_TARGET in config/settings.py — raise as capital compounds</w:t>
       </w:r>
     </w:p>
     <w:p>
@@ -5125,31 +5188,19 @@
           <w:tcPr>
             <w:tcW w:type="dxa" w:w="2880"/>
           </w:tcPr>
-          <w:p>
-            <w:r>
-              <w:t>TOTAL_CAPITAL</w:t>
-            </w:r>
-          </w:p>
-        </w:tc>
-        <w:tc>
-          <w:tcPr>
-            <w:tcW w:type="dxa" w:w="2880"/>
-          </w:tcPr>
-          <w:p>
-            <w:r>
-              <w:t>$100,000</w:t>
-            </w:r>
-          </w:p>
-        </w:tc>
-        <w:tc>
-          <w:tcPr>
-            <w:tcW w:type="dxa" w:w="2880"/>
-          </w:tcPr>
-          <w:p>
-            <w:r>
-              <w:t>Starting portfolio size</w:t>
-            </w:r>
-          </w:p>
+          <w:p/>
+        </w:tc>
+        <w:tc>
+          <w:tcPr>
+            <w:tcW w:type="dxa" w:w="2880"/>
+          </w:tcPr>
+          <w:p/>
+        </w:tc>
+        <w:tc>
+          <w:tcPr>
+            <w:tcW w:type="dxa" w:w="2880"/>
+          </w:tcPr>
+          <w:p/>
         </w:tc>
       </w:tr>
       <w:tr>
@@ -5159,27 +5210,27 @@
           </w:tcPr>
           <w:p>
             <w:r>
-              <w:t>DAILY_PROFIT_TARGET</w:t>
-            </w:r>
-          </w:p>
-        </w:tc>
-        <w:tc>
-          <w:tcPr>
-            <w:tcW w:type="dxa" w:w="2880"/>
-          </w:tcPr>
-          <w:p>
-            <w:r>
-              <w:t>$1,000</w:t>
-            </w:r>
-          </w:p>
-        </w:tc>
-        <w:tc>
-          <w:tcPr>
-            <w:tcW w:type="dxa" w:w="2880"/>
-          </w:tcPr>
-          <w:p>
-            <w:r>
-              <w:t>Target P&amp;L shown in dashboard</w:t>
+              <w:t>TOTAL_CAPITAL</w:t>
+            </w:r>
+          </w:p>
+        </w:tc>
+        <w:tc>
+          <w:tcPr>
+            <w:tcW w:type="dxa" w:w="2880"/>
+          </w:tcPr>
+          <w:p>
+            <w:r>
+              <w:t>$100,000</w:t>
+            </w:r>
+          </w:p>
+        </w:tc>
+        <w:tc>
+          <w:tcPr>
+            <w:tcW w:type="dxa" w:w="2880"/>
+          </w:tcPr>
+          <w:p>
+            <w:r>
+              <w:t>Starting portfolio size</w:t>
             </w:r>
           </w:p>
         </w:tc>
@@ -5191,27 +5242,27 @@
           </w:tcPr>
           <w:p>
             <w:r>
-              <w:t>MAX_POSITIONS</w:t>
-            </w:r>
-          </w:p>
-        </w:tc>
-        <w:tc>
-          <w:tcPr>
-            <w:tcW w:type="dxa" w:w="2880"/>
-          </w:tcPr>
-          <w:p>
-            <w:r>
-              <w:t>15</w:t>
-            </w:r>
-          </w:p>
-        </w:tc>
-        <w:tc>
-          <w:tcPr>
-            <w:tcW w:type="dxa" w:w="2880"/>
-          </w:tcPr>
-          <w:p>
-            <w:r>
-              <w:t>Max concurrent open positions (reduced by market conditions)</w:t>
+              <w:t>DAILY_PROFIT_TARGET</w:t>
+            </w:r>
+          </w:p>
+        </w:tc>
+        <w:tc>
+          <w:tcPr>
+            <w:tcW w:type="dxa" w:w="2880"/>
+          </w:tcPr>
+          <w:p>
+            <w:r>
+              <w:t>$1,000</w:t>
+            </w:r>
+          </w:p>
+        </w:tc>
+        <w:tc>
+          <w:tcPr>
+            <w:tcW w:type="dxa" w:w="2880"/>
+          </w:tcPr>
+          <w:p>
+            <w:r>
+              <w:t>Target P&amp;L shown in dashboard</w:t>
             </w:r>
           </w:p>
         </w:tc>
@@ -5223,27 +5274,27 @@
           </w:tcPr>
           <w:p>
             <w:r>
-              <w:t>MAX_POSITION_PCT</w:t>
-            </w:r>
-          </w:p>
-        </w:tc>
-        <w:tc>
-          <w:tcPr>
-            <w:tcW w:type="dxa" w:w="2880"/>
-          </w:tcPr>
-          <w:p>
-            <w:r>
-              <w:t>7%</w:t>
-            </w:r>
-          </w:p>
-        </w:tc>
-        <w:tc>
-          <w:tcPr>
-            <w:tcW w:type="dxa" w:w="2880"/>
-          </w:tcPr>
-          <w:p>
-            <w:r>
-              <w:t>Max capital per single trade ($7K)</w:t>
+              <w:t>MAX_POSITIONS</w:t>
+            </w:r>
+          </w:p>
+        </w:tc>
+        <w:tc>
+          <w:tcPr>
+            <w:tcW w:type="dxa" w:w="2880"/>
+          </w:tcPr>
+          <w:p>
+            <w:r>
+              <w:t>15</w:t>
+            </w:r>
+          </w:p>
+        </w:tc>
+        <w:tc>
+          <w:tcPr>
+            <w:tcW w:type="dxa" w:w="2880"/>
+          </w:tcPr>
+          <w:p>
+            <w:r>
+              <w:t>Max concurrent open positions (reduced by market conditions)</w:t>
             </w:r>
           </w:p>
         </w:tc>
@@ -5255,27 +5306,27 @@
           </w:tcPr>
           <w:p>
             <w:r>
-              <w:t>MIN_POSITION_PCT</w:t>
-            </w:r>
-          </w:p>
-        </w:tc>
-        <w:tc>
-          <w:tcPr>
-            <w:tcW w:type="dxa" w:w="2880"/>
-          </w:tcPr>
-          <w:p>
-            <w:r>
-              <w:t>5%</w:t>
-            </w:r>
-          </w:p>
-        </w:tc>
-        <w:tc>
-          <w:tcPr>
-            <w:tcW w:type="dxa" w:w="2880"/>
-          </w:tcPr>
-          <w:p>
-            <w:r>
-              <w:t>Min capital per single trade ($5K)</w:t>
+              <w:t>MAX_POSITION_PCT</w:t>
+            </w:r>
+          </w:p>
+        </w:tc>
+        <w:tc>
+          <w:tcPr>
+            <w:tcW w:type="dxa" w:w="2880"/>
+          </w:tcPr>
+          <w:p>
+            <w:r>
+              <w:t>7%</w:t>
+            </w:r>
+          </w:p>
+        </w:tc>
+        <w:tc>
+          <w:tcPr>
+            <w:tcW w:type="dxa" w:w="2880"/>
+          </w:tcPr>
+          <w:p>
+            <w:r>
+              <w:t>Max capital per single trade ($7K)</w:t>
             </w:r>
           </w:p>
         </w:tc>
@@ -5287,27 +5338,27 @@
           </w:tcPr>
           <w:p>
             <w:r>
-              <w:t>TARGET_PCT</w:t>
-            </w:r>
-          </w:p>
-        </w:tc>
-        <w:tc>
-          <w:tcPr>
-            <w:tcW w:type="dxa" w:w="2880"/>
-          </w:tcPr>
-          <w:p>
-            <w:r>
-              <w:t>3%</w:t>
-            </w:r>
-          </w:p>
-        </w:tc>
-        <w:tc>
-          <w:tcPr>
-            <w:tcW w:type="dxa" w:w="2880"/>
-          </w:tcPr>
-          <w:p>
-            <w:r>
-              <w:t>Profit target per trade (hard rule — agent must set this exactly)</w:t>
+              <w:t>MIN_POSITION_PCT</w:t>
+            </w:r>
+          </w:p>
+        </w:tc>
+        <w:tc>
+          <w:tcPr>
+            <w:tcW w:type="dxa" w:w="2880"/>
+          </w:tcPr>
+          <w:p>
+            <w:r>
+              <w:t>5%</w:t>
+            </w:r>
+          </w:p>
+        </w:tc>
+        <w:tc>
+          <w:tcPr>
+            <w:tcW w:type="dxa" w:w="2880"/>
+          </w:tcPr>
+          <w:p>
+            <w:r>
+              <w:t>Min capital per single trade ($5K)</w:t>
             </w:r>
           </w:p>
         </w:tc>
@@ -5319,27 +5370,27 @@
           </w:tcPr>
           <w:p>
             <w:r>
-              <w:t>MAX_LOSS_PER_TRADE</w:t>
-            </w:r>
-          </w:p>
-        </w:tc>
-        <w:tc>
-          <w:tcPr>
-            <w:tcW w:type="dxa" w:w="2880"/>
-          </w:tcPr>
-          <w:p>
-            <w:r>
-              <w:t>1%</w:t>
-            </w:r>
-          </w:p>
-        </w:tc>
-        <w:tc>
-          <w:tcPr>
-            <w:tcW w:type="dxa" w:w="2880"/>
-          </w:tcPr>
-          <w:p>
-            <w:r>
-              <w:t>Stop loss threshold — rejects wider stops (hard rule)</w:t>
+              <w:t>TARGET_PCT</w:t>
+            </w:r>
+          </w:p>
+        </w:tc>
+        <w:tc>
+          <w:tcPr>
+            <w:tcW w:type="dxa" w:w="2880"/>
+          </w:tcPr>
+          <w:p>
+            <w:r>
+              <w:t>3%</w:t>
+            </w:r>
+          </w:p>
+        </w:tc>
+        <w:tc>
+          <w:tcPr>
+            <w:tcW w:type="dxa" w:w="2880"/>
+          </w:tcPr>
+          <w:p>
+            <w:r>
+              <w:t>Profit target per trade (hard rule — agent must set this exactly)</w:t>
             </w:r>
           </w:p>
         </w:tc>
@@ -5351,27 +5402,27 @@
           </w:tcPr>
           <w:p>
             <w:r>
-              <w:t>MIN_REWARD_RISK</w:t>
-            </w:r>
-          </w:p>
-        </w:tc>
-        <w:tc>
-          <w:tcPr>
-            <w:tcW w:type="dxa" w:w="2880"/>
-          </w:tcPr>
-          <w:p>
-            <w:r>
-              <w:t>3.0</w:t>
-            </w:r>
-          </w:p>
-        </w:tc>
-        <w:tc>
-          <w:tcPr>
-            <w:tcW w:type="dxa" w:w="2880"/>
-          </w:tcPr>
-          <w:p>
-            <w:r>
-              <w:t>Minimum reward:risk ratio to approve a trade (3:1)</w:t>
+              <w:t>MAX_LOSS_PER_TRADE</w:t>
+            </w:r>
+          </w:p>
+        </w:tc>
+        <w:tc>
+          <w:tcPr>
+            <w:tcW w:type="dxa" w:w="2880"/>
+          </w:tcPr>
+          <w:p>
+            <w:r>
+              <w:t>1%</w:t>
+            </w:r>
+          </w:p>
+        </w:tc>
+        <w:tc>
+          <w:tcPr>
+            <w:tcW w:type="dxa" w:w="2880"/>
+          </w:tcPr>
+          <w:p>
+            <w:r>
+              <w:t>Stop loss threshold — rejects wider stops (hard rule)</w:t>
             </w:r>
           </w:p>
         </w:tc>
@@ -5383,27 +5434,27 @@
           </w:tcPr>
           <w:p>
             <w:r>
-              <w:t>SCORE_THRESHOLD</w:t>
-            </w:r>
-          </w:p>
-        </w:tc>
-        <w:tc>
-          <w:tcPr>
-            <w:tcW w:type="dxa" w:w="2880"/>
-          </w:tcPr>
-          <w:p>
-            <w:r>
-              <w:t>3</w:t>
-            </w:r>
-          </w:p>
-        </w:tc>
-        <w:tc>
-          <w:tcPr>
-            <w:tcW w:type="dxa" w:w="2880"/>
-          </w:tcPr>
-          <w:p>
-            <w:r>
-              <w:t>Minimum scanner score to be a strategy candidate</w:t>
+              <w:t>MIN_REWARD_RISK</w:t>
+            </w:r>
+          </w:p>
+        </w:tc>
+        <w:tc>
+          <w:tcPr>
+            <w:tcW w:type="dxa" w:w="2880"/>
+          </w:tcPr>
+          <w:p>
+            <w:r>
+              <w:t>3.0</w:t>
+            </w:r>
+          </w:p>
+        </w:tc>
+        <w:tc>
+          <w:tcPr>
+            <w:tcW w:type="dxa" w:w="2880"/>
+          </w:tcPr>
+          <w:p>
+            <w:r>
+              <w:t>Minimum reward:risk ratio to approve a trade (3:1)</w:t>
             </w:r>
           </w:p>
         </w:tc>
@@ -5415,27 +5466,27 @@
           </w:tcPr>
           <w:p>
             <w:r>
-              <w:t>RSI_OVERSOLD</w:t>
-            </w:r>
-          </w:p>
-        </w:tc>
-        <w:tc>
-          <w:tcPr>
-            <w:tcW w:type="dxa" w:w="2880"/>
-          </w:tcPr>
-          <w:p>
-            <w:r>
-              <w:t>35</w:t>
-            </w:r>
-          </w:p>
-        </w:tc>
-        <w:tc>
-          <w:tcPr>
-            <w:tcW w:type="dxa" w:w="2880"/>
-          </w:tcPr>
-          <w:p>
-            <w:r>
-              <w:t>RSI level considered oversold (buy signal)</w:t>
+              <w:t>SCORE_THRESHOLD</w:t>
+            </w:r>
+          </w:p>
+        </w:tc>
+        <w:tc>
+          <w:tcPr>
+            <w:tcW w:type="dxa" w:w="2880"/>
+          </w:tcPr>
+          <w:p>
+            <w:r>
+              <w:t>3</w:t>
+            </w:r>
+          </w:p>
+        </w:tc>
+        <w:tc>
+          <w:tcPr>
+            <w:tcW w:type="dxa" w:w="2880"/>
+          </w:tcPr>
+          <w:p>
+            <w:r>
+              <w:t>Minimum scanner score to be a strategy candidate</w:t>
             </w:r>
           </w:p>
         </w:tc>
@@ -5447,27 +5498,27 @@
           </w:tcPr>
           <w:p>
             <w:r>
-              <w:t>RSI_OVERBOUGHT</w:t>
-            </w:r>
-          </w:p>
-        </w:tc>
-        <w:tc>
-          <w:tcPr>
-            <w:tcW w:type="dxa" w:w="2880"/>
-          </w:tcPr>
-          <w:p>
-            <w:r>
-              <w:t>65</w:t>
-            </w:r>
-          </w:p>
-        </w:tc>
-        <w:tc>
-          <w:tcPr>
-            <w:tcW w:type="dxa" w:w="2880"/>
-          </w:tcPr>
-          <w:p>
-            <w:r>
-              <w:t>RSI level considered overbought (sell signal)</w:t>
+              <w:t>RSI_OVERSOLD</w:t>
+            </w:r>
+          </w:p>
+        </w:tc>
+        <w:tc>
+          <w:tcPr>
+            <w:tcW w:type="dxa" w:w="2880"/>
+          </w:tcPr>
+          <w:p>
+            <w:r>
+              <w:t>35</w:t>
+            </w:r>
+          </w:p>
+        </w:tc>
+        <w:tc>
+          <w:tcPr>
+            <w:tcW w:type="dxa" w:w="2880"/>
+          </w:tcPr>
+          <w:p>
+            <w:r>
+              <w:t>RSI level considered oversold (buy signal)</w:t>
             </w:r>
           </w:p>
         </w:tc>
@@ -5479,27 +5530,27 @@
           </w:tcPr>
           <w:p>
             <w:r>
-              <w:t>MIN_VOLUME_RATIO</w:t>
-            </w:r>
-          </w:p>
-        </w:tc>
-        <w:tc>
-          <w:tcPr>
-            <w:tcW w:type="dxa" w:w="2880"/>
-          </w:tcPr>
-          <w:p>
-            <w:r>
-              <w:t>1.5x</w:t>
-            </w:r>
-          </w:p>
-        </w:tc>
-        <w:tc>
-          <w:tcPr>
-            <w:tcW w:type="dxa" w:w="2880"/>
-          </w:tcPr>
-          <w:p>
-            <w:r>
-              <w:t>Volume must be 1.5x the 20-day average</w:t>
+              <w:t>RSI_OVERBOUGHT</w:t>
+            </w:r>
+          </w:p>
+        </w:tc>
+        <w:tc>
+          <w:tcPr>
+            <w:tcW w:type="dxa" w:w="2880"/>
+          </w:tcPr>
+          <w:p>
+            <w:r>
+              <w:t>65</w:t>
+            </w:r>
+          </w:p>
+        </w:tc>
+        <w:tc>
+          <w:tcPr>
+            <w:tcW w:type="dxa" w:w="2880"/>
+          </w:tcPr>
+          <w:p>
+            <w:r>
+              <w:t>RSI level considered overbought (sell signal)</w:t>
             </w:r>
           </w:p>
         </w:tc>
@@ -5511,27 +5562,27 @@
           </w:tcPr>
           <w:p>
             <w:r>
-              <w:t>MIN_AVG_VOLUME</w:t>
-            </w:r>
-          </w:p>
-        </w:tc>
-        <w:tc>
-          <w:tcPr>
-            <w:tcW w:type="dxa" w:w="2880"/>
-          </w:tcPr>
-          <w:p>
-            <w:r>
-              <w:t>500,000</w:t>
-            </w:r>
-          </w:p>
-        </w:tc>
-        <w:tc>
-          <w:tcPr>
-            <w:tcW w:type="dxa" w:w="2880"/>
-          </w:tcPr>
-          <w:p>
-            <w:r>
-              <w:t>Minimum average daily volume (liquidity floor)</w:t>
+              <w:t>MIN_VOLUME_RATIO</w:t>
+            </w:r>
+          </w:p>
+        </w:tc>
+        <w:tc>
+          <w:tcPr>
+            <w:tcW w:type="dxa" w:w="2880"/>
+          </w:tcPr>
+          <w:p>
+            <w:r>
+              <w:t>1.5x</w:t>
+            </w:r>
+          </w:p>
+        </w:tc>
+        <w:tc>
+          <w:tcPr>
+            <w:tcW w:type="dxa" w:w="2880"/>
+          </w:tcPr>
+          <w:p>
+            <w:r>
+              <w:t>Volume must be 1.5x the 20-day average</w:t>
             </w:r>
           </w:p>
         </w:tc>
@@ -5543,27 +5594,27 @@
           </w:tcPr>
           <w:p>
             <w:r>
-              <w:t>MIN_PRICE</w:t>
-            </w:r>
-          </w:p>
-        </w:tc>
-        <w:tc>
-          <w:tcPr>
-            <w:tcW w:type="dxa" w:w="2880"/>
-          </w:tcPr>
-          <w:p>
-            <w:r>
-              <w:t>$5.00</w:t>
-            </w:r>
-          </w:p>
-        </w:tc>
-        <w:tc>
-          <w:tcPr>
-            <w:tcW w:type="dxa" w:w="2880"/>
-          </w:tcPr>
-          <w:p>
-            <w:r>
-              <w:t>Minimum stock price (filters out penny stocks)</w:t>
+              <w:t>MIN_AVG_VOLUME</w:t>
+            </w:r>
+          </w:p>
+        </w:tc>
+        <w:tc>
+          <w:tcPr>
+            <w:tcW w:type="dxa" w:w="2880"/>
+          </w:tcPr>
+          <w:p>
+            <w:r>
+              <w:t>500,000</w:t>
+            </w:r>
+          </w:p>
+        </w:tc>
+        <w:tc>
+          <w:tcPr>
+            <w:tcW w:type="dxa" w:w="2880"/>
+          </w:tcPr>
+          <w:p>
+            <w:r>
+              <w:t>Minimum average daily volume (liquidity floor)</w:t>
             </w:r>
           </w:p>
         </w:tc>
@@ -5575,27 +5626,27 @@
           </w:tcPr>
           <w:p>
             <w:r>
-              <w:t>MAX_PER_SECTOR</w:t>
-            </w:r>
-          </w:p>
-        </w:tc>
-        <w:tc>
-          <w:tcPr>
-            <w:tcW w:type="dxa" w:w="2880"/>
-          </w:tcPr>
-          <w:p>
-            <w:r>
-              <w:t>3</w:t>
-            </w:r>
-          </w:p>
-        </w:tc>
-        <w:tc>
-          <w:tcPr>
-            <w:tcW w:type="dxa" w:w="2880"/>
-          </w:tcPr>
-          <w:p>
-            <w:r>
-              <w:t>V2d: max positions in any single sector per day</w:t>
+              <w:t>MIN_PRICE</w:t>
+            </w:r>
+          </w:p>
+        </w:tc>
+        <w:tc>
+          <w:tcPr>
+            <w:tcW w:type="dxa" w:w="2880"/>
+          </w:tcPr>
+          <w:p>
+            <w:r>
+              <w:t>$5.00</w:t>
+            </w:r>
+          </w:p>
+        </w:tc>
+        <w:tc>
+          <w:tcPr>
+            <w:tcW w:type="dxa" w:w="2880"/>
+          </w:tcPr>
+          <w:p>
+            <w:r>
+              <w:t>Minimum stock price (filters out penny stocks)</w:t>
             </w:r>
           </w:p>
         </w:tc>
@@ -5607,27 +5658,27 @@
           </w:tcPr>
           <w:p>
             <w:r>
-              <w:t>DAILY_LOSS_LIMIT</w:t>
-            </w:r>
-          </w:p>
-        </w:tc>
-        <w:tc>
-          <w:tcPr>
-            <w:tcW w:type="dxa" w:w="2880"/>
-          </w:tcPr>
-          <w:p>
-            <w:r>
-              <w:t>-$300</w:t>
-            </w:r>
-          </w:p>
-        </w:tc>
-        <w:tc>
-          <w:tcPr>
-            <w:tcW w:type="dxa" w:w="2880"/>
-          </w:tcPr>
-          <w:p>
-            <w:r>
-              <w:t>V5: stop opening new trades if today's realized P&amp;L drops below this</w:t>
+              <w:t>MAX_PER_SECTOR</w:t>
+            </w:r>
+          </w:p>
+        </w:tc>
+        <w:tc>
+          <w:tcPr>
+            <w:tcW w:type="dxa" w:w="2880"/>
+          </w:tcPr>
+          <w:p>
+            <w:r>
+              <w:t>3</w:t>
+            </w:r>
+          </w:p>
+        </w:tc>
+        <w:tc>
+          <w:tcPr>
+            <w:tcW w:type="dxa" w:w="2880"/>
+          </w:tcPr>
+          <w:p>
+            <w:r>
+              <w:t>V2d: max positions in any single sector per day</w:t>
             </w:r>
           </w:p>
         </w:tc>
@@ -5639,6 +5690,38 @@
           </w:tcPr>
           <w:p>
             <w:r>
+              <w:t>DAILY_LOSS_LIMIT</w:t>
+            </w:r>
+          </w:p>
+        </w:tc>
+        <w:tc>
+          <w:tcPr>
+            <w:tcW w:type="dxa" w:w="2880"/>
+          </w:tcPr>
+          <w:p>
+            <w:r>
+              <w:t>-$300</w:t>
+            </w:r>
+          </w:p>
+        </w:tc>
+        <w:tc>
+          <w:tcPr>
+            <w:tcW w:type="dxa" w:w="2880"/>
+          </w:tcPr>
+          <w:p>
+            <w:r>
+              <w:t>V5: stop opening new trades if today's realized P&amp;L drops below this</w:t>
+            </w:r>
+          </w:p>
+        </w:tc>
+      </w:tr>
+      <w:tr>
+        <w:tc>
+          <w:tcPr>
+            <w:tcW w:type="dxa" w:w="2880"/>
+          </w:tcPr>
+          <w:p>
+            <w:r>
               <w:t>PRICE_SANITY_PCT</w:t>
             </w:r>
           </w:p>
@@ -5660,6 +5743,38 @@
           <w:p>
             <w:r>
               <w:t>V5: reject trade if entry price is more than 5% from current market price</w:t>
+            </w:r>
+          </w:p>
+        </w:tc>
+      </w:tr>
+      <w:tr>
+        <w:tc>
+          <w:tcPr>
+            <w:tcW w:type="dxa" w:w="2880"/>
+          </w:tcPr>
+          <w:p>
+            <w:r>
+              <w:t>DAILY_LOCK_IN_TARGET</w:t>
+            </w:r>
+          </w:p>
+        </w:tc>
+        <w:tc>
+          <w:tcPr>
+            <w:tcW w:type="dxa" w:w="2880"/>
+          </w:tcPr>
+          <w:p>
+            <w:r>
+              <w:t>$716</w:t>
+            </w:r>
+          </w:p>
+        </w:tc>
+        <w:tc>
+          <w:tcPr>
+            <w:tcW w:type="dxa" w:w="2880"/>
+          </w:tcPr>
+          <w:p>
+            <w:r>
+              <w:t>V5: close all open positions and lock in gains once today's realized P&amp;L hits this threshold — set to 30-day backtest average daily P&amp;L; raise as capital compounds</w:t>
             </w:r>
           </w:p>
         </w:tc>
@@ -6407,7 +6522,7 @@
         <w:ind w:left="360"/>
       </w:pPr>
       <w:r>
-        <w:t>VIX tiered gate: ^VIX from yfinance. VIX &gt;45 → 2 pos; VIX 30–45 → 3 pos; VIX 25–30 → 5 pos; VIX 20–25 → 10 pos; VIX &lt;20 → 15 pos. No hard skip — always trades with reduced positions at high VIX.</w:t>
+        <w:t>VIX tiered gate: ^VIX from yfinance. VIX &gt;45 → 2 pos; VIX 30–45 → 3 pos; VIX 25–30 → 5 pos; VIX 20–25 → 10 pos; VIX &lt;20 → 15 pos. No hard skip on VIX alone — futures gate handles genuine crash days.</w:t>
       </w:r>
     </w:p>
     <w:p>
@@ -6416,7 +6531,7 @@
         <w:ind w:left="360"/>
       </w:pPr>
       <w:r>
-        <w:t>Futures gate: ES=F, NQ=F, YM=F. Skip if average down &gt;1.5% (strong pre-market sell-off). Caution if down &gt;0.5%, bullish bias if up &gt;0.5%.</w:t>
+        <w:t>Futures gate (tiered — two separate thresholds): ES=F, NQ=F, YM=F average change. Below -1.5% → SKIP entire day (strong pre-market sell-off, no trades at all). Between -0.5% and -1.5% → CAUTION, reduce to 8 positions max, futures_bias=BEARISH. Above +0.5% → BULLISH bias. These are distinct tiers, not contradictory: caution band still trades (with fewer positions), hard skip fires only on a genuine crash.</w:t>
       </w:r>
     </w:p>
     <w:p>
@@ -6967,27 +7082,27 @@
           </w:tcPr>
           <w:p>
             <w:r>
-              <w:t>Capital check</w:t>
-            </w:r>
-          </w:p>
-        </w:tc>
-        <w:tc>
-          <w:tcPr>
-            <w:tcW w:type="dxa" w:w="2880"/>
-          </w:tcPr>
-          <w:p>
-            <w:r>
-              <w:t>Alpaca broker only: rejects if Alpaca buying_power &lt; position_size before order submission</w:t>
-            </w:r>
-          </w:p>
-        </w:tc>
-        <w:tc>
-          <w:tcPr>
-            <w:tcW w:type="dxa" w:w="2880"/>
-          </w:tcPr>
-          <w:p>
-            <w:r>
-              <w:t>Calls alpaca_broker.get_buying_power()</w:t>
+              <w:t>Cumulative capital check</w:t>
+            </w:r>
+          </w:p>
+        </w:tc>
+        <w:tc>
+          <w:tcPr>
+            <w:tcW w:type="dxa" w:w="2880"/>
+          </w:tcPr>
+          <w:p>
+            <w:r>
+              <w:t>Tracks total committed capital across the full approved batch — rejects any trade that would push total deployed capital past available buying_power. Applies to both Alpaca and simulation modes. Prevents margin trading and over-deployment.</w:t>
+            </w:r>
+          </w:p>
+        </w:tc>
+        <w:tc>
+          <w:tcPr>
+            <w:tcW w:type="dxa" w:w="2880"/>
+          </w:tcPr>
+          <w:p>
+            <w:r>
+              <w:t>Calls alpaca_broker.get_buying_power() for Alpaca; uses TOTAL_CAPITAL for simulation</w:t>
             </w:r>
           </w:p>
         </w:tc>
@@ -8634,31 +8749,19 @@
           <w:tcPr>
             <w:tcW w:type="dxa" w:w="2880"/>
           </w:tcPr>
-          <w:p>
-            <w:r>
-              <w:t>1</w:t>
-            </w:r>
-          </w:p>
-        </w:tc>
-        <w:tc>
-          <w:tcPr>
-            <w:tcW w:type="dxa" w:w="2880"/>
-          </w:tcPr>
-          <w:p>
-            <w:r>
-              <w:t>Designed the architecture</w:t>
-            </w:r>
-          </w:p>
-        </w:tc>
-        <w:tc>
-          <w:tcPr>
-            <w:tcW w:type="dxa" w:w="2880"/>
-          </w:tcPr>
-          <w:p>
-            <w:r>
-              <w:t>Multi-agent pipeline — scanner → strategy → risk → portfolio</w:t>
-            </w:r>
-          </w:p>
+          <w:p/>
+        </w:tc>
+        <w:tc>
+          <w:tcPr>
+            <w:tcW w:type="dxa" w:w="2880"/>
+          </w:tcPr>
+          <w:p/>
+        </w:tc>
+        <w:tc>
+          <w:tcPr>
+            <w:tcW w:type="dxa" w:w="2880"/>
+          </w:tcPr>
+          <w:p/>
         </w:tc>
       </w:tr>
       <w:tr>
@@ -8668,27 +8771,27 @@
           </w:tcPr>
           <w:p>
             <w:r>
-              <w:t>2</w:t>
-            </w:r>
-          </w:p>
-        </w:tc>
-        <w:tc>
-          <w:tcPr>
-            <w:tcW w:type="dxa" w:w="2880"/>
-          </w:tcPr>
-          <w:p>
-            <w:r>
-              <w:t>Built the market scanner</w:t>
-            </w:r>
-          </w:p>
-        </w:tc>
-        <w:tc>
-          <w:tcPr>
-            <w:tcW w:type="dxa" w:w="2880"/>
-          </w:tcPr>
-          <w:p>
-            <w:r>
-              <w:t>yfinance + ta library, scoring 60+ tickers initially</w:t>
+              <w:t>1</w:t>
+            </w:r>
+          </w:p>
+        </w:tc>
+        <w:tc>
+          <w:tcPr>
+            <w:tcW w:type="dxa" w:w="2880"/>
+          </w:tcPr>
+          <w:p>
+            <w:r>
+              <w:t>Designed the architecture</w:t>
+            </w:r>
+          </w:p>
+        </w:tc>
+        <w:tc>
+          <w:tcPr>
+            <w:tcW w:type="dxa" w:w="2880"/>
+          </w:tcPr>
+          <w:p>
+            <w:r>
+              <w:t>Multi-agent pipeline — scanner → strategy → risk → portfolio</w:t>
             </w:r>
           </w:p>
         </w:tc>
@@ -8700,27 +8803,27 @@
           </w:tcPr>
           <w:p>
             <w:r>
-              <w:t>3</w:t>
-            </w:r>
-          </w:p>
-        </w:tc>
-        <w:tc>
-          <w:tcPr>
-            <w:tcW w:type="dxa" w:w="2880"/>
-          </w:tcPr>
-          <w:p>
-            <w:r>
-              <w:t>Built the strategy agent</w:t>
-            </w:r>
-          </w:p>
-        </w:tc>
-        <w:tc>
-          <w:tcPr>
-            <w:tcW w:type="dxa" w:w="2880"/>
-          </w:tcPr>
-          <w:p>
-            <w:r>
-              <w:t>Claude selects trades with entry/target/stop/reasoning</w:t>
+              <w:t>2</w:t>
+            </w:r>
+          </w:p>
+        </w:tc>
+        <w:tc>
+          <w:tcPr>
+            <w:tcW w:type="dxa" w:w="2880"/>
+          </w:tcPr>
+          <w:p>
+            <w:r>
+              <w:t>Built the market scanner</w:t>
+            </w:r>
+          </w:p>
+        </w:tc>
+        <w:tc>
+          <w:tcPr>
+            <w:tcW w:type="dxa" w:w="2880"/>
+          </w:tcPr>
+          <w:p>
+            <w:r>
+              <w:t>yfinance + ta library, scoring 60+ tickers initially</w:t>
             </w:r>
           </w:p>
         </w:tc>
@@ -8732,27 +8835,27 @@
           </w:tcPr>
           <w:p>
             <w:r>
-              <w:t>4</w:t>
-            </w:r>
-          </w:p>
-        </w:tc>
-        <w:tc>
-          <w:tcPr>
-            <w:tcW w:type="dxa" w:w="2880"/>
-          </w:tcPr>
-          <w:p>
-            <w:r>
-              <w:t>Built the risk agent</w:t>
-            </w:r>
-          </w:p>
-        </w:tc>
-        <w:tc>
-          <w:tcPr>
-            <w:tcW w:type="dxa" w:w="2880"/>
-          </w:tcPr>
-          <w:p>
-            <w:r>
-              <w:t>Claude validates every trade against hard risk rules</w:t>
+              <w:t>3</w:t>
+            </w:r>
+          </w:p>
+        </w:tc>
+        <w:tc>
+          <w:tcPr>
+            <w:tcW w:type="dxa" w:w="2880"/>
+          </w:tcPr>
+          <w:p>
+            <w:r>
+              <w:t>Built the strategy agent</w:t>
+            </w:r>
+          </w:p>
+        </w:tc>
+        <w:tc>
+          <w:tcPr>
+            <w:tcW w:type="dxa" w:w="2880"/>
+          </w:tcPr>
+          <w:p>
+            <w:r>
+              <w:t>Claude selects trades with entry/target/stop/reasoning</w:t>
             </w:r>
           </w:p>
         </w:tc>
@@ -8764,27 +8867,27 @@
           </w:tcPr>
           <w:p>
             <w:r>
-              <w:t>5</w:t>
-            </w:r>
-          </w:p>
-        </w:tc>
-        <w:tc>
-          <w:tcPr>
-            <w:tcW w:type="dxa" w:w="2880"/>
-          </w:tcPr>
-          <w:p>
-            <w:r>
-              <w:t>Built the portfolio agent</w:t>
-            </w:r>
-          </w:p>
-        </w:tc>
-        <w:tc>
-          <w:tcPr>
-            <w:tcW w:type="dxa" w:w="2880"/>
-          </w:tcPr>
-          <w:p>
-            <w:r>
-              <w:t>Opens and tracks simulated positions in Supabase</w:t>
+              <w:t>4</w:t>
+            </w:r>
+          </w:p>
+        </w:tc>
+        <w:tc>
+          <w:tcPr>
+            <w:tcW w:type="dxa" w:w="2880"/>
+          </w:tcPr>
+          <w:p>
+            <w:r>
+              <w:t>Built the risk agent</w:t>
+            </w:r>
+          </w:p>
+        </w:tc>
+        <w:tc>
+          <w:tcPr>
+            <w:tcW w:type="dxa" w:w="2880"/>
+          </w:tcPr>
+          <w:p>
+            <w:r>
+              <w:t>Claude validates every trade against hard risk rules</w:t>
             </w:r>
           </w:p>
         </w:tc>
@@ -8796,27 +8899,27 @@
           </w:tcPr>
           <w:p>
             <w:r>
-              <w:t>6</w:t>
-            </w:r>
-          </w:p>
-        </w:tc>
-        <w:tc>
-          <w:tcPr>
-            <w:tcW w:type="dxa" w:w="2880"/>
-          </w:tcPr>
-          <w:p>
-            <w:r>
-              <w:t>Built the intraday agent</w:t>
-            </w:r>
-          </w:p>
-        </w:tc>
-        <w:tc>
-          <w:tcPr>
-            <w:tcW w:type="dxa" w:w="2880"/>
-          </w:tcPr>
-          <w:p>
-            <w:r>
-              <w:t>Monitors positions every 30 min, closes on target/stop</w:t>
+              <w:t>5</w:t>
+            </w:r>
+          </w:p>
+        </w:tc>
+        <w:tc>
+          <w:tcPr>
+            <w:tcW w:type="dxa" w:w="2880"/>
+          </w:tcPr>
+          <w:p>
+            <w:r>
+              <w:t>Built the portfolio agent</w:t>
+            </w:r>
+          </w:p>
+        </w:tc>
+        <w:tc>
+          <w:tcPr>
+            <w:tcW w:type="dxa" w:w="2880"/>
+          </w:tcPr>
+          <w:p>
+            <w:r>
+              <w:t>Opens and tracks simulated positions in Supabase</w:t>
             </w:r>
           </w:p>
         </w:tc>
@@ -8828,27 +8931,27 @@
           </w:tcPr>
           <w:p>
             <w:r>
-              <w:t>7</w:t>
-            </w:r>
-          </w:p>
-        </w:tc>
-        <w:tc>
-          <w:tcPr>
-            <w:tcW w:type="dxa" w:w="2880"/>
-          </w:tcPr>
-          <w:p>
-            <w:r>
-              <w:t>Built the EOD agent</w:t>
-            </w:r>
-          </w:p>
-        </w:tc>
-        <w:tc>
-          <w:tcPr>
-            <w:tcW w:type="dxa" w:w="2880"/>
-          </w:tcPr>
-          <w:p>
-            <w:r>
-              <w:t>Calculates daily P&amp;L, updates portfolio capital</w:t>
+              <w:t>6</w:t>
+            </w:r>
+          </w:p>
+        </w:tc>
+        <w:tc>
+          <w:tcPr>
+            <w:tcW w:type="dxa" w:w="2880"/>
+          </w:tcPr>
+          <w:p>
+            <w:r>
+              <w:t>Built the intraday agent</w:t>
+            </w:r>
+          </w:p>
+        </w:tc>
+        <w:tc>
+          <w:tcPr>
+            <w:tcW w:type="dxa" w:w="2880"/>
+          </w:tcPr>
+          <w:p>
+            <w:r>
+              <w:t>Monitors positions every 30 min, closes on target/stop</w:t>
             </w:r>
           </w:p>
         </w:tc>
@@ -8860,27 +8963,27 @@
           </w:tcPr>
           <w:p>
             <w:r>
-              <w:t>8</w:t>
-            </w:r>
-          </w:p>
-        </w:tc>
-        <w:tc>
-          <w:tcPr>
-            <w:tcW w:type="dxa" w:w="2880"/>
-          </w:tcPr>
-          <w:p>
-            <w:r>
-              <w:t>Wrote the orchestrator</w:t>
-            </w:r>
-          </w:p>
-        </w:tc>
-        <w:tc>
-          <w:tcPr>
-            <w:tcW w:type="dxa" w:w="2880"/>
-          </w:tcPr>
-          <w:p>
-            <w:r>
-              <w:t>Chains all agents, callable with --mode flag</w:t>
+              <w:t>7</w:t>
+            </w:r>
+          </w:p>
+        </w:tc>
+        <w:tc>
+          <w:tcPr>
+            <w:tcW w:type="dxa" w:w="2880"/>
+          </w:tcPr>
+          <w:p>
+            <w:r>
+              <w:t>Built the EOD agent</w:t>
+            </w:r>
+          </w:p>
+        </w:tc>
+        <w:tc>
+          <w:tcPr>
+            <w:tcW w:type="dxa" w:w="2880"/>
+          </w:tcPr>
+          <w:p>
+            <w:r>
+              <w:t>Calculates daily P&amp;L, updates portfolio capital</w:t>
             </w:r>
           </w:p>
         </w:tc>
@@ -8892,27 +8995,27 @@
           </w:tcPr>
           <w:p>
             <w:r>
-              <w:t>9</w:t>
-            </w:r>
-          </w:p>
-        </w:tc>
-        <w:tc>
-          <w:tcPr>
-            <w:tcW w:type="dxa" w:w="2880"/>
-          </w:tcPr>
-          <w:p>
-            <w:r>
-              <w:t>Created the database schema</w:t>
-            </w:r>
-          </w:p>
-        </w:tc>
-        <w:tc>
-          <w:tcPr>
-            <w:tcW w:type="dxa" w:w="2880"/>
-          </w:tcPr>
-          <w:p>
-            <w:r>
-              <w:t>Five Supabase tables with proper indexes and constraints</w:t>
+              <w:t>8</w:t>
+            </w:r>
+          </w:p>
+        </w:tc>
+        <w:tc>
+          <w:tcPr>
+            <w:tcW w:type="dxa" w:w="2880"/>
+          </w:tcPr>
+          <w:p>
+            <w:r>
+              <w:t>Wrote the orchestrator</w:t>
+            </w:r>
+          </w:p>
+        </w:tc>
+        <w:tc>
+          <w:tcPr>
+            <w:tcW w:type="dxa" w:w="2880"/>
+          </w:tcPr>
+          <w:p>
+            <w:r>
+              <w:t>Chains all agents, callable with --mode flag</w:t>
             </w:r>
           </w:p>
         </w:tc>
@@ -8924,27 +9027,27 @@
           </w:tcPr>
           <w:p>
             <w:r>
-              <w:t>10</w:t>
-            </w:r>
-          </w:p>
-        </w:tc>
-        <w:tc>
-          <w:tcPr>
-            <w:tcW w:type="dxa" w:w="2880"/>
-          </w:tcPr>
-          <w:p>
-            <w:r>
-              <w:t>Set up GitHub Actions</w:t>
-            </w:r>
-          </w:p>
-        </w:tc>
-        <w:tc>
-          <w:tcPr>
-            <w:tcW w:type="dxa" w:w="2880"/>
-          </w:tcPr>
-          <w:p>
-            <w:r>
-              <w:t>Cron workflow running premarket/intraday/EOD on weekdays</w:t>
+              <w:t>9</w:t>
+            </w:r>
+          </w:p>
+        </w:tc>
+        <w:tc>
+          <w:tcPr>
+            <w:tcW w:type="dxa" w:w="2880"/>
+          </w:tcPr>
+          <w:p>
+            <w:r>
+              <w:t>Created the database schema</w:t>
+            </w:r>
+          </w:p>
+        </w:tc>
+        <w:tc>
+          <w:tcPr>
+            <w:tcW w:type="dxa" w:w="2880"/>
+          </w:tcPr>
+          <w:p>
+            <w:r>
+              <w:t>Five Supabase tables with proper indexes and constraints</w:t>
             </w:r>
           </w:p>
         </w:tc>
@@ -8956,27 +9059,27 @@
           </w:tcPr>
           <w:p>
             <w:r>
-              <w:t>11</w:t>
-            </w:r>
-          </w:p>
-        </w:tc>
-        <w:tc>
-          <w:tcPr>
-            <w:tcW w:type="dxa" w:w="2880"/>
-          </w:tcPr>
-          <w:p>
-            <w:r>
-              <w:t>Set up Git + GitHub (SSH)</w:t>
-            </w:r>
-          </w:p>
-        </w:tc>
-        <w:tc>
-          <w:tcPr>
-            <w:tcW w:type="dxa" w:w="2880"/>
-          </w:tcPr>
-          <w:p>
-            <w:r>
-              <w:t>Generated SSH key, added to GitHub, switched remote to SSH</w:t>
+              <w:t>10</w:t>
+            </w:r>
+          </w:p>
+        </w:tc>
+        <w:tc>
+          <w:tcPr>
+            <w:tcW w:type="dxa" w:w="2880"/>
+          </w:tcPr>
+          <w:p>
+            <w:r>
+              <w:t>Set up GitHub Actions</w:t>
+            </w:r>
+          </w:p>
+        </w:tc>
+        <w:tc>
+          <w:tcPr>
+            <w:tcW w:type="dxa" w:w="2880"/>
+          </w:tcPr>
+          <w:p>
+            <w:r>
+              <w:t>Cron workflow running premarket/intraday/EOD on weekdays</w:t>
             </w:r>
           </w:p>
         </w:tc>
@@ -8988,27 +9091,27 @@
           </w:tcPr>
           <w:p>
             <w:r>
-              <w:t>12</w:t>
-            </w:r>
-          </w:p>
-        </w:tc>
-        <w:tc>
-          <w:tcPr>
-            <w:tcW w:type="dxa" w:w="2880"/>
-          </w:tcPr>
-          <w:p>
-            <w:r>
-              <w:t>Set up Supabase</w:t>
-            </w:r>
-          </w:p>
-        </w:tc>
-        <w:tc>
-          <w:tcPr>
-            <w:tcW w:type="dxa" w:w="2880"/>
-          </w:tcPr>
-          <w:p>
-            <w:r>
-              <w:t>Created project, ran schema.sql, obtained URL and service role key</w:t>
+              <w:t>11</w:t>
+            </w:r>
+          </w:p>
+        </w:tc>
+        <w:tc>
+          <w:tcPr>
+            <w:tcW w:type="dxa" w:w="2880"/>
+          </w:tcPr>
+          <w:p>
+            <w:r>
+              <w:t>Set up Git + GitHub (SSH)</w:t>
+            </w:r>
+          </w:p>
+        </w:tc>
+        <w:tc>
+          <w:tcPr>
+            <w:tcW w:type="dxa" w:w="2880"/>
+          </w:tcPr>
+          <w:p>
+            <w:r>
+              <w:t>Generated SSH key, added to GitHub, switched remote to SSH</w:t>
             </w:r>
           </w:p>
         </w:tc>
@@ -9020,27 +9123,27 @@
           </w:tcPr>
           <w:p>
             <w:r>
-              <w:t>13</w:t>
-            </w:r>
-          </w:p>
-        </w:tc>
-        <w:tc>
-          <w:tcPr>
-            <w:tcW w:type="dxa" w:w="2880"/>
-          </w:tcPr>
-          <w:p>
-            <w:r>
-              <w:t>Set GitHub Secrets</w:t>
-            </w:r>
-          </w:p>
-        </w:tc>
-        <w:tc>
-          <w:tcPr>
-            <w:tcW w:type="dxa" w:w="2880"/>
-          </w:tcPr>
-          <w:p>
-            <w:r>
-              <w:t>Added API keys to repo secrets for runtime injection</w:t>
+              <w:t>12</w:t>
+            </w:r>
+          </w:p>
+        </w:tc>
+        <w:tc>
+          <w:tcPr>
+            <w:tcW w:type="dxa" w:w="2880"/>
+          </w:tcPr>
+          <w:p>
+            <w:r>
+              <w:t>Set up Supabase</w:t>
+            </w:r>
+          </w:p>
+        </w:tc>
+        <w:tc>
+          <w:tcPr>
+            <w:tcW w:type="dxa" w:w="2880"/>
+          </w:tcPr>
+          <w:p>
+            <w:r>
+              <w:t>Created project, ran schema.sql, obtained URL and service role key</w:t>
             </w:r>
           </w:p>
         </w:tc>
@@ -9052,27 +9155,27 @@
           </w:tcPr>
           <w:p>
             <w:r>
-              <w:t>14</w:t>
-            </w:r>
-          </w:p>
-        </w:tc>
-        <w:tc>
-          <w:tcPr>
-            <w:tcW w:type="dxa" w:w="2880"/>
-          </w:tcPr>
-          <w:p>
-            <w:r>
-              <w:t>End-to-end test</w:t>
-            </w:r>
-          </w:p>
-        </w:tc>
-        <w:tc>
-          <w:tcPr>
-            <w:tcW w:type="dxa" w:w="2880"/>
-          </w:tcPr>
-          <w:p>
-            <w:r>
-              <w:t>Manual premarket run via GitHub Actions — confirmed full pipeline working</w:t>
+              <w:t>13</w:t>
+            </w:r>
+          </w:p>
+        </w:tc>
+        <w:tc>
+          <w:tcPr>
+            <w:tcW w:type="dxa" w:w="2880"/>
+          </w:tcPr>
+          <w:p>
+            <w:r>
+              <w:t>Set GitHub Secrets</w:t>
+            </w:r>
+          </w:p>
+        </w:tc>
+        <w:tc>
+          <w:tcPr>
+            <w:tcW w:type="dxa" w:w="2880"/>
+          </w:tcPr>
+          <w:p>
+            <w:r>
+              <w:t>Added API keys to repo secrets for runtime injection</w:t>
             </w:r>
           </w:p>
         </w:tc>
@@ -9084,27 +9187,27 @@
           </w:tcPr>
           <w:p>
             <w:r>
-              <w:t>15</w:t>
-            </w:r>
-          </w:p>
-        </w:tc>
-        <w:tc>
-          <w:tcPr>
-            <w:tcW w:type="dxa" w:w="2880"/>
-          </w:tcPr>
-          <w:p>
-            <w:r>
-              <w:t>Built the Streamlit dashboard</w:t>
-            </w:r>
-          </w:p>
-        </w:tc>
-        <w:tc>
-          <w:tcPr>
-            <w:tcW w:type="dxa" w:w="2880"/>
-          </w:tcPr>
-          <w:p>
-            <w:r>
-              <w:t>4-tab app with Today, Positions, Performance, Scan Log</w:t>
+              <w:t>14</w:t>
+            </w:r>
+          </w:p>
+        </w:tc>
+        <w:tc>
+          <w:tcPr>
+            <w:tcW w:type="dxa" w:w="2880"/>
+          </w:tcPr>
+          <w:p>
+            <w:r>
+              <w:t>End-to-end test</w:t>
+            </w:r>
+          </w:p>
+        </w:tc>
+        <w:tc>
+          <w:tcPr>
+            <w:tcW w:type="dxa" w:w="2880"/>
+          </w:tcPr>
+          <w:p>
+            <w:r>
+              <w:t>Manual premarket run via GitHub Actions — confirmed full pipeline working</w:t>
             </w:r>
           </w:p>
         </w:tc>
@@ -9116,27 +9219,27 @@
           </w:tcPr>
           <w:p>
             <w:r>
-              <w:t>16</w:t>
-            </w:r>
-          </w:p>
-        </w:tc>
-        <w:tc>
-          <w:tcPr>
-            <w:tcW w:type="dxa" w:w="2880"/>
-          </w:tcPr>
-          <w:p>
-            <w:r>
-              <w:t>Deployed to Streamlit Cloud</w:t>
-            </w:r>
-          </w:p>
-        </w:tc>
-        <w:tc>
-          <w:tcPr>
-            <w:tcW w:type="dxa" w:w="2880"/>
-          </w:tcPr>
-          <w:p>
-            <w:r>
-              <w:t>Connected repo, set secrets in TOML format, got public URL</w:t>
+              <w:t>15</w:t>
+            </w:r>
+          </w:p>
+        </w:tc>
+        <w:tc>
+          <w:tcPr>
+            <w:tcW w:type="dxa" w:w="2880"/>
+          </w:tcPr>
+          <w:p>
+            <w:r>
+              <w:t>Built the Streamlit dashboard</w:t>
+            </w:r>
+          </w:p>
+        </w:tc>
+        <w:tc>
+          <w:tcPr>
+            <w:tcW w:type="dxa" w:w="2880"/>
+          </w:tcPr>
+          <w:p>
+            <w:r>
+              <w:t>4-tab app with Today, Positions, Performance, Scan Log</w:t>
             </w:r>
           </w:p>
         </w:tc>
@@ -9148,27 +9251,27 @@
           </w:tcPr>
           <w:p>
             <w:r>
-              <w:t>17</w:t>
-            </w:r>
-          </w:p>
-        </w:tc>
-        <w:tc>
-          <w:tcPr>
-            <w:tcW w:type="dxa" w:w="2880"/>
-          </w:tcPr>
-          <w:p>
-            <w:r>
-              <w:t>Added password protection</w:t>
-            </w:r>
-          </w:p>
-        </w:tc>
-        <w:tc>
-          <w:tcPr>
-            <w:tcW w:type="dxa" w:w="2880"/>
-          </w:tcPr>
-          <w:p>
-            <w:r>
-              <w:t>Login screen added — only authorized users can view data</w:t>
+              <w:t>16</w:t>
+            </w:r>
+          </w:p>
+        </w:tc>
+        <w:tc>
+          <w:tcPr>
+            <w:tcW w:type="dxa" w:w="2880"/>
+          </w:tcPr>
+          <w:p>
+            <w:r>
+              <w:t>Deployed to Streamlit Cloud</w:t>
+            </w:r>
+          </w:p>
+        </w:tc>
+        <w:tc>
+          <w:tcPr>
+            <w:tcW w:type="dxa" w:w="2880"/>
+          </w:tcPr>
+          <w:p>
+            <w:r>
+              <w:t>Connected repo, set secrets in TOML format, got public URL</w:t>
             </w:r>
           </w:p>
         </w:tc>
@@ -9180,27 +9283,27 @@
           </w:tcPr>
           <w:p>
             <w:r>
-              <w:t>18</w:t>
-            </w:r>
-          </w:p>
-        </w:tc>
-        <w:tc>
-          <w:tcPr>
-            <w:tcW w:type="dxa" w:w="2880"/>
-          </w:tcPr>
-          <w:p>
-            <w:r>
-              <w:t>Built backtest.py</w:t>
-            </w:r>
-          </w:p>
-        </w:tc>
-        <w:tc>
-          <w:tcPr>
-            <w:tcW w:type="dxa" w:w="2880"/>
-          </w:tcPr>
-          <w:p>
-            <w:r>
-              <w:t>30-day historical replay with real yfinance data, no Claude API</w:t>
+              <w:t>17</w:t>
+            </w:r>
+          </w:p>
+        </w:tc>
+        <w:tc>
+          <w:tcPr>
+            <w:tcW w:type="dxa" w:w="2880"/>
+          </w:tcPr>
+          <w:p>
+            <w:r>
+              <w:t>Added password protection</w:t>
+            </w:r>
+          </w:p>
+        </w:tc>
+        <w:tc>
+          <w:tcPr>
+            <w:tcW w:type="dxa" w:w="2880"/>
+          </w:tcPr>
+          <w:p>
+            <w:r>
+              <w:t>Login screen added — only authorized users can view data</w:t>
             </w:r>
           </w:p>
         </w:tc>
@@ -9212,27 +9315,27 @@
           </w:tcPr>
           <w:p>
             <w:r>
-              <w:t>19</w:t>
-            </w:r>
-          </w:p>
-        </w:tc>
-        <w:tc>
-          <w:tcPr>
-            <w:tcW w:type="dxa" w:w="2880"/>
-          </w:tcPr>
-          <w:p>
-            <w:r>
-              <w:t>Expanded universe to 430+ tickers</w:t>
-            </w:r>
-          </w:p>
-        </w:tc>
-        <w:tc>
-          <w:tcPr>
-            <w:tcW w:type="dxa" w:w="2880"/>
-          </w:tcPr>
-          <w:p>
-            <w:r>
-              <w:t>Removed drags based on backtest, added momentum names</w:t>
+              <w:t>18</w:t>
+            </w:r>
+          </w:p>
+        </w:tc>
+        <w:tc>
+          <w:tcPr>
+            <w:tcW w:type="dxa" w:w="2880"/>
+          </w:tcPr>
+          <w:p>
+            <w:r>
+              <w:t>Built backtest.py</w:t>
+            </w:r>
+          </w:p>
+        </w:tc>
+        <w:tc>
+          <w:tcPr>
+            <w:tcW w:type="dxa" w:w="2880"/>
+          </w:tcPr>
+          <w:p>
+            <w:r>
+              <w:t>30-day historical replay with real yfinance data, no Claude API</w:t>
             </w:r>
           </w:p>
         </w:tc>
@@ -9244,27 +9347,27 @@
           </w:tcPr>
           <w:p>
             <w:r>
-              <w:t>20</w:t>
-            </w:r>
-          </w:p>
-        </w:tc>
-        <w:tc>
-          <w:tcPr>
-            <w:tcW w:type="dxa" w:w="2880"/>
-          </w:tcPr>
-          <w:p>
-            <w:r>
-              <w:t>Tuned to 3% target, 15 positions, 3:1 R:R</w:t>
-            </w:r>
-          </w:p>
-        </w:tc>
-        <w:tc>
-          <w:tcPr>
-            <w:tcW w:type="dxa" w:w="2880"/>
-          </w:tcPr>
-          <w:p>
-            <w:r>
-              <w:t>Backtest showed $750/day avg at B grade (93% win days)</w:t>
+              <w:t>19</w:t>
+            </w:r>
+          </w:p>
+        </w:tc>
+        <w:tc>
+          <w:tcPr>
+            <w:tcW w:type="dxa" w:w="2880"/>
+          </w:tcPr>
+          <w:p>
+            <w:r>
+              <w:t>Expanded universe to 430+ tickers</w:t>
+            </w:r>
+          </w:p>
+        </w:tc>
+        <w:tc>
+          <w:tcPr>
+            <w:tcW w:type="dxa" w:w="2880"/>
+          </w:tcPr>
+          <w:p>
+            <w:r>
+              <w:t>Removed drags based on backtest, added momentum names</w:t>
             </w:r>
           </w:p>
         </w:tc>
@@ -9276,27 +9379,27 @@
           </w:tcPr>
           <w:p>
             <w:r>
-              <w:t>21</w:t>
-            </w:r>
-          </w:p>
-        </w:tc>
-        <w:tc>
-          <w:tcPr>
-            <w:tcW w:type="dxa" w:w="2880"/>
-          </w:tcPr>
-          <w:p>
-            <w:r>
-              <w:t>Built eval.py</w:t>
-            </w:r>
-          </w:p>
-        </w:tc>
-        <w:tc>
-          <w:tcPr>
-            <w:tcW w:type="dxa" w:w="2880"/>
-          </w:tcPr>
-          <w:p>
-            <w:r>
-              <w:t>Weekly grading script: A/B/C/D based on P&amp;L, win rate, reward:risk</w:t>
+              <w:t>20</w:t>
+            </w:r>
+          </w:p>
+        </w:tc>
+        <w:tc>
+          <w:tcPr>
+            <w:tcW w:type="dxa" w:w="2880"/>
+          </w:tcPr>
+          <w:p>
+            <w:r>
+              <w:t>Tuned to 3% target, 15 positions, 3:1 R:R</w:t>
+            </w:r>
+          </w:p>
+        </w:tc>
+        <w:tc>
+          <w:tcPr>
+            <w:tcW w:type="dxa" w:w="2880"/>
+          </w:tcPr>
+          <w:p>
+            <w:r>
+              <w:t>Backtest showed $750/day avg at B grade (93% win days)</w:t>
             </w:r>
           </w:p>
         </w:tc>
@@ -9308,27 +9411,27 @@
           </w:tcPr>
           <w:p>
             <w:r>
-              <w:t>22</w:t>
-            </w:r>
-          </w:p>
-        </w:tc>
-        <w:tc>
-          <w:tcPr>
-            <w:tcW w:type="dxa" w:w="2880"/>
-          </w:tcPr>
-          <w:p>
-            <w:r>
-              <w:t>Built V2a — Market Context Agent</w:t>
-            </w:r>
-          </w:p>
-        </w:tc>
-        <w:tc>
-          <w:tcPr>
-            <w:tcW w:type="dxa" w:w="2880"/>
-          </w:tcPr>
-          <w:p>
-            <w:r>
-              <w:t>VIX gate + futures signal + international markets</w:t>
+              <w:t>21</w:t>
+            </w:r>
+          </w:p>
+        </w:tc>
+        <w:tc>
+          <w:tcPr>
+            <w:tcW w:type="dxa" w:w="2880"/>
+          </w:tcPr>
+          <w:p>
+            <w:r>
+              <w:t>Built eval.py</w:t>
+            </w:r>
+          </w:p>
+        </w:tc>
+        <w:tc>
+          <w:tcPr>
+            <w:tcW w:type="dxa" w:w="2880"/>
+          </w:tcPr>
+          <w:p>
+            <w:r>
+              <w:t>Weekly grading script: A/B/C/D based on P&amp;L, win rate, reward:risk</w:t>
             </w:r>
           </w:p>
         </w:tc>
@@ -9340,27 +9443,27 @@
           </w:tcPr>
           <w:p>
             <w:r>
-              <w:t>23</w:t>
-            </w:r>
-          </w:p>
-        </w:tc>
-        <w:tc>
-          <w:tcPr>
-            <w:tcW w:type="dxa" w:w="2880"/>
-          </w:tcPr>
-          <w:p>
-            <w:r>
-              <w:t>Built V2b — News Intelligence Agent</w:t>
-            </w:r>
-          </w:p>
-        </w:tc>
-        <w:tc>
-          <w:tcPr>
-            <w:tcW w:type="dxa" w:w="2880"/>
-          </w:tcPr>
-          <w:p>
-            <w:r>
-              <w:t>Earnings blackout + news headlines context for Claude</w:t>
+              <w:t>22</w:t>
+            </w:r>
+          </w:p>
+        </w:tc>
+        <w:tc>
+          <w:tcPr>
+            <w:tcW w:type="dxa" w:w="2880"/>
+          </w:tcPr>
+          <w:p>
+            <w:r>
+              <w:t>Built V2a — Market Context Agent</w:t>
+            </w:r>
+          </w:p>
+        </w:tc>
+        <w:tc>
+          <w:tcPr>
+            <w:tcW w:type="dxa" w:w="2880"/>
+          </w:tcPr>
+          <w:p>
+            <w:r>
+              <w:t>VIX gate + futures signal + international markets</w:t>
             </w:r>
           </w:p>
         </w:tc>
@@ -9372,27 +9475,27 @@
           </w:tcPr>
           <w:p>
             <w:r>
-              <w:t>24</w:t>
-            </w:r>
-          </w:p>
-        </w:tc>
-        <w:tc>
-          <w:tcPr>
-            <w:tcW w:type="dxa" w:w="2880"/>
-          </w:tcPr>
-          <w:p>
-            <w:r>
-              <w:t>Redesigned dashboard to workflow view</w:t>
-            </w:r>
-          </w:p>
-        </w:tc>
-        <w:tc>
-          <w:tcPr>
-            <w:tcW w:type="dxa" w:w="2880"/>
-          </w:tcPr>
-          <w:p>
-            <w:r>
-              <w:t>Today tab shows all 4 steps: market → scan → plan → positions</w:t>
+              <w:t>23</w:t>
+            </w:r>
+          </w:p>
+        </w:tc>
+        <w:tc>
+          <w:tcPr>
+            <w:tcW w:type="dxa" w:w="2880"/>
+          </w:tcPr>
+          <w:p>
+            <w:r>
+              <w:t>Built V2b — News Intelligence Agent</w:t>
+            </w:r>
+          </w:p>
+        </w:tc>
+        <w:tc>
+          <w:tcPr>
+            <w:tcW w:type="dxa" w:w="2880"/>
+          </w:tcPr>
+          <w:p>
+            <w:r>
+              <w:t>Earnings blackout + news headlines context for Claude</w:t>
             </w:r>
           </w:p>
         </w:tc>
@@ -9404,27 +9507,27 @@
           </w:tcPr>
           <w:p>
             <w:r>
-              <w:t>25</w:t>
-            </w:r>
-          </w:p>
-        </w:tc>
-        <w:tc>
-          <w:tcPr>
-            <w:tcW w:type="dxa" w:w="2880"/>
-          </w:tcPr>
-          <w:p>
-            <w:r>
-              <w:t>Built V2c — Fear &amp; Greed + economic calendar</w:t>
-            </w:r>
-          </w:p>
-        </w:tc>
-        <w:tc>
-          <w:tcPr>
-            <w:tcW w:type="dxa" w:w="2880"/>
-          </w:tcPr>
-          <w:p>
-            <w:r>
-              <w:t>alternative.me F&amp;G Index + FOMC/CPI/NFP hardcoded dates</w:t>
+              <w:t>24</w:t>
+            </w:r>
+          </w:p>
+        </w:tc>
+        <w:tc>
+          <w:tcPr>
+            <w:tcW w:type="dxa" w:w="2880"/>
+          </w:tcPr>
+          <w:p>
+            <w:r>
+              <w:t>Redesigned dashboard to workflow view</w:t>
+            </w:r>
+          </w:p>
+        </w:tc>
+        <w:tc>
+          <w:tcPr>
+            <w:tcW w:type="dxa" w:w="2880"/>
+          </w:tcPr>
+          <w:p>
+            <w:r>
+              <w:t>Today tab shows all 4 steps: market → scan → plan → positions</w:t>
             </w:r>
           </w:p>
         </w:tc>
@@ -9436,27 +9539,27 @@
           </w:tcPr>
           <w:p>
             <w:r>
-              <w:t>26</w:t>
-            </w:r>
-          </w:p>
-        </w:tc>
-        <w:tc>
-          <w:tcPr>
-            <w:tcW w:type="dxa" w:w="2880"/>
-          </w:tcPr>
-          <w:p>
-            <w:r>
-              <w:t>Tuned V2c to confirming signal (v2.3)</w:t>
-            </w:r>
-          </w:p>
-        </w:tc>
-        <w:tc>
-          <w:tcPr>
-            <w:tcW w:type="dxa" w:w="2880"/>
-          </w:tcPr>
-          <w:p>
-            <w:r>
-              <w:t>F&amp;G standalone gate was too aggressive — now requires VIX or futures confirmation</w:t>
+              <w:t>25</w:t>
+            </w:r>
+          </w:p>
+        </w:tc>
+        <w:tc>
+          <w:tcPr>
+            <w:tcW w:type="dxa" w:w="2880"/>
+          </w:tcPr>
+          <w:p>
+            <w:r>
+              <w:t>Built V2c — Fear &amp; Greed + economic calendar</w:t>
+            </w:r>
+          </w:p>
+        </w:tc>
+        <w:tc>
+          <w:tcPr>
+            <w:tcW w:type="dxa" w:w="2880"/>
+          </w:tcPr>
+          <w:p>
+            <w:r>
+              <w:t>alternative.me F&amp;G Index + FOMC/CPI/NFP hardcoded dates</w:t>
             </w:r>
           </w:p>
         </w:tc>
@@ -9468,27 +9571,27 @@
           </w:tcPr>
           <w:p>
             <w:r>
-              <w:t>27</w:t>
-            </w:r>
-          </w:p>
-        </w:tc>
-        <w:tc>
-          <w:tcPr>
-            <w:tcW w:type="dxa" w:w="2880"/>
-          </w:tcPr>
-          <w:p>
-            <w:r>
-              <w:t>Built V3a — Universe Refresh Agent</w:t>
-            </w:r>
-          </w:p>
-        </w:tc>
-        <w:tc>
-          <w:tcPr>
-            <w:tcW w:type="dxa" w:w="2880"/>
-          </w:tcPr>
-          <w:p>
-            <w:r>
-              <w:t>Weekly S&amp;P500+Nasdaq100 screener; 458 tickers saved to Supabase on first run</w:t>
+              <w:t>26</w:t>
+            </w:r>
+          </w:p>
+        </w:tc>
+        <w:tc>
+          <w:tcPr>
+            <w:tcW w:type="dxa" w:w="2880"/>
+          </w:tcPr>
+          <w:p>
+            <w:r>
+              <w:t>Tuned V2c to confirming signal (v2.3)</w:t>
+            </w:r>
+          </w:p>
+        </w:tc>
+        <w:tc>
+          <w:tcPr>
+            <w:tcW w:type="dxa" w:w="2880"/>
+          </w:tcPr>
+          <w:p>
+            <w:r>
+              <w:t>F&amp;G standalone gate was too aggressive — now requires VIX or futures confirmation</w:t>
             </w:r>
           </w:p>
         </w:tc>
@@ -9500,27 +9603,27 @@
           </w:tcPr>
           <w:p>
             <w:r>
-              <w:t>28</w:t>
-            </w:r>
-          </w:p>
-        </w:tc>
-        <w:tc>
-          <w:tcPr>
-            <w:tcW w:type="dxa" w:w="2880"/>
-          </w:tcPr>
-          <w:p>
-            <w:r>
-              <w:t>Added company names to dashboard tables</w:t>
-            </w:r>
-          </w:p>
-        </w:tc>
-        <w:tc>
-          <w:tcPr>
-            <w:tcW w:type="dxa" w:w="2880"/>
-          </w:tcPr>
-          <w:p>
-            <w:r>
-              <w:t>config/company_names.py static dict, company column in all ticker tables</w:t>
+              <w:t>27</w:t>
+            </w:r>
+          </w:p>
+        </w:tc>
+        <w:tc>
+          <w:tcPr>
+            <w:tcW w:type="dxa" w:w="2880"/>
+          </w:tcPr>
+          <w:p>
+            <w:r>
+              <w:t>Built V3a — Universe Refresh Agent</w:t>
+            </w:r>
+          </w:p>
+        </w:tc>
+        <w:tc>
+          <w:tcPr>
+            <w:tcW w:type="dxa" w:w="2880"/>
+          </w:tcPr>
+          <w:p>
+            <w:r>
+              <w:t>Weekly S&amp;P500+Nasdaq100 screener; 458 tickers saved to Supabase on first run</w:t>
             </w:r>
           </w:p>
         </w:tc>
@@ -9532,27 +9635,27 @@
           </w:tcPr>
           <w:p>
             <w:r>
-              <w:t>29</w:t>
-            </w:r>
-          </w:p>
-        </w:tc>
-        <w:tc>
-          <w:tcPr>
-            <w:tcW w:type="dxa" w:w="2880"/>
-          </w:tcPr>
-          <w:p>
-            <w:r>
-              <w:t>Generated documentation and PRD</w:t>
-            </w:r>
-          </w:p>
-        </w:tc>
-        <w:tc>
-          <w:tcPr>
-            <w:tcW w:type="dxa" w:w="2880"/>
-          </w:tcPr>
-          <w:p>
-            <w:r>
-              <w:t>Word documents updated to v3.0</w:t>
+              <w:t>28</w:t>
+            </w:r>
+          </w:p>
+        </w:tc>
+        <w:tc>
+          <w:tcPr>
+            <w:tcW w:type="dxa" w:w="2880"/>
+          </w:tcPr>
+          <w:p>
+            <w:r>
+              <w:t>Added company names to dashboard tables</w:t>
+            </w:r>
+          </w:p>
+        </w:tc>
+        <w:tc>
+          <w:tcPr>
+            <w:tcW w:type="dxa" w:w="2880"/>
+          </w:tcPr>
+          <w:p>
+            <w:r>
+              <w:t>config/company_names.py static dict, company column in all ticker tables</w:t>
             </w:r>
           </w:p>
         </w:tc>
@@ -9564,27 +9667,27 @@
           </w:tcPr>
           <w:p>
             <w:r>
-              <w:t>30</w:t>
-            </w:r>
-          </w:p>
-        </w:tc>
-        <w:tc>
-          <w:tcPr>
-            <w:tcW w:type="dxa" w:w="2880"/>
-          </w:tcPr>
-          <w:p>
-            <w:r>
-              <w:t>Built V2g — Alpaca broker</w:t>
-            </w:r>
-          </w:p>
-        </w:tc>
-        <w:tc>
-          <w:tcPr>
-            <w:tcW w:type="dxa" w:w="2880"/>
-          </w:tcPr>
-          <w:p>
-            <w:r>
-              <w:t>agents/alpaca_broker.py: bracket orders, position sync, fill price on close</w:t>
+              <w:t>29</w:t>
+            </w:r>
+          </w:p>
+        </w:tc>
+        <w:tc>
+          <w:tcPr>
+            <w:tcW w:type="dxa" w:w="2880"/>
+          </w:tcPr>
+          <w:p>
+            <w:r>
+              <w:t>Generated documentation and PRD</w:t>
+            </w:r>
+          </w:p>
+        </w:tc>
+        <w:tc>
+          <w:tcPr>
+            <w:tcW w:type="dxa" w:w="2880"/>
+          </w:tcPr>
+          <w:p>
+            <w:r>
+              <w:t>Word documents updated to v3.0</w:t>
             </w:r>
           </w:p>
         </w:tc>
@@ -9596,27 +9699,27 @@
           </w:tcPr>
           <w:p>
             <w:r>
-              <w:t>31</w:t>
-            </w:r>
-          </w:p>
-        </w:tc>
-        <w:tc>
-          <w:tcPr>
-            <w:tcW w:type="dxa" w:w="2880"/>
-          </w:tcPr>
-          <w:p>
-            <w:r>
-              <w:t>Updated portfolio.py with broker abstraction</w:t>
-            </w:r>
-          </w:p>
-        </w:tc>
-        <w:tc>
-          <w:tcPr>
-            <w:tcW w:type="dxa" w:w="2880"/>
-          </w:tcPr>
-          <w:p>
-            <w:r>
-              <w:t>simulation default, alpaca mode with order submission and sync</w:t>
+              <w:t>30</w:t>
+            </w:r>
+          </w:p>
+        </w:tc>
+        <w:tc>
+          <w:tcPr>
+            <w:tcW w:type="dxa" w:w="2880"/>
+          </w:tcPr>
+          <w:p>
+            <w:r>
+              <w:t>Built V2g — Alpaca broker</w:t>
+            </w:r>
+          </w:p>
+        </w:tc>
+        <w:tc>
+          <w:tcPr>
+            <w:tcW w:type="dxa" w:w="2880"/>
+          </w:tcPr>
+          <w:p>
+            <w:r>
+              <w:t>agents/alpaca_broker.py: bracket orders, position sync, fill price on close</w:t>
             </w:r>
           </w:p>
         </w:tc>
@@ -9628,27 +9731,27 @@
           </w:tcPr>
           <w:p>
             <w:r>
-              <w:t>32</w:t>
-            </w:r>
-          </w:p>
-        </w:tc>
-        <w:tc>
-          <w:tcPr>
-            <w:tcW w:type="dxa" w:w="2880"/>
-          </w:tcPr>
-          <w:p>
-            <w:r>
-              <w:t>Updated trading.yml with Alpaca secrets and --broker flag</w:t>
-            </w:r>
-          </w:p>
-        </w:tc>
-        <w:tc>
-          <w:tcPr>
-            <w:tcW w:type="dxa" w:w="2880"/>
-          </w:tcPr>
-          <w:p>
-            <w:r>
-              <w:t>default broker=alpaca for scheduled runs; manual dispatch has broker input option</w:t>
+              <w:t>31</w:t>
+            </w:r>
+          </w:p>
+        </w:tc>
+        <w:tc>
+          <w:tcPr>
+            <w:tcW w:type="dxa" w:w="2880"/>
+          </w:tcPr>
+          <w:p>
+            <w:r>
+              <w:t>Updated portfolio.py with broker abstraction</w:t>
+            </w:r>
+          </w:p>
+        </w:tc>
+        <w:tc>
+          <w:tcPr>
+            <w:tcW w:type="dxa" w:w="2880"/>
+          </w:tcPr>
+          <w:p>
+            <w:r>
+              <w:t>simulation default, alpaca mode with order submission and sync</w:t>
             </w:r>
           </w:p>
         </w:tc>
@@ -9660,27 +9763,27 @@
           </w:tcPr>
           <w:p>
             <w:r>
-              <w:t>33</w:t>
-            </w:r>
-          </w:p>
-        </w:tc>
-        <w:tc>
-          <w:tcPr>
-            <w:tcW w:type="dxa" w:w="2880"/>
-          </w:tcPr>
-          <w:p>
-            <w:r>
-              <w:t>Fixed risk agent floating point false rejects</w:t>
-            </w:r>
-          </w:p>
-        </w:tc>
-        <w:tc>
-          <w:tcPr>
-            <w:tcW w:type="dxa" w:w="2880"/>
-          </w:tcPr>
-          <w:p>
-            <w:r>
-              <w:t>stop loss and reward:risk comparison precision; 2dp display in rejection messages</w:t>
+              <w:t>32</w:t>
+            </w:r>
+          </w:p>
+        </w:tc>
+        <w:tc>
+          <w:tcPr>
+            <w:tcW w:type="dxa" w:w="2880"/>
+          </w:tcPr>
+          <w:p>
+            <w:r>
+              <w:t>Updated trading.yml with Alpaca secrets and --broker flag</w:t>
+            </w:r>
+          </w:p>
+        </w:tc>
+        <w:tc>
+          <w:tcPr>
+            <w:tcW w:type="dxa" w:w="2880"/>
+          </w:tcPr>
+          <w:p>
+            <w:r>
+              <w:t>default broker=alpaca for scheduled runs; manual dispatch has broker input option</w:t>
             </w:r>
           </w:p>
         </w:tc>
@@ -9692,27 +9795,27 @@
           </w:tcPr>
           <w:p>
             <w:r>
-              <w:t>34</w:t>
-            </w:r>
-          </w:p>
-        </w:tc>
-        <w:tc>
-          <w:tcPr>
-            <w:tcW w:type="dxa" w:w="2880"/>
-          </w:tcPr>
-          <w:p>
-            <w:r>
-              <w:t>Generated v4.0 documentation and architecture diagrams</w:t>
-            </w:r>
-          </w:p>
-        </w:tc>
-        <w:tc>
-          <w:tcPr>
-            <w:tcW w:type="dxa" w:w="2880"/>
-          </w:tcPr>
-          <w:p>
-            <w:r>
-              <w:t>Word docs updated to v4.0; two PNG architecture diagrams embedded</w:t>
+              <w:t>33</w:t>
+            </w:r>
+          </w:p>
+        </w:tc>
+        <w:tc>
+          <w:tcPr>
+            <w:tcW w:type="dxa" w:w="2880"/>
+          </w:tcPr>
+          <w:p>
+            <w:r>
+              <w:t>Fixed risk agent floating point false rejects</w:t>
+            </w:r>
+          </w:p>
+        </w:tc>
+        <w:tc>
+          <w:tcPr>
+            <w:tcW w:type="dxa" w:w="2880"/>
+          </w:tcPr>
+          <w:p>
+            <w:r>
+              <w:t>stop loss and reward:risk comparison precision; 2dp display in rejection messages</w:t>
             </w:r>
           </w:p>
         </w:tc>
@@ -9724,27 +9827,27 @@
           </w:tcPr>
           <w:p>
             <w:r>
-              <w:t>35</w:t>
-            </w:r>
-          </w:p>
-        </w:tc>
-        <w:tc>
-          <w:tcPr>
-            <w:tcW w:type="dxa" w:w="2880"/>
-          </w:tcPr>
-          <w:p>
-            <w:r>
-              <w:t>Built V2d — Sector correlation guard</w:t>
-            </w:r>
-          </w:p>
-        </w:tc>
-        <w:tc>
-          <w:tcPr>
-            <w:tcW w:type="dxa" w:w="2880"/>
-          </w:tcPr>
-          <w:p>
-            <w:r>
-              <w:t>agents/sector_guard.py: fetches sector via yfinance, caps at 3 per sector, Unknown passes through; MAX_PER_SECTOR=3 in settings.py; step 3.5 in orchestrator; dashboard shows sector-blocked trades</w:t>
+              <w:t>34</w:t>
+            </w:r>
+          </w:p>
+        </w:tc>
+        <w:tc>
+          <w:tcPr>
+            <w:tcW w:type="dxa" w:w="2880"/>
+          </w:tcPr>
+          <w:p>
+            <w:r>
+              <w:t>Generated v4.0 documentation and architecture diagrams</w:t>
+            </w:r>
+          </w:p>
+        </w:tc>
+        <w:tc>
+          <w:tcPr>
+            <w:tcW w:type="dxa" w:w="2880"/>
+          </w:tcPr>
+          <w:p>
+            <w:r>
+              <w:t>Word docs updated to v4.0; two PNG architecture diagrams embedded</w:t>
             </w:r>
           </w:p>
         </w:tc>
@@ -9756,27 +9859,27 @@
           </w:tcPr>
           <w:p>
             <w:r>
-              <w:t>36</w:t>
-            </w:r>
-          </w:p>
-        </w:tc>
-        <w:tc>
-          <w:tcPr>
-            <w:tcW w:type="dxa" w:w="2880"/>
-          </w:tcPr>
-          <w:p>
-            <w:r>
-              <w:t>Fixed strategy.py JSON extraction</w:t>
-            </w:r>
-          </w:p>
-        </w:tc>
-        <w:tc>
-          <w:tcPr>
-            <w:tcW w:type="dxa" w:w="2880"/>
-          </w:tcPr>
-          <w:p>
-            <w:r>
-              <w:t>Regex on outermost { } or [ ] — handles markdown fence edge cases that produced empty string on json.loads</w:t>
+              <w:t>35</w:t>
+            </w:r>
+          </w:p>
+        </w:tc>
+        <w:tc>
+          <w:tcPr>
+            <w:tcW w:type="dxa" w:w="2880"/>
+          </w:tcPr>
+          <w:p>
+            <w:r>
+              <w:t>Built V2d — Sector correlation guard</w:t>
+            </w:r>
+          </w:p>
+        </w:tc>
+        <w:tc>
+          <w:tcPr>
+            <w:tcW w:type="dxa" w:w="2880"/>
+          </w:tcPr>
+          <w:p>
+            <w:r>
+              <w:t>agents/sector_guard.py: fetches sector via yfinance, caps at 3 per sector, Unknown passes through; MAX_PER_SECTOR=3 in settings.py; step 3.5 in orchestrator; dashboard shows sector-blocked trades</w:t>
             </w:r>
           </w:p>
         </w:tc>
@@ -9788,27 +9891,27 @@
           </w:tcPr>
           <w:p>
             <w:r>
-              <w:t>37</w:t>
-            </w:r>
-          </w:p>
-        </w:tc>
-        <w:tc>
-          <w:tcPr>
-            <w:tcW w:type="dxa" w:w="2880"/>
-          </w:tcPr>
-          <w:p>
-            <w:r>
-              <w:t>Built V5 guardrails</w:t>
-            </w:r>
-          </w:p>
-        </w:tc>
-        <w:tc>
-          <w:tcPr>
-            <w:tcW w:type="dxa" w:w="2880"/>
-          </w:tcPr>
-          <w:p>
-            <w:r>
-              <w:t>agents/guardrails.py: 6 safety checks — action whitelist, ticker whitelist, duplicate guard, price sanity (±5%), capital check, daily loss limit (-$300)</w:t>
+              <w:t>36</w:t>
+            </w:r>
+          </w:p>
+        </w:tc>
+        <w:tc>
+          <w:tcPr>
+            <w:tcW w:type="dxa" w:w="2880"/>
+          </w:tcPr>
+          <w:p>
+            <w:r>
+              <w:t>Fixed strategy.py JSON extraction</w:t>
+            </w:r>
+          </w:p>
+        </w:tc>
+        <w:tc>
+          <w:tcPr>
+            <w:tcW w:type="dxa" w:w="2880"/>
+          </w:tcPr>
+          <w:p>
+            <w:r>
+              <w:t>Regex on outermost { } or [ ] — handles markdown fence edge cases that produced empty string on json.loads</w:t>
             </w:r>
           </w:p>
         </w:tc>
@@ -9820,27 +9923,27 @@
           </w:tcPr>
           <w:p>
             <w:r>
-              <w:t>38</w:t>
-            </w:r>
-          </w:p>
-        </w:tc>
-        <w:tc>
-          <w:tcPr>
-            <w:tcW w:type="dxa" w:w="2880"/>
-          </w:tcPr>
-          <w:p>
-            <w:r>
-              <w:t>Added concurrent run lock</w:t>
-            </w:r>
-          </w:p>
-        </w:tc>
-        <w:tc>
-          <w:tcPr>
-            <w:tcW w:type="dxa" w:w="2880"/>
-          </w:tcPr>
-          <w:p>
-            <w:r>
-              <w:t>orchestrator.py checks for existing premarket scan_results at startup — exits immediately if already ran today, preventing duplicate positions from overlapping GitHub Actions runs</w:t>
+              <w:t>37</w:t>
+            </w:r>
+          </w:p>
+        </w:tc>
+        <w:tc>
+          <w:tcPr>
+            <w:tcW w:type="dxa" w:w="2880"/>
+          </w:tcPr>
+          <w:p>
+            <w:r>
+              <w:t>Built V5 guardrails</w:t>
+            </w:r>
+          </w:p>
+        </w:tc>
+        <w:tc>
+          <w:tcPr>
+            <w:tcW w:type="dxa" w:w="2880"/>
+          </w:tcPr>
+          <w:p>
+            <w:r>
+              <w:t>agents/guardrails.py: 6 safety checks — action whitelist, ticker whitelist, duplicate guard, price sanity (±5%), capital check, daily loss limit (-$300)</w:t>
             </w:r>
           </w:p>
         </w:tc>
@@ -9852,27 +9955,27 @@
           </w:tcPr>
           <w:p>
             <w:r>
-              <w:t>39</w:t>
-            </w:r>
-          </w:p>
-        </w:tc>
-        <w:tc>
-          <w:tcPr>
-            <w:tcW w:type="dxa" w:w="2880"/>
-          </w:tcPr>
-          <w:p>
-            <w:r>
-              <w:t>EOD close retry for Alpaca</w:t>
-            </w:r>
-          </w:p>
-        </w:tc>
-        <w:tc>
-          <w:tcPr>
-            <w:tcW w:type="dxa" w:w="2880"/>
-          </w:tcPr>
-          <w:p>
-            <w:r>
-              <w:t>portfolio.py close_all_positions(): retries Alpaca close once after 2s on failure; warns loudly if still failing</w:t>
+              <w:t>38</w:t>
+            </w:r>
+          </w:p>
+        </w:tc>
+        <w:tc>
+          <w:tcPr>
+            <w:tcW w:type="dxa" w:w="2880"/>
+          </w:tcPr>
+          <w:p>
+            <w:r>
+              <w:t>Added concurrent run lock</w:t>
+            </w:r>
+          </w:p>
+        </w:tc>
+        <w:tc>
+          <w:tcPr>
+            <w:tcW w:type="dxa" w:w="2880"/>
+          </w:tcPr>
+          <w:p>
+            <w:r>
+              <w:t>orchestrator.py checks for existing premarket scan_results at startup — exits immediately if already ran today, preventing duplicate positions from overlapping GitHub Actions runs</w:t>
             </w:r>
           </w:p>
         </w:tc>
@@ -9884,27 +9987,27 @@
           </w:tcPr>
           <w:p>
             <w:r>
-              <w:t>40</w:t>
-            </w:r>
-          </w:p>
-        </w:tc>
-        <w:tc>
-          <w:tcPr>
-            <w:tcW w:type="dxa" w:w="2880"/>
-          </w:tcPr>
-          <w:p>
-            <w:r>
-              <w:t>Fixed sector_blocked/guardrail_blocked persistence</w:t>
-            </w:r>
-          </w:p>
-        </w:tc>
-        <w:tc>
-          <w:tcPr>
-            <w:tcW w:type="dxa" w:w="2880"/>
-          </w:tcPr>
-          <w:p>
-            <w:r>
-              <w:t>scan_results JSONB updated with actual values after both sector guard and guardrails (previously always stored as [])</w:t>
+              <w:t>39</w:t>
+            </w:r>
+          </w:p>
+        </w:tc>
+        <w:tc>
+          <w:tcPr>
+            <w:tcW w:type="dxa" w:w="2880"/>
+          </w:tcPr>
+          <w:p>
+            <w:r>
+              <w:t>EOD close retry for Alpaca</w:t>
+            </w:r>
+          </w:p>
+        </w:tc>
+        <w:tc>
+          <w:tcPr>
+            <w:tcW w:type="dxa" w:w="2880"/>
+          </w:tcPr>
+          <w:p>
+            <w:r>
+              <w:t>portfolio.py close_all_positions(): retries Alpaca close once after 2s on failure; warns loudly if still failing</w:t>
             </w:r>
           </w:p>
         </w:tc>
@@ -9916,27 +10019,27 @@
           </w:tcPr>
           <w:p>
             <w:r>
-              <w:t>41</w:t>
-            </w:r>
-          </w:p>
-        </w:tc>
-        <w:tc>
-          <w:tcPr>
-            <w:tcW w:type="dxa" w:w="2880"/>
-          </w:tcPr>
-          <w:p>
-            <w:r>
-              <w:t>Updated docs to v5.0</w:t>
-            </w:r>
-          </w:p>
-        </w:tc>
-        <w:tc>
-          <w:tcPr>
-            <w:tcW w:type="dxa" w:w="2880"/>
-          </w:tcPr>
-          <w:p>
-            <w:r>
-              <w:t>Trading_Agent_Documentation.docx and Trading_Agent_PRD.docx regenerated with V5 guardrails</w:t>
+              <w:t>40</w:t>
+            </w:r>
+          </w:p>
+        </w:tc>
+        <w:tc>
+          <w:tcPr>
+            <w:tcW w:type="dxa" w:w="2880"/>
+          </w:tcPr>
+          <w:p>
+            <w:r>
+              <w:t>Fixed sector_blocked/guardrail_blocked persistence</w:t>
+            </w:r>
+          </w:p>
+        </w:tc>
+        <w:tc>
+          <w:tcPr>
+            <w:tcW w:type="dxa" w:w="2880"/>
+          </w:tcPr>
+          <w:p>
+            <w:r>
+              <w:t>scan_results JSONB updated with actual values after both sector guard and guardrails (previously always stored as [])</w:t>
             </w:r>
           </w:p>
         </w:tc>
@@ -9948,27 +10051,27 @@
           </w:tcPr>
           <w:p>
             <w:r>
-              <w:t>42</w:t>
-            </w:r>
-          </w:p>
-        </w:tc>
-        <w:tc>
-          <w:tcPr>
-            <w:tcW w:type="dxa" w:w="2880"/>
-          </w:tcPr>
-          <w:p>
-            <w:r>
-              <w:t>Redesigned Summary tab</w:t>
-            </w:r>
-          </w:p>
-        </w:tc>
-        <w:tc>
-          <w:tcPr>
-            <w:tcW w:type="dxa" w:w="2880"/>
-          </w:tcPr>
-          <w:p>
-            <w:r>
-              <w:t>Replaced Trades by Sector with three sections: In Flight (live position cards), Today's Plan (deduped trade table with status labels), Trade Heatmap (Plotly Treemap — green/red by P&amp;L, sized by position size)</w:t>
+              <w:t>41</w:t>
+            </w:r>
+          </w:p>
+        </w:tc>
+        <w:tc>
+          <w:tcPr>
+            <w:tcW w:type="dxa" w:w="2880"/>
+          </w:tcPr>
+          <w:p>
+            <w:r>
+              <w:t>Updated docs to v5.0</w:t>
+            </w:r>
+          </w:p>
+        </w:tc>
+        <w:tc>
+          <w:tcPr>
+            <w:tcW w:type="dxa" w:w="2880"/>
+          </w:tcPr>
+          <w:p>
+            <w:r>
+              <w:t>Trading_Agent_Documentation.docx and Trading_Agent_PRD.docx regenerated with V5 guardrails</w:t>
             </w:r>
           </w:p>
         </w:tc>
@@ -9980,27 +10083,27 @@
           </w:tcPr>
           <w:p>
             <w:r>
-              <w:t>43</w:t>
-            </w:r>
-          </w:p>
-        </w:tc>
-        <w:tc>
-          <w:tcPr>
-            <w:tcW w:type="dxa" w:w="2880"/>
-          </w:tcPr>
-          <w:p>
-            <w:r>
-              <w:t>Added automated EOD eval</w:t>
-            </w:r>
-          </w:p>
-        </w:tc>
-        <w:tc>
-          <w:tcPr>
-            <w:tcW w:type="dxa" w:w="2880"/>
-          </w:tcPr>
-          <w:p>
-            <w:r>
-              <w:t>eval.py --write flag saves score/grade/recommendations to Supabase (scan_results, scan_type=eval); EOD GitHub Actions job runs eval.py --days 30 --write automatically after every EOD close</w:t>
+              <w:t>42</w:t>
+            </w:r>
+          </w:p>
+        </w:tc>
+        <w:tc>
+          <w:tcPr>
+            <w:tcW w:type="dxa" w:w="2880"/>
+          </w:tcPr>
+          <w:p>
+            <w:r>
+              <w:t>Redesigned Summary tab</w:t>
+            </w:r>
+          </w:p>
+        </w:tc>
+        <w:tc>
+          <w:tcPr>
+            <w:tcW w:type="dxa" w:w="2880"/>
+          </w:tcPr>
+          <w:p>
+            <w:r>
+              <w:t>Replaced Trades by Sector with three sections: In Flight (live position cards), Today's Plan (deduped trade table with status labels), Trade Heatmap (Plotly Treemap — green/red by P&amp;L, sized by position size)</w:t>
             </w:r>
           </w:p>
         </w:tc>
@@ -10012,27 +10115,27 @@
           </w:tcPr>
           <w:p>
             <w:r>
-              <w:t>44</w:t>
-            </w:r>
-          </w:p>
-        </w:tc>
-        <w:tc>
-          <w:tcPr>
-            <w:tcW w:type="dxa" w:w="2880"/>
-          </w:tcPr>
-          <w:p>
-            <w:r>
-              <w:t>Added Agent Scorecard to Performance tab</w:t>
-            </w:r>
-          </w:p>
-        </w:tc>
-        <w:tc>
-          <w:tcPr>
-            <w:tcW w:type="dxa" w:w="2880"/>
-          </w:tcPr>
-          <w:p>
-            <w:r>
-              <w:t>Reads latest eval from Supabase and displays Score, Grade, Avg Daily P&amp;L, Win Days, Trade Win Rate, Actual R:R, close reason breakdown, best/worst trade, and recommendations — updated every trading day without manual action</w:t>
+              <w:t>43</w:t>
+            </w:r>
+          </w:p>
+        </w:tc>
+        <w:tc>
+          <w:tcPr>
+            <w:tcW w:type="dxa" w:w="2880"/>
+          </w:tcPr>
+          <w:p>
+            <w:r>
+              <w:t>Added automated EOD eval</w:t>
+            </w:r>
+          </w:p>
+        </w:tc>
+        <w:tc>
+          <w:tcPr>
+            <w:tcW w:type="dxa" w:w="2880"/>
+          </w:tcPr>
+          <w:p>
+            <w:r>
+              <w:t>eval.py --write flag saves score/grade/recommendations to Supabase (scan_results, scan_type=eval); EOD GitHub Actions job runs eval.py --days 30 --write automatically after every EOD close</w:t>
             </w:r>
           </w:p>
         </w:tc>
@@ -10044,27 +10147,27 @@
           </w:tcPr>
           <w:p>
             <w:r>
-              <w:t>45</w:t>
-            </w:r>
-          </w:p>
-        </w:tc>
-        <w:tc>
-          <w:tcPr>
-            <w:tcW w:type="dxa" w:w="2880"/>
-          </w:tcPr>
-          <w:p>
-            <w:r>
-              <w:t>Added Alpaca position reconciliation</w:t>
-            </w:r>
-          </w:p>
-        </w:tc>
-        <w:tc>
-          <w:tcPr>
-            <w:tcW w:type="dxa" w:w="2880"/>
-          </w:tcPr>
-          <w:p>
-            <w:r>
-              <w:t>intraday.py _reconcile_with_alpaca() runs first on every 30-min cycle; any Supabase OPEN position not in Alpaca is marked UNFILLED (P&amp;L=0) — catches the rare case where a bracket order was submitted but the entry leg never filled; dashboard and eval exclude UNFILLED alongside CLEANUP</w:t>
+              <w:t>44</w:t>
+            </w:r>
+          </w:p>
+        </w:tc>
+        <w:tc>
+          <w:tcPr>
+            <w:tcW w:type="dxa" w:w="2880"/>
+          </w:tcPr>
+          <w:p>
+            <w:r>
+              <w:t>Added Agent Scorecard to Performance tab</w:t>
+            </w:r>
+          </w:p>
+        </w:tc>
+        <w:tc>
+          <w:tcPr>
+            <w:tcW w:type="dxa" w:w="2880"/>
+          </w:tcPr>
+          <w:p>
+            <w:r>
+              <w:t>Reads latest eval from Supabase and displays Score, Grade, Avg Daily P&amp;L, Win Days, Trade Win Rate, Actual R:R, close reason breakdown, best/worst trade, and recommendations — updated every trading day without manual action</w:t>
             </w:r>
           </w:p>
         </w:tc>
@@ -10076,6 +10179,38 @@
           </w:tcPr>
           <w:p>
             <w:r>
+              <w:t>45</w:t>
+            </w:r>
+          </w:p>
+        </w:tc>
+        <w:tc>
+          <w:tcPr>
+            <w:tcW w:type="dxa" w:w="2880"/>
+          </w:tcPr>
+          <w:p>
+            <w:r>
+              <w:t>Added Alpaca position reconciliation</w:t>
+            </w:r>
+          </w:p>
+        </w:tc>
+        <w:tc>
+          <w:tcPr>
+            <w:tcW w:type="dxa" w:w="2880"/>
+          </w:tcPr>
+          <w:p>
+            <w:r>
+              <w:t>intraday.py _reconcile_with_alpaca() runs first on every 30-min cycle; any Supabase OPEN position not in Alpaca is marked UNFILLED (P&amp;L=0) — catches the rare case where a bracket order was submitted but the entry leg never filled; dashboard and eval exclude UNFILLED alongside CLEANUP</w:t>
+            </w:r>
+          </w:p>
+        </w:tc>
+      </w:tr>
+      <w:tr>
+        <w:tc>
+          <w:tcPr>
+            <w:tcW w:type="dxa" w:w="2880"/>
+          </w:tcPr>
+          <w:p>
+            <w:r>
               <w:t>46</w:t>
             </w:r>
           </w:p>
@@ -10097,6 +10232,38 @@
           <w:p>
             <w:r>
               <w:t>Trading_Agent_Documentation.docx and Trading_Agent_PRD.docx regenerated with Summary redesign, eval automation, Agent Scorecard, and Alpaca reconciliation</w:t>
+            </w:r>
+          </w:p>
+        </w:tc>
+      </w:tr>
+      <w:tr>
+        <w:tc>
+          <w:tcPr>
+            <w:tcW w:type="dxa" w:w="2880"/>
+          </w:tcPr>
+          <w:p>
+            <w:r>
+              <w:t>47</w:t>
+            </w:r>
+          </w:p>
+        </w:tc>
+        <w:tc>
+          <w:tcPr>
+            <w:tcW w:type="dxa" w:w="2880"/>
+          </w:tcPr>
+          <w:p>
+            <w:r>
+              <w:t>Added no-margin cumulative capital check and daily profit lock-in</w:t>
+            </w:r>
+          </w:p>
+        </w:tc>
+        <w:tc>
+          <w:tcPr>
+            <w:tcW w:type="dxa" w:w="2880"/>
+          </w:tcPr>
+          <w:p>
+            <w:r>
+              <w:t>guardrails.py: committed_capital tracked across full approved batch for both Alpaca and simulation — rejects any trade that would push total deployed capital past buying_power (no margin); intraday.py: LOCK_IN trigger closes all open positions when realized P&amp;L ≥ $716; dashboard shows LOCK_IN as "🎯 Day Locked"; settings.py: DAILY_LOCK_IN_TARGET = 716; docs updated to v5.2</w:t>
             </w:r>
           </w:p>
         </w:tc>

--- a/Trading_Agent_Documentation.docx
+++ b/Trading_Agent_Documentation.docx
@@ -35,7 +35,7 @@
           <w:color w:val="888888"/>
           <w:sz w:val="20"/>
         </w:rPr>
-        <w:t>Amit Garg  ·  May 2026  ·  v5.2  ·  Built with Claude Code + Anthropic API</w:t>
+        <w:t>Amit Garg  ·  May 2026  ·  v5.3  ·  Built with Claude Code + Anthropic API</w:t>
       </w:r>
     </w:p>
     <w:p>
@@ -2368,7 +2368,7 @@
         <w:ind w:left="360"/>
       </w:pPr>
       <w:r>
-        <w:t>Position sizing: $5K–$7K per trade (5–7% of $100K capital)</w:t>
+        <w:t>Position sizing: confidence-weighted — HIGH=$7,000, MEDIUM=$6,000, LOW=$5,000; risk agent _apply_confidence_sizing() overrides whatever Claude sets before running validation — ensures correct sizing even if Claude hallucinates a different value</w:t>
       </w:r>
     </w:p>
     <w:p>
@@ -2645,7 +2645,16 @@
         <w:ind w:left="360"/>
       </w:pPr>
       <w:r>
-        <w:t>Closes positions that hit +3% target (take profit) or -1% stop loss (cut loss)</w:t>
+        <w:t>Trailing stop: effective_stop = max(original_stop_loss, high_watermark × 0.99); high_watermark updated every 30-min cycle to track the highest price seen since entry; fires if price pulls back 1% from its peak while still in profit — locks in gains on strong movers before reversal; Alpaca mode calls close_position() directly (bracket auto-cancels)</w:t>
+      </w:r>
+    </w:p>
+    <w:p>
+      <w:pPr>
+        <w:pStyle w:val="ListBullet"/>
+        <w:ind w:left="360"/>
+      </w:pPr>
+      <w:r>
+        <w:t>Closes positions that hit +3% target (take profit) or effective stop (cut loss or protect gain); close_reason=TARGET or STOP</w:t>
       </w:r>
     </w:p>
     <w:p>
@@ -5208,31 +5217,19 @@
           <w:tcPr>
             <w:tcW w:type="dxa" w:w="2880"/>
           </w:tcPr>
-          <w:p>
-            <w:r>
-              <w:t>TOTAL_CAPITAL</w:t>
-            </w:r>
-          </w:p>
-        </w:tc>
-        <w:tc>
-          <w:tcPr>
-            <w:tcW w:type="dxa" w:w="2880"/>
-          </w:tcPr>
-          <w:p>
-            <w:r>
-              <w:t>$100,000</w:t>
-            </w:r>
-          </w:p>
-        </w:tc>
-        <w:tc>
-          <w:tcPr>
-            <w:tcW w:type="dxa" w:w="2880"/>
-          </w:tcPr>
-          <w:p>
-            <w:r>
-              <w:t>Starting portfolio size</w:t>
-            </w:r>
-          </w:p>
+          <w:p/>
+        </w:tc>
+        <w:tc>
+          <w:tcPr>
+            <w:tcW w:type="dxa" w:w="2880"/>
+          </w:tcPr>
+          <w:p/>
+        </w:tc>
+        <w:tc>
+          <w:tcPr>
+            <w:tcW w:type="dxa" w:w="2880"/>
+          </w:tcPr>
+          <w:p/>
         </w:tc>
       </w:tr>
       <w:tr>
@@ -5240,31 +5237,19 @@
           <w:tcPr>
             <w:tcW w:type="dxa" w:w="2880"/>
           </w:tcPr>
-          <w:p>
-            <w:r>
-              <w:t>DAILY_PROFIT_TARGET</w:t>
-            </w:r>
-          </w:p>
-        </w:tc>
-        <w:tc>
-          <w:tcPr>
-            <w:tcW w:type="dxa" w:w="2880"/>
-          </w:tcPr>
-          <w:p>
-            <w:r>
-              <w:t>$1,000</w:t>
-            </w:r>
-          </w:p>
-        </w:tc>
-        <w:tc>
-          <w:tcPr>
-            <w:tcW w:type="dxa" w:w="2880"/>
-          </w:tcPr>
-          <w:p>
-            <w:r>
-              <w:t>Target P&amp;L shown in dashboard</w:t>
-            </w:r>
-          </w:p>
+          <w:p/>
+        </w:tc>
+        <w:tc>
+          <w:tcPr>
+            <w:tcW w:type="dxa" w:w="2880"/>
+          </w:tcPr>
+          <w:p/>
+        </w:tc>
+        <w:tc>
+          <w:tcPr>
+            <w:tcW w:type="dxa" w:w="2880"/>
+          </w:tcPr>
+          <w:p/>
         </w:tc>
       </w:tr>
       <w:tr>
@@ -5274,27 +5259,27 @@
           </w:tcPr>
           <w:p>
             <w:r>
-              <w:t>MAX_POSITIONS</w:t>
-            </w:r>
-          </w:p>
-        </w:tc>
-        <w:tc>
-          <w:tcPr>
-            <w:tcW w:type="dxa" w:w="2880"/>
-          </w:tcPr>
-          <w:p>
-            <w:r>
-              <w:t>15</w:t>
-            </w:r>
-          </w:p>
-        </w:tc>
-        <w:tc>
-          <w:tcPr>
-            <w:tcW w:type="dxa" w:w="2880"/>
-          </w:tcPr>
-          <w:p>
-            <w:r>
-              <w:t>Max concurrent open positions (reduced by market conditions)</w:t>
+              <w:t>TOTAL_CAPITAL</w:t>
+            </w:r>
+          </w:p>
+        </w:tc>
+        <w:tc>
+          <w:tcPr>
+            <w:tcW w:type="dxa" w:w="2880"/>
+          </w:tcPr>
+          <w:p>
+            <w:r>
+              <w:t>$100,000</w:t>
+            </w:r>
+          </w:p>
+        </w:tc>
+        <w:tc>
+          <w:tcPr>
+            <w:tcW w:type="dxa" w:w="2880"/>
+          </w:tcPr>
+          <w:p>
+            <w:r>
+              <w:t>Starting portfolio size</w:t>
             </w:r>
           </w:p>
         </w:tc>
@@ -5306,27 +5291,27 @@
           </w:tcPr>
           <w:p>
             <w:r>
-              <w:t>MAX_POSITION_PCT</w:t>
-            </w:r>
-          </w:p>
-        </w:tc>
-        <w:tc>
-          <w:tcPr>
-            <w:tcW w:type="dxa" w:w="2880"/>
-          </w:tcPr>
-          <w:p>
-            <w:r>
-              <w:t>7%</w:t>
-            </w:r>
-          </w:p>
-        </w:tc>
-        <w:tc>
-          <w:tcPr>
-            <w:tcW w:type="dxa" w:w="2880"/>
-          </w:tcPr>
-          <w:p>
-            <w:r>
-              <w:t>Max capital per single trade ($7K)</w:t>
+              <w:t>DAILY_PROFIT_TARGET</w:t>
+            </w:r>
+          </w:p>
+        </w:tc>
+        <w:tc>
+          <w:tcPr>
+            <w:tcW w:type="dxa" w:w="2880"/>
+          </w:tcPr>
+          <w:p>
+            <w:r>
+              <w:t>$1,000</w:t>
+            </w:r>
+          </w:p>
+        </w:tc>
+        <w:tc>
+          <w:tcPr>
+            <w:tcW w:type="dxa" w:w="2880"/>
+          </w:tcPr>
+          <w:p>
+            <w:r>
+              <w:t>Target P&amp;L shown in dashboard</w:t>
             </w:r>
           </w:p>
         </w:tc>
@@ -5338,27 +5323,27 @@
           </w:tcPr>
           <w:p>
             <w:r>
-              <w:t>MIN_POSITION_PCT</w:t>
-            </w:r>
-          </w:p>
-        </w:tc>
-        <w:tc>
-          <w:tcPr>
-            <w:tcW w:type="dxa" w:w="2880"/>
-          </w:tcPr>
-          <w:p>
-            <w:r>
-              <w:t>5%</w:t>
-            </w:r>
-          </w:p>
-        </w:tc>
-        <w:tc>
-          <w:tcPr>
-            <w:tcW w:type="dxa" w:w="2880"/>
-          </w:tcPr>
-          <w:p>
-            <w:r>
-              <w:t>Min capital per single trade ($5K)</w:t>
+              <w:t>MAX_POSITIONS</w:t>
+            </w:r>
+          </w:p>
+        </w:tc>
+        <w:tc>
+          <w:tcPr>
+            <w:tcW w:type="dxa" w:w="2880"/>
+          </w:tcPr>
+          <w:p>
+            <w:r>
+              <w:t>15</w:t>
+            </w:r>
+          </w:p>
+        </w:tc>
+        <w:tc>
+          <w:tcPr>
+            <w:tcW w:type="dxa" w:w="2880"/>
+          </w:tcPr>
+          <w:p>
+            <w:r>
+              <w:t>Max concurrent open positions (reduced by market conditions)</w:t>
             </w:r>
           </w:p>
         </w:tc>
@@ -5370,27 +5355,27 @@
           </w:tcPr>
           <w:p>
             <w:r>
-              <w:t>TARGET_PCT</w:t>
-            </w:r>
-          </w:p>
-        </w:tc>
-        <w:tc>
-          <w:tcPr>
-            <w:tcW w:type="dxa" w:w="2880"/>
-          </w:tcPr>
-          <w:p>
-            <w:r>
-              <w:t>3%</w:t>
-            </w:r>
-          </w:p>
-        </w:tc>
-        <w:tc>
-          <w:tcPr>
-            <w:tcW w:type="dxa" w:w="2880"/>
-          </w:tcPr>
-          <w:p>
-            <w:r>
-              <w:t>Profit target per trade (hard rule — agent must set this exactly)</w:t>
+              <w:t>MAX_POSITION_PCT</w:t>
+            </w:r>
+          </w:p>
+        </w:tc>
+        <w:tc>
+          <w:tcPr>
+            <w:tcW w:type="dxa" w:w="2880"/>
+          </w:tcPr>
+          <w:p>
+            <w:r>
+              <w:t>7%</w:t>
+            </w:r>
+          </w:p>
+        </w:tc>
+        <w:tc>
+          <w:tcPr>
+            <w:tcW w:type="dxa" w:w="2880"/>
+          </w:tcPr>
+          <w:p>
+            <w:r>
+              <w:t>Max capital per single trade ($7K)</w:t>
             </w:r>
           </w:p>
         </w:tc>
@@ -5402,27 +5387,27 @@
           </w:tcPr>
           <w:p>
             <w:r>
-              <w:t>MAX_LOSS_PER_TRADE</w:t>
-            </w:r>
-          </w:p>
-        </w:tc>
-        <w:tc>
-          <w:tcPr>
-            <w:tcW w:type="dxa" w:w="2880"/>
-          </w:tcPr>
-          <w:p>
-            <w:r>
-              <w:t>1%</w:t>
-            </w:r>
-          </w:p>
-        </w:tc>
-        <w:tc>
-          <w:tcPr>
-            <w:tcW w:type="dxa" w:w="2880"/>
-          </w:tcPr>
-          <w:p>
-            <w:r>
-              <w:t>Stop loss threshold — rejects wider stops (hard rule)</w:t>
+              <w:t>MIN_POSITION_PCT</w:t>
+            </w:r>
+          </w:p>
+        </w:tc>
+        <w:tc>
+          <w:tcPr>
+            <w:tcW w:type="dxa" w:w="2880"/>
+          </w:tcPr>
+          <w:p>
+            <w:r>
+              <w:t>5%</w:t>
+            </w:r>
+          </w:p>
+        </w:tc>
+        <w:tc>
+          <w:tcPr>
+            <w:tcW w:type="dxa" w:w="2880"/>
+          </w:tcPr>
+          <w:p>
+            <w:r>
+              <w:t>Min capital per single trade ($5K)</w:t>
             </w:r>
           </w:p>
         </w:tc>
@@ -5434,27 +5419,27 @@
           </w:tcPr>
           <w:p>
             <w:r>
-              <w:t>MIN_REWARD_RISK</w:t>
-            </w:r>
-          </w:p>
-        </w:tc>
-        <w:tc>
-          <w:tcPr>
-            <w:tcW w:type="dxa" w:w="2880"/>
-          </w:tcPr>
-          <w:p>
-            <w:r>
-              <w:t>3.0</w:t>
-            </w:r>
-          </w:p>
-        </w:tc>
-        <w:tc>
-          <w:tcPr>
-            <w:tcW w:type="dxa" w:w="2880"/>
-          </w:tcPr>
-          <w:p>
-            <w:r>
-              <w:t>Minimum reward:risk ratio to approve a trade (3:1)</w:t>
+              <w:t>TARGET_PCT</w:t>
+            </w:r>
+          </w:p>
+        </w:tc>
+        <w:tc>
+          <w:tcPr>
+            <w:tcW w:type="dxa" w:w="2880"/>
+          </w:tcPr>
+          <w:p>
+            <w:r>
+              <w:t>3%</w:t>
+            </w:r>
+          </w:p>
+        </w:tc>
+        <w:tc>
+          <w:tcPr>
+            <w:tcW w:type="dxa" w:w="2880"/>
+          </w:tcPr>
+          <w:p>
+            <w:r>
+              <w:t>Profit target per trade (hard rule — agent must set this exactly)</w:t>
             </w:r>
           </w:p>
         </w:tc>
@@ -5466,27 +5451,27 @@
           </w:tcPr>
           <w:p>
             <w:r>
-              <w:t>SCORE_THRESHOLD</w:t>
-            </w:r>
-          </w:p>
-        </w:tc>
-        <w:tc>
-          <w:tcPr>
-            <w:tcW w:type="dxa" w:w="2880"/>
-          </w:tcPr>
-          <w:p>
-            <w:r>
-              <w:t>3</w:t>
-            </w:r>
-          </w:p>
-        </w:tc>
-        <w:tc>
-          <w:tcPr>
-            <w:tcW w:type="dxa" w:w="2880"/>
-          </w:tcPr>
-          <w:p>
-            <w:r>
-              <w:t>Minimum scanner score to be a strategy candidate</w:t>
+              <w:t>MAX_LOSS_PER_TRADE</w:t>
+            </w:r>
+          </w:p>
+        </w:tc>
+        <w:tc>
+          <w:tcPr>
+            <w:tcW w:type="dxa" w:w="2880"/>
+          </w:tcPr>
+          <w:p>
+            <w:r>
+              <w:t>1%</w:t>
+            </w:r>
+          </w:p>
+        </w:tc>
+        <w:tc>
+          <w:tcPr>
+            <w:tcW w:type="dxa" w:w="2880"/>
+          </w:tcPr>
+          <w:p>
+            <w:r>
+              <w:t>Stop loss threshold — rejects wider stops (hard rule)</w:t>
             </w:r>
           </w:p>
         </w:tc>
@@ -5498,27 +5483,27 @@
           </w:tcPr>
           <w:p>
             <w:r>
-              <w:t>RSI_OVERSOLD</w:t>
-            </w:r>
-          </w:p>
-        </w:tc>
-        <w:tc>
-          <w:tcPr>
-            <w:tcW w:type="dxa" w:w="2880"/>
-          </w:tcPr>
-          <w:p>
-            <w:r>
-              <w:t>35</w:t>
-            </w:r>
-          </w:p>
-        </w:tc>
-        <w:tc>
-          <w:tcPr>
-            <w:tcW w:type="dxa" w:w="2880"/>
-          </w:tcPr>
-          <w:p>
-            <w:r>
-              <w:t>RSI level considered oversold (buy signal)</w:t>
+              <w:t>MIN_REWARD_RISK</w:t>
+            </w:r>
+          </w:p>
+        </w:tc>
+        <w:tc>
+          <w:tcPr>
+            <w:tcW w:type="dxa" w:w="2880"/>
+          </w:tcPr>
+          <w:p>
+            <w:r>
+              <w:t>3.0</w:t>
+            </w:r>
+          </w:p>
+        </w:tc>
+        <w:tc>
+          <w:tcPr>
+            <w:tcW w:type="dxa" w:w="2880"/>
+          </w:tcPr>
+          <w:p>
+            <w:r>
+              <w:t>Minimum reward:risk ratio to approve a trade (3:1)</w:t>
             </w:r>
           </w:p>
         </w:tc>
@@ -5530,27 +5515,27 @@
           </w:tcPr>
           <w:p>
             <w:r>
-              <w:t>RSI_OVERBOUGHT</w:t>
-            </w:r>
-          </w:p>
-        </w:tc>
-        <w:tc>
-          <w:tcPr>
-            <w:tcW w:type="dxa" w:w="2880"/>
-          </w:tcPr>
-          <w:p>
-            <w:r>
-              <w:t>65</w:t>
-            </w:r>
-          </w:p>
-        </w:tc>
-        <w:tc>
-          <w:tcPr>
-            <w:tcW w:type="dxa" w:w="2880"/>
-          </w:tcPr>
-          <w:p>
-            <w:r>
-              <w:t>RSI level considered overbought (sell signal)</w:t>
+              <w:t>SCORE_THRESHOLD</w:t>
+            </w:r>
+          </w:p>
+        </w:tc>
+        <w:tc>
+          <w:tcPr>
+            <w:tcW w:type="dxa" w:w="2880"/>
+          </w:tcPr>
+          <w:p>
+            <w:r>
+              <w:t>3</w:t>
+            </w:r>
+          </w:p>
+        </w:tc>
+        <w:tc>
+          <w:tcPr>
+            <w:tcW w:type="dxa" w:w="2880"/>
+          </w:tcPr>
+          <w:p>
+            <w:r>
+              <w:t>Minimum scanner score to be a strategy candidate</w:t>
             </w:r>
           </w:p>
         </w:tc>
@@ -5562,27 +5547,27 @@
           </w:tcPr>
           <w:p>
             <w:r>
-              <w:t>MIN_VOLUME_RATIO</w:t>
-            </w:r>
-          </w:p>
-        </w:tc>
-        <w:tc>
-          <w:tcPr>
-            <w:tcW w:type="dxa" w:w="2880"/>
-          </w:tcPr>
-          <w:p>
-            <w:r>
-              <w:t>1.5x</w:t>
-            </w:r>
-          </w:p>
-        </w:tc>
-        <w:tc>
-          <w:tcPr>
-            <w:tcW w:type="dxa" w:w="2880"/>
-          </w:tcPr>
-          <w:p>
-            <w:r>
-              <w:t>Volume must be 1.5x the 20-day average</w:t>
+              <w:t>RSI_OVERSOLD</w:t>
+            </w:r>
+          </w:p>
+        </w:tc>
+        <w:tc>
+          <w:tcPr>
+            <w:tcW w:type="dxa" w:w="2880"/>
+          </w:tcPr>
+          <w:p>
+            <w:r>
+              <w:t>35</w:t>
+            </w:r>
+          </w:p>
+        </w:tc>
+        <w:tc>
+          <w:tcPr>
+            <w:tcW w:type="dxa" w:w="2880"/>
+          </w:tcPr>
+          <w:p>
+            <w:r>
+              <w:t>RSI level considered oversold (buy signal)</w:t>
             </w:r>
           </w:p>
         </w:tc>
@@ -5594,27 +5579,27 @@
           </w:tcPr>
           <w:p>
             <w:r>
-              <w:t>MIN_AVG_VOLUME</w:t>
-            </w:r>
-          </w:p>
-        </w:tc>
-        <w:tc>
-          <w:tcPr>
-            <w:tcW w:type="dxa" w:w="2880"/>
-          </w:tcPr>
-          <w:p>
-            <w:r>
-              <w:t>500,000</w:t>
-            </w:r>
-          </w:p>
-        </w:tc>
-        <w:tc>
-          <w:tcPr>
-            <w:tcW w:type="dxa" w:w="2880"/>
-          </w:tcPr>
-          <w:p>
-            <w:r>
-              <w:t>Minimum average daily volume (liquidity floor)</w:t>
+              <w:t>RSI_OVERBOUGHT</w:t>
+            </w:r>
+          </w:p>
+        </w:tc>
+        <w:tc>
+          <w:tcPr>
+            <w:tcW w:type="dxa" w:w="2880"/>
+          </w:tcPr>
+          <w:p>
+            <w:r>
+              <w:t>65</w:t>
+            </w:r>
+          </w:p>
+        </w:tc>
+        <w:tc>
+          <w:tcPr>
+            <w:tcW w:type="dxa" w:w="2880"/>
+          </w:tcPr>
+          <w:p>
+            <w:r>
+              <w:t>RSI level considered overbought (sell signal)</w:t>
             </w:r>
           </w:p>
         </w:tc>
@@ -5626,27 +5611,27 @@
           </w:tcPr>
           <w:p>
             <w:r>
-              <w:t>MIN_PRICE</w:t>
-            </w:r>
-          </w:p>
-        </w:tc>
-        <w:tc>
-          <w:tcPr>
-            <w:tcW w:type="dxa" w:w="2880"/>
-          </w:tcPr>
-          <w:p>
-            <w:r>
-              <w:t>$5.00</w:t>
-            </w:r>
-          </w:p>
-        </w:tc>
-        <w:tc>
-          <w:tcPr>
-            <w:tcW w:type="dxa" w:w="2880"/>
-          </w:tcPr>
-          <w:p>
-            <w:r>
-              <w:t>Minimum stock price (filters out penny stocks)</w:t>
+              <w:t>MIN_VOLUME_RATIO</w:t>
+            </w:r>
+          </w:p>
+        </w:tc>
+        <w:tc>
+          <w:tcPr>
+            <w:tcW w:type="dxa" w:w="2880"/>
+          </w:tcPr>
+          <w:p>
+            <w:r>
+              <w:t>1.5x</w:t>
+            </w:r>
+          </w:p>
+        </w:tc>
+        <w:tc>
+          <w:tcPr>
+            <w:tcW w:type="dxa" w:w="2880"/>
+          </w:tcPr>
+          <w:p>
+            <w:r>
+              <w:t>Volume must be 1.5x the 20-day average</w:t>
             </w:r>
           </w:p>
         </w:tc>
@@ -5658,27 +5643,27 @@
           </w:tcPr>
           <w:p>
             <w:r>
-              <w:t>MAX_PER_SECTOR</w:t>
-            </w:r>
-          </w:p>
-        </w:tc>
-        <w:tc>
-          <w:tcPr>
-            <w:tcW w:type="dxa" w:w="2880"/>
-          </w:tcPr>
-          <w:p>
-            <w:r>
-              <w:t>3</w:t>
-            </w:r>
-          </w:p>
-        </w:tc>
-        <w:tc>
-          <w:tcPr>
-            <w:tcW w:type="dxa" w:w="2880"/>
-          </w:tcPr>
-          <w:p>
-            <w:r>
-              <w:t>V2d: max positions in any single sector per day</w:t>
+              <w:t>MIN_AVG_VOLUME</w:t>
+            </w:r>
+          </w:p>
+        </w:tc>
+        <w:tc>
+          <w:tcPr>
+            <w:tcW w:type="dxa" w:w="2880"/>
+          </w:tcPr>
+          <w:p>
+            <w:r>
+              <w:t>500,000</w:t>
+            </w:r>
+          </w:p>
+        </w:tc>
+        <w:tc>
+          <w:tcPr>
+            <w:tcW w:type="dxa" w:w="2880"/>
+          </w:tcPr>
+          <w:p>
+            <w:r>
+              <w:t>Minimum average daily volume (liquidity floor)</w:t>
             </w:r>
           </w:p>
         </w:tc>
@@ -5690,27 +5675,27 @@
           </w:tcPr>
           <w:p>
             <w:r>
-              <w:t>DAILY_LOSS_LIMIT</w:t>
-            </w:r>
-          </w:p>
-        </w:tc>
-        <w:tc>
-          <w:tcPr>
-            <w:tcW w:type="dxa" w:w="2880"/>
-          </w:tcPr>
-          <w:p>
-            <w:r>
-              <w:t>-$300</w:t>
-            </w:r>
-          </w:p>
-        </w:tc>
-        <w:tc>
-          <w:tcPr>
-            <w:tcW w:type="dxa" w:w="2880"/>
-          </w:tcPr>
-          <w:p>
-            <w:r>
-              <w:t>V5: stop opening new trades if today's realized P&amp;L drops below this</w:t>
+              <w:t>MIN_PRICE</w:t>
+            </w:r>
+          </w:p>
+        </w:tc>
+        <w:tc>
+          <w:tcPr>
+            <w:tcW w:type="dxa" w:w="2880"/>
+          </w:tcPr>
+          <w:p>
+            <w:r>
+              <w:t>$5.00</w:t>
+            </w:r>
+          </w:p>
+        </w:tc>
+        <w:tc>
+          <w:tcPr>
+            <w:tcW w:type="dxa" w:w="2880"/>
+          </w:tcPr>
+          <w:p>
+            <w:r>
+              <w:t>Minimum stock price (filters out penny stocks)</w:t>
             </w:r>
           </w:p>
         </w:tc>
@@ -5722,27 +5707,27 @@
           </w:tcPr>
           <w:p>
             <w:r>
-              <w:t>PRICE_SANITY_PCT</w:t>
-            </w:r>
-          </w:p>
-        </w:tc>
-        <w:tc>
-          <w:tcPr>
-            <w:tcW w:type="dxa" w:w="2880"/>
-          </w:tcPr>
-          <w:p>
-            <w:r>
-              <w:t>5%</w:t>
-            </w:r>
-          </w:p>
-        </w:tc>
-        <w:tc>
-          <w:tcPr>
-            <w:tcW w:type="dxa" w:w="2880"/>
-          </w:tcPr>
-          <w:p>
-            <w:r>
-              <w:t>V5: reject trade if entry price is more than 5% from current market price</w:t>
+              <w:t>MAX_PER_SECTOR</w:t>
+            </w:r>
+          </w:p>
+        </w:tc>
+        <w:tc>
+          <w:tcPr>
+            <w:tcW w:type="dxa" w:w="2880"/>
+          </w:tcPr>
+          <w:p>
+            <w:r>
+              <w:t>3</w:t>
+            </w:r>
+          </w:p>
+        </w:tc>
+        <w:tc>
+          <w:tcPr>
+            <w:tcW w:type="dxa" w:w="2880"/>
+          </w:tcPr>
+          <w:p>
+            <w:r>
+              <w:t>V2d: max positions in any single sector per day</w:t>
             </w:r>
           </w:p>
         </w:tc>
@@ -5754,6 +5739,70 @@
           </w:tcPr>
           <w:p>
             <w:r>
+              <w:t>DAILY_LOSS_LIMIT</w:t>
+            </w:r>
+          </w:p>
+        </w:tc>
+        <w:tc>
+          <w:tcPr>
+            <w:tcW w:type="dxa" w:w="2880"/>
+          </w:tcPr>
+          <w:p>
+            <w:r>
+              <w:t>-$300</w:t>
+            </w:r>
+          </w:p>
+        </w:tc>
+        <w:tc>
+          <w:tcPr>
+            <w:tcW w:type="dxa" w:w="2880"/>
+          </w:tcPr>
+          <w:p>
+            <w:r>
+              <w:t>V5: stop opening new trades if today's realized P&amp;L drops below this</w:t>
+            </w:r>
+          </w:p>
+        </w:tc>
+      </w:tr>
+      <w:tr>
+        <w:tc>
+          <w:tcPr>
+            <w:tcW w:type="dxa" w:w="2880"/>
+          </w:tcPr>
+          <w:p>
+            <w:r>
+              <w:t>PRICE_SANITY_PCT</w:t>
+            </w:r>
+          </w:p>
+        </w:tc>
+        <w:tc>
+          <w:tcPr>
+            <w:tcW w:type="dxa" w:w="2880"/>
+          </w:tcPr>
+          <w:p>
+            <w:r>
+              <w:t>5%</w:t>
+            </w:r>
+          </w:p>
+        </w:tc>
+        <w:tc>
+          <w:tcPr>
+            <w:tcW w:type="dxa" w:w="2880"/>
+          </w:tcPr>
+          <w:p>
+            <w:r>
+              <w:t>V5: reject trade if entry price is more than 5% from current market price</w:t>
+            </w:r>
+          </w:p>
+        </w:tc>
+      </w:tr>
+      <w:tr>
+        <w:tc>
+          <w:tcPr>
+            <w:tcW w:type="dxa" w:w="2880"/>
+          </w:tcPr>
+          <w:p>
+            <w:r>
               <w:t>DAILY_LOCK_IN_TARGET</w:t>
             </w:r>
           </w:p>
@@ -5775,6 +5824,70 @@
           <w:p>
             <w:r>
               <w:t>V5: close all open positions and lock in gains once today's realized P&amp;L hits this threshold — set to 30-day backtest average daily P&amp;L; raise as capital compounds</w:t>
+            </w:r>
+          </w:p>
+        </w:tc>
+      </w:tr>
+      <w:tr>
+        <w:tc>
+          <w:tcPr>
+            <w:tcW w:type="dxa" w:w="2880"/>
+          </w:tcPr>
+          <w:p>
+            <w:r>
+              <w:t>TRAIL_PCT</w:t>
+            </w:r>
+          </w:p>
+        </w:tc>
+        <w:tc>
+          <w:tcPr>
+            <w:tcW w:type="dxa" w:w="2880"/>
+          </w:tcPr>
+          <w:p>
+            <w:r>
+              <w:t>1%</w:t>
+            </w:r>
+          </w:p>
+        </w:tc>
+        <w:tc>
+          <w:tcPr>
+            <w:tcW w:type="dxa" w:w="2880"/>
+          </w:tcPr>
+          <w:p>
+            <w:r>
+              <w:t>V5.3: trailing stop — close if price drops 1% from highest point seen since entry; effective_stop = max(original_stop, high_watermark × 0.99); ratchets up as stock rises in profit</w:t>
+            </w:r>
+          </w:p>
+        </w:tc>
+      </w:tr>
+      <w:tr>
+        <w:tc>
+          <w:tcPr>
+            <w:tcW w:type="dxa" w:w="2880"/>
+          </w:tcPr>
+          <w:p>
+            <w:r>
+              <w:t>POSITION_SIZE_BY_CONFIDENCE</w:t>
+            </w:r>
+          </w:p>
+        </w:tc>
+        <w:tc>
+          <w:tcPr>
+            <w:tcW w:type="dxa" w:w="2880"/>
+          </w:tcPr>
+          <w:p>
+            <w:r>
+              <w:t>HIGH=$7K / MED=$6K / LOW=$5K</w:t>
+            </w:r>
+          </w:p>
+        </w:tc>
+        <w:tc>
+          <w:tcPr>
+            <w:tcW w:type="dxa" w:w="2880"/>
+          </w:tcPr>
+          <w:p>
+            <w:r>
+              <w:t>V5.3: risk agent maps Claude confidence level to position size before validation; auto-corrects regardless of what Claude sets in the trade JSON</w:t>
             </w:r>
           </w:p>
         </w:tc>
@@ -8769,31 +8882,19 @@
           <w:tcPr>
             <w:tcW w:type="dxa" w:w="2880"/>
           </w:tcPr>
-          <w:p>
-            <w:r>
-              <w:t>1</w:t>
-            </w:r>
-          </w:p>
-        </w:tc>
-        <w:tc>
-          <w:tcPr>
-            <w:tcW w:type="dxa" w:w="2880"/>
-          </w:tcPr>
-          <w:p>
-            <w:r>
-              <w:t>Designed the architecture</w:t>
-            </w:r>
-          </w:p>
-        </w:tc>
-        <w:tc>
-          <w:tcPr>
-            <w:tcW w:type="dxa" w:w="2880"/>
-          </w:tcPr>
-          <w:p>
-            <w:r>
-              <w:t>Multi-agent pipeline — scanner → strategy → risk → portfolio</w:t>
-            </w:r>
-          </w:p>
+          <w:p/>
+        </w:tc>
+        <w:tc>
+          <w:tcPr>
+            <w:tcW w:type="dxa" w:w="2880"/>
+          </w:tcPr>
+          <w:p/>
+        </w:tc>
+        <w:tc>
+          <w:tcPr>
+            <w:tcW w:type="dxa" w:w="2880"/>
+          </w:tcPr>
+          <w:p/>
         </w:tc>
       </w:tr>
       <w:tr>
@@ -8801,31 +8902,19 @@
           <w:tcPr>
             <w:tcW w:type="dxa" w:w="2880"/>
           </w:tcPr>
-          <w:p>
-            <w:r>
-              <w:t>2</w:t>
-            </w:r>
-          </w:p>
-        </w:tc>
-        <w:tc>
-          <w:tcPr>
-            <w:tcW w:type="dxa" w:w="2880"/>
-          </w:tcPr>
-          <w:p>
-            <w:r>
-              <w:t>Built the market scanner</w:t>
-            </w:r>
-          </w:p>
-        </w:tc>
-        <w:tc>
-          <w:tcPr>
-            <w:tcW w:type="dxa" w:w="2880"/>
-          </w:tcPr>
-          <w:p>
-            <w:r>
-              <w:t>yfinance + ta library, scoring 60+ tickers initially</w:t>
-            </w:r>
-          </w:p>
+          <w:p/>
+        </w:tc>
+        <w:tc>
+          <w:tcPr>
+            <w:tcW w:type="dxa" w:w="2880"/>
+          </w:tcPr>
+          <w:p/>
+        </w:tc>
+        <w:tc>
+          <w:tcPr>
+            <w:tcW w:type="dxa" w:w="2880"/>
+          </w:tcPr>
+          <w:p/>
         </w:tc>
       </w:tr>
       <w:tr>
@@ -8833,31 +8922,19 @@
           <w:tcPr>
             <w:tcW w:type="dxa" w:w="2880"/>
           </w:tcPr>
-          <w:p>
-            <w:r>
-              <w:t>3</w:t>
-            </w:r>
-          </w:p>
-        </w:tc>
-        <w:tc>
-          <w:tcPr>
-            <w:tcW w:type="dxa" w:w="2880"/>
-          </w:tcPr>
-          <w:p>
-            <w:r>
-              <w:t>Built the strategy agent</w:t>
-            </w:r>
-          </w:p>
-        </w:tc>
-        <w:tc>
-          <w:tcPr>
-            <w:tcW w:type="dxa" w:w="2880"/>
-          </w:tcPr>
-          <w:p>
-            <w:r>
-              <w:t>Claude selects trades with entry/target/stop/reasoning</w:t>
-            </w:r>
-          </w:p>
+          <w:p/>
+        </w:tc>
+        <w:tc>
+          <w:tcPr>
+            <w:tcW w:type="dxa" w:w="2880"/>
+          </w:tcPr>
+          <w:p/>
+        </w:tc>
+        <w:tc>
+          <w:tcPr>
+            <w:tcW w:type="dxa" w:w="2880"/>
+          </w:tcPr>
+          <w:p/>
         </w:tc>
       </w:tr>
       <w:tr>
@@ -8867,27 +8944,27 @@
           </w:tcPr>
           <w:p>
             <w:r>
-              <w:t>4</w:t>
-            </w:r>
-          </w:p>
-        </w:tc>
-        <w:tc>
-          <w:tcPr>
-            <w:tcW w:type="dxa" w:w="2880"/>
-          </w:tcPr>
-          <w:p>
-            <w:r>
-              <w:t>Built the risk agent</w:t>
-            </w:r>
-          </w:p>
-        </w:tc>
-        <w:tc>
-          <w:tcPr>
-            <w:tcW w:type="dxa" w:w="2880"/>
-          </w:tcPr>
-          <w:p>
-            <w:r>
-              <w:t>Claude validates every trade against hard risk rules</w:t>
+              <w:t>1</w:t>
+            </w:r>
+          </w:p>
+        </w:tc>
+        <w:tc>
+          <w:tcPr>
+            <w:tcW w:type="dxa" w:w="2880"/>
+          </w:tcPr>
+          <w:p>
+            <w:r>
+              <w:t>Designed the architecture</w:t>
+            </w:r>
+          </w:p>
+        </w:tc>
+        <w:tc>
+          <w:tcPr>
+            <w:tcW w:type="dxa" w:w="2880"/>
+          </w:tcPr>
+          <w:p>
+            <w:r>
+              <w:t>Multi-agent pipeline — scanner → strategy → risk → portfolio</w:t>
             </w:r>
           </w:p>
         </w:tc>
@@ -8899,27 +8976,27 @@
           </w:tcPr>
           <w:p>
             <w:r>
-              <w:t>5</w:t>
-            </w:r>
-          </w:p>
-        </w:tc>
-        <w:tc>
-          <w:tcPr>
-            <w:tcW w:type="dxa" w:w="2880"/>
-          </w:tcPr>
-          <w:p>
-            <w:r>
-              <w:t>Built the portfolio agent</w:t>
-            </w:r>
-          </w:p>
-        </w:tc>
-        <w:tc>
-          <w:tcPr>
-            <w:tcW w:type="dxa" w:w="2880"/>
-          </w:tcPr>
-          <w:p>
-            <w:r>
-              <w:t>Opens and tracks simulated positions in Supabase</w:t>
+              <w:t>2</w:t>
+            </w:r>
+          </w:p>
+        </w:tc>
+        <w:tc>
+          <w:tcPr>
+            <w:tcW w:type="dxa" w:w="2880"/>
+          </w:tcPr>
+          <w:p>
+            <w:r>
+              <w:t>Built the market scanner</w:t>
+            </w:r>
+          </w:p>
+        </w:tc>
+        <w:tc>
+          <w:tcPr>
+            <w:tcW w:type="dxa" w:w="2880"/>
+          </w:tcPr>
+          <w:p>
+            <w:r>
+              <w:t>yfinance + ta library, scoring 60+ tickers initially</w:t>
             </w:r>
           </w:p>
         </w:tc>
@@ -8931,27 +9008,27 @@
           </w:tcPr>
           <w:p>
             <w:r>
-              <w:t>6</w:t>
-            </w:r>
-          </w:p>
-        </w:tc>
-        <w:tc>
-          <w:tcPr>
-            <w:tcW w:type="dxa" w:w="2880"/>
-          </w:tcPr>
-          <w:p>
-            <w:r>
-              <w:t>Built the intraday agent</w:t>
-            </w:r>
-          </w:p>
-        </w:tc>
-        <w:tc>
-          <w:tcPr>
-            <w:tcW w:type="dxa" w:w="2880"/>
-          </w:tcPr>
-          <w:p>
-            <w:r>
-              <w:t>Monitors positions every 30 min, closes on target/stop</w:t>
+              <w:t>3</w:t>
+            </w:r>
+          </w:p>
+        </w:tc>
+        <w:tc>
+          <w:tcPr>
+            <w:tcW w:type="dxa" w:w="2880"/>
+          </w:tcPr>
+          <w:p>
+            <w:r>
+              <w:t>Built the strategy agent</w:t>
+            </w:r>
+          </w:p>
+        </w:tc>
+        <w:tc>
+          <w:tcPr>
+            <w:tcW w:type="dxa" w:w="2880"/>
+          </w:tcPr>
+          <w:p>
+            <w:r>
+              <w:t>Claude selects trades with entry/target/stop/reasoning</w:t>
             </w:r>
           </w:p>
         </w:tc>
@@ -8963,27 +9040,27 @@
           </w:tcPr>
           <w:p>
             <w:r>
-              <w:t>7</w:t>
-            </w:r>
-          </w:p>
-        </w:tc>
-        <w:tc>
-          <w:tcPr>
-            <w:tcW w:type="dxa" w:w="2880"/>
-          </w:tcPr>
-          <w:p>
-            <w:r>
-              <w:t>Built the EOD agent</w:t>
-            </w:r>
-          </w:p>
-        </w:tc>
-        <w:tc>
-          <w:tcPr>
-            <w:tcW w:type="dxa" w:w="2880"/>
-          </w:tcPr>
-          <w:p>
-            <w:r>
-              <w:t>Calculates daily P&amp;L, updates portfolio capital</w:t>
+              <w:t>4</w:t>
+            </w:r>
+          </w:p>
+        </w:tc>
+        <w:tc>
+          <w:tcPr>
+            <w:tcW w:type="dxa" w:w="2880"/>
+          </w:tcPr>
+          <w:p>
+            <w:r>
+              <w:t>Built the risk agent</w:t>
+            </w:r>
+          </w:p>
+        </w:tc>
+        <w:tc>
+          <w:tcPr>
+            <w:tcW w:type="dxa" w:w="2880"/>
+          </w:tcPr>
+          <w:p>
+            <w:r>
+              <w:t>Claude validates every trade against hard risk rules</w:t>
             </w:r>
           </w:p>
         </w:tc>
@@ -8995,27 +9072,27 @@
           </w:tcPr>
           <w:p>
             <w:r>
-              <w:t>8</w:t>
-            </w:r>
-          </w:p>
-        </w:tc>
-        <w:tc>
-          <w:tcPr>
-            <w:tcW w:type="dxa" w:w="2880"/>
-          </w:tcPr>
-          <w:p>
-            <w:r>
-              <w:t>Wrote the orchestrator</w:t>
-            </w:r>
-          </w:p>
-        </w:tc>
-        <w:tc>
-          <w:tcPr>
-            <w:tcW w:type="dxa" w:w="2880"/>
-          </w:tcPr>
-          <w:p>
-            <w:r>
-              <w:t>Chains all agents, callable with --mode flag</w:t>
+              <w:t>5</w:t>
+            </w:r>
+          </w:p>
+        </w:tc>
+        <w:tc>
+          <w:tcPr>
+            <w:tcW w:type="dxa" w:w="2880"/>
+          </w:tcPr>
+          <w:p>
+            <w:r>
+              <w:t>Built the portfolio agent</w:t>
+            </w:r>
+          </w:p>
+        </w:tc>
+        <w:tc>
+          <w:tcPr>
+            <w:tcW w:type="dxa" w:w="2880"/>
+          </w:tcPr>
+          <w:p>
+            <w:r>
+              <w:t>Opens and tracks simulated positions in Supabase</w:t>
             </w:r>
           </w:p>
         </w:tc>
@@ -9027,27 +9104,27 @@
           </w:tcPr>
           <w:p>
             <w:r>
-              <w:t>9</w:t>
-            </w:r>
-          </w:p>
-        </w:tc>
-        <w:tc>
-          <w:tcPr>
-            <w:tcW w:type="dxa" w:w="2880"/>
-          </w:tcPr>
-          <w:p>
-            <w:r>
-              <w:t>Created the database schema</w:t>
-            </w:r>
-          </w:p>
-        </w:tc>
-        <w:tc>
-          <w:tcPr>
-            <w:tcW w:type="dxa" w:w="2880"/>
-          </w:tcPr>
-          <w:p>
-            <w:r>
-              <w:t>Five Supabase tables with proper indexes and constraints</w:t>
+              <w:t>6</w:t>
+            </w:r>
+          </w:p>
+        </w:tc>
+        <w:tc>
+          <w:tcPr>
+            <w:tcW w:type="dxa" w:w="2880"/>
+          </w:tcPr>
+          <w:p>
+            <w:r>
+              <w:t>Built the intraday agent</w:t>
+            </w:r>
+          </w:p>
+        </w:tc>
+        <w:tc>
+          <w:tcPr>
+            <w:tcW w:type="dxa" w:w="2880"/>
+          </w:tcPr>
+          <w:p>
+            <w:r>
+              <w:t>Monitors positions every 30 min, closes on target/stop</w:t>
             </w:r>
           </w:p>
         </w:tc>
@@ -9059,27 +9136,27 @@
           </w:tcPr>
           <w:p>
             <w:r>
-              <w:t>10</w:t>
-            </w:r>
-          </w:p>
-        </w:tc>
-        <w:tc>
-          <w:tcPr>
-            <w:tcW w:type="dxa" w:w="2880"/>
-          </w:tcPr>
-          <w:p>
-            <w:r>
-              <w:t>Set up GitHub Actions</w:t>
-            </w:r>
-          </w:p>
-        </w:tc>
-        <w:tc>
-          <w:tcPr>
-            <w:tcW w:type="dxa" w:w="2880"/>
-          </w:tcPr>
-          <w:p>
-            <w:r>
-              <w:t>Cron workflow running premarket/intraday/EOD on weekdays</w:t>
+              <w:t>7</w:t>
+            </w:r>
+          </w:p>
+        </w:tc>
+        <w:tc>
+          <w:tcPr>
+            <w:tcW w:type="dxa" w:w="2880"/>
+          </w:tcPr>
+          <w:p>
+            <w:r>
+              <w:t>Built the EOD agent</w:t>
+            </w:r>
+          </w:p>
+        </w:tc>
+        <w:tc>
+          <w:tcPr>
+            <w:tcW w:type="dxa" w:w="2880"/>
+          </w:tcPr>
+          <w:p>
+            <w:r>
+              <w:t>Calculates daily P&amp;L, updates portfolio capital</w:t>
             </w:r>
           </w:p>
         </w:tc>
@@ -9091,27 +9168,27 @@
           </w:tcPr>
           <w:p>
             <w:r>
-              <w:t>11</w:t>
-            </w:r>
-          </w:p>
-        </w:tc>
-        <w:tc>
-          <w:tcPr>
-            <w:tcW w:type="dxa" w:w="2880"/>
-          </w:tcPr>
-          <w:p>
-            <w:r>
-              <w:t>Set up Git + GitHub (SSH)</w:t>
-            </w:r>
-          </w:p>
-        </w:tc>
-        <w:tc>
-          <w:tcPr>
-            <w:tcW w:type="dxa" w:w="2880"/>
-          </w:tcPr>
-          <w:p>
-            <w:r>
-              <w:t>Generated SSH key, added to GitHub, switched remote to SSH</w:t>
+              <w:t>8</w:t>
+            </w:r>
+          </w:p>
+        </w:tc>
+        <w:tc>
+          <w:tcPr>
+            <w:tcW w:type="dxa" w:w="2880"/>
+          </w:tcPr>
+          <w:p>
+            <w:r>
+              <w:t>Wrote the orchestrator</w:t>
+            </w:r>
+          </w:p>
+        </w:tc>
+        <w:tc>
+          <w:tcPr>
+            <w:tcW w:type="dxa" w:w="2880"/>
+          </w:tcPr>
+          <w:p>
+            <w:r>
+              <w:t>Chains all agents, callable with --mode flag</w:t>
             </w:r>
           </w:p>
         </w:tc>
@@ -9123,27 +9200,27 @@
           </w:tcPr>
           <w:p>
             <w:r>
-              <w:t>12</w:t>
-            </w:r>
-          </w:p>
-        </w:tc>
-        <w:tc>
-          <w:tcPr>
-            <w:tcW w:type="dxa" w:w="2880"/>
-          </w:tcPr>
-          <w:p>
-            <w:r>
-              <w:t>Set up Supabase</w:t>
-            </w:r>
-          </w:p>
-        </w:tc>
-        <w:tc>
-          <w:tcPr>
-            <w:tcW w:type="dxa" w:w="2880"/>
-          </w:tcPr>
-          <w:p>
-            <w:r>
-              <w:t>Created project, ran schema.sql, obtained URL and service role key</w:t>
+              <w:t>9</w:t>
+            </w:r>
+          </w:p>
+        </w:tc>
+        <w:tc>
+          <w:tcPr>
+            <w:tcW w:type="dxa" w:w="2880"/>
+          </w:tcPr>
+          <w:p>
+            <w:r>
+              <w:t>Created the database schema</w:t>
+            </w:r>
+          </w:p>
+        </w:tc>
+        <w:tc>
+          <w:tcPr>
+            <w:tcW w:type="dxa" w:w="2880"/>
+          </w:tcPr>
+          <w:p>
+            <w:r>
+              <w:t>Five Supabase tables with proper indexes and constraints</w:t>
             </w:r>
           </w:p>
         </w:tc>
@@ -9155,27 +9232,27 @@
           </w:tcPr>
           <w:p>
             <w:r>
-              <w:t>13</w:t>
-            </w:r>
-          </w:p>
-        </w:tc>
-        <w:tc>
-          <w:tcPr>
-            <w:tcW w:type="dxa" w:w="2880"/>
-          </w:tcPr>
-          <w:p>
-            <w:r>
-              <w:t>Set GitHub Secrets</w:t>
-            </w:r>
-          </w:p>
-        </w:tc>
-        <w:tc>
-          <w:tcPr>
-            <w:tcW w:type="dxa" w:w="2880"/>
-          </w:tcPr>
-          <w:p>
-            <w:r>
-              <w:t>Added API keys to repo secrets for runtime injection</w:t>
+              <w:t>10</w:t>
+            </w:r>
+          </w:p>
+        </w:tc>
+        <w:tc>
+          <w:tcPr>
+            <w:tcW w:type="dxa" w:w="2880"/>
+          </w:tcPr>
+          <w:p>
+            <w:r>
+              <w:t>Set up GitHub Actions</w:t>
+            </w:r>
+          </w:p>
+        </w:tc>
+        <w:tc>
+          <w:tcPr>
+            <w:tcW w:type="dxa" w:w="2880"/>
+          </w:tcPr>
+          <w:p>
+            <w:r>
+              <w:t>Cron workflow running premarket/intraday/EOD on weekdays</w:t>
             </w:r>
           </w:p>
         </w:tc>
@@ -9187,27 +9264,27 @@
           </w:tcPr>
           <w:p>
             <w:r>
-              <w:t>14</w:t>
-            </w:r>
-          </w:p>
-        </w:tc>
-        <w:tc>
-          <w:tcPr>
-            <w:tcW w:type="dxa" w:w="2880"/>
-          </w:tcPr>
-          <w:p>
-            <w:r>
-              <w:t>End-to-end test</w:t>
-            </w:r>
-          </w:p>
-        </w:tc>
-        <w:tc>
-          <w:tcPr>
-            <w:tcW w:type="dxa" w:w="2880"/>
-          </w:tcPr>
-          <w:p>
-            <w:r>
-              <w:t>Manual premarket run via GitHub Actions — confirmed full pipeline working</w:t>
+              <w:t>11</w:t>
+            </w:r>
+          </w:p>
+        </w:tc>
+        <w:tc>
+          <w:tcPr>
+            <w:tcW w:type="dxa" w:w="2880"/>
+          </w:tcPr>
+          <w:p>
+            <w:r>
+              <w:t>Set up Git + GitHub (SSH)</w:t>
+            </w:r>
+          </w:p>
+        </w:tc>
+        <w:tc>
+          <w:tcPr>
+            <w:tcW w:type="dxa" w:w="2880"/>
+          </w:tcPr>
+          <w:p>
+            <w:r>
+              <w:t>Generated SSH key, added to GitHub, switched remote to SSH</w:t>
             </w:r>
           </w:p>
         </w:tc>
@@ -9219,27 +9296,27 @@
           </w:tcPr>
           <w:p>
             <w:r>
-              <w:t>15</w:t>
-            </w:r>
-          </w:p>
-        </w:tc>
-        <w:tc>
-          <w:tcPr>
-            <w:tcW w:type="dxa" w:w="2880"/>
-          </w:tcPr>
-          <w:p>
-            <w:r>
-              <w:t>Built the Streamlit dashboard</w:t>
-            </w:r>
-          </w:p>
-        </w:tc>
-        <w:tc>
-          <w:tcPr>
-            <w:tcW w:type="dxa" w:w="2880"/>
-          </w:tcPr>
-          <w:p>
-            <w:r>
-              <w:t>4-tab app with Today, Positions, Performance, Scan Log</w:t>
+              <w:t>12</w:t>
+            </w:r>
+          </w:p>
+        </w:tc>
+        <w:tc>
+          <w:tcPr>
+            <w:tcW w:type="dxa" w:w="2880"/>
+          </w:tcPr>
+          <w:p>
+            <w:r>
+              <w:t>Set up Supabase</w:t>
+            </w:r>
+          </w:p>
+        </w:tc>
+        <w:tc>
+          <w:tcPr>
+            <w:tcW w:type="dxa" w:w="2880"/>
+          </w:tcPr>
+          <w:p>
+            <w:r>
+              <w:t>Created project, ran schema.sql, obtained URL and service role key</w:t>
             </w:r>
           </w:p>
         </w:tc>
@@ -9251,27 +9328,27 @@
           </w:tcPr>
           <w:p>
             <w:r>
-              <w:t>16</w:t>
-            </w:r>
-          </w:p>
-        </w:tc>
-        <w:tc>
-          <w:tcPr>
-            <w:tcW w:type="dxa" w:w="2880"/>
-          </w:tcPr>
-          <w:p>
-            <w:r>
-              <w:t>Deployed to Streamlit Cloud</w:t>
-            </w:r>
-          </w:p>
-        </w:tc>
-        <w:tc>
-          <w:tcPr>
-            <w:tcW w:type="dxa" w:w="2880"/>
-          </w:tcPr>
-          <w:p>
-            <w:r>
-              <w:t>Connected repo, set secrets in TOML format, got public URL</w:t>
+              <w:t>13</w:t>
+            </w:r>
+          </w:p>
+        </w:tc>
+        <w:tc>
+          <w:tcPr>
+            <w:tcW w:type="dxa" w:w="2880"/>
+          </w:tcPr>
+          <w:p>
+            <w:r>
+              <w:t>Set GitHub Secrets</w:t>
+            </w:r>
+          </w:p>
+        </w:tc>
+        <w:tc>
+          <w:tcPr>
+            <w:tcW w:type="dxa" w:w="2880"/>
+          </w:tcPr>
+          <w:p>
+            <w:r>
+              <w:t>Added API keys to repo secrets for runtime injection</w:t>
             </w:r>
           </w:p>
         </w:tc>
@@ -9283,27 +9360,27 @@
           </w:tcPr>
           <w:p>
             <w:r>
-              <w:t>17</w:t>
-            </w:r>
-          </w:p>
-        </w:tc>
-        <w:tc>
-          <w:tcPr>
-            <w:tcW w:type="dxa" w:w="2880"/>
-          </w:tcPr>
-          <w:p>
-            <w:r>
-              <w:t>Added password protection</w:t>
-            </w:r>
-          </w:p>
-        </w:tc>
-        <w:tc>
-          <w:tcPr>
-            <w:tcW w:type="dxa" w:w="2880"/>
-          </w:tcPr>
-          <w:p>
-            <w:r>
-              <w:t>Login screen added — only authorized users can view data</w:t>
+              <w:t>14</w:t>
+            </w:r>
+          </w:p>
+        </w:tc>
+        <w:tc>
+          <w:tcPr>
+            <w:tcW w:type="dxa" w:w="2880"/>
+          </w:tcPr>
+          <w:p>
+            <w:r>
+              <w:t>End-to-end test</w:t>
+            </w:r>
+          </w:p>
+        </w:tc>
+        <w:tc>
+          <w:tcPr>
+            <w:tcW w:type="dxa" w:w="2880"/>
+          </w:tcPr>
+          <w:p>
+            <w:r>
+              <w:t>Manual premarket run via GitHub Actions — confirmed full pipeline working</w:t>
             </w:r>
           </w:p>
         </w:tc>
@@ -9315,27 +9392,27 @@
           </w:tcPr>
           <w:p>
             <w:r>
-              <w:t>18</w:t>
-            </w:r>
-          </w:p>
-        </w:tc>
-        <w:tc>
-          <w:tcPr>
-            <w:tcW w:type="dxa" w:w="2880"/>
-          </w:tcPr>
-          <w:p>
-            <w:r>
-              <w:t>Built backtest.py</w:t>
-            </w:r>
-          </w:p>
-        </w:tc>
-        <w:tc>
-          <w:tcPr>
-            <w:tcW w:type="dxa" w:w="2880"/>
-          </w:tcPr>
-          <w:p>
-            <w:r>
-              <w:t>30-day historical replay with real yfinance data, no Claude API</w:t>
+              <w:t>15</w:t>
+            </w:r>
+          </w:p>
+        </w:tc>
+        <w:tc>
+          <w:tcPr>
+            <w:tcW w:type="dxa" w:w="2880"/>
+          </w:tcPr>
+          <w:p>
+            <w:r>
+              <w:t>Built the Streamlit dashboard</w:t>
+            </w:r>
+          </w:p>
+        </w:tc>
+        <w:tc>
+          <w:tcPr>
+            <w:tcW w:type="dxa" w:w="2880"/>
+          </w:tcPr>
+          <w:p>
+            <w:r>
+              <w:t>4-tab app with Today, Positions, Performance, Scan Log</w:t>
             </w:r>
           </w:p>
         </w:tc>
@@ -9347,27 +9424,27 @@
           </w:tcPr>
           <w:p>
             <w:r>
-              <w:t>19</w:t>
-            </w:r>
-          </w:p>
-        </w:tc>
-        <w:tc>
-          <w:tcPr>
-            <w:tcW w:type="dxa" w:w="2880"/>
-          </w:tcPr>
-          <w:p>
-            <w:r>
-              <w:t>Expanded universe to 430+ tickers</w:t>
-            </w:r>
-          </w:p>
-        </w:tc>
-        <w:tc>
-          <w:tcPr>
-            <w:tcW w:type="dxa" w:w="2880"/>
-          </w:tcPr>
-          <w:p>
-            <w:r>
-              <w:t>Removed drags based on backtest, added momentum names</w:t>
+              <w:t>16</w:t>
+            </w:r>
+          </w:p>
+        </w:tc>
+        <w:tc>
+          <w:tcPr>
+            <w:tcW w:type="dxa" w:w="2880"/>
+          </w:tcPr>
+          <w:p>
+            <w:r>
+              <w:t>Deployed to Streamlit Cloud</w:t>
+            </w:r>
+          </w:p>
+        </w:tc>
+        <w:tc>
+          <w:tcPr>
+            <w:tcW w:type="dxa" w:w="2880"/>
+          </w:tcPr>
+          <w:p>
+            <w:r>
+              <w:t>Connected repo, set secrets in TOML format, got public URL</w:t>
             </w:r>
           </w:p>
         </w:tc>
@@ -9379,27 +9456,27 @@
           </w:tcPr>
           <w:p>
             <w:r>
-              <w:t>20</w:t>
-            </w:r>
-          </w:p>
-        </w:tc>
-        <w:tc>
-          <w:tcPr>
-            <w:tcW w:type="dxa" w:w="2880"/>
-          </w:tcPr>
-          <w:p>
-            <w:r>
-              <w:t>Tuned to 3% target, 15 positions, 3:1 R:R</w:t>
-            </w:r>
-          </w:p>
-        </w:tc>
-        <w:tc>
-          <w:tcPr>
-            <w:tcW w:type="dxa" w:w="2880"/>
-          </w:tcPr>
-          <w:p>
-            <w:r>
-              <w:t>Backtest showed $750/day avg at B grade (93% win days)</w:t>
+              <w:t>17</w:t>
+            </w:r>
+          </w:p>
+        </w:tc>
+        <w:tc>
+          <w:tcPr>
+            <w:tcW w:type="dxa" w:w="2880"/>
+          </w:tcPr>
+          <w:p>
+            <w:r>
+              <w:t>Added password protection</w:t>
+            </w:r>
+          </w:p>
+        </w:tc>
+        <w:tc>
+          <w:tcPr>
+            <w:tcW w:type="dxa" w:w="2880"/>
+          </w:tcPr>
+          <w:p>
+            <w:r>
+              <w:t>Login screen added — only authorized users can view data</w:t>
             </w:r>
           </w:p>
         </w:tc>
@@ -9411,27 +9488,27 @@
           </w:tcPr>
           <w:p>
             <w:r>
-              <w:t>21</w:t>
-            </w:r>
-          </w:p>
-        </w:tc>
-        <w:tc>
-          <w:tcPr>
-            <w:tcW w:type="dxa" w:w="2880"/>
-          </w:tcPr>
-          <w:p>
-            <w:r>
-              <w:t>Built eval.py</w:t>
-            </w:r>
-          </w:p>
-        </w:tc>
-        <w:tc>
-          <w:tcPr>
-            <w:tcW w:type="dxa" w:w="2880"/>
-          </w:tcPr>
-          <w:p>
-            <w:r>
-              <w:t>Weekly grading script: A/B/C/D based on P&amp;L, win rate, reward:risk</w:t>
+              <w:t>18</w:t>
+            </w:r>
+          </w:p>
+        </w:tc>
+        <w:tc>
+          <w:tcPr>
+            <w:tcW w:type="dxa" w:w="2880"/>
+          </w:tcPr>
+          <w:p>
+            <w:r>
+              <w:t>Built backtest.py</w:t>
+            </w:r>
+          </w:p>
+        </w:tc>
+        <w:tc>
+          <w:tcPr>
+            <w:tcW w:type="dxa" w:w="2880"/>
+          </w:tcPr>
+          <w:p>
+            <w:r>
+              <w:t>30-day historical replay with real yfinance data, no Claude API</w:t>
             </w:r>
           </w:p>
         </w:tc>
@@ -9443,27 +9520,27 @@
           </w:tcPr>
           <w:p>
             <w:r>
-              <w:t>22</w:t>
-            </w:r>
-          </w:p>
-        </w:tc>
-        <w:tc>
-          <w:tcPr>
-            <w:tcW w:type="dxa" w:w="2880"/>
-          </w:tcPr>
-          <w:p>
-            <w:r>
-              <w:t>Built V2a — Market Context Agent</w:t>
-            </w:r>
-          </w:p>
-        </w:tc>
-        <w:tc>
-          <w:tcPr>
-            <w:tcW w:type="dxa" w:w="2880"/>
-          </w:tcPr>
-          <w:p>
-            <w:r>
-              <w:t>VIX gate + futures signal + international markets</w:t>
+              <w:t>19</w:t>
+            </w:r>
+          </w:p>
+        </w:tc>
+        <w:tc>
+          <w:tcPr>
+            <w:tcW w:type="dxa" w:w="2880"/>
+          </w:tcPr>
+          <w:p>
+            <w:r>
+              <w:t>Expanded universe to 430+ tickers</w:t>
+            </w:r>
+          </w:p>
+        </w:tc>
+        <w:tc>
+          <w:tcPr>
+            <w:tcW w:type="dxa" w:w="2880"/>
+          </w:tcPr>
+          <w:p>
+            <w:r>
+              <w:t>Removed drags based on backtest, added momentum names</w:t>
             </w:r>
           </w:p>
         </w:tc>
@@ -9475,27 +9552,27 @@
           </w:tcPr>
           <w:p>
             <w:r>
-              <w:t>23</w:t>
-            </w:r>
-          </w:p>
-        </w:tc>
-        <w:tc>
-          <w:tcPr>
-            <w:tcW w:type="dxa" w:w="2880"/>
-          </w:tcPr>
-          <w:p>
-            <w:r>
-              <w:t>Built V2b — News Intelligence Agent</w:t>
-            </w:r>
-          </w:p>
-        </w:tc>
-        <w:tc>
-          <w:tcPr>
-            <w:tcW w:type="dxa" w:w="2880"/>
-          </w:tcPr>
-          <w:p>
-            <w:r>
-              <w:t>Earnings blackout + news headlines context for Claude</w:t>
+              <w:t>20</w:t>
+            </w:r>
+          </w:p>
+        </w:tc>
+        <w:tc>
+          <w:tcPr>
+            <w:tcW w:type="dxa" w:w="2880"/>
+          </w:tcPr>
+          <w:p>
+            <w:r>
+              <w:t>Tuned to 3% target, 15 positions, 3:1 R:R</w:t>
+            </w:r>
+          </w:p>
+        </w:tc>
+        <w:tc>
+          <w:tcPr>
+            <w:tcW w:type="dxa" w:w="2880"/>
+          </w:tcPr>
+          <w:p>
+            <w:r>
+              <w:t>Backtest showed $750/day avg at B grade (93% win days)</w:t>
             </w:r>
           </w:p>
         </w:tc>
@@ -9507,27 +9584,27 @@
           </w:tcPr>
           <w:p>
             <w:r>
-              <w:t>24</w:t>
-            </w:r>
-          </w:p>
-        </w:tc>
-        <w:tc>
-          <w:tcPr>
-            <w:tcW w:type="dxa" w:w="2880"/>
-          </w:tcPr>
-          <w:p>
-            <w:r>
-              <w:t>Redesigned dashboard to workflow view</w:t>
-            </w:r>
-          </w:p>
-        </w:tc>
-        <w:tc>
-          <w:tcPr>
-            <w:tcW w:type="dxa" w:w="2880"/>
-          </w:tcPr>
-          <w:p>
-            <w:r>
-              <w:t>Today tab shows all 4 steps: market → scan → plan → positions</w:t>
+              <w:t>21</w:t>
+            </w:r>
+          </w:p>
+        </w:tc>
+        <w:tc>
+          <w:tcPr>
+            <w:tcW w:type="dxa" w:w="2880"/>
+          </w:tcPr>
+          <w:p>
+            <w:r>
+              <w:t>Built eval.py</w:t>
+            </w:r>
+          </w:p>
+        </w:tc>
+        <w:tc>
+          <w:tcPr>
+            <w:tcW w:type="dxa" w:w="2880"/>
+          </w:tcPr>
+          <w:p>
+            <w:r>
+              <w:t>Weekly grading script: A/B/C/D based on P&amp;L, win rate, reward:risk</w:t>
             </w:r>
           </w:p>
         </w:tc>
@@ -9539,27 +9616,27 @@
           </w:tcPr>
           <w:p>
             <w:r>
-              <w:t>25</w:t>
-            </w:r>
-          </w:p>
-        </w:tc>
-        <w:tc>
-          <w:tcPr>
-            <w:tcW w:type="dxa" w:w="2880"/>
-          </w:tcPr>
-          <w:p>
-            <w:r>
-              <w:t>Built V2c — Fear &amp; Greed + economic calendar</w:t>
-            </w:r>
-          </w:p>
-        </w:tc>
-        <w:tc>
-          <w:tcPr>
-            <w:tcW w:type="dxa" w:w="2880"/>
-          </w:tcPr>
-          <w:p>
-            <w:r>
-              <w:t>alternative.me F&amp;G Index + FOMC/CPI/NFP hardcoded dates</w:t>
+              <w:t>22</w:t>
+            </w:r>
+          </w:p>
+        </w:tc>
+        <w:tc>
+          <w:tcPr>
+            <w:tcW w:type="dxa" w:w="2880"/>
+          </w:tcPr>
+          <w:p>
+            <w:r>
+              <w:t>Built V2a — Market Context Agent</w:t>
+            </w:r>
+          </w:p>
+        </w:tc>
+        <w:tc>
+          <w:tcPr>
+            <w:tcW w:type="dxa" w:w="2880"/>
+          </w:tcPr>
+          <w:p>
+            <w:r>
+              <w:t>VIX gate + futures signal + international markets</w:t>
             </w:r>
           </w:p>
         </w:tc>
@@ -9571,27 +9648,27 @@
           </w:tcPr>
           <w:p>
             <w:r>
-              <w:t>26</w:t>
-            </w:r>
-          </w:p>
-        </w:tc>
-        <w:tc>
-          <w:tcPr>
-            <w:tcW w:type="dxa" w:w="2880"/>
-          </w:tcPr>
-          <w:p>
-            <w:r>
-              <w:t>Tuned V2c to confirming signal (v2.3)</w:t>
-            </w:r>
-          </w:p>
-        </w:tc>
-        <w:tc>
-          <w:tcPr>
-            <w:tcW w:type="dxa" w:w="2880"/>
-          </w:tcPr>
-          <w:p>
-            <w:r>
-              <w:t>F&amp;G standalone gate was too aggressive — now requires VIX or futures confirmation</w:t>
+              <w:t>23</w:t>
+            </w:r>
+          </w:p>
+        </w:tc>
+        <w:tc>
+          <w:tcPr>
+            <w:tcW w:type="dxa" w:w="2880"/>
+          </w:tcPr>
+          <w:p>
+            <w:r>
+              <w:t>Built V2b — News Intelligence Agent</w:t>
+            </w:r>
+          </w:p>
+        </w:tc>
+        <w:tc>
+          <w:tcPr>
+            <w:tcW w:type="dxa" w:w="2880"/>
+          </w:tcPr>
+          <w:p>
+            <w:r>
+              <w:t>Earnings blackout + news headlines context for Claude</w:t>
             </w:r>
           </w:p>
         </w:tc>
@@ -9603,27 +9680,27 @@
           </w:tcPr>
           <w:p>
             <w:r>
-              <w:t>27</w:t>
-            </w:r>
-          </w:p>
-        </w:tc>
-        <w:tc>
-          <w:tcPr>
-            <w:tcW w:type="dxa" w:w="2880"/>
-          </w:tcPr>
-          <w:p>
-            <w:r>
-              <w:t>Built V3a — Universe Refresh Agent</w:t>
-            </w:r>
-          </w:p>
-        </w:tc>
-        <w:tc>
-          <w:tcPr>
-            <w:tcW w:type="dxa" w:w="2880"/>
-          </w:tcPr>
-          <w:p>
-            <w:r>
-              <w:t>Weekly S&amp;P500+Nasdaq100 screener; 458 tickers saved to Supabase on first run</w:t>
+              <w:t>24</w:t>
+            </w:r>
+          </w:p>
+        </w:tc>
+        <w:tc>
+          <w:tcPr>
+            <w:tcW w:type="dxa" w:w="2880"/>
+          </w:tcPr>
+          <w:p>
+            <w:r>
+              <w:t>Redesigned dashboard to workflow view</w:t>
+            </w:r>
+          </w:p>
+        </w:tc>
+        <w:tc>
+          <w:tcPr>
+            <w:tcW w:type="dxa" w:w="2880"/>
+          </w:tcPr>
+          <w:p>
+            <w:r>
+              <w:t>Today tab shows all 4 steps: market → scan → plan → positions</w:t>
             </w:r>
           </w:p>
         </w:tc>
@@ -9635,27 +9712,27 @@
           </w:tcPr>
           <w:p>
             <w:r>
-              <w:t>28</w:t>
-            </w:r>
-          </w:p>
-        </w:tc>
-        <w:tc>
-          <w:tcPr>
-            <w:tcW w:type="dxa" w:w="2880"/>
-          </w:tcPr>
-          <w:p>
-            <w:r>
-              <w:t>Added company names to dashboard tables</w:t>
-            </w:r>
-          </w:p>
-        </w:tc>
-        <w:tc>
-          <w:tcPr>
-            <w:tcW w:type="dxa" w:w="2880"/>
-          </w:tcPr>
-          <w:p>
-            <w:r>
-              <w:t>config/company_names.py static dict, company column in all ticker tables</w:t>
+              <w:t>25</w:t>
+            </w:r>
+          </w:p>
+        </w:tc>
+        <w:tc>
+          <w:tcPr>
+            <w:tcW w:type="dxa" w:w="2880"/>
+          </w:tcPr>
+          <w:p>
+            <w:r>
+              <w:t>Built V2c — Fear &amp; Greed + economic calendar</w:t>
+            </w:r>
+          </w:p>
+        </w:tc>
+        <w:tc>
+          <w:tcPr>
+            <w:tcW w:type="dxa" w:w="2880"/>
+          </w:tcPr>
+          <w:p>
+            <w:r>
+              <w:t>alternative.me F&amp;G Index + FOMC/CPI/NFP hardcoded dates</w:t>
             </w:r>
           </w:p>
         </w:tc>
@@ -9667,27 +9744,27 @@
           </w:tcPr>
           <w:p>
             <w:r>
-              <w:t>29</w:t>
-            </w:r>
-          </w:p>
-        </w:tc>
-        <w:tc>
-          <w:tcPr>
-            <w:tcW w:type="dxa" w:w="2880"/>
-          </w:tcPr>
-          <w:p>
-            <w:r>
-              <w:t>Generated documentation and PRD</w:t>
-            </w:r>
-          </w:p>
-        </w:tc>
-        <w:tc>
-          <w:tcPr>
-            <w:tcW w:type="dxa" w:w="2880"/>
-          </w:tcPr>
-          <w:p>
-            <w:r>
-              <w:t>Word documents updated to v3.0</w:t>
+              <w:t>26</w:t>
+            </w:r>
+          </w:p>
+        </w:tc>
+        <w:tc>
+          <w:tcPr>
+            <w:tcW w:type="dxa" w:w="2880"/>
+          </w:tcPr>
+          <w:p>
+            <w:r>
+              <w:t>Tuned V2c to confirming signal (v2.3)</w:t>
+            </w:r>
+          </w:p>
+        </w:tc>
+        <w:tc>
+          <w:tcPr>
+            <w:tcW w:type="dxa" w:w="2880"/>
+          </w:tcPr>
+          <w:p>
+            <w:r>
+              <w:t>F&amp;G standalone gate was too aggressive — now requires VIX or futures confirmation</w:t>
             </w:r>
           </w:p>
         </w:tc>
@@ -9699,27 +9776,27 @@
           </w:tcPr>
           <w:p>
             <w:r>
-              <w:t>30</w:t>
-            </w:r>
-          </w:p>
-        </w:tc>
-        <w:tc>
-          <w:tcPr>
-            <w:tcW w:type="dxa" w:w="2880"/>
-          </w:tcPr>
-          <w:p>
-            <w:r>
-              <w:t>Built V2g — Alpaca broker</w:t>
-            </w:r>
-          </w:p>
-        </w:tc>
-        <w:tc>
-          <w:tcPr>
-            <w:tcW w:type="dxa" w:w="2880"/>
-          </w:tcPr>
-          <w:p>
-            <w:r>
-              <w:t>agents/alpaca_broker.py: bracket orders, position sync, fill price on close</w:t>
+              <w:t>27</w:t>
+            </w:r>
+          </w:p>
+        </w:tc>
+        <w:tc>
+          <w:tcPr>
+            <w:tcW w:type="dxa" w:w="2880"/>
+          </w:tcPr>
+          <w:p>
+            <w:r>
+              <w:t>Built V3a — Universe Refresh Agent</w:t>
+            </w:r>
+          </w:p>
+        </w:tc>
+        <w:tc>
+          <w:tcPr>
+            <w:tcW w:type="dxa" w:w="2880"/>
+          </w:tcPr>
+          <w:p>
+            <w:r>
+              <w:t>Weekly S&amp;P500+Nasdaq100 screener; 458 tickers saved to Supabase on first run</w:t>
             </w:r>
           </w:p>
         </w:tc>
@@ -9731,27 +9808,27 @@
           </w:tcPr>
           <w:p>
             <w:r>
-              <w:t>31</w:t>
-            </w:r>
-          </w:p>
-        </w:tc>
-        <w:tc>
-          <w:tcPr>
-            <w:tcW w:type="dxa" w:w="2880"/>
-          </w:tcPr>
-          <w:p>
-            <w:r>
-              <w:t>Updated portfolio.py with broker abstraction</w:t>
-            </w:r>
-          </w:p>
-        </w:tc>
-        <w:tc>
-          <w:tcPr>
-            <w:tcW w:type="dxa" w:w="2880"/>
-          </w:tcPr>
-          <w:p>
-            <w:r>
-              <w:t>simulation default, alpaca mode with order submission and sync</w:t>
+              <w:t>28</w:t>
+            </w:r>
+          </w:p>
+        </w:tc>
+        <w:tc>
+          <w:tcPr>
+            <w:tcW w:type="dxa" w:w="2880"/>
+          </w:tcPr>
+          <w:p>
+            <w:r>
+              <w:t>Added company names to dashboard tables</w:t>
+            </w:r>
+          </w:p>
+        </w:tc>
+        <w:tc>
+          <w:tcPr>
+            <w:tcW w:type="dxa" w:w="2880"/>
+          </w:tcPr>
+          <w:p>
+            <w:r>
+              <w:t>config/company_names.py static dict, company column in all ticker tables</w:t>
             </w:r>
           </w:p>
         </w:tc>
@@ -9763,27 +9840,27 @@
           </w:tcPr>
           <w:p>
             <w:r>
-              <w:t>32</w:t>
-            </w:r>
-          </w:p>
-        </w:tc>
-        <w:tc>
-          <w:tcPr>
-            <w:tcW w:type="dxa" w:w="2880"/>
-          </w:tcPr>
-          <w:p>
-            <w:r>
-              <w:t>Updated trading.yml with Alpaca secrets and --broker flag</w:t>
-            </w:r>
-          </w:p>
-        </w:tc>
-        <w:tc>
-          <w:tcPr>
-            <w:tcW w:type="dxa" w:w="2880"/>
-          </w:tcPr>
-          <w:p>
-            <w:r>
-              <w:t>default broker=alpaca for scheduled runs; manual dispatch has broker input option</w:t>
+              <w:t>29</w:t>
+            </w:r>
+          </w:p>
+        </w:tc>
+        <w:tc>
+          <w:tcPr>
+            <w:tcW w:type="dxa" w:w="2880"/>
+          </w:tcPr>
+          <w:p>
+            <w:r>
+              <w:t>Generated documentation and PRD</w:t>
+            </w:r>
+          </w:p>
+        </w:tc>
+        <w:tc>
+          <w:tcPr>
+            <w:tcW w:type="dxa" w:w="2880"/>
+          </w:tcPr>
+          <w:p>
+            <w:r>
+              <w:t>Word documents updated to v3.0</w:t>
             </w:r>
           </w:p>
         </w:tc>
@@ -9795,27 +9872,27 @@
           </w:tcPr>
           <w:p>
             <w:r>
-              <w:t>33</w:t>
-            </w:r>
-          </w:p>
-        </w:tc>
-        <w:tc>
-          <w:tcPr>
-            <w:tcW w:type="dxa" w:w="2880"/>
-          </w:tcPr>
-          <w:p>
-            <w:r>
-              <w:t>Fixed risk agent floating point false rejects</w:t>
-            </w:r>
-          </w:p>
-        </w:tc>
-        <w:tc>
-          <w:tcPr>
-            <w:tcW w:type="dxa" w:w="2880"/>
-          </w:tcPr>
-          <w:p>
-            <w:r>
-              <w:t>stop loss and reward:risk comparison precision; 2dp display in rejection messages</w:t>
+              <w:t>30</w:t>
+            </w:r>
+          </w:p>
+        </w:tc>
+        <w:tc>
+          <w:tcPr>
+            <w:tcW w:type="dxa" w:w="2880"/>
+          </w:tcPr>
+          <w:p>
+            <w:r>
+              <w:t>Built V2g — Alpaca broker</w:t>
+            </w:r>
+          </w:p>
+        </w:tc>
+        <w:tc>
+          <w:tcPr>
+            <w:tcW w:type="dxa" w:w="2880"/>
+          </w:tcPr>
+          <w:p>
+            <w:r>
+              <w:t>agents/alpaca_broker.py: bracket orders, position sync, fill price on close</w:t>
             </w:r>
           </w:p>
         </w:tc>
@@ -9827,27 +9904,27 @@
           </w:tcPr>
           <w:p>
             <w:r>
-              <w:t>34</w:t>
-            </w:r>
-          </w:p>
-        </w:tc>
-        <w:tc>
-          <w:tcPr>
-            <w:tcW w:type="dxa" w:w="2880"/>
-          </w:tcPr>
-          <w:p>
-            <w:r>
-              <w:t>Generated v4.0 documentation and architecture diagrams</w:t>
-            </w:r>
-          </w:p>
-        </w:tc>
-        <w:tc>
-          <w:tcPr>
-            <w:tcW w:type="dxa" w:w="2880"/>
-          </w:tcPr>
-          <w:p>
-            <w:r>
-              <w:t>Word docs updated to v4.0; two PNG architecture diagrams embedded</w:t>
+              <w:t>31</w:t>
+            </w:r>
+          </w:p>
+        </w:tc>
+        <w:tc>
+          <w:tcPr>
+            <w:tcW w:type="dxa" w:w="2880"/>
+          </w:tcPr>
+          <w:p>
+            <w:r>
+              <w:t>Updated portfolio.py with broker abstraction</w:t>
+            </w:r>
+          </w:p>
+        </w:tc>
+        <w:tc>
+          <w:tcPr>
+            <w:tcW w:type="dxa" w:w="2880"/>
+          </w:tcPr>
+          <w:p>
+            <w:r>
+              <w:t>simulation default, alpaca mode with order submission and sync</w:t>
             </w:r>
           </w:p>
         </w:tc>
@@ -9859,27 +9936,27 @@
           </w:tcPr>
           <w:p>
             <w:r>
-              <w:t>35</w:t>
-            </w:r>
-          </w:p>
-        </w:tc>
-        <w:tc>
-          <w:tcPr>
-            <w:tcW w:type="dxa" w:w="2880"/>
-          </w:tcPr>
-          <w:p>
-            <w:r>
-              <w:t>Built V2d — Sector correlation guard</w:t>
-            </w:r>
-          </w:p>
-        </w:tc>
-        <w:tc>
-          <w:tcPr>
-            <w:tcW w:type="dxa" w:w="2880"/>
-          </w:tcPr>
-          <w:p>
-            <w:r>
-              <w:t>agents/sector_guard.py: fetches sector via yfinance, caps at 3 per sector, Unknown passes through; MAX_PER_SECTOR=3 in settings.py; step 3.5 in orchestrator; dashboard shows sector-blocked trades</w:t>
+              <w:t>32</w:t>
+            </w:r>
+          </w:p>
+        </w:tc>
+        <w:tc>
+          <w:tcPr>
+            <w:tcW w:type="dxa" w:w="2880"/>
+          </w:tcPr>
+          <w:p>
+            <w:r>
+              <w:t>Updated trading.yml with Alpaca secrets and --broker flag</w:t>
+            </w:r>
+          </w:p>
+        </w:tc>
+        <w:tc>
+          <w:tcPr>
+            <w:tcW w:type="dxa" w:w="2880"/>
+          </w:tcPr>
+          <w:p>
+            <w:r>
+              <w:t>default broker=alpaca for scheduled runs; manual dispatch has broker input option</w:t>
             </w:r>
           </w:p>
         </w:tc>
@@ -9891,27 +9968,27 @@
           </w:tcPr>
           <w:p>
             <w:r>
-              <w:t>36</w:t>
-            </w:r>
-          </w:p>
-        </w:tc>
-        <w:tc>
-          <w:tcPr>
-            <w:tcW w:type="dxa" w:w="2880"/>
-          </w:tcPr>
-          <w:p>
-            <w:r>
-              <w:t>Fixed strategy.py JSON extraction</w:t>
-            </w:r>
-          </w:p>
-        </w:tc>
-        <w:tc>
-          <w:tcPr>
-            <w:tcW w:type="dxa" w:w="2880"/>
-          </w:tcPr>
-          <w:p>
-            <w:r>
-              <w:t>Regex on outermost { } or [ ] — handles markdown fence edge cases that produced empty string on json.loads</w:t>
+              <w:t>33</w:t>
+            </w:r>
+          </w:p>
+        </w:tc>
+        <w:tc>
+          <w:tcPr>
+            <w:tcW w:type="dxa" w:w="2880"/>
+          </w:tcPr>
+          <w:p>
+            <w:r>
+              <w:t>Fixed risk agent floating point false rejects</w:t>
+            </w:r>
+          </w:p>
+        </w:tc>
+        <w:tc>
+          <w:tcPr>
+            <w:tcW w:type="dxa" w:w="2880"/>
+          </w:tcPr>
+          <w:p>
+            <w:r>
+              <w:t>stop loss and reward:risk comparison precision; 2dp display in rejection messages</w:t>
             </w:r>
           </w:p>
         </w:tc>
@@ -9923,27 +10000,27 @@
           </w:tcPr>
           <w:p>
             <w:r>
-              <w:t>37</w:t>
-            </w:r>
-          </w:p>
-        </w:tc>
-        <w:tc>
-          <w:tcPr>
-            <w:tcW w:type="dxa" w:w="2880"/>
-          </w:tcPr>
-          <w:p>
-            <w:r>
-              <w:t>Built V5 guardrails</w:t>
-            </w:r>
-          </w:p>
-        </w:tc>
-        <w:tc>
-          <w:tcPr>
-            <w:tcW w:type="dxa" w:w="2880"/>
-          </w:tcPr>
-          <w:p>
-            <w:r>
-              <w:t>agents/guardrails.py: 6 safety checks — action whitelist, ticker whitelist, duplicate guard, price sanity (±5%), capital check, daily loss limit (-$300)</w:t>
+              <w:t>34</w:t>
+            </w:r>
+          </w:p>
+        </w:tc>
+        <w:tc>
+          <w:tcPr>
+            <w:tcW w:type="dxa" w:w="2880"/>
+          </w:tcPr>
+          <w:p>
+            <w:r>
+              <w:t>Generated v4.0 documentation and architecture diagrams</w:t>
+            </w:r>
+          </w:p>
+        </w:tc>
+        <w:tc>
+          <w:tcPr>
+            <w:tcW w:type="dxa" w:w="2880"/>
+          </w:tcPr>
+          <w:p>
+            <w:r>
+              <w:t>Word docs updated to v4.0; two PNG architecture diagrams embedded</w:t>
             </w:r>
           </w:p>
         </w:tc>
@@ -9955,27 +10032,27 @@
           </w:tcPr>
           <w:p>
             <w:r>
-              <w:t>38</w:t>
-            </w:r>
-          </w:p>
-        </w:tc>
-        <w:tc>
-          <w:tcPr>
-            <w:tcW w:type="dxa" w:w="2880"/>
-          </w:tcPr>
-          <w:p>
-            <w:r>
-              <w:t>Added concurrent run lock</w:t>
-            </w:r>
-          </w:p>
-        </w:tc>
-        <w:tc>
-          <w:tcPr>
-            <w:tcW w:type="dxa" w:w="2880"/>
-          </w:tcPr>
-          <w:p>
-            <w:r>
-              <w:t>orchestrator.py checks for existing premarket scan_results at startup — exits immediately if already ran today, preventing duplicate positions from overlapping GitHub Actions runs</w:t>
+              <w:t>35</w:t>
+            </w:r>
+          </w:p>
+        </w:tc>
+        <w:tc>
+          <w:tcPr>
+            <w:tcW w:type="dxa" w:w="2880"/>
+          </w:tcPr>
+          <w:p>
+            <w:r>
+              <w:t>Built V2d — Sector correlation guard</w:t>
+            </w:r>
+          </w:p>
+        </w:tc>
+        <w:tc>
+          <w:tcPr>
+            <w:tcW w:type="dxa" w:w="2880"/>
+          </w:tcPr>
+          <w:p>
+            <w:r>
+              <w:t>agents/sector_guard.py: fetches sector via yfinance, caps at 3 per sector, Unknown passes through; MAX_PER_SECTOR=3 in settings.py; step 3.5 in orchestrator; dashboard shows sector-blocked trades</w:t>
             </w:r>
           </w:p>
         </w:tc>
@@ -9987,27 +10064,27 @@
           </w:tcPr>
           <w:p>
             <w:r>
-              <w:t>39</w:t>
-            </w:r>
-          </w:p>
-        </w:tc>
-        <w:tc>
-          <w:tcPr>
-            <w:tcW w:type="dxa" w:w="2880"/>
-          </w:tcPr>
-          <w:p>
-            <w:r>
-              <w:t>EOD close retry for Alpaca</w:t>
-            </w:r>
-          </w:p>
-        </w:tc>
-        <w:tc>
-          <w:tcPr>
-            <w:tcW w:type="dxa" w:w="2880"/>
-          </w:tcPr>
-          <w:p>
-            <w:r>
-              <w:t>portfolio.py close_all_positions(): retries Alpaca close once after 2s on failure; warns loudly if still failing</w:t>
+              <w:t>36</w:t>
+            </w:r>
+          </w:p>
+        </w:tc>
+        <w:tc>
+          <w:tcPr>
+            <w:tcW w:type="dxa" w:w="2880"/>
+          </w:tcPr>
+          <w:p>
+            <w:r>
+              <w:t>Fixed strategy.py JSON extraction</w:t>
+            </w:r>
+          </w:p>
+        </w:tc>
+        <w:tc>
+          <w:tcPr>
+            <w:tcW w:type="dxa" w:w="2880"/>
+          </w:tcPr>
+          <w:p>
+            <w:r>
+              <w:t>Regex on outermost { } or [ ] — handles markdown fence edge cases that produced empty string on json.loads</w:t>
             </w:r>
           </w:p>
         </w:tc>
@@ -10019,27 +10096,27 @@
           </w:tcPr>
           <w:p>
             <w:r>
-              <w:t>40</w:t>
-            </w:r>
-          </w:p>
-        </w:tc>
-        <w:tc>
-          <w:tcPr>
-            <w:tcW w:type="dxa" w:w="2880"/>
-          </w:tcPr>
-          <w:p>
-            <w:r>
-              <w:t>Fixed sector_blocked/guardrail_blocked persistence</w:t>
-            </w:r>
-          </w:p>
-        </w:tc>
-        <w:tc>
-          <w:tcPr>
-            <w:tcW w:type="dxa" w:w="2880"/>
-          </w:tcPr>
-          <w:p>
-            <w:r>
-              <w:t>scan_results JSONB updated with actual values after both sector guard and guardrails (previously always stored as [])</w:t>
+              <w:t>37</w:t>
+            </w:r>
+          </w:p>
+        </w:tc>
+        <w:tc>
+          <w:tcPr>
+            <w:tcW w:type="dxa" w:w="2880"/>
+          </w:tcPr>
+          <w:p>
+            <w:r>
+              <w:t>Built V5 guardrails</w:t>
+            </w:r>
+          </w:p>
+        </w:tc>
+        <w:tc>
+          <w:tcPr>
+            <w:tcW w:type="dxa" w:w="2880"/>
+          </w:tcPr>
+          <w:p>
+            <w:r>
+              <w:t>agents/guardrails.py: 6 safety checks — action whitelist, ticker whitelist, duplicate guard, price sanity (±5%), capital check, daily loss limit (-$300)</w:t>
             </w:r>
           </w:p>
         </w:tc>
@@ -10051,27 +10128,27 @@
           </w:tcPr>
           <w:p>
             <w:r>
-              <w:t>41</w:t>
-            </w:r>
-          </w:p>
-        </w:tc>
-        <w:tc>
-          <w:tcPr>
-            <w:tcW w:type="dxa" w:w="2880"/>
-          </w:tcPr>
-          <w:p>
-            <w:r>
-              <w:t>Updated docs to v5.0</w:t>
-            </w:r>
-          </w:p>
-        </w:tc>
-        <w:tc>
-          <w:tcPr>
-            <w:tcW w:type="dxa" w:w="2880"/>
-          </w:tcPr>
-          <w:p>
-            <w:r>
-              <w:t>Trading_Agent_Documentation.docx and Trading_Agent_PRD.docx regenerated with V5 guardrails</w:t>
+              <w:t>38</w:t>
+            </w:r>
+          </w:p>
+        </w:tc>
+        <w:tc>
+          <w:tcPr>
+            <w:tcW w:type="dxa" w:w="2880"/>
+          </w:tcPr>
+          <w:p>
+            <w:r>
+              <w:t>Added concurrent run lock</w:t>
+            </w:r>
+          </w:p>
+        </w:tc>
+        <w:tc>
+          <w:tcPr>
+            <w:tcW w:type="dxa" w:w="2880"/>
+          </w:tcPr>
+          <w:p>
+            <w:r>
+              <w:t>orchestrator.py checks for existing premarket scan_results at startup — exits immediately if already ran today, preventing duplicate positions from overlapping GitHub Actions runs</w:t>
             </w:r>
           </w:p>
         </w:tc>
@@ -10083,27 +10160,27 @@
           </w:tcPr>
           <w:p>
             <w:r>
-              <w:t>42</w:t>
-            </w:r>
-          </w:p>
-        </w:tc>
-        <w:tc>
-          <w:tcPr>
-            <w:tcW w:type="dxa" w:w="2880"/>
-          </w:tcPr>
-          <w:p>
-            <w:r>
-              <w:t>Redesigned Summary tab</w:t>
-            </w:r>
-          </w:p>
-        </w:tc>
-        <w:tc>
-          <w:tcPr>
-            <w:tcW w:type="dxa" w:w="2880"/>
-          </w:tcPr>
-          <w:p>
-            <w:r>
-              <w:t>Replaced Trades by Sector with three sections: In Flight (live position cards), Today's Plan (deduped trade table with status labels), Trade Heatmap (Plotly Treemap — green/red by P&amp;L, sized by position size)</w:t>
+              <w:t>39</w:t>
+            </w:r>
+          </w:p>
+        </w:tc>
+        <w:tc>
+          <w:tcPr>
+            <w:tcW w:type="dxa" w:w="2880"/>
+          </w:tcPr>
+          <w:p>
+            <w:r>
+              <w:t>EOD close retry for Alpaca</w:t>
+            </w:r>
+          </w:p>
+        </w:tc>
+        <w:tc>
+          <w:tcPr>
+            <w:tcW w:type="dxa" w:w="2880"/>
+          </w:tcPr>
+          <w:p>
+            <w:r>
+              <w:t>portfolio.py close_all_positions(): retries Alpaca close once after 2s on failure; warns loudly if still failing</w:t>
             </w:r>
           </w:p>
         </w:tc>
@@ -10115,27 +10192,27 @@
           </w:tcPr>
           <w:p>
             <w:r>
-              <w:t>43</w:t>
-            </w:r>
-          </w:p>
-        </w:tc>
-        <w:tc>
-          <w:tcPr>
-            <w:tcW w:type="dxa" w:w="2880"/>
-          </w:tcPr>
-          <w:p>
-            <w:r>
-              <w:t>Added automated EOD eval</w:t>
-            </w:r>
-          </w:p>
-        </w:tc>
-        <w:tc>
-          <w:tcPr>
-            <w:tcW w:type="dxa" w:w="2880"/>
-          </w:tcPr>
-          <w:p>
-            <w:r>
-              <w:t>eval.py --write flag saves score/grade/recommendations to Supabase (scan_results, scan_type=eval); EOD GitHub Actions job runs eval.py --days 30 --write automatically after every EOD close</w:t>
+              <w:t>40</w:t>
+            </w:r>
+          </w:p>
+        </w:tc>
+        <w:tc>
+          <w:tcPr>
+            <w:tcW w:type="dxa" w:w="2880"/>
+          </w:tcPr>
+          <w:p>
+            <w:r>
+              <w:t>Fixed sector_blocked/guardrail_blocked persistence</w:t>
+            </w:r>
+          </w:p>
+        </w:tc>
+        <w:tc>
+          <w:tcPr>
+            <w:tcW w:type="dxa" w:w="2880"/>
+          </w:tcPr>
+          <w:p>
+            <w:r>
+              <w:t>scan_results JSONB updated with actual values after both sector guard and guardrails (previously always stored as [])</w:t>
             </w:r>
           </w:p>
         </w:tc>
@@ -10147,27 +10224,27 @@
           </w:tcPr>
           <w:p>
             <w:r>
-              <w:t>44</w:t>
-            </w:r>
-          </w:p>
-        </w:tc>
-        <w:tc>
-          <w:tcPr>
-            <w:tcW w:type="dxa" w:w="2880"/>
-          </w:tcPr>
-          <w:p>
-            <w:r>
-              <w:t>Added Agent Scorecard to Performance tab</w:t>
-            </w:r>
-          </w:p>
-        </w:tc>
-        <w:tc>
-          <w:tcPr>
-            <w:tcW w:type="dxa" w:w="2880"/>
-          </w:tcPr>
-          <w:p>
-            <w:r>
-              <w:t>Reads latest eval from Supabase and displays Score, Grade, Avg Daily P&amp;L, Win Days, Trade Win Rate, Actual R:R, close reason breakdown, best/worst trade, and recommendations — updated every trading day without manual action</w:t>
+              <w:t>41</w:t>
+            </w:r>
+          </w:p>
+        </w:tc>
+        <w:tc>
+          <w:tcPr>
+            <w:tcW w:type="dxa" w:w="2880"/>
+          </w:tcPr>
+          <w:p>
+            <w:r>
+              <w:t>Updated docs to v5.0</w:t>
+            </w:r>
+          </w:p>
+        </w:tc>
+        <w:tc>
+          <w:tcPr>
+            <w:tcW w:type="dxa" w:w="2880"/>
+          </w:tcPr>
+          <w:p>
+            <w:r>
+              <w:t>Trading_Agent_Documentation.docx and Trading_Agent_PRD.docx regenerated with V5 guardrails</w:t>
             </w:r>
           </w:p>
         </w:tc>
@@ -10179,27 +10256,27 @@
           </w:tcPr>
           <w:p>
             <w:r>
-              <w:t>45</w:t>
-            </w:r>
-          </w:p>
-        </w:tc>
-        <w:tc>
-          <w:tcPr>
-            <w:tcW w:type="dxa" w:w="2880"/>
-          </w:tcPr>
-          <w:p>
-            <w:r>
-              <w:t>Added Alpaca position reconciliation</w:t>
-            </w:r>
-          </w:p>
-        </w:tc>
-        <w:tc>
-          <w:tcPr>
-            <w:tcW w:type="dxa" w:w="2880"/>
-          </w:tcPr>
-          <w:p>
-            <w:r>
-              <w:t>intraday.py _reconcile_with_alpaca() runs first on every 30-min cycle; any Supabase OPEN position not in Alpaca is marked UNFILLED (P&amp;L=0) — catches the rare case where a bracket order was submitted but the entry leg never filled; dashboard and eval exclude UNFILLED alongside CLEANUP</w:t>
+              <w:t>42</w:t>
+            </w:r>
+          </w:p>
+        </w:tc>
+        <w:tc>
+          <w:tcPr>
+            <w:tcW w:type="dxa" w:w="2880"/>
+          </w:tcPr>
+          <w:p>
+            <w:r>
+              <w:t>Redesigned Summary tab</w:t>
+            </w:r>
+          </w:p>
+        </w:tc>
+        <w:tc>
+          <w:tcPr>
+            <w:tcW w:type="dxa" w:w="2880"/>
+          </w:tcPr>
+          <w:p>
+            <w:r>
+              <w:t>Replaced Trades by Sector with three sections: In Flight (live position cards), Today's Plan (deduped trade table with status labels), Trade Heatmap (Plotly Treemap — green/red by P&amp;L, sized by position size)</w:t>
             </w:r>
           </w:p>
         </w:tc>
@@ -10211,27 +10288,27 @@
           </w:tcPr>
           <w:p>
             <w:r>
-              <w:t>46</w:t>
-            </w:r>
-          </w:p>
-        </w:tc>
-        <w:tc>
-          <w:tcPr>
-            <w:tcW w:type="dxa" w:w="2880"/>
-          </w:tcPr>
-          <w:p>
-            <w:r>
-              <w:t>Updated docs to v5.1</w:t>
-            </w:r>
-          </w:p>
-        </w:tc>
-        <w:tc>
-          <w:tcPr>
-            <w:tcW w:type="dxa" w:w="2880"/>
-          </w:tcPr>
-          <w:p>
-            <w:r>
-              <w:t>Trading_Agent_Documentation.docx and Trading_Agent_PRD.docx regenerated with Summary redesign, eval automation, Agent Scorecard, and Alpaca reconciliation</w:t>
+              <w:t>43</w:t>
+            </w:r>
+          </w:p>
+        </w:tc>
+        <w:tc>
+          <w:tcPr>
+            <w:tcW w:type="dxa" w:w="2880"/>
+          </w:tcPr>
+          <w:p>
+            <w:r>
+              <w:t>Added automated EOD eval</w:t>
+            </w:r>
+          </w:p>
+        </w:tc>
+        <w:tc>
+          <w:tcPr>
+            <w:tcW w:type="dxa" w:w="2880"/>
+          </w:tcPr>
+          <w:p>
+            <w:r>
+              <w:t>eval.py --write flag saves score/grade/recommendations to Supabase (scan_results, scan_type=eval); EOD GitHub Actions job runs eval.py --days 30 --write automatically after every EOD close</w:t>
             </w:r>
           </w:p>
         </w:tc>
@@ -10243,6 +10320,102 @@
           </w:tcPr>
           <w:p>
             <w:r>
+              <w:t>44</w:t>
+            </w:r>
+          </w:p>
+        </w:tc>
+        <w:tc>
+          <w:tcPr>
+            <w:tcW w:type="dxa" w:w="2880"/>
+          </w:tcPr>
+          <w:p>
+            <w:r>
+              <w:t>Added Agent Scorecard to Performance tab</w:t>
+            </w:r>
+          </w:p>
+        </w:tc>
+        <w:tc>
+          <w:tcPr>
+            <w:tcW w:type="dxa" w:w="2880"/>
+          </w:tcPr>
+          <w:p>
+            <w:r>
+              <w:t>Reads latest eval from Supabase and displays Score, Grade, Avg Daily P&amp;L, Win Days, Trade Win Rate, Actual R:R, close reason breakdown, best/worst trade, and recommendations — updated every trading day without manual action</w:t>
+            </w:r>
+          </w:p>
+        </w:tc>
+      </w:tr>
+      <w:tr>
+        <w:tc>
+          <w:tcPr>
+            <w:tcW w:type="dxa" w:w="2880"/>
+          </w:tcPr>
+          <w:p>
+            <w:r>
+              <w:t>45</w:t>
+            </w:r>
+          </w:p>
+        </w:tc>
+        <w:tc>
+          <w:tcPr>
+            <w:tcW w:type="dxa" w:w="2880"/>
+          </w:tcPr>
+          <w:p>
+            <w:r>
+              <w:t>Added Alpaca position reconciliation</w:t>
+            </w:r>
+          </w:p>
+        </w:tc>
+        <w:tc>
+          <w:tcPr>
+            <w:tcW w:type="dxa" w:w="2880"/>
+          </w:tcPr>
+          <w:p>
+            <w:r>
+              <w:t>intraday.py _reconcile_with_alpaca() runs first on every 30-min cycle; any Supabase OPEN position not in Alpaca is marked UNFILLED (P&amp;L=0) — catches the rare case where a bracket order was submitted but the entry leg never filled; dashboard and eval exclude UNFILLED alongside CLEANUP</w:t>
+            </w:r>
+          </w:p>
+        </w:tc>
+      </w:tr>
+      <w:tr>
+        <w:tc>
+          <w:tcPr>
+            <w:tcW w:type="dxa" w:w="2880"/>
+          </w:tcPr>
+          <w:p>
+            <w:r>
+              <w:t>46</w:t>
+            </w:r>
+          </w:p>
+        </w:tc>
+        <w:tc>
+          <w:tcPr>
+            <w:tcW w:type="dxa" w:w="2880"/>
+          </w:tcPr>
+          <w:p>
+            <w:r>
+              <w:t>Updated docs to v5.1</w:t>
+            </w:r>
+          </w:p>
+        </w:tc>
+        <w:tc>
+          <w:tcPr>
+            <w:tcW w:type="dxa" w:w="2880"/>
+          </w:tcPr>
+          <w:p>
+            <w:r>
+              <w:t>Trading_Agent_Documentation.docx and Trading_Agent_PRD.docx regenerated with Summary redesign, eval automation, Agent Scorecard, and Alpaca reconciliation</w:t>
+            </w:r>
+          </w:p>
+        </w:tc>
+      </w:tr>
+      <w:tr>
+        <w:tc>
+          <w:tcPr>
+            <w:tcW w:type="dxa" w:w="2880"/>
+          </w:tcPr>
+          <w:p>
+            <w:r>
               <w:t>47</w:t>
             </w:r>
           </w:p>
@@ -10264,6 +10437,102 @@
           <w:p>
             <w:r>
               <w:t>guardrails.py: committed_capital tracked across full approved batch for both Alpaca and simulation — rejects any trade that would push total deployed capital past buying_power (no margin); intraday.py: LOCK_IN trigger closes all open positions when realized P&amp;L ≥ $716; dashboard shows LOCK_IN as "🎯 Day Locked"; settings.py: DAILY_LOCK_IN_TARGET = 716; docs updated to v5.2</w:t>
+            </w:r>
+          </w:p>
+        </w:tc>
+      </w:tr>
+      <w:tr>
+        <w:tc>
+          <w:tcPr>
+            <w:tcW w:type="dxa" w:w="2880"/>
+          </w:tcPr>
+          <w:p>
+            <w:r>
+              <w:t>48</w:t>
+            </w:r>
+          </w:p>
+        </w:tc>
+        <w:tc>
+          <w:tcPr>
+            <w:tcW w:type="dxa" w:w="2880"/>
+          </w:tcPr>
+          <w:p>
+            <w:r>
+              <w:t>Added GitHub Actions retry logic</w:t>
+            </w:r>
+          </w:p>
+        </w:tc>
+        <w:tc>
+          <w:tcPr>
+            <w:tcW w:type="dxa" w:w="2880"/>
+          </w:tcPr>
+          <w:p>
+            <w:r>
+              <w:t>trading.yml: Run agent step retries up to 3 times with 60s backoff before failing — handles transient yfinance/Alpaca/API failures without manual rerun; concurrent run lock ensures retries after partial success exit cleanly</w:t>
+            </w:r>
+          </w:p>
+        </w:tc>
+      </w:tr>
+      <w:tr>
+        <w:tc>
+          <w:tcPr>
+            <w:tcW w:type="dxa" w:w="2880"/>
+          </w:tcPr>
+          <w:p>
+            <w:r>
+              <w:t>49</w:t>
+            </w:r>
+          </w:p>
+        </w:tc>
+        <w:tc>
+          <w:tcPr>
+            <w:tcW w:type="dxa" w:w="2880"/>
+          </w:tcPr>
+          <w:p>
+            <w:r>
+              <w:t>Trailing stops + confidence-weighted position sizing</w:t>
+            </w:r>
+          </w:p>
+        </w:tc>
+        <w:tc>
+          <w:tcPr>
+            <w:tcW w:type="dxa" w:w="2880"/>
+          </w:tcPr>
+          <w:p>
+            <w:r>
+              <w:t>portfolio.py: high_watermark per position updated each intraday cycle; eff_stop = max(original_stop, peak × 0.99) ratchets as stock rises; Alpaca mode: close_position() fires when trail triggers (bracket auto-cancels); risk.py: _apply_confidence_sizing() maps HIGH→$7K, MEDIUM→$6K, LOW→$5K before validation; strategy.py prompt updated; settings.py: TRAIL_PCT=0.01, POSITION_SIZE_BY_CONFIDENCE; schema.sql: high_watermark column (ALTER TABLE run in Supabase)</w:t>
+            </w:r>
+          </w:p>
+        </w:tc>
+      </w:tr>
+      <w:tr>
+        <w:tc>
+          <w:tcPr>
+            <w:tcW w:type="dxa" w:w="2880"/>
+          </w:tcPr>
+          <w:p>
+            <w:r>
+              <w:t>50</w:t>
+            </w:r>
+          </w:p>
+        </w:tc>
+        <w:tc>
+          <w:tcPr>
+            <w:tcW w:type="dxa" w:w="2880"/>
+          </w:tcPr>
+          <w:p>
+            <w:r>
+              <w:t>Dashboard trailing stop annotations + docs v5.3</w:t>
+            </w:r>
+          </w:p>
+        </w:tc>
+        <w:tc>
+          <w:tcPr>
+            <w:tcW w:type="dxa" w:w="2880"/>
+          </w:tcPr>
+          <w:p>
+            <w:r>
+              <w:t>fmt_stop() helper shows "Trail $X.XX ↑" on In Flight cards (Summary, Today, Positions tabs) when stop has ratcheted; trade_status() shows "🔶 Trail Stop" for STOP closes with positive P&amp;L vs "🔴 Stop Hit" for losses; docs updated to v5.3</w:t>
             </w:r>
           </w:p>
         </w:tc>

--- a/Trading_Agent_Documentation.docx
+++ b/Trading_Agent_Documentation.docx
@@ -35,7 +35,7 @@
           <w:color w:val="888888"/>
           <w:sz w:val="20"/>
         </w:rPr>
-        <w:t>Amit Garg  ·  May 2026  ·  v5.3  ·  Built with Claude Code + Anthropic API</w:t>
+        <w:t>Amit Garg  ·  May 2026  ·  v5.4  ·  Built with Claude Code + Anthropic API</w:t>
       </w:r>
     </w:p>
     <w:p>
@@ -2023,7 +2023,7 @@
         <w:rPr>
           <w:color w:val="1A3A6A"/>
         </w:rPr>
-        <w:t>3a. Premarket Pipeline (9:00 AM ET)</w:t>
+        <w:t>3a. Premarket Pipeline (9:45 AM ET)</w:t>
       </w:r>
     </w:p>
     <w:p>
@@ -2031,7 +2031,7 @@
         <w:spacing w:after="120"/>
       </w:pPr>
       <w:r>
-        <w:t>Runs once before the market opens. Seven stages:</w:t>
+        <w:t>Runs once at 9:45 AM ET — skips first 15 min of market (widest spreads). Seven stages plus two new pre-entry steps:</w:t>
       </w:r>
     </w:p>
     <w:p>
@@ -2261,6 +2261,112 @@
         <w:spacing w:after="120"/>
       </w:pPr>
       <w:r>
+        <w:t>Stage 1.75 — Strategy Pre-Filter</w:t>
+      </w:r>
+    </w:p>
+    <w:p>
+      <w:pPr>
+        <w:pStyle w:val="ListBullet"/>
+        <w:ind w:left="360"/>
+      </w:pPr>
+      <w:r>
+        <w:t>Runs before Claude — no API call needed (deterministic score filter)</w:t>
+      </w:r>
+    </w:p>
+    <w:p>
+      <w:pPr>
+        <w:pStyle w:val="ListBullet"/>
+        <w:ind w:left="360"/>
+      </w:pPr>
+      <w:r>
+        <w:t>Filters candidates to technical_score &gt;= STRATEGY_MIN_SCORE (default: 4) and positive score only</w:t>
+      </w:r>
+    </w:p>
+    <w:p>
+      <w:pPr>
+        <w:pStyle w:val="ListBullet"/>
+        <w:ind w:left="360"/>
+      </w:pPr>
+      <w:r>
+        <w:t>Typical reduction: 150+ candidates → 30–50 passed to Claude — cuts input tokens ~60–70%</w:t>
+      </w:r>
+    </w:p>
+    <w:p>
+      <w:pPr>
+        <w:pStyle w:val="ListBullet"/>
+        <w:ind w:left="360"/>
+      </w:pPr>
+      <w:r>
+        <w:t>Log signature: [ 1.75/4 ] Strategy pre-filter: X → Y candidates (score ≥ 4)</w:t>
+      </w:r>
+    </w:p>
+    <w:p>
+      <w:pPr>
+        <w:pStyle w:val="ListBullet"/>
+        <w:ind w:left="360"/>
+      </w:pPr>
+      <w:r>
+        <w:t>Tuning: lower STRATEGY_MIN_SCORE to 3 if missing good setups; raise to 6–7 for further token cuts</w:t>
+      </w:r>
+    </w:p>
+    <w:p>
+      <w:pPr>
+        <w:spacing w:after="120"/>
+      </w:pPr>
+      <w:r>
+        <w:t>Stage 1.8 — Live Price Refresh (Alpaca mode only)</w:t>
+      </w:r>
+    </w:p>
+    <w:p>
+      <w:pPr>
+        <w:pStyle w:val="ListBullet"/>
+        <w:ind w:left="360"/>
+      </w:pPr>
+      <w:r>
+        <w:t>Fetches real-time ask prices for all pre-filter candidates via Alpaca Market Data API (batch call)</w:t>
+      </w:r>
+    </w:p>
+    <w:p>
+      <w:pPr>
+        <w:pStyle w:val="ListBullet"/>
+        <w:ind w:left="360"/>
+      </w:pPr>
+      <w:r>
+        <w:t>Updates candidate current_price with live ask — overrides 15-min delayed yfinance price</w:t>
+      </w:r>
+    </w:p>
+    <w:p>
+      <w:pPr>
+        <w:pStyle w:val="ListBullet"/>
+        <w:ind w:left="360"/>
+      </w:pPr>
+      <w:r>
+        <w:t>10% sanity guard: rejects update if ask differs &gt;10% from yfinance price (data anomaly protection)</w:t>
+      </w:r>
+    </w:p>
+    <w:p>
+      <w:pPr>
+        <w:pStyle w:val="ListBullet"/>
+        <w:ind w:left="360"/>
+      </w:pPr>
+      <w:r>
+        <w:t>Log signature: [ 1.8/4 ] Live price refresh: X/Y tickers updated from Alpaca</w:t>
+      </w:r>
+    </w:p>
+    <w:p>
+      <w:pPr>
+        <w:pStyle w:val="ListBullet"/>
+        <w:ind w:left="360"/>
+      </w:pPr>
+      <w:r>
+        <w:t>Why: Claude was setting entry prices on 15-min stale data — target price could already be eaten before order submitted</w:t>
+      </w:r>
+    </w:p>
+    <w:p>
+      <w:pPr>
+        <w:spacing w:after="120"/>
+      </w:pPr>
+      <w:r>
         <w:t>Stage 2 — Strategy Agent (Claude AI)</w:t>
       </w:r>
     </w:p>
@@ -2527,7 +2633,16 @@
         <w:ind w:left="360"/>
       </w:pPr>
       <w:r>
-        <w:t>alpaca mode: submits bracket order (entry market + take-profit limit + stop-loss) to Alpaca; stores alpaca_order_id in positions table</w:t>
+        <w:t>alpaca mode: submits bracket order as LIMIT entry (entry_price × 1.001) + take-profit limit + stop-loss; stores alpaca_order_id in positions table</w:t>
+      </w:r>
+    </w:p>
+    <w:p>
+      <w:pPr>
+        <w:pStyle w:val="ListBullet"/>
+        <w:ind w:left="360"/>
+      </w:pPr>
+      <w:r>
+        <w:t>Limit order vs market: pays slightly less than ask; still fills quickly on liquid stocks (1M+ avg volume); avoids paying full spread on entry</w:t>
       </w:r>
     </w:p>
     <w:p>
@@ -2556,7 +2671,7 @@
         <w:rPr>
           <w:color w:val="1A3A6A"/>
         </w:rPr>
-        <w:t>3b. Intraday Pipeline (Every 30 min, 10:00 AM – 3:30 PM ET)</w:t>
+        <w:t>3b. Intraday Pipeline (Every 15 min, 10:00 AM – 3:45 PM ET)</w:t>
       </w:r>
     </w:p>
     <w:p>
@@ -2645,7 +2760,7 @@
         <w:ind w:left="360"/>
       </w:pPr>
       <w:r>
-        <w:t>Trailing stop: effective_stop = max(original_stop_loss, high_watermark × 0.99); high_watermark updated every 30-min cycle to track the highest price seen since entry; fires if price pulls back 1% from its peak while still in profit — locks in gains on strong movers before reversal; Alpaca mode calls close_position() directly (bracket auto-cancels)</w:t>
+        <w:t>Trailing stop: effective_stop = max(original_stop_loss, high_watermark × 0.99); high_watermark updated every 15-min cycle to track the highest price seen since entry; fires if price pulls back 1% from its peak while still in profit — locks in gains on strong movers before reversal; Alpaca mode calls close_position() directly (bracket auto-cancels)</w:t>
       </w:r>
     </w:p>
     <w:p>
@@ -4103,7 +4218,7 @@
           </w:tcPr>
           <w:p>
             <w:r>
-              <w:t>0 13 * * 1-5</w:t>
+              <w:t>45 13 * * 1-5</w:t>
             </w:r>
           </w:p>
         </w:tc>
@@ -4113,7 +4228,7 @@
           </w:tcPr>
           <w:p>
             <w:r>
-              <w:t>9:00 AM Mon–Fri</w:t>
+              <w:t>9:45 AM Mon–Fri</w:t>
             </w:r>
           </w:p>
         </w:tc>
@@ -4123,7 +4238,7 @@
           </w:tcPr>
           <w:p>
             <w:r>
-              <w:t>Market check → Scan (dynamic universe) → News filter → Strategy → Risk → Open positions</w:t>
+              <w:t>Market check → Scan → Pre-filter → Live prices → News → Strategy → Risk → Limit orders</w:t>
             </w:r>
           </w:p>
         </w:tc>
@@ -4145,7 +4260,7 @@
           </w:tcPr>
           <w:p>
             <w:r>
-              <w:t>0,30 14-19 * * 1-5</w:t>
+              <w:t>*/15 14-19 * * 1-5</w:t>
             </w:r>
           </w:p>
         </w:tc>
@@ -4155,7 +4270,7 @@
           </w:tcPr>
           <w:p>
             <w:r>
-              <w:t>Every 30 min 10AM–3:30PM</w:t>
+              <w:t>Every 15 min 10AM–3:45PM</w:t>
             </w:r>
           </w:p>
         </w:tc>
@@ -4165,7 +4280,7 @@
           </w:tcPr>
           <w:p>
             <w:r>
-              <w:t>Monitor positions, close on target/stop</w:t>
+              <w:t>Monitor positions, close on target/stop, trail stop check</w:t>
             </w:r>
           </w:p>
         </w:tc>
@@ -4214,6 +4329,14 @@
       </w:tr>
     </w:tbl>
     <w:p/>
+    <w:p>
+      <w:pPr>
+        <w:spacing w:after="120"/>
+      </w:pPr>
+      <w:r>
+        <w:t>Cron reliability: GitHub Actions scheduler can fire 5–15 min late. cron-job.org external service fires workflow_dispatch at exact UTC times — more reliable for time-sensitive premarket runs. GitHub schedule kept as backup; concurrent run lock handles any duplicates.</w:t>
+      </w:r>
+    </w:p>
     <w:p>
       <w:pPr>
         <w:spacing w:after="120"/>
@@ -5257,31 +5380,19 @@
           <w:tcPr>
             <w:tcW w:type="dxa" w:w="2880"/>
           </w:tcPr>
-          <w:p>
-            <w:r>
-              <w:t>TOTAL_CAPITAL</w:t>
-            </w:r>
-          </w:p>
-        </w:tc>
-        <w:tc>
-          <w:tcPr>
-            <w:tcW w:type="dxa" w:w="2880"/>
-          </w:tcPr>
-          <w:p>
-            <w:r>
-              <w:t>$100,000</w:t>
-            </w:r>
-          </w:p>
-        </w:tc>
-        <w:tc>
-          <w:tcPr>
-            <w:tcW w:type="dxa" w:w="2880"/>
-          </w:tcPr>
-          <w:p>
-            <w:r>
-              <w:t>Starting portfolio size</w:t>
-            </w:r>
-          </w:p>
+          <w:p/>
+        </w:tc>
+        <w:tc>
+          <w:tcPr>
+            <w:tcW w:type="dxa" w:w="2880"/>
+          </w:tcPr>
+          <w:p/>
+        </w:tc>
+        <w:tc>
+          <w:tcPr>
+            <w:tcW w:type="dxa" w:w="2880"/>
+          </w:tcPr>
+          <w:p/>
         </w:tc>
       </w:tr>
       <w:tr>
@@ -5291,27 +5402,27 @@
           </w:tcPr>
           <w:p>
             <w:r>
-              <w:t>DAILY_PROFIT_TARGET</w:t>
-            </w:r>
-          </w:p>
-        </w:tc>
-        <w:tc>
-          <w:tcPr>
-            <w:tcW w:type="dxa" w:w="2880"/>
-          </w:tcPr>
-          <w:p>
-            <w:r>
-              <w:t>$1,000</w:t>
-            </w:r>
-          </w:p>
-        </w:tc>
-        <w:tc>
-          <w:tcPr>
-            <w:tcW w:type="dxa" w:w="2880"/>
-          </w:tcPr>
-          <w:p>
-            <w:r>
-              <w:t>Target P&amp;L shown in dashboard</w:t>
+              <w:t>TOTAL_CAPITAL</w:t>
+            </w:r>
+          </w:p>
+        </w:tc>
+        <w:tc>
+          <w:tcPr>
+            <w:tcW w:type="dxa" w:w="2880"/>
+          </w:tcPr>
+          <w:p>
+            <w:r>
+              <w:t>$100,000</w:t>
+            </w:r>
+          </w:p>
+        </w:tc>
+        <w:tc>
+          <w:tcPr>
+            <w:tcW w:type="dxa" w:w="2880"/>
+          </w:tcPr>
+          <w:p>
+            <w:r>
+              <w:t>Starting portfolio size</w:t>
             </w:r>
           </w:p>
         </w:tc>
@@ -5323,27 +5434,27 @@
           </w:tcPr>
           <w:p>
             <w:r>
-              <w:t>MAX_POSITIONS</w:t>
-            </w:r>
-          </w:p>
-        </w:tc>
-        <w:tc>
-          <w:tcPr>
-            <w:tcW w:type="dxa" w:w="2880"/>
-          </w:tcPr>
-          <w:p>
-            <w:r>
-              <w:t>15</w:t>
-            </w:r>
-          </w:p>
-        </w:tc>
-        <w:tc>
-          <w:tcPr>
-            <w:tcW w:type="dxa" w:w="2880"/>
-          </w:tcPr>
-          <w:p>
-            <w:r>
-              <w:t>Max concurrent open positions (reduced by market conditions)</w:t>
+              <w:t>DAILY_PROFIT_TARGET</w:t>
+            </w:r>
+          </w:p>
+        </w:tc>
+        <w:tc>
+          <w:tcPr>
+            <w:tcW w:type="dxa" w:w="2880"/>
+          </w:tcPr>
+          <w:p>
+            <w:r>
+              <w:t>$1,000</w:t>
+            </w:r>
+          </w:p>
+        </w:tc>
+        <w:tc>
+          <w:tcPr>
+            <w:tcW w:type="dxa" w:w="2880"/>
+          </w:tcPr>
+          <w:p>
+            <w:r>
+              <w:t>Target P&amp;L shown in dashboard</w:t>
             </w:r>
           </w:p>
         </w:tc>
@@ -5355,27 +5466,27 @@
           </w:tcPr>
           <w:p>
             <w:r>
-              <w:t>MAX_POSITION_PCT</w:t>
-            </w:r>
-          </w:p>
-        </w:tc>
-        <w:tc>
-          <w:tcPr>
-            <w:tcW w:type="dxa" w:w="2880"/>
-          </w:tcPr>
-          <w:p>
-            <w:r>
-              <w:t>7%</w:t>
-            </w:r>
-          </w:p>
-        </w:tc>
-        <w:tc>
-          <w:tcPr>
-            <w:tcW w:type="dxa" w:w="2880"/>
-          </w:tcPr>
-          <w:p>
-            <w:r>
-              <w:t>Max capital per single trade ($7K)</w:t>
+              <w:t>MAX_POSITIONS</w:t>
+            </w:r>
+          </w:p>
+        </w:tc>
+        <w:tc>
+          <w:tcPr>
+            <w:tcW w:type="dxa" w:w="2880"/>
+          </w:tcPr>
+          <w:p>
+            <w:r>
+              <w:t>15</w:t>
+            </w:r>
+          </w:p>
+        </w:tc>
+        <w:tc>
+          <w:tcPr>
+            <w:tcW w:type="dxa" w:w="2880"/>
+          </w:tcPr>
+          <w:p>
+            <w:r>
+              <w:t>Max concurrent open positions (reduced by market conditions)</w:t>
             </w:r>
           </w:p>
         </w:tc>
@@ -5387,27 +5498,27 @@
           </w:tcPr>
           <w:p>
             <w:r>
-              <w:t>MIN_POSITION_PCT</w:t>
-            </w:r>
-          </w:p>
-        </w:tc>
-        <w:tc>
-          <w:tcPr>
-            <w:tcW w:type="dxa" w:w="2880"/>
-          </w:tcPr>
-          <w:p>
-            <w:r>
-              <w:t>5%</w:t>
-            </w:r>
-          </w:p>
-        </w:tc>
-        <w:tc>
-          <w:tcPr>
-            <w:tcW w:type="dxa" w:w="2880"/>
-          </w:tcPr>
-          <w:p>
-            <w:r>
-              <w:t>Min capital per single trade ($5K)</w:t>
+              <w:t>MAX_POSITION_PCT</w:t>
+            </w:r>
+          </w:p>
+        </w:tc>
+        <w:tc>
+          <w:tcPr>
+            <w:tcW w:type="dxa" w:w="2880"/>
+          </w:tcPr>
+          <w:p>
+            <w:r>
+              <w:t>7%</w:t>
+            </w:r>
+          </w:p>
+        </w:tc>
+        <w:tc>
+          <w:tcPr>
+            <w:tcW w:type="dxa" w:w="2880"/>
+          </w:tcPr>
+          <w:p>
+            <w:r>
+              <w:t>Max capital per single trade ($7K)</w:t>
             </w:r>
           </w:p>
         </w:tc>
@@ -5419,27 +5530,27 @@
           </w:tcPr>
           <w:p>
             <w:r>
-              <w:t>TARGET_PCT</w:t>
-            </w:r>
-          </w:p>
-        </w:tc>
-        <w:tc>
-          <w:tcPr>
-            <w:tcW w:type="dxa" w:w="2880"/>
-          </w:tcPr>
-          <w:p>
-            <w:r>
-              <w:t>3%</w:t>
-            </w:r>
-          </w:p>
-        </w:tc>
-        <w:tc>
-          <w:tcPr>
-            <w:tcW w:type="dxa" w:w="2880"/>
-          </w:tcPr>
-          <w:p>
-            <w:r>
-              <w:t>Profit target per trade (hard rule — agent must set this exactly)</w:t>
+              <w:t>MIN_POSITION_PCT</w:t>
+            </w:r>
+          </w:p>
+        </w:tc>
+        <w:tc>
+          <w:tcPr>
+            <w:tcW w:type="dxa" w:w="2880"/>
+          </w:tcPr>
+          <w:p>
+            <w:r>
+              <w:t>5%</w:t>
+            </w:r>
+          </w:p>
+        </w:tc>
+        <w:tc>
+          <w:tcPr>
+            <w:tcW w:type="dxa" w:w="2880"/>
+          </w:tcPr>
+          <w:p>
+            <w:r>
+              <w:t>Min capital per single trade ($5K)</w:t>
             </w:r>
           </w:p>
         </w:tc>
@@ -5451,27 +5562,27 @@
           </w:tcPr>
           <w:p>
             <w:r>
-              <w:t>MAX_LOSS_PER_TRADE</w:t>
-            </w:r>
-          </w:p>
-        </w:tc>
-        <w:tc>
-          <w:tcPr>
-            <w:tcW w:type="dxa" w:w="2880"/>
-          </w:tcPr>
-          <w:p>
-            <w:r>
-              <w:t>1%</w:t>
-            </w:r>
-          </w:p>
-        </w:tc>
-        <w:tc>
-          <w:tcPr>
-            <w:tcW w:type="dxa" w:w="2880"/>
-          </w:tcPr>
-          <w:p>
-            <w:r>
-              <w:t>Stop loss threshold — rejects wider stops (hard rule)</w:t>
+              <w:t>TARGET_PCT</w:t>
+            </w:r>
+          </w:p>
+        </w:tc>
+        <w:tc>
+          <w:tcPr>
+            <w:tcW w:type="dxa" w:w="2880"/>
+          </w:tcPr>
+          <w:p>
+            <w:r>
+              <w:t>3%</w:t>
+            </w:r>
+          </w:p>
+        </w:tc>
+        <w:tc>
+          <w:tcPr>
+            <w:tcW w:type="dxa" w:w="2880"/>
+          </w:tcPr>
+          <w:p>
+            <w:r>
+              <w:t>Profit target per trade (hard rule — agent must set this exactly)</w:t>
             </w:r>
           </w:p>
         </w:tc>
@@ -5483,27 +5594,27 @@
           </w:tcPr>
           <w:p>
             <w:r>
-              <w:t>MIN_REWARD_RISK</w:t>
-            </w:r>
-          </w:p>
-        </w:tc>
-        <w:tc>
-          <w:tcPr>
-            <w:tcW w:type="dxa" w:w="2880"/>
-          </w:tcPr>
-          <w:p>
-            <w:r>
-              <w:t>3.0</w:t>
-            </w:r>
-          </w:p>
-        </w:tc>
-        <w:tc>
-          <w:tcPr>
-            <w:tcW w:type="dxa" w:w="2880"/>
-          </w:tcPr>
-          <w:p>
-            <w:r>
-              <w:t>Minimum reward:risk ratio to approve a trade (3:1)</w:t>
+              <w:t>MAX_LOSS_PER_TRADE</w:t>
+            </w:r>
+          </w:p>
+        </w:tc>
+        <w:tc>
+          <w:tcPr>
+            <w:tcW w:type="dxa" w:w="2880"/>
+          </w:tcPr>
+          <w:p>
+            <w:r>
+              <w:t>1%</w:t>
+            </w:r>
+          </w:p>
+        </w:tc>
+        <w:tc>
+          <w:tcPr>
+            <w:tcW w:type="dxa" w:w="2880"/>
+          </w:tcPr>
+          <w:p>
+            <w:r>
+              <w:t>Stop loss threshold — rejects wider stops (hard rule)</w:t>
             </w:r>
           </w:p>
         </w:tc>
@@ -5515,27 +5626,27 @@
           </w:tcPr>
           <w:p>
             <w:r>
-              <w:t>SCORE_THRESHOLD</w:t>
-            </w:r>
-          </w:p>
-        </w:tc>
-        <w:tc>
-          <w:tcPr>
-            <w:tcW w:type="dxa" w:w="2880"/>
-          </w:tcPr>
-          <w:p>
-            <w:r>
-              <w:t>3</w:t>
-            </w:r>
-          </w:p>
-        </w:tc>
-        <w:tc>
-          <w:tcPr>
-            <w:tcW w:type="dxa" w:w="2880"/>
-          </w:tcPr>
-          <w:p>
-            <w:r>
-              <w:t>Minimum scanner score to be a strategy candidate</w:t>
+              <w:t>MIN_REWARD_RISK</w:t>
+            </w:r>
+          </w:p>
+        </w:tc>
+        <w:tc>
+          <w:tcPr>
+            <w:tcW w:type="dxa" w:w="2880"/>
+          </w:tcPr>
+          <w:p>
+            <w:r>
+              <w:t>3.0</w:t>
+            </w:r>
+          </w:p>
+        </w:tc>
+        <w:tc>
+          <w:tcPr>
+            <w:tcW w:type="dxa" w:w="2880"/>
+          </w:tcPr>
+          <w:p>
+            <w:r>
+              <w:t>Minimum reward:risk ratio to approve a trade (3:1)</w:t>
             </w:r>
           </w:p>
         </w:tc>
@@ -5547,27 +5658,27 @@
           </w:tcPr>
           <w:p>
             <w:r>
-              <w:t>RSI_OVERSOLD</w:t>
-            </w:r>
-          </w:p>
-        </w:tc>
-        <w:tc>
-          <w:tcPr>
-            <w:tcW w:type="dxa" w:w="2880"/>
-          </w:tcPr>
-          <w:p>
-            <w:r>
-              <w:t>35</w:t>
-            </w:r>
-          </w:p>
-        </w:tc>
-        <w:tc>
-          <w:tcPr>
-            <w:tcW w:type="dxa" w:w="2880"/>
-          </w:tcPr>
-          <w:p>
-            <w:r>
-              <w:t>RSI level considered oversold (buy signal)</w:t>
+              <w:t>SCORE_THRESHOLD</w:t>
+            </w:r>
+          </w:p>
+        </w:tc>
+        <w:tc>
+          <w:tcPr>
+            <w:tcW w:type="dxa" w:w="2880"/>
+          </w:tcPr>
+          <w:p>
+            <w:r>
+              <w:t>3</w:t>
+            </w:r>
+          </w:p>
+        </w:tc>
+        <w:tc>
+          <w:tcPr>
+            <w:tcW w:type="dxa" w:w="2880"/>
+          </w:tcPr>
+          <w:p>
+            <w:r>
+              <w:t>Minimum scanner score to be a strategy candidate</w:t>
             </w:r>
           </w:p>
         </w:tc>
@@ -5579,27 +5690,27 @@
           </w:tcPr>
           <w:p>
             <w:r>
-              <w:t>RSI_OVERBOUGHT</w:t>
-            </w:r>
-          </w:p>
-        </w:tc>
-        <w:tc>
-          <w:tcPr>
-            <w:tcW w:type="dxa" w:w="2880"/>
-          </w:tcPr>
-          <w:p>
-            <w:r>
-              <w:t>65</w:t>
-            </w:r>
-          </w:p>
-        </w:tc>
-        <w:tc>
-          <w:tcPr>
-            <w:tcW w:type="dxa" w:w="2880"/>
-          </w:tcPr>
-          <w:p>
-            <w:r>
-              <w:t>RSI level considered overbought (sell signal)</w:t>
+              <w:t>RSI_OVERSOLD</w:t>
+            </w:r>
+          </w:p>
+        </w:tc>
+        <w:tc>
+          <w:tcPr>
+            <w:tcW w:type="dxa" w:w="2880"/>
+          </w:tcPr>
+          <w:p>
+            <w:r>
+              <w:t>35</w:t>
+            </w:r>
+          </w:p>
+        </w:tc>
+        <w:tc>
+          <w:tcPr>
+            <w:tcW w:type="dxa" w:w="2880"/>
+          </w:tcPr>
+          <w:p>
+            <w:r>
+              <w:t>RSI level considered oversold (buy signal)</w:t>
             </w:r>
           </w:p>
         </w:tc>
@@ -5611,27 +5722,27 @@
           </w:tcPr>
           <w:p>
             <w:r>
-              <w:t>MIN_VOLUME_RATIO</w:t>
-            </w:r>
-          </w:p>
-        </w:tc>
-        <w:tc>
-          <w:tcPr>
-            <w:tcW w:type="dxa" w:w="2880"/>
-          </w:tcPr>
-          <w:p>
-            <w:r>
-              <w:t>1.5x</w:t>
-            </w:r>
-          </w:p>
-        </w:tc>
-        <w:tc>
-          <w:tcPr>
-            <w:tcW w:type="dxa" w:w="2880"/>
-          </w:tcPr>
-          <w:p>
-            <w:r>
-              <w:t>Volume must be 1.5x the 20-day average</w:t>
+              <w:t>RSI_OVERBOUGHT</w:t>
+            </w:r>
+          </w:p>
+        </w:tc>
+        <w:tc>
+          <w:tcPr>
+            <w:tcW w:type="dxa" w:w="2880"/>
+          </w:tcPr>
+          <w:p>
+            <w:r>
+              <w:t>65</w:t>
+            </w:r>
+          </w:p>
+        </w:tc>
+        <w:tc>
+          <w:tcPr>
+            <w:tcW w:type="dxa" w:w="2880"/>
+          </w:tcPr>
+          <w:p>
+            <w:r>
+              <w:t>RSI level considered overbought (sell signal)</w:t>
             </w:r>
           </w:p>
         </w:tc>
@@ -5643,6 +5754,38 @@
           </w:tcPr>
           <w:p>
             <w:r>
+              <w:t>MIN_VOLUME_RATIO</w:t>
+            </w:r>
+          </w:p>
+        </w:tc>
+        <w:tc>
+          <w:tcPr>
+            <w:tcW w:type="dxa" w:w="2880"/>
+          </w:tcPr>
+          <w:p>
+            <w:r>
+              <w:t>1.5x</w:t>
+            </w:r>
+          </w:p>
+        </w:tc>
+        <w:tc>
+          <w:tcPr>
+            <w:tcW w:type="dxa" w:w="2880"/>
+          </w:tcPr>
+          <w:p>
+            <w:r>
+              <w:t>Volume must be 1.5x the 20-day average</w:t>
+            </w:r>
+          </w:p>
+        </w:tc>
+      </w:tr>
+      <w:tr>
+        <w:tc>
+          <w:tcPr>
+            <w:tcW w:type="dxa" w:w="2880"/>
+          </w:tcPr>
+          <w:p>
+            <w:r>
               <w:t>MIN_AVG_VOLUME</w:t>
             </w:r>
           </w:p>
@@ -5653,17 +5796,49 @@
           </w:tcPr>
           <w:p>
             <w:r>
-              <w:t>500,000</w:t>
-            </w:r>
-          </w:p>
-        </w:tc>
-        <w:tc>
-          <w:tcPr>
-            <w:tcW w:type="dxa" w:w="2880"/>
-          </w:tcPr>
-          <w:p>
-            <w:r>
-              <w:t>Minimum average daily volume (liquidity floor)</w:t>
+              <w:t>1,000,000</w:t>
+            </w:r>
+          </w:p>
+        </w:tc>
+        <w:tc>
+          <w:tcPr>
+            <w:tcW w:type="dxa" w:w="2880"/>
+          </w:tcPr>
+          <w:p>
+            <w:r>
+              <w:t>Minimum average daily volume (liquidity floor — raised from 500K to reduce spreads and slippage)</w:t>
+            </w:r>
+          </w:p>
+        </w:tc>
+      </w:tr>
+      <w:tr>
+        <w:tc>
+          <w:tcPr>
+            <w:tcW w:type="dxa" w:w="2880"/>
+          </w:tcPr>
+          <w:p>
+            <w:r>
+              <w:t>STRATEGY_MIN_SCORE</w:t>
+            </w:r>
+          </w:p>
+        </w:tc>
+        <w:tc>
+          <w:tcPr>
+            <w:tcW w:type="dxa" w:w="2880"/>
+          </w:tcPr>
+          <w:p>
+            <w:r>
+              <w:t>4</w:t>
+            </w:r>
+          </w:p>
+        </w:tc>
+        <w:tc>
+          <w:tcPr>
+            <w:tcW w:type="dxa" w:w="2880"/>
+          </w:tcPr>
+          <w:p>
+            <w:r>
+              <w:t>Pre-filter: only pass candidates with technical_score &gt;= this to Claude; reduces input tokens ~60–70%</w:t>
             </w:r>
           </w:p>
         </w:tc>
@@ -6293,31 +6468,19 @@
           <w:tcPr>
             <w:tcW w:type="dxa" w:w="2880"/>
           </w:tcPr>
-          <w:p>
-            <w:r>
-              <w:t>V2a</w:t>
-            </w:r>
-          </w:p>
-        </w:tc>
-        <w:tc>
-          <w:tcPr>
-            <w:tcW w:type="dxa" w:w="2880"/>
-          </w:tcPr>
-          <w:p>
-            <w:r>
-              <w:t>Volatility gate + futures signal + international markets</w:t>
-            </w:r>
-          </w:p>
-        </w:tc>
-        <w:tc>
-          <w:tcPr>
-            <w:tcW w:type="dxa" w:w="2880"/>
-          </w:tcPr>
-          <w:p>
-            <w:r>
-              <w:t>Built and deployed (v2.0)</w:t>
-            </w:r>
-          </w:p>
+          <w:p/>
+        </w:tc>
+        <w:tc>
+          <w:tcPr>
+            <w:tcW w:type="dxa" w:w="2880"/>
+          </w:tcPr>
+          <w:p/>
+        </w:tc>
+        <w:tc>
+          <w:tcPr>
+            <w:tcW w:type="dxa" w:w="2880"/>
+          </w:tcPr>
+          <w:p/>
         </w:tc>
       </w:tr>
       <w:tr>
@@ -6325,31 +6488,19 @@
           <w:tcPr>
             <w:tcW w:type="dxa" w:w="2880"/>
           </w:tcPr>
-          <w:p>
-            <w:r>
-              <w:t>V2b</w:t>
-            </w:r>
-          </w:p>
-        </w:tc>
-        <w:tc>
-          <w:tcPr>
-            <w:tcW w:type="dxa" w:w="2880"/>
-          </w:tcPr>
-          <w:p>
-            <w:r>
-              <w:t>Earnings blackout + news headlines for strategy context</w:t>
-            </w:r>
-          </w:p>
-        </w:tc>
-        <w:tc>
-          <w:tcPr>
-            <w:tcW w:type="dxa" w:w="2880"/>
-          </w:tcPr>
-          <w:p>
-            <w:r>
-              <w:t>Built and deployed (v2.1)</w:t>
-            </w:r>
-          </w:p>
+          <w:p/>
+        </w:tc>
+        <w:tc>
+          <w:tcPr>
+            <w:tcW w:type="dxa" w:w="2880"/>
+          </w:tcPr>
+          <w:p/>
+        </w:tc>
+        <w:tc>
+          <w:tcPr>
+            <w:tcW w:type="dxa" w:w="2880"/>
+          </w:tcPr>
+          <w:p/>
         </w:tc>
       </w:tr>
       <w:tr>
@@ -6357,31 +6508,19 @@
           <w:tcPr>
             <w:tcW w:type="dxa" w:w="2880"/>
           </w:tcPr>
-          <w:p>
-            <w:r>
-              <w:t>V2c</w:t>
-            </w:r>
-          </w:p>
-        </w:tc>
-        <w:tc>
-          <w:tcPr>
-            <w:tcW w:type="dxa" w:w="2880"/>
-          </w:tcPr>
-          <w:p>
-            <w:r>
-              <w:t>Fear &amp; Greed Index + FOMC/CPI/NFP economic calendar gates</w:t>
-            </w:r>
-          </w:p>
-        </w:tc>
-        <w:tc>
-          <w:tcPr>
-            <w:tcW w:type="dxa" w:w="2880"/>
-          </w:tcPr>
-          <w:p>
-            <w:r>
-              <w:t>Built and deployed (v2.2)</w:t>
-            </w:r>
-          </w:p>
+          <w:p/>
+        </w:tc>
+        <w:tc>
+          <w:tcPr>
+            <w:tcW w:type="dxa" w:w="2880"/>
+          </w:tcPr>
+          <w:p/>
+        </w:tc>
+        <w:tc>
+          <w:tcPr>
+            <w:tcW w:type="dxa" w:w="2880"/>
+          </w:tcPr>
+          <w:p/>
         </w:tc>
       </w:tr>
       <w:tr>
@@ -6389,31 +6528,19 @@
           <w:tcPr>
             <w:tcW w:type="dxa" w:w="2880"/>
           </w:tcPr>
-          <w:p>
-            <w:r>
-              <w:t>V2c.1</w:t>
-            </w:r>
-          </w:p>
-        </w:tc>
-        <w:tc>
-          <w:tcPr>
-            <w:tcW w:type="dxa" w:w="2880"/>
-          </w:tcPr>
-          <w:p>
-            <w:r>
-              <w:t>Tune F&amp;G gate: confirming signal only (not standalone)</w:t>
-            </w:r>
-          </w:p>
-        </w:tc>
-        <w:tc>
-          <w:tcPr>
-            <w:tcW w:type="dxa" w:w="2880"/>
-          </w:tcPr>
-          <w:p>
-            <w:r>
-              <w:t>Built and deployed (v2.3)</w:t>
-            </w:r>
-          </w:p>
+          <w:p/>
+        </w:tc>
+        <w:tc>
+          <w:tcPr>
+            <w:tcW w:type="dxa" w:w="2880"/>
+          </w:tcPr>
+          <w:p/>
+        </w:tc>
+        <w:tc>
+          <w:tcPr>
+            <w:tcW w:type="dxa" w:w="2880"/>
+          </w:tcPr>
+          <w:p/>
         </w:tc>
       </w:tr>
       <w:tr>
@@ -6423,27 +6550,27 @@
           </w:tcPr>
           <w:p>
             <w:r>
-              <w:t>V3a</w:t>
-            </w:r>
-          </w:p>
-        </w:tc>
-        <w:tc>
-          <w:tcPr>
-            <w:tcW w:type="dxa" w:w="2880"/>
-          </w:tcPr>
-          <w:p>
-            <w:r>
-              <w:t>Dynamic universe refresh — weekly S&amp;P500+Nasdaq100 screener</w:t>
-            </w:r>
-          </w:p>
-        </w:tc>
-        <w:tc>
-          <w:tcPr>
-            <w:tcW w:type="dxa" w:w="2880"/>
-          </w:tcPr>
-          <w:p>
-            <w:r>
-              <w:t>Built and deployed (v3.0)</w:t>
+              <w:t>V2a</w:t>
+            </w:r>
+          </w:p>
+        </w:tc>
+        <w:tc>
+          <w:tcPr>
+            <w:tcW w:type="dxa" w:w="2880"/>
+          </w:tcPr>
+          <w:p>
+            <w:r>
+              <w:t>Volatility gate + futures signal + international markets</w:t>
+            </w:r>
+          </w:p>
+        </w:tc>
+        <w:tc>
+          <w:tcPr>
+            <w:tcW w:type="dxa" w:w="2880"/>
+          </w:tcPr>
+          <w:p>
+            <w:r>
+              <w:t>Built and deployed (v2.0)</w:t>
             </w:r>
           </w:p>
         </w:tc>
@@ -6455,27 +6582,27 @@
           </w:tcPr>
           <w:p>
             <w:r>
-              <w:t>V2g</w:t>
-            </w:r>
-          </w:p>
-        </w:tc>
-        <w:tc>
-          <w:tcPr>
-            <w:tcW w:type="dxa" w:w="2880"/>
-          </w:tcPr>
-          <w:p>
-            <w:r>
-              <w:t>Alpaca paper trading integration — real order simulation</w:t>
-            </w:r>
-          </w:p>
-        </w:tc>
-        <w:tc>
-          <w:tcPr>
-            <w:tcW w:type="dxa" w:w="2880"/>
-          </w:tcPr>
-          <w:p>
-            <w:r>
-              <w:t>Built and deployed (v4.0)</w:t>
+              <w:t>V2b</w:t>
+            </w:r>
+          </w:p>
+        </w:tc>
+        <w:tc>
+          <w:tcPr>
+            <w:tcW w:type="dxa" w:w="2880"/>
+          </w:tcPr>
+          <w:p>
+            <w:r>
+              <w:t>Earnings blackout + news headlines for strategy context</w:t>
+            </w:r>
+          </w:p>
+        </w:tc>
+        <w:tc>
+          <w:tcPr>
+            <w:tcW w:type="dxa" w:w="2880"/>
+          </w:tcPr>
+          <w:p>
+            <w:r>
+              <w:t>Built and deployed (v2.1)</w:t>
             </w:r>
           </w:p>
         </w:tc>
@@ -6487,27 +6614,27 @@
           </w:tcPr>
           <w:p>
             <w:r>
-              <w:t>V2d</w:t>
-            </w:r>
-          </w:p>
-        </w:tc>
-        <w:tc>
-          <w:tcPr>
-            <w:tcW w:type="dxa" w:w="2880"/>
-          </w:tcPr>
-          <w:p>
-            <w:r>
-              <w:t>Sector correlation guard — max 3 positions per sector, drops lowest-confidence excess</w:t>
-            </w:r>
-          </w:p>
-        </w:tc>
-        <w:tc>
-          <w:tcPr>
-            <w:tcW w:type="dxa" w:w="2880"/>
-          </w:tcPr>
-          <w:p>
-            <w:r>
-              <w:t>Built and deployed (v4.1)</w:t>
+              <w:t>V2c</w:t>
+            </w:r>
+          </w:p>
+        </w:tc>
+        <w:tc>
+          <w:tcPr>
+            <w:tcW w:type="dxa" w:w="2880"/>
+          </w:tcPr>
+          <w:p>
+            <w:r>
+              <w:t>Fear &amp; Greed Index + FOMC/CPI/NFP economic calendar gates</w:t>
+            </w:r>
+          </w:p>
+        </w:tc>
+        <w:tc>
+          <w:tcPr>
+            <w:tcW w:type="dxa" w:w="2880"/>
+          </w:tcPr>
+          <w:p>
+            <w:r>
+              <w:t>Built and deployed (v2.2)</w:t>
             </w:r>
           </w:p>
         </w:tc>
@@ -6519,6 +6646,134 @@
           </w:tcPr>
           <w:p>
             <w:r>
+              <w:t>V2c.1</w:t>
+            </w:r>
+          </w:p>
+        </w:tc>
+        <w:tc>
+          <w:tcPr>
+            <w:tcW w:type="dxa" w:w="2880"/>
+          </w:tcPr>
+          <w:p>
+            <w:r>
+              <w:t>Tune F&amp;G gate: confirming signal only (not standalone)</w:t>
+            </w:r>
+          </w:p>
+        </w:tc>
+        <w:tc>
+          <w:tcPr>
+            <w:tcW w:type="dxa" w:w="2880"/>
+          </w:tcPr>
+          <w:p>
+            <w:r>
+              <w:t>Built and deployed (v2.3)</w:t>
+            </w:r>
+          </w:p>
+        </w:tc>
+      </w:tr>
+      <w:tr>
+        <w:tc>
+          <w:tcPr>
+            <w:tcW w:type="dxa" w:w="2880"/>
+          </w:tcPr>
+          <w:p>
+            <w:r>
+              <w:t>V3a</w:t>
+            </w:r>
+          </w:p>
+        </w:tc>
+        <w:tc>
+          <w:tcPr>
+            <w:tcW w:type="dxa" w:w="2880"/>
+          </w:tcPr>
+          <w:p>
+            <w:r>
+              <w:t>Dynamic universe refresh — weekly S&amp;P500+Nasdaq100 screener</w:t>
+            </w:r>
+          </w:p>
+        </w:tc>
+        <w:tc>
+          <w:tcPr>
+            <w:tcW w:type="dxa" w:w="2880"/>
+          </w:tcPr>
+          <w:p>
+            <w:r>
+              <w:t>Built and deployed (v3.0)</w:t>
+            </w:r>
+          </w:p>
+        </w:tc>
+      </w:tr>
+      <w:tr>
+        <w:tc>
+          <w:tcPr>
+            <w:tcW w:type="dxa" w:w="2880"/>
+          </w:tcPr>
+          <w:p>
+            <w:r>
+              <w:t>V2g</w:t>
+            </w:r>
+          </w:p>
+        </w:tc>
+        <w:tc>
+          <w:tcPr>
+            <w:tcW w:type="dxa" w:w="2880"/>
+          </w:tcPr>
+          <w:p>
+            <w:r>
+              <w:t>Alpaca paper trading integration — real order simulation</w:t>
+            </w:r>
+          </w:p>
+        </w:tc>
+        <w:tc>
+          <w:tcPr>
+            <w:tcW w:type="dxa" w:w="2880"/>
+          </w:tcPr>
+          <w:p>
+            <w:r>
+              <w:t>Built and deployed (v4.0)</w:t>
+            </w:r>
+          </w:p>
+        </w:tc>
+      </w:tr>
+      <w:tr>
+        <w:tc>
+          <w:tcPr>
+            <w:tcW w:type="dxa" w:w="2880"/>
+          </w:tcPr>
+          <w:p>
+            <w:r>
+              <w:t>V2d</w:t>
+            </w:r>
+          </w:p>
+        </w:tc>
+        <w:tc>
+          <w:tcPr>
+            <w:tcW w:type="dxa" w:w="2880"/>
+          </w:tcPr>
+          <w:p>
+            <w:r>
+              <w:t>Sector correlation guard — max 3 positions per sector, drops lowest-confidence excess</w:t>
+            </w:r>
+          </w:p>
+        </w:tc>
+        <w:tc>
+          <w:tcPr>
+            <w:tcW w:type="dxa" w:w="2880"/>
+          </w:tcPr>
+          <w:p>
+            <w:r>
+              <w:t>Built and deployed (v4.1)</w:t>
+            </w:r>
+          </w:p>
+        </w:tc>
+      </w:tr>
+      <w:tr>
+        <w:tc>
+          <w:tcPr>
+            <w:tcW w:type="dxa" w:w="2880"/>
+          </w:tcPr>
+          <w:p>
+            <w:r>
               <w:t>V5</w:t>
             </w:r>
           </w:p>
@@ -6540,6 +6795,134 @@
           <w:p>
             <w:r>
               <w:t>Built and deployed (v5.0)</w:t>
+            </w:r>
+          </w:p>
+        </w:tc>
+      </w:tr>
+      <w:tr>
+        <w:tc>
+          <w:tcPr>
+            <w:tcW w:type="dxa" w:w="2880"/>
+          </w:tcPr>
+          <w:p>
+            <w:r>
+              <w:t>—</w:t>
+            </w:r>
+          </w:p>
+        </w:tc>
+        <w:tc>
+          <w:tcPr>
+            <w:tcW w:type="dxa" w:w="2880"/>
+          </w:tcPr>
+          <w:p>
+            <w:r>
+              <w:t>Prompt caching (strategy SYSTEM ephemeral, 90% discount on cached tokens)</w:t>
+            </w:r>
+          </w:p>
+        </w:tc>
+        <w:tc>
+          <w:tcPr>
+            <w:tcW w:type="dxa" w:w="2880"/>
+          </w:tcPr>
+          <w:p>
+            <w:r>
+              <w:t>Built and deployed (v5.4)</w:t>
+            </w:r>
+          </w:p>
+        </w:tc>
+      </w:tr>
+      <w:tr>
+        <w:tc>
+          <w:tcPr>
+            <w:tcW w:type="dxa" w:w="2880"/>
+          </w:tcPr>
+          <w:p>
+            <w:r>
+              <w:t>—</w:t>
+            </w:r>
+          </w:p>
+        </w:tc>
+        <w:tc>
+          <w:tcPr>
+            <w:tcW w:type="dxa" w:w="2880"/>
+          </w:tcPr>
+          <w:p>
+            <w:r>
+              <w:t>Strategy pre-filter (score ≥ 4 before Claude call, ~60–70% token reduction)</w:t>
+            </w:r>
+          </w:p>
+        </w:tc>
+        <w:tc>
+          <w:tcPr>
+            <w:tcW w:type="dxa" w:w="2880"/>
+          </w:tcPr>
+          <w:p>
+            <w:r>
+              <w:t>Built and deployed (v5.4)</w:t>
+            </w:r>
+          </w:p>
+        </w:tc>
+      </w:tr>
+      <w:tr>
+        <w:tc>
+          <w:tcPr>
+            <w:tcW w:type="dxa" w:w="2880"/>
+          </w:tcPr>
+          <w:p>
+            <w:r>
+              <w:t>—</w:t>
+            </w:r>
+          </w:p>
+        </w:tc>
+        <w:tc>
+          <w:tcPr>
+            <w:tcW w:type="dxa" w:w="2880"/>
+          </w:tcPr>
+          <w:p>
+            <w:r>
+              <w:t>Execution friction: 1M volume floor, live Alpaca prices, limit orders, 9:45 AM start, 15-min intraday</w:t>
+            </w:r>
+          </w:p>
+        </w:tc>
+        <w:tc>
+          <w:tcPr>
+            <w:tcW w:type="dxa" w:w="2880"/>
+          </w:tcPr>
+          <w:p>
+            <w:r>
+              <w:t>Built and deployed (v5.4)</w:t>
+            </w:r>
+          </w:p>
+        </w:tc>
+      </w:tr>
+      <w:tr>
+        <w:tc>
+          <w:tcPr>
+            <w:tcW w:type="dxa" w:w="2880"/>
+          </w:tcPr>
+          <w:p>
+            <w:r>
+              <w:t>—</w:t>
+            </w:r>
+          </w:p>
+        </w:tc>
+        <w:tc>
+          <w:tcPr>
+            <w:tcW w:type="dxa" w:w="2880"/>
+          </w:tcPr>
+          <w:p>
+            <w:r>
+              <w:t>Reliable cron via cron-job.org; mode detection time windows; eval date filter fix</w:t>
+            </w:r>
+          </w:p>
+        </w:tc>
+        <w:tc>
+          <w:tcPr>
+            <w:tcW w:type="dxa" w:w="2880"/>
+          </w:tcPr>
+          <w:p>
+            <w:r>
+              <w:t>Built and deployed (v5.4)</w:t>
             </w:r>
           </w:p>
         </w:tc>
@@ -8942,31 +9325,19 @@
           <w:tcPr>
             <w:tcW w:type="dxa" w:w="2880"/>
           </w:tcPr>
-          <w:p>
-            <w:r>
-              <w:t>1</w:t>
-            </w:r>
-          </w:p>
-        </w:tc>
-        <w:tc>
-          <w:tcPr>
-            <w:tcW w:type="dxa" w:w="2880"/>
-          </w:tcPr>
-          <w:p>
-            <w:r>
-              <w:t>Designed the architecture</w:t>
-            </w:r>
-          </w:p>
-        </w:tc>
-        <w:tc>
-          <w:tcPr>
-            <w:tcW w:type="dxa" w:w="2880"/>
-          </w:tcPr>
-          <w:p>
-            <w:r>
-              <w:t>Multi-agent pipeline — scanner → strategy → risk → portfolio</w:t>
-            </w:r>
-          </w:p>
+          <w:p/>
+        </w:tc>
+        <w:tc>
+          <w:tcPr>
+            <w:tcW w:type="dxa" w:w="2880"/>
+          </w:tcPr>
+          <w:p/>
+        </w:tc>
+        <w:tc>
+          <w:tcPr>
+            <w:tcW w:type="dxa" w:w="2880"/>
+          </w:tcPr>
+          <w:p/>
         </w:tc>
       </w:tr>
       <w:tr>
@@ -8974,31 +9345,19 @@
           <w:tcPr>
             <w:tcW w:type="dxa" w:w="2880"/>
           </w:tcPr>
-          <w:p>
-            <w:r>
-              <w:t>2</w:t>
-            </w:r>
-          </w:p>
-        </w:tc>
-        <w:tc>
-          <w:tcPr>
-            <w:tcW w:type="dxa" w:w="2880"/>
-          </w:tcPr>
-          <w:p>
-            <w:r>
-              <w:t>Built the market scanner</w:t>
-            </w:r>
-          </w:p>
-        </w:tc>
-        <w:tc>
-          <w:tcPr>
-            <w:tcW w:type="dxa" w:w="2880"/>
-          </w:tcPr>
-          <w:p>
-            <w:r>
-              <w:t>yfinance + ta library, scoring 60+ tickers initially</w:t>
-            </w:r>
-          </w:p>
+          <w:p/>
+        </w:tc>
+        <w:tc>
+          <w:tcPr>
+            <w:tcW w:type="dxa" w:w="2880"/>
+          </w:tcPr>
+          <w:p/>
+        </w:tc>
+        <w:tc>
+          <w:tcPr>
+            <w:tcW w:type="dxa" w:w="2880"/>
+          </w:tcPr>
+          <w:p/>
         </w:tc>
       </w:tr>
       <w:tr>
@@ -9006,31 +9365,19 @@
           <w:tcPr>
             <w:tcW w:type="dxa" w:w="2880"/>
           </w:tcPr>
-          <w:p>
-            <w:r>
-              <w:t>3</w:t>
-            </w:r>
-          </w:p>
-        </w:tc>
-        <w:tc>
-          <w:tcPr>
-            <w:tcW w:type="dxa" w:w="2880"/>
-          </w:tcPr>
-          <w:p>
-            <w:r>
-              <w:t>Built the strategy agent</w:t>
-            </w:r>
-          </w:p>
-        </w:tc>
-        <w:tc>
-          <w:tcPr>
-            <w:tcW w:type="dxa" w:w="2880"/>
-          </w:tcPr>
-          <w:p>
-            <w:r>
-              <w:t>Claude selects trades with entry/target/stop/reasoning</w:t>
-            </w:r>
-          </w:p>
+          <w:p/>
+        </w:tc>
+        <w:tc>
+          <w:tcPr>
+            <w:tcW w:type="dxa" w:w="2880"/>
+          </w:tcPr>
+          <w:p/>
+        </w:tc>
+        <w:tc>
+          <w:tcPr>
+            <w:tcW w:type="dxa" w:w="2880"/>
+          </w:tcPr>
+          <w:p/>
         </w:tc>
       </w:tr>
       <w:tr>
@@ -9038,31 +9385,19 @@
           <w:tcPr>
             <w:tcW w:type="dxa" w:w="2880"/>
           </w:tcPr>
-          <w:p>
-            <w:r>
-              <w:t>4</w:t>
-            </w:r>
-          </w:p>
-        </w:tc>
-        <w:tc>
-          <w:tcPr>
-            <w:tcW w:type="dxa" w:w="2880"/>
-          </w:tcPr>
-          <w:p>
-            <w:r>
-              <w:t>Built the risk agent</w:t>
-            </w:r>
-          </w:p>
-        </w:tc>
-        <w:tc>
-          <w:tcPr>
-            <w:tcW w:type="dxa" w:w="2880"/>
-          </w:tcPr>
-          <w:p>
-            <w:r>
-              <w:t>Claude validates every trade against hard risk rules</w:t>
-            </w:r>
-          </w:p>
+          <w:p/>
+        </w:tc>
+        <w:tc>
+          <w:tcPr>
+            <w:tcW w:type="dxa" w:w="2880"/>
+          </w:tcPr>
+          <w:p/>
+        </w:tc>
+        <w:tc>
+          <w:tcPr>
+            <w:tcW w:type="dxa" w:w="2880"/>
+          </w:tcPr>
+          <w:p/>
         </w:tc>
       </w:tr>
       <w:tr>
@@ -9070,31 +9405,19 @@
           <w:tcPr>
             <w:tcW w:type="dxa" w:w="2880"/>
           </w:tcPr>
-          <w:p>
-            <w:r>
-              <w:t>5</w:t>
-            </w:r>
-          </w:p>
-        </w:tc>
-        <w:tc>
-          <w:tcPr>
-            <w:tcW w:type="dxa" w:w="2880"/>
-          </w:tcPr>
-          <w:p>
-            <w:r>
-              <w:t>Built the portfolio agent</w:t>
-            </w:r>
-          </w:p>
-        </w:tc>
-        <w:tc>
-          <w:tcPr>
-            <w:tcW w:type="dxa" w:w="2880"/>
-          </w:tcPr>
-          <w:p>
-            <w:r>
-              <w:t>Opens and tracks simulated positions in Supabase</w:t>
-            </w:r>
-          </w:p>
+          <w:p/>
+        </w:tc>
+        <w:tc>
+          <w:tcPr>
+            <w:tcW w:type="dxa" w:w="2880"/>
+          </w:tcPr>
+          <w:p/>
+        </w:tc>
+        <w:tc>
+          <w:tcPr>
+            <w:tcW w:type="dxa" w:w="2880"/>
+          </w:tcPr>
+          <w:p/>
         </w:tc>
       </w:tr>
       <w:tr>
@@ -9102,31 +9425,19 @@
           <w:tcPr>
             <w:tcW w:type="dxa" w:w="2880"/>
           </w:tcPr>
-          <w:p>
-            <w:r>
-              <w:t>6</w:t>
-            </w:r>
-          </w:p>
-        </w:tc>
-        <w:tc>
-          <w:tcPr>
-            <w:tcW w:type="dxa" w:w="2880"/>
-          </w:tcPr>
-          <w:p>
-            <w:r>
-              <w:t>Built the intraday agent</w:t>
-            </w:r>
-          </w:p>
-        </w:tc>
-        <w:tc>
-          <w:tcPr>
-            <w:tcW w:type="dxa" w:w="2880"/>
-          </w:tcPr>
-          <w:p>
-            <w:r>
-              <w:t>Monitors positions every 30 min, closes on target/stop</w:t>
-            </w:r>
-          </w:p>
+          <w:p/>
+        </w:tc>
+        <w:tc>
+          <w:tcPr>
+            <w:tcW w:type="dxa" w:w="2880"/>
+          </w:tcPr>
+          <w:p/>
+        </w:tc>
+        <w:tc>
+          <w:tcPr>
+            <w:tcW w:type="dxa" w:w="2880"/>
+          </w:tcPr>
+          <w:p/>
         </w:tc>
       </w:tr>
       <w:tr>
@@ -9134,31 +9445,19 @@
           <w:tcPr>
             <w:tcW w:type="dxa" w:w="2880"/>
           </w:tcPr>
-          <w:p>
-            <w:r>
-              <w:t>7</w:t>
-            </w:r>
-          </w:p>
-        </w:tc>
-        <w:tc>
-          <w:tcPr>
-            <w:tcW w:type="dxa" w:w="2880"/>
-          </w:tcPr>
-          <w:p>
-            <w:r>
-              <w:t>Built the EOD agent</w:t>
-            </w:r>
-          </w:p>
-        </w:tc>
-        <w:tc>
-          <w:tcPr>
-            <w:tcW w:type="dxa" w:w="2880"/>
-          </w:tcPr>
-          <w:p>
-            <w:r>
-              <w:t>Calculates daily P&amp;L, updates portfolio capital</w:t>
-            </w:r>
-          </w:p>
+          <w:p/>
+        </w:tc>
+        <w:tc>
+          <w:tcPr>
+            <w:tcW w:type="dxa" w:w="2880"/>
+          </w:tcPr>
+          <w:p/>
+        </w:tc>
+        <w:tc>
+          <w:tcPr>
+            <w:tcW w:type="dxa" w:w="2880"/>
+          </w:tcPr>
+          <w:p/>
         </w:tc>
       </w:tr>
       <w:tr>
@@ -9166,31 +9465,19 @@
           <w:tcPr>
             <w:tcW w:type="dxa" w:w="2880"/>
           </w:tcPr>
-          <w:p>
-            <w:r>
-              <w:t>8</w:t>
-            </w:r>
-          </w:p>
-        </w:tc>
-        <w:tc>
-          <w:tcPr>
-            <w:tcW w:type="dxa" w:w="2880"/>
-          </w:tcPr>
-          <w:p>
-            <w:r>
-              <w:t>Wrote the orchestrator</w:t>
-            </w:r>
-          </w:p>
-        </w:tc>
-        <w:tc>
-          <w:tcPr>
-            <w:tcW w:type="dxa" w:w="2880"/>
-          </w:tcPr>
-          <w:p>
-            <w:r>
-              <w:t>Chains all agents, callable with --mode flag</w:t>
-            </w:r>
-          </w:p>
+          <w:p/>
+        </w:tc>
+        <w:tc>
+          <w:tcPr>
+            <w:tcW w:type="dxa" w:w="2880"/>
+          </w:tcPr>
+          <w:p/>
+        </w:tc>
+        <w:tc>
+          <w:tcPr>
+            <w:tcW w:type="dxa" w:w="2880"/>
+          </w:tcPr>
+          <w:p/>
         </w:tc>
       </w:tr>
       <w:tr>
@@ -9198,31 +9485,19 @@
           <w:tcPr>
             <w:tcW w:type="dxa" w:w="2880"/>
           </w:tcPr>
-          <w:p>
-            <w:r>
-              <w:t>9</w:t>
-            </w:r>
-          </w:p>
-        </w:tc>
-        <w:tc>
-          <w:tcPr>
-            <w:tcW w:type="dxa" w:w="2880"/>
-          </w:tcPr>
-          <w:p>
-            <w:r>
-              <w:t>Created the database schema</w:t>
-            </w:r>
-          </w:p>
-        </w:tc>
-        <w:tc>
-          <w:tcPr>
-            <w:tcW w:type="dxa" w:w="2880"/>
-          </w:tcPr>
-          <w:p>
-            <w:r>
-              <w:t>Five Supabase tables with proper indexes and constraints</w:t>
-            </w:r>
-          </w:p>
+          <w:p/>
+        </w:tc>
+        <w:tc>
+          <w:tcPr>
+            <w:tcW w:type="dxa" w:w="2880"/>
+          </w:tcPr>
+          <w:p/>
+        </w:tc>
+        <w:tc>
+          <w:tcPr>
+            <w:tcW w:type="dxa" w:w="2880"/>
+          </w:tcPr>
+          <w:p/>
         </w:tc>
       </w:tr>
       <w:tr>
@@ -9230,31 +9505,19 @@
           <w:tcPr>
             <w:tcW w:type="dxa" w:w="2880"/>
           </w:tcPr>
-          <w:p>
-            <w:r>
-              <w:t>10</w:t>
-            </w:r>
-          </w:p>
-        </w:tc>
-        <w:tc>
-          <w:tcPr>
-            <w:tcW w:type="dxa" w:w="2880"/>
-          </w:tcPr>
-          <w:p>
-            <w:r>
-              <w:t>Set up GitHub Actions</w:t>
-            </w:r>
-          </w:p>
-        </w:tc>
-        <w:tc>
-          <w:tcPr>
-            <w:tcW w:type="dxa" w:w="2880"/>
-          </w:tcPr>
-          <w:p>
-            <w:r>
-              <w:t>Cron workflow running premarket/intraday/EOD on weekdays</w:t>
-            </w:r>
-          </w:p>
+          <w:p/>
+        </w:tc>
+        <w:tc>
+          <w:tcPr>
+            <w:tcW w:type="dxa" w:w="2880"/>
+          </w:tcPr>
+          <w:p/>
+        </w:tc>
+        <w:tc>
+          <w:tcPr>
+            <w:tcW w:type="dxa" w:w="2880"/>
+          </w:tcPr>
+          <w:p/>
         </w:tc>
       </w:tr>
       <w:tr>
@@ -9264,27 +9527,27 @@
           </w:tcPr>
           <w:p>
             <w:r>
-              <w:t>11</w:t>
-            </w:r>
-          </w:p>
-        </w:tc>
-        <w:tc>
-          <w:tcPr>
-            <w:tcW w:type="dxa" w:w="2880"/>
-          </w:tcPr>
-          <w:p>
-            <w:r>
-              <w:t>Set up Git + GitHub (SSH)</w:t>
-            </w:r>
-          </w:p>
-        </w:tc>
-        <w:tc>
-          <w:tcPr>
-            <w:tcW w:type="dxa" w:w="2880"/>
-          </w:tcPr>
-          <w:p>
-            <w:r>
-              <w:t>Generated SSH key, added to GitHub, switched remote to SSH</w:t>
+              <w:t>1</w:t>
+            </w:r>
+          </w:p>
+        </w:tc>
+        <w:tc>
+          <w:tcPr>
+            <w:tcW w:type="dxa" w:w="2880"/>
+          </w:tcPr>
+          <w:p>
+            <w:r>
+              <w:t>Designed the architecture</w:t>
+            </w:r>
+          </w:p>
+        </w:tc>
+        <w:tc>
+          <w:tcPr>
+            <w:tcW w:type="dxa" w:w="2880"/>
+          </w:tcPr>
+          <w:p>
+            <w:r>
+              <w:t>Multi-agent pipeline — scanner → strategy → risk → portfolio</w:t>
             </w:r>
           </w:p>
         </w:tc>
@@ -9296,27 +9559,27 @@
           </w:tcPr>
           <w:p>
             <w:r>
-              <w:t>12</w:t>
-            </w:r>
-          </w:p>
-        </w:tc>
-        <w:tc>
-          <w:tcPr>
-            <w:tcW w:type="dxa" w:w="2880"/>
-          </w:tcPr>
-          <w:p>
-            <w:r>
-              <w:t>Set up Supabase</w:t>
-            </w:r>
-          </w:p>
-        </w:tc>
-        <w:tc>
-          <w:tcPr>
-            <w:tcW w:type="dxa" w:w="2880"/>
-          </w:tcPr>
-          <w:p>
-            <w:r>
-              <w:t>Created project, ran schema.sql, obtained URL and service role key</w:t>
+              <w:t>2</w:t>
+            </w:r>
+          </w:p>
+        </w:tc>
+        <w:tc>
+          <w:tcPr>
+            <w:tcW w:type="dxa" w:w="2880"/>
+          </w:tcPr>
+          <w:p>
+            <w:r>
+              <w:t>Built the market scanner</w:t>
+            </w:r>
+          </w:p>
+        </w:tc>
+        <w:tc>
+          <w:tcPr>
+            <w:tcW w:type="dxa" w:w="2880"/>
+          </w:tcPr>
+          <w:p>
+            <w:r>
+              <w:t>yfinance + ta library, scoring 60+ tickers initially</w:t>
             </w:r>
           </w:p>
         </w:tc>
@@ -9328,27 +9591,27 @@
           </w:tcPr>
           <w:p>
             <w:r>
-              <w:t>13</w:t>
-            </w:r>
-          </w:p>
-        </w:tc>
-        <w:tc>
-          <w:tcPr>
-            <w:tcW w:type="dxa" w:w="2880"/>
-          </w:tcPr>
-          <w:p>
-            <w:r>
-              <w:t>Set GitHub Secrets</w:t>
-            </w:r>
-          </w:p>
-        </w:tc>
-        <w:tc>
-          <w:tcPr>
-            <w:tcW w:type="dxa" w:w="2880"/>
-          </w:tcPr>
-          <w:p>
-            <w:r>
-              <w:t>Added API keys to repo secrets for runtime injection</w:t>
+              <w:t>3</w:t>
+            </w:r>
+          </w:p>
+        </w:tc>
+        <w:tc>
+          <w:tcPr>
+            <w:tcW w:type="dxa" w:w="2880"/>
+          </w:tcPr>
+          <w:p>
+            <w:r>
+              <w:t>Built the strategy agent</w:t>
+            </w:r>
+          </w:p>
+        </w:tc>
+        <w:tc>
+          <w:tcPr>
+            <w:tcW w:type="dxa" w:w="2880"/>
+          </w:tcPr>
+          <w:p>
+            <w:r>
+              <w:t>Claude selects trades with entry/target/stop/reasoning</w:t>
             </w:r>
           </w:p>
         </w:tc>
@@ -9360,27 +9623,27 @@
           </w:tcPr>
           <w:p>
             <w:r>
-              <w:t>14</w:t>
-            </w:r>
-          </w:p>
-        </w:tc>
-        <w:tc>
-          <w:tcPr>
-            <w:tcW w:type="dxa" w:w="2880"/>
-          </w:tcPr>
-          <w:p>
-            <w:r>
-              <w:t>End-to-end test</w:t>
-            </w:r>
-          </w:p>
-        </w:tc>
-        <w:tc>
-          <w:tcPr>
-            <w:tcW w:type="dxa" w:w="2880"/>
-          </w:tcPr>
-          <w:p>
-            <w:r>
-              <w:t>Manual premarket run via GitHub Actions — confirmed full pipeline working</w:t>
+              <w:t>4</w:t>
+            </w:r>
+          </w:p>
+        </w:tc>
+        <w:tc>
+          <w:tcPr>
+            <w:tcW w:type="dxa" w:w="2880"/>
+          </w:tcPr>
+          <w:p>
+            <w:r>
+              <w:t>Built the risk agent</w:t>
+            </w:r>
+          </w:p>
+        </w:tc>
+        <w:tc>
+          <w:tcPr>
+            <w:tcW w:type="dxa" w:w="2880"/>
+          </w:tcPr>
+          <w:p>
+            <w:r>
+              <w:t>Claude validates every trade against hard risk rules</w:t>
             </w:r>
           </w:p>
         </w:tc>
@@ -9392,27 +9655,27 @@
           </w:tcPr>
           <w:p>
             <w:r>
-              <w:t>15</w:t>
-            </w:r>
-          </w:p>
-        </w:tc>
-        <w:tc>
-          <w:tcPr>
-            <w:tcW w:type="dxa" w:w="2880"/>
-          </w:tcPr>
-          <w:p>
-            <w:r>
-              <w:t>Built the Streamlit dashboard</w:t>
-            </w:r>
-          </w:p>
-        </w:tc>
-        <w:tc>
-          <w:tcPr>
-            <w:tcW w:type="dxa" w:w="2880"/>
-          </w:tcPr>
-          <w:p>
-            <w:r>
-              <w:t>4-tab app with Today, Positions, Performance, Scan Log</w:t>
+              <w:t>5</w:t>
+            </w:r>
+          </w:p>
+        </w:tc>
+        <w:tc>
+          <w:tcPr>
+            <w:tcW w:type="dxa" w:w="2880"/>
+          </w:tcPr>
+          <w:p>
+            <w:r>
+              <w:t>Built the portfolio agent</w:t>
+            </w:r>
+          </w:p>
+        </w:tc>
+        <w:tc>
+          <w:tcPr>
+            <w:tcW w:type="dxa" w:w="2880"/>
+          </w:tcPr>
+          <w:p>
+            <w:r>
+              <w:t>Opens and tracks simulated positions in Supabase</w:t>
             </w:r>
           </w:p>
         </w:tc>
@@ -9424,27 +9687,27 @@
           </w:tcPr>
           <w:p>
             <w:r>
-              <w:t>16</w:t>
-            </w:r>
-          </w:p>
-        </w:tc>
-        <w:tc>
-          <w:tcPr>
-            <w:tcW w:type="dxa" w:w="2880"/>
-          </w:tcPr>
-          <w:p>
-            <w:r>
-              <w:t>Deployed to Streamlit Cloud</w:t>
-            </w:r>
-          </w:p>
-        </w:tc>
-        <w:tc>
-          <w:tcPr>
-            <w:tcW w:type="dxa" w:w="2880"/>
-          </w:tcPr>
-          <w:p>
-            <w:r>
-              <w:t>Connected repo, set secrets in TOML format, got public URL</w:t>
+              <w:t>6</w:t>
+            </w:r>
+          </w:p>
+        </w:tc>
+        <w:tc>
+          <w:tcPr>
+            <w:tcW w:type="dxa" w:w="2880"/>
+          </w:tcPr>
+          <w:p>
+            <w:r>
+              <w:t>Built the intraday agent</w:t>
+            </w:r>
+          </w:p>
+        </w:tc>
+        <w:tc>
+          <w:tcPr>
+            <w:tcW w:type="dxa" w:w="2880"/>
+          </w:tcPr>
+          <w:p>
+            <w:r>
+              <w:t>Monitors positions every 30 min, closes on target/stop</w:t>
             </w:r>
           </w:p>
         </w:tc>
@@ -9456,27 +9719,27 @@
           </w:tcPr>
           <w:p>
             <w:r>
-              <w:t>17</w:t>
-            </w:r>
-          </w:p>
-        </w:tc>
-        <w:tc>
-          <w:tcPr>
-            <w:tcW w:type="dxa" w:w="2880"/>
-          </w:tcPr>
-          <w:p>
-            <w:r>
-              <w:t>Added password protection</w:t>
-            </w:r>
-          </w:p>
-        </w:tc>
-        <w:tc>
-          <w:tcPr>
-            <w:tcW w:type="dxa" w:w="2880"/>
-          </w:tcPr>
-          <w:p>
-            <w:r>
-              <w:t>Login screen added — only authorized users can view data</w:t>
+              <w:t>7</w:t>
+            </w:r>
+          </w:p>
+        </w:tc>
+        <w:tc>
+          <w:tcPr>
+            <w:tcW w:type="dxa" w:w="2880"/>
+          </w:tcPr>
+          <w:p>
+            <w:r>
+              <w:t>Built the EOD agent</w:t>
+            </w:r>
+          </w:p>
+        </w:tc>
+        <w:tc>
+          <w:tcPr>
+            <w:tcW w:type="dxa" w:w="2880"/>
+          </w:tcPr>
+          <w:p>
+            <w:r>
+              <w:t>Calculates daily P&amp;L, updates portfolio capital</w:t>
             </w:r>
           </w:p>
         </w:tc>
@@ -9488,27 +9751,27 @@
           </w:tcPr>
           <w:p>
             <w:r>
-              <w:t>18</w:t>
-            </w:r>
-          </w:p>
-        </w:tc>
-        <w:tc>
-          <w:tcPr>
-            <w:tcW w:type="dxa" w:w="2880"/>
-          </w:tcPr>
-          <w:p>
-            <w:r>
-              <w:t>Built backtest.py</w:t>
-            </w:r>
-          </w:p>
-        </w:tc>
-        <w:tc>
-          <w:tcPr>
-            <w:tcW w:type="dxa" w:w="2880"/>
-          </w:tcPr>
-          <w:p>
-            <w:r>
-              <w:t>30-day historical replay with real yfinance data, no Claude API</w:t>
+              <w:t>8</w:t>
+            </w:r>
+          </w:p>
+        </w:tc>
+        <w:tc>
+          <w:tcPr>
+            <w:tcW w:type="dxa" w:w="2880"/>
+          </w:tcPr>
+          <w:p>
+            <w:r>
+              <w:t>Wrote the orchestrator</w:t>
+            </w:r>
+          </w:p>
+        </w:tc>
+        <w:tc>
+          <w:tcPr>
+            <w:tcW w:type="dxa" w:w="2880"/>
+          </w:tcPr>
+          <w:p>
+            <w:r>
+              <w:t>Chains all agents, callable with --mode flag</w:t>
             </w:r>
           </w:p>
         </w:tc>
@@ -9520,27 +9783,27 @@
           </w:tcPr>
           <w:p>
             <w:r>
-              <w:t>19</w:t>
-            </w:r>
-          </w:p>
-        </w:tc>
-        <w:tc>
-          <w:tcPr>
-            <w:tcW w:type="dxa" w:w="2880"/>
-          </w:tcPr>
-          <w:p>
-            <w:r>
-              <w:t>Expanded universe to 430+ tickers</w:t>
-            </w:r>
-          </w:p>
-        </w:tc>
-        <w:tc>
-          <w:tcPr>
-            <w:tcW w:type="dxa" w:w="2880"/>
-          </w:tcPr>
-          <w:p>
-            <w:r>
-              <w:t>Removed drags based on backtest, added momentum names</w:t>
+              <w:t>9</w:t>
+            </w:r>
+          </w:p>
+        </w:tc>
+        <w:tc>
+          <w:tcPr>
+            <w:tcW w:type="dxa" w:w="2880"/>
+          </w:tcPr>
+          <w:p>
+            <w:r>
+              <w:t>Created the database schema</w:t>
+            </w:r>
+          </w:p>
+        </w:tc>
+        <w:tc>
+          <w:tcPr>
+            <w:tcW w:type="dxa" w:w="2880"/>
+          </w:tcPr>
+          <w:p>
+            <w:r>
+              <w:t>Five Supabase tables with proper indexes and constraints</w:t>
             </w:r>
           </w:p>
         </w:tc>
@@ -9552,27 +9815,27 @@
           </w:tcPr>
           <w:p>
             <w:r>
-              <w:t>20</w:t>
-            </w:r>
-          </w:p>
-        </w:tc>
-        <w:tc>
-          <w:tcPr>
-            <w:tcW w:type="dxa" w:w="2880"/>
-          </w:tcPr>
-          <w:p>
-            <w:r>
-              <w:t>Tuned to 3% target, 15 positions, 3:1 R:R</w:t>
-            </w:r>
-          </w:p>
-        </w:tc>
-        <w:tc>
-          <w:tcPr>
-            <w:tcW w:type="dxa" w:w="2880"/>
-          </w:tcPr>
-          <w:p>
-            <w:r>
-              <w:t>Backtest showed $750/day avg at B grade (93% win days)</w:t>
+              <w:t>10</w:t>
+            </w:r>
+          </w:p>
+        </w:tc>
+        <w:tc>
+          <w:tcPr>
+            <w:tcW w:type="dxa" w:w="2880"/>
+          </w:tcPr>
+          <w:p>
+            <w:r>
+              <w:t>Set up GitHub Actions</w:t>
+            </w:r>
+          </w:p>
+        </w:tc>
+        <w:tc>
+          <w:tcPr>
+            <w:tcW w:type="dxa" w:w="2880"/>
+          </w:tcPr>
+          <w:p>
+            <w:r>
+              <w:t>Cron workflow running premarket/intraday/EOD on weekdays</w:t>
             </w:r>
           </w:p>
         </w:tc>
@@ -9584,27 +9847,27 @@
           </w:tcPr>
           <w:p>
             <w:r>
-              <w:t>21</w:t>
-            </w:r>
-          </w:p>
-        </w:tc>
-        <w:tc>
-          <w:tcPr>
-            <w:tcW w:type="dxa" w:w="2880"/>
-          </w:tcPr>
-          <w:p>
-            <w:r>
-              <w:t>Built eval.py</w:t>
-            </w:r>
-          </w:p>
-        </w:tc>
-        <w:tc>
-          <w:tcPr>
-            <w:tcW w:type="dxa" w:w="2880"/>
-          </w:tcPr>
-          <w:p>
-            <w:r>
-              <w:t>Weekly grading script: A/B/C/D based on P&amp;L, win rate, reward:risk</w:t>
+              <w:t>11</w:t>
+            </w:r>
+          </w:p>
+        </w:tc>
+        <w:tc>
+          <w:tcPr>
+            <w:tcW w:type="dxa" w:w="2880"/>
+          </w:tcPr>
+          <w:p>
+            <w:r>
+              <w:t>Set up Git + GitHub (SSH)</w:t>
+            </w:r>
+          </w:p>
+        </w:tc>
+        <w:tc>
+          <w:tcPr>
+            <w:tcW w:type="dxa" w:w="2880"/>
+          </w:tcPr>
+          <w:p>
+            <w:r>
+              <w:t>Generated SSH key, added to GitHub, switched remote to SSH</w:t>
             </w:r>
           </w:p>
         </w:tc>
@@ -9616,27 +9879,27 @@
           </w:tcPr>
           <w:p>
             <w:r>
-              <w:t>22</w:t>
-            </w:r>
-          </w:p>
-        </w:tc>
-        <w:tc>
-          <w:tcPr>
-            <w:tcW w:type="dxa" w:w="2880"/>
-          </w:tcPr>
-          <w:p>
-            <w:r>
-              <w:t>Built V2a — Market Context Agent</w:t>
-            </w:r>
-          </w:p>
-        </w:tc>
-        <w:tc>
-          <w:tcPr>
-            <w:tcW w:type="dxa" w:w="2880"/>
-          </w:tcPr>
-          <w:p>
-            <w:r>
-              <w:t>VIX gate + futures signal + international markets</w:t>
+              <w:t>12</w:t>
+            </w:r>
+          </w:p>
+        </w:tc>
+        <w:tc>
+          <w:tcPr>
+            <w:tcW w:type="dxa" w:w="2880"/>
+          </w:tcPr>
+          <w:p>
+            <w:r>
+              <w:t>Set up Supabase</w:t>
+            </w:r>
+          </w:p>
+        </w:tc>
+        <w:tc>
+          <w:tcPr>
+            <w:tcW w:type="dxa" w:w="2880"/>
+          </w:tcPr>
+          <w:p>
+            <w:r>
+              <w:t>Created project, ran schema.sql, obtained URL and service role key</w:t>
             </w:r>
           </w:p>
         </w:tc>
@@ -9648,27 +9911,27 @@
           </w:tcPr>
           <w:p>
             <w:r>
-              <w:t>23</w:t>
-            </w:r>
-          </w:p>
-        </w:tc>
-        <w:tc>
-          <w:tcPr>
-            <w:tcW w:type="dxa" w:w="2880"/>
-          </w:tcPr>
-          <w:p>
-            <w:r>
-              <w:t>Built V2b — News Intelligence Agent</w:t>
-            </w:r>
-          </w:p>
-        </w:tc>
-        <w:tc>
-          <w:tcPr>
-            <w:tcW w:type="dxa" w:w="2880"/>
-          </w:tcPr>
-          <w:p>
-            <w:r>
-              <w:t>Earnings blackout + news headlines context for Claude</w:t>
+              <w:t>13</w:t>
+            </w:r>
+          </w:p>
+        </w:tc>
+        <w:tc>
+          <w:tcPr>
+            <w:tcW w:type="dxa" w:w="2880"/>
+          </w:tcPr>
+          <w:p>
+            <w:r>
+              <w:t>Set GitHub Secrets</w:t>
+            </w:r>
+          </w:p>
+        </w:tc>
+        <w:tc>
+          <w:tcPr>
+            <w:tcW w:type="dxa" w:w="2880"/>
+          </w:tcPr>
+          <w:p>
+            <w:r>
+              <w:t>Added API keys to repo secrets for runtime injection</w:t>
             </w:r>
           </w:p>
         </w:tc>
@@ -9680,27 +9943,27 @@
           </w:tcPr>
           <w:p>
             <w:r>
-              <w:t>24</w:t>
-            </w:r>
-          </w:p>
-        </w:tc>
-        <w:tc>
-          <w:tcPr>
-            <w:tcW w:type="dxa" w:w="2880"/>
-          </w:tcPr>
-          <w:p>
-            <w:r>
-              <w:t>Redesigned dashboard to workflow view</w:t>
-            </w:r>
-          </w:p>
-        </w:tc>
-        <w:tc>
-          <w:tcPr>
-            <w:tcW w:type="dxa" w:w="2880"/>
-          </w:tcPr>
-          <w:p>
-            <w:r>
-              <w:t>Today tab shows all 4 steps: market → scan → plan → positions</w:t>
+              <w:t>14</w:t>
+            </w:r>
+          </w:p>
+        </w:tc>
+        <w:tc>
+          <w:tcPr>
+            <w:tcW w:type="dxa" w:w="2880"/>
+          </w:tcPr>
+          <w:p>
+            <w:r>
+              <w:t>End-to-end test</w:t>
+            </w:r>
+          </w:p>
+        </w:tc>
+        <w:tc>
+          <w:tcPr>
+            <w:tcW w:type="dxa" w:w="2880"/>
+          </w:tcPr>
+          <w:p>
+            <w:r>
+              <w:t>Manual premarket run via GitHub Actions — confirmed full pipeline working</w:t>
             </w:r>
           </w:p>
         </w:tc>
@@ -9712,27 +9975,27 @@
           </w:tcPr>
           <w:p>
             <w:r>
-              <w:t>25</w:t>
-            </w:r>
-          </w:p>
-        </w:tc>
-        <w:tc>
-          <w:tcPr>
-            <w:tcW w:type="dxa" w:w="2880"/>
-          </w:tcPr>
-          <w:p>
-            <w:r>
-              <w:t>Built V2c — Fear &amp; Greed + economic calendar</w:t>
-            </w:r>
-          </w:p>
-        </w:tc>
-        <w:tc>
-          <w:tcPr>
-            <w:tcW w:type="dxa" w:w="2880"/>
-          </w:tcPr>
-          <w:p>
-            <w:r>
-              <w:t>alternative.me F&amp;G Index + FOMC/CPI/NFP hardcoded dates</w:t>
+              <w:t>15</w:t>
+            </w:r>
+          </w:p>
+        </w:tc>
+        <w:tc>
+          <w:tcPr>
+            <w:tcW w:type="dxa" w:w="2880"/>
+          </w:tcPr>
+          <w:p>
+            <w:r>
+              <w:t>Built the Streamlit dashboard</w:t>
+            </w:r>
+          </w:p>
+        </w:tc>
+        <w:tc>
+          <w:tcPr>
+            <w:tcW w:type="dxa" w:w="2880"/>
+          </w:tcPr>
+          <w:p>
+            <w:r>
+              <w:t>4-tab app with Today, Positions, Performance, Scan Log</w:t>
             </w:r>
           </w:p>
         </w:tc>
@@ -9744,27 +10007,27 @@
           </w:tcPr>
           <w:p>
             <w:r>
-              <w:t>26</w:t>
-            </w:r>
-          </w:p>
-        </w:tc>
-        <w:tc>
-          <w:tcPr>
-            <w:tcW w:type="dxa" w:w="2880"/>
-          </w:tcPr>
-          <w:p>
-            <w:r>
-              <w:t>Tuned V2c to confirming signal (v2.3)</w:t>
-            </w:r>
-          </w:p>
-        </w:tc>
-        <w:tc>
-          <w:tcPr>
-            <w:tcW w:type="dxa" w:w="2880"/>
-          </w:tcPr>
-          <w:p>
-            <w:r>
-              <w:t>F&amp;G standalone gate was too aggressive — now requires VIX or futures confirmation</w:t>
+              <w:t>16</w:t>
+            </w:r>
+          </w:p>
+        </w:tc>
+        <w:tc>
+          <w:tcPr>
+            <w:tcW w:type="dxa" w:w="2880"/>
+          </w:tcPr>
+          <w:p>
+            <w:r>
+              <w:t>Deployed to Streamlit Cloud</w:t>
+            </w:r>
+          </w:p>
+        </w:tc>
+        <w:tc>
+          <w:tcPr>
+            <w:tcW w:type="dxa" w:w="2880"/>
+          </w:tcPr>
+          <w:p>
+            <w:r>
+              <w:t>Connected repo, set secrets in TOML format, got public URL</w:t>
             </w:r>
           </w:p>
         </w:tc>
@@ -9776,27 +10039,27 @@
           </w:tcPr>
           <w:p>
             <w:r>
-              <w:t>27</w:t>
-            </w:r>
-          </w:p>
-        </w:tc>
-        <w:tc>
-          <w:tcPr>
-            <w:tcW w:type="dxa" w:w="2880"/>
-          </w:tcPr>
-          <w:p>
-            <w:r>
-              <w:t>Built V3a — Universe Refresh Agent</w:t>
-            </w:r>
-          </w:p>
-        </w:tc>
-        <w:tc>
-          <w:tcPr>
-            <w:tcW w:type="dxa" w:w="2880"/>
-          </w:tcPr>
-          <w:p>
-            <w:r>
-              <w:t>Weekly S&amp;P500+Nasdaq100 screener; 458 tickers saved to Supabase on first run</w:t>
+              <w:t>17</w:t>
+            </w:r>
+          </w:p>
+        </w:tc>
+        <w:tc>
+          <w:tcPr>
+            <w:tcW w:type="dxa" w:w="2880"/>
+          </w:tcPr>
+          <w:p>
+            <w:r>
+              <w:t>Added password protection</w:t>
+            </w:r>
+          </w:p>
+        </w:tc>
+        <w:tc>
+          <w:tcPr>
+            <w:tcW w:type="dxa" w:w="2880"/>
+          </w:tcPr>
+          <w:p>
+            <w:r>
+              <w:t>Login screen added — only authorized users can view data</w:t>
             </w:r>
           </w:p>
         </w:tc>
@@ -9808,27 +10071,27 @@
           </w:tcPr>
           <w:p>
             <w:r>
-              <w:t>28</w:t>
-            </w:r>
-          </w:p>
-        </w:tc>
-        <w:tc>
-          <w:tcPr>
-            <w:tcW w:type="dxa" w:w="2880"/>
-          </w:tcPr>
-          <w:p>
-            <w:r>
-              <w:t>Added company names to dashboard tables</w:t>
-            </w:r>
-          </w:p>
-        </w:tc>
-        <w:tc>
-          <w:tcPr>
-            <w:tcW w:type="dxa" w:w="2880"/>
-          </w:tcPr>
-          <w:p>
-            <w:r>
-              <w:t>config/company_names.py static dict, company column in all ticker tables</w:t>
+              <w:t>18</w:t>
+            </w:r>
+          </w:p>
+        </w:tc>
+        <w:tc>
+          <w:tcPr>
+            <w:tcW w:type="dxa" w:w="2880"/>
+          </w:tcPr>
+          <w:p>
+            <w:r>
+              <w:t>Built backtest.py</w:t>
+            </w:r>
+          </w:p>
+        </w:tc>
+        <w:tc>
+          <w:tcPr>
+            <w:tcW w:type="dxa" w:w="2880"/>
+          </w:tcPr>
+          <w:p>
+            <w:r>
+              <w:t>30-day historical replay with real yfinance data, no Claude API</w:t>
             </w:r>
           </w:p>
         </w:tc>
@@ -9840,27 +10103,27 @@
           </w:tcPr>
           <w:p>
             <w:r>
-              <w:t>29</w:t>
-            </w:r>
-          </w:p>
-        </w:tc>
-        <w:tc>
-          <w:tcPr>
-            <w:tcW w:type="dxa" w:w="2880"/>
-          </w:tcPr>
-          <w:p>
-            <w:r>
-              <w:t>Generated documentation and PRD</w:t>
-            </w:r>
-          </w:p>
-        </w:tc>
-        <w:tc>
-          <w:tcPr>
-            <w:tcW w:type="dxa" w:w="2880"/>
-          </w:tcPr>
-          <w:p>
-            <w:r>
-              <w:t>Word documents updated to v3.0</w:t>
+              <w:t>19</w:t>
+            </w:r>
+          </w:p>
+        </w:tc>
+        <w:tc>
+          <w:tcPr>
+            <w:tcW w:type="dxa" w:w="2880"/>
+          </w:tcPr>
+          <w:p>
+            <w:r>
+              <w:t>Expanded universe to 430+ tickers</w:t>
+            </w:r>
+          </w:p>
+        </w:tc>
+        <w:tc>
+          <w:tcPr>
+            <w:tcW w:type="dxa" w:w="2880"/>
+          </w:tcPr>
+          <w:p>
+            <w:r>
+              <w:t>Removed drags based on backtest, added momentum names</w:t>
             </w:r>
           </w:p>
         </w:tc>
@@ -9872,27 +10135,27 @@
           </w:tcPr>
           <w:p>
             <w:r>
-              <w:t>30</w:t>
-            </w:r>
-          </w:p>
-        </w:tc>
-        <w:tc>
-          <w:tcPr>
-            <w:tcW w:type="dxa" w:w="2880"/>
-          </w:tcPr>
-          <w:p>
-            <w:r>
-              <w:t>Built V2g — Alpaca broker</w:t>
-            </w:r>
-          </w:p>
-        </w:tc>
-        <w:tc>
-          <w:tcPr>
-            <w:tcW w:type="dxa" w:w="2880"/>
-          </w:tcPr>
-          <w:p>
-            <w:r>
-              <w:t>agents/alpaca_broker.py: bracket orders, position sync, fill price on close</w:t>
+              <w:t>20</w:t>
+            </w:r>
+          </w:p>
+        </w:tc>
+        <w:tc>
+          <w:tcPr>
+            <w:tcW w:type="dxa" w:w="2880"/>
+          </w:tcPr>
+          <w:p>
+            <w:r>
+              <w:t>Tuned to 3% target, 15 positions, 3:1 R:R</w:t>
+            </w:r>
+          </w:p>
+        </w:tc>
+        <w:tc>
+          <w:tcPr>
+            <w:tcW w:type="dxa" w:w="2880"/>
+          </w:tcPr>
+          <w:p>
+            <w:r>
+              <w:t>Backtest showed $750/day avg at B grade (93% win days)</w:t>
             </w:r>
           </w:p>
         </w:tc>
@@ -9904,27 +10167,27 @@
           </w:tcPr>
           <w:p>
             <w:r>
-              <w:t>31</w:t>
-            </w:r>
-          </w:p>
-        </w:tc>
-        <w:tc>
-          <w:tcPr>
-            <w:tcW w:type="dxa" w:w="2880"/>
-          </w:tcPr>
-          <w:p>
-            <w:r>
-              <w:t>Updated portfolio.py with broker abstraction</w:t>
-            </w:r>
-          </w:p>
-        </w:tc>
-        <w:tc>
-          <w:tcPr>
-            <w:tcW w:type="dxa" w:w="2880"/>
-          </w:tcPr>
-          <w:p>
-            <w:r>
-              <w:t>simulation default, alpaca mode with order submission and sync</w:t>
+              <w:t>21</w:t>
+            </w:r>
+          </w:p>
+        </w:tc>
+        <w:tc>
+          <w:tcPr>
+            <w:tcW w:type="dxa" w:w="2880"/>
+          </w:tcPr>
+          <w:p>
+            <w:r>
+              <w:t>Built eval.py</w:t>
+            </w:r>
+          </w:p>
+        </w:tc>
+        <w:tc>
+          <w:tcPr>
+            <w:tcW w:type="dxa" w:w="2880"/>
+          </w:tcPr>
+          <w:p>
+            <w:r>
+              <w:t>Weekly grading script: A/B/C/D based on P&amp;L, win rate, reward:risk</w:t>
             </w:r>
           </w:p>
         </w:tc>
@@ -9936,27 +10199,27 @@
           </w:tcPr>
           <w:p>
             <w:r>
-              <w:t>32</w:t>
-            </w:r>
-          </w:p>
-        </w:tc>
-        <w:tc>
-          <w:tcPr>
-            <w:tcW w:type="dxa" w:w="2880"/>
-          </w:tcPr>
-          <w:p>
-            <w:r>
-              <w:t>Updated trading.yml with Alpaca secrets and --broker flag</w:t>
-            </w:r>
-          </w:p>
-        </w:tc>
-        <w:tc>
-          <w:tcPr>
-            <w:tcW w:type="dxa" w:w="2880"/>
-          </w:tcPr>
-          <w:p>
-            <w:r>
-              <w:t>default broker=alpaca for scheduled runs; manual dispatch has broker input option</w:t>
+              <w:t>22</w:t>
+            </w:r>
+          </w:p>
+        </w:tc>
+        <w:tc>
+          <w:tcPr>
+            <w:tcW w:type="dxa" w:w="2880"/>
+          </w:tcPr>
+          <w:p>
+            <w:r>
+              <w:t>Built V2a — Market Context Agent</w:t>
+            </w:r>
+          </w:p>
+        </w:tc>
+        <w:tc>
+          <w:tcPr>
+            <w:tcW w:type="dxa" w:w="2880"/>
+          </w:tcPr>
+          <w:p>
+            <w:r>
+              <w:t>VIX gate + futures signal + international markets</w:t>
             </w:r>
           </w:p>
         </w:tc>
@@ -9968,27 +10231,27 @@
           </w:tcPr>
           <w:p>
             <w:r>
-              <w:t>33</w:t>
-            </w:r>
-          </w:p>
-        </w:tc>
-        <w:tc>
-          <w:tcPr>
-            <w:tcW w:type="dxa" w:w="2880"/>
-          </w:tcPr>
-          <w:p>
-            <w:r>
-              <w:t>Fixed risk agent floating point false rejects</w:t>
-            </w:r>
-          </w:p>
-        </w:tc>
-        <w:tc>
-          <w:tcPr>
-            <w:tcW w:type="dxa" w:w="2880"/>
-          </w:tcPr>
-          <w:p>
-            <w:r>
-              <w:t>stop loss and reward:risk comparison precision; 2dp display in rejection messages</w:t>
+              <w:t>23</w:t>
+            </w:r>
+          </w:p>
+        </w:tc>
+        <w:tc>
+          <w:tcPr>
+            <w:tcW w:type="dxa" w:w="2880"/>
+          </w:tcPr>
+          <w:p>
+            <w:r>
+              <w:t>Built V2b — News Intelligence Agent</w:t>
+            </w:r>
+          </w:p>
+        </w:tc>
+        <w:tc>
+          <w:tcPr>
+            <w:tcW w:type="dxa" w:w="2880"/>
+          </w:tcPr>
+          <w:p>
+            <w:r>
+              <w:t>Earnings blackout + news headlines context for Claude</w:t>
             </w:r>
           </w:p>
         </w:tc>
@@ -10000,27 +10263,27 @@
           </w:tcPr>
           <w:p>
             <w:r>
-              <w:t>34</w:t>
-            </w:r>
-          </w:p>
-        </w:tc>
-        <w:tc>
-          <w:tcPr>
-            <w:tcW w:type="dxa" w:w="2880"/>
-          </w:tcPr>
-          <w:p>
-            <w:r>
-              <w:t>Generated v4.0 documentation and architecture diagrams</w:t>
-            </w:r>
-          </w:p>
-        </w:tc>
-        <w:tc>
-          <w:tcPr>
-            <w:tcW w:type="dxa" w:w="2880"/>
-          </w:tcPr>
-          <w:p>
-            <w:r>
-              <w:t>Word docs updated to v4.0; two PNG architecture diagrams embedded</w:t>
+              <w:t>24</w:t>
+            </w:r>
+          </w:p>
+        </w:tc>
+        <w:tc>
+          <w:tcPr>
+            <w:tcW w:type="dxa" w:w="2880"/>
+          </w:tcPr>
+          <w:p>
+            <w:r>
+              <w:t>Redesigned dashboard to workflow view</w:t>
+            </w:r>
+          </w:p>
+        </w:tc>
+        <w:tc>
+          <w:tcPr>
+            <w:tcW w:type="dxa" w:w="2880"/>
+          </w:tcPr>
+          <w:p>
+            <w:r>
+              <w:t>Today tab shows all 4 steps: market → scan → plan → positions</w:t>
             </w:r>
           </w:p>
         </w:tc>
@@ -10032,27 +10295,27 @@
           </w:tcPr>
           <w:p>
             <w:r>
-              <w:t>35</w:t>
-            </w:r>
-          </w:p>
-        </w:tc>
-        <w:tc>
-          <w:tcPr>
-            <w:tcW w:type="dxa" w:w="2880"/>
-          </w:tcPr>
-          <w:p>
-            <w:r>
-              <w:t>Built V2d — Sector correlation guard</w:t>
-            </w:r>
-          </w:p>
-        </w:tc>
-        <w:tc>
-          <w:tcPr>
-            <w:tcW w:type="dxa" w:w="2880"/>
-          </w:tcPr>
-          <w:p>
-            <w:r>
-              <w:t>agents/sector_guard.py: fetches sector via yfinance, caps at 3 per sector, Unknown passes through; MAX_PER_SECTOR=3 in settings.py; step 3.5 in orchestrator; dashboard shows sector-blocked trades</w:t>
+              <w:t>25</w:t>
+            </w:r>
+          </w:p>
+        </w:tc>
+        <w:tc>
+          <w:tcPr>
+            <w:tcW w:type="dxa" w:w="2880"/>
+          </w:tcPr>
+          <w:p>
+            <w:r>
+              <w:t>Built V2c — Fear &amp; Greed + economic calendar</w:t>
+            </w:r>
+          </w:p>
+        </w:tc>
+        <w:tc>
+          <w:tcPr>
+            <w:tcW w:type="dxa" w:w="2880"/>
+          </w:tcPr>
+          <w:p>
+            <w:r>
+              <w:t>alternative.me F&amp;G Index + FOMC/CPI/NFP hardcoded dates</w:t>
             </w:r>
           </w:p>
         </w:tc>
@@ -10064,27 +10327,27 @@
           </w:tcPr>
           <w:p>
             <w:r>
-              <w:t>36</w:t>
-            </w:r>
-          </w:p>
-        </w:tc>
-        <w:tc>
-          <w:tcPr>
-            <w:tcW w:type="dxa" w:w="2880"/>
-          </w:tcPr>
-          <w:p>
-            <w:r>
-              <w:t>Fixed strategy.py JSON extraction</w:t>
-            </w:r>
-          </w:p>
-        </w:tc>
-        <w:tc>
-          <w:tcPr>
-            <w:tcW w:type="dxa" w:w="2880"/>
-          </w:tcPr>
-          <w:p>
-            <w:r>
-              <w:t>Regex on outermost { } or [ ] — handles markdown fence edge cases that produced empty string on json.loads</w:t>
+              <w:t>26</w:t>
+            </w:r>
+          </w:p>
+        </w:tc>
+        <w:tc>
+          <w:tcPr>
+            <w:tcW w:type="dxa" w:w="2880"/>
+          </w:tcPr>
+          <w:p>
+            <w:r>
+              <w:t>Tuned V2c to confirming signal (v2.3)</w:t>
+            </w:r>
+          </w:p>
+        </w:tc>
+        <w:tc>
+          <w:tcPr>
+            <w:tcW w:type="dxa" w:w="2880"/>
+          </w:tcPr>
+          <w:p>
+            <w:r>
+              <w:t>F&amp;G standalone gate was too aggressive — now requires VIX or futures confirmation</w:t>
             </w:r>
           </w:p>
         </w:tc>
@@ -10096,27 +10359,27 @@
           </w:tcPr>
           <w:p>
             <w:r>
-              <w:t>37</w:t>
-            </w:r>
-          </w:p>
-        </w:tc>
-        <w:tc>
-          <w:tcPr>
-            <w:tcW w:type="dxa" w:w="2880"/>
-          </w:tcPr>
-          <w:p>
-            <w:r>
-              <w:t>Built V5 guardrails</w:t>
-            </w:r>
-          </w:p>
-        </w:tc>
-        <w:tc>
-          <w:tcPr>
-            <w:tcW w:type="dxa" w:w="2880"/>
-          </w:tcPr>
-          <w:p>
-            <w:r>
-              <w:t>agents/guardrails.py: 6 safety checks — action whitelist, ticker whitelist, duplicate guard, price sanity (±5%), capital check, daily loss limit (-$300)</w:t>
+              <w:t>27</w:t>
+            </w:r>
+          </w:p>
+        </w:tc>
+        <w:tc>
+          <w:tcPr>
+            <w:tcW w:type="dxa" w:w="2880"/>
+          </w:tcPr>
+          <w:p>
+            <w:r>
+              <w:t>Built V3a — Universe Refresh Agent</w:t>
+            </w:r>
+          </w:p>
+        </w:tc>
+        <w:tc>
+          <w:tcPr>
+            <w:tcW w:type="dxa" w:w="2880"/>
+          </w:tcPr>
+          <w:p>
+            <w:r>
+              <w:t>Weekly S&amp;P500+Nasdaq100 screener; 458 tickers saved to Supabase on first run</w:t>
             </w:r>
           </w:p>
         </w:tc>
@@ -10128,27 +10391,27 @@
           </w:tcPr>
           <w:p>
             <w:r>
-              <w:t>38</w:t>
-            </w:r>
-          </w:p>
-        </w:tc>
-        <w:tc>
-          <w:tcPr>
-            <w:tcW w:type="dxa" w:w="2880"/>
-          </w:tcPr>
-          <w:p>
-            <w:r>
-              <w:t>Added concurrent run lock</w:t>
-            </w:r>
-          </w:p>
-        </w:tc>
-        <w:tc>
-          <w:tcPr>
-            <w:tcW w:type="dxa" w:w="2880"/>
-          </w:tcPr>
-          <w:p>
-            <w:r>
-              <w:t>orchestrator.py checks for existing premarket scan_results at startup — exits immediately if already ran today, preventing duplicate positions from overlapping GitHub Actions runs</w:t>
+              <w:t>28</w:t>
+            </w:r>
+          </w:p>
+        </w:tc>
+        <w:tc>
+          <w:tcPr>
+            <w:tcW w:type="dxa" w:w="2880"/>
+          </w:tcPr>
+          <w:p>
+            <w:r>
+              <w:t>Added company names to dashboard tables</w:t>
+            </w:r>
+          </w:p>
+        </w:tc>
+        <w:tc>
+          <w:tcPr>
+            <w:tcW w:type="dxa" w:w="2880"/>
+          </w:tcPr>
+          <w:p>
+            <w:r>
+              <w:t>config/company_names.py static dict, company column in all ticker tables</w:t>
             </w:r>
           </w:p>
         </w:tc>
@@ -10160,27 +10423,27 @@
           </w:tcPr>
           <w:p>
             <w:r>
-              <w:t>39</w:t>
-            </w:r>
-          </w:p>
-        </w:tc>
-        <w:tc>
-          <w:tcPr>
-            <w:tcW w:type="dxa" w:w="2880"/>
-          </w:tcPr>
-          <w:p>
-            <w:r>
-              <w:t>EOD close retry for Alpaca</w:t>
-            </w:r>
-          </w:p>
-        </w:tc>
-        <w:tc>
-          <w:tcPr>
-            <w:tcW w:type="dxa" w:w="2880"/>
-          </w:tcPr>
-          <w:p>
-            <w:r>
-              <w:t>portfolio.py close_all_positions(): retries Alpaca close once after 2s on failure; warns loudly if still failing</w:t>
+              <w:t>29</w:t>
+            </w:r>
+          </w:p>
+        </w:tc>
+        <w:tc>
+          <w:tcPr>
+            <w:tcW w:type="dxa" w:w="2880"/>
+          </w:tcPr>
+          <w:p>
+            <w:r>
+              <w:t>Generated documentation and PRD</w:t>
+            </w:r>
+          </w:p>
+        </w:tc>
+        <w:tc>
+          <w:tcPr>
+            <w:tcW w:type="dxa" w:w="2880"/>
+          </w:tcPr>
+          <w:p>
+            <w:r>
+              <w:t>Word documents updated to v3.0</w:t>
             </w:r>
           </w:p>
         </w:tc>
@@ -10192,27 +10455,27 @@
           </w:tcPr>
           <w:p>
             <w:r>
-              <w:t>40</w:t>
-            </w:r>
-          </w:p>
-        </w:tc>
-        <w:tc>
-          <w:tcPr>
-            <w:tcW w:type="dxa" w:w="2880"/>
-          </w:tcPr>
-          <w:p>
-            <w:r>
-              <w:t>Fixed sector_blocked/guardrail_blocked persistence</w:t>
-            </w:r>
-          </w:p>
-        </w:tc>
-        <w:tc>
-          <w:tcPr>
-            <w:tcW w:type="dxa" w:w="2880"/>
-          </w:tcPr>
-          <w:p>
-            <w:r>
-              <w:t>scan_results JSONB updated with actual values after both sector guard and guardrails (previously always stored as [])</w:t>
+              <w:t>30</w:t>
+            </w:r>
+          </w:p>
+        </w:tc>
+        <w:tc>
+          <w:tcPr>
+            <w:tcW w:type="dxa" w:w="2880"/>
+          </w:tcPr>
+          <w:p>
+            <w:r>
+              <w:t>Built V2g — Alpaca broker</w:t>
+            </w:r>
+          </w:p>
+        </w:tc>
+        <w:tc>
+          <w:tcPr>
+            <w:tcW w:type="dxa" w:w="2880"/>
+          </w:tcPr>
+          <w:p>
+            <w:r>
+              <w:t>agents/alpaca_broker.py: bracket orders, position sync, fill price on close</w:t>
             </w:r>
           </w:p>
         </w:tc>
@@ -10224,27 +10487,27 @@
           </w:tcPr>
           <w:p>
             <w:r>
-              <w:t>41</w:t>
-            </w:r>
-          </w:p>
-        </w:tc>
-        <w:tc>
-          <w:tcPr>
-            <w:tcW w:type="dxa" w:w="2880"/>
-          </w:tcPr>
-          <w:p>
-            <w:r>
-              <w:t>Updated docs to v5.0</w:t>
-            </w:r>
-          </w:p>
-        </w:tc>
-        <w:tc>
-          <w:tcPr>
-            <w:tcW w:type="dxa" w:w="2880"/>
-          </w:tcPr>
-          <w:p>
-            <w:r>
-              <w:t>Trading_Agent_Documentation.docx and Trading_Agent_PRD.docx regenerated with V5 guardrails</w:t>
+              <w:t>31</w:t>
+            </w:r>
+          </w:p>
+        </w:tc>
+        <w:tc>
+          <w:tcPr>
+            <w:tcW w:type="dxa" w:w="2880"/>
+          </w:tcPr>
+          <w:p>
+            <w:r>
+              <w:t>Updated portfolio.py with broker abstraction</w:t>
+            </w:r>
+          </w:p>
+        </w:tc>
+        <w:tc>
+          <w:tcPr>
+            <w:tcW w:type="dxa" w:w="2880"/>
+          </w:tcPr>
+          <w:p>
+            <w:r>
+              <w:t>simulation default, alpaca mode with order submission and sync</w:t>
             </w:r>
           </w:p>
         </w:tc>
@@ -10256,27 +10519,27 @@
           </w:tcPr>
           <w:p>
             <w:r>
-              <w:t>42</w:t>
-            </w:r>
-          </w:p>
-        </w:tc>
-        <w:tc>
-          <w:tcPr>
-            <w:tcW w:type="dxa" w:w="2880"/>
-          </w:tcPr>
-          <w:p>
-            <w:r>
-              <w:t>Redesigned Summary tab</w:t>
-            </w:r>
-          </w:p>
-        </w:tc>
-        <w:tc>
-          <w:tcPr>
-            <w:tcW w:type="dxa" w:w="2880"/>
-          </w:tcPr>
-          <w:p>
-            <w:r>
-              <w:t>Replaced Trades by Sector with three sections: In Flight (live position cards), Today's Plan (deduped trade table with status labels), Trade Heatmap (Plotly Treemap — green/red by P&amp;L, sized by position size)</w:t>
+              <w:t>32</w:t>
+            </w:r>
+          </w:p>
+        </w:tc>
+        <w:tc>
+          <w:tcPr>
+            <w:tcW w:type="dxa" w:w="2880"/>
+          </w:tcPr>
+          <w:p>
+            <w:r>
+              <w:t>Updated trading.yml with Alpaca secrets and --broker flag</w:t>
+            </w:r>
+          </w:p>
+        </w:tc>
+        <w:tc>
+          <w:tcPr>
+            <w:tcW w:type="dxa" w:w="2880"/>
+          </w:tcPr>
+          <w:p>
+            <w:r>
+              <w:t>default broker=alpaca for scheduled runs; manual dispatch has broker input option</w:t>
             </w:r>
           </w:p>
         </w:tc>
@@ -10288,27 +10551,27 @@
           </w:tcPr>
           <w:p>
             <w:r>
-              <w:t>43</w:t>
-            </w:r>
-          </w:p>
-        </w:tc>
-        <w:tc>
-          <w:tcPr>
-            <w:tcW w:type="dxa" w:w="2880"/>
-          </w:tcPr>
-          <w:p>
-            <w:r>
-              <w:t>Added automated EOD eval</w:t>
-            </w:r>
-          </w:p>
-        </w:tc>
-        <w:tc>
-          <w:tcPr>
-            <w:tcW w:type="dxa" w:w="2880"/>
-          </w:tcPr>
-          <w:p>
-            <w:r>
-              <w:t>eval.py --write flag saves score/grade/recommendations to Supabase (scan_results, scan_type=eval); EOD GitHub Actions job runs eval.py --days 30 --write automatically after every EOD close</w:t>
+              <w:t>33</w:t>
+            </w:r>
+          </w:p>
+        </w:tc>
+        <w:tc>
+          <w:tcPr>
+            <w:tcW w:type="dxa" w:w="2880"/>
+          </w:tcPr>
+          <w:p>
+            <w:r>
+              <w:t>Fixed risk agent floating point false rejects</w:t>
+            </w:r>
+          </w:p>
+        </w:tc>
+        <w:tc>
+          <w:tcPr>
+            <w:tcW w:type="dxa" w:w="2880"/>
+          </w:tcPr>
+          <w:p>
+            <w:r>
+              <w:t>stop loss and reward:risk comparison precision; 2dp display in rejection messages</w:t>
             </w:r>
           </w:p>
         </w:tc>
@@ -10320,27 +10583,27 @@
           </w:tcPr>
           <w:p>
             <w:r>
-              <w:t>44</w:t>
-            </w:r>
-          </w:p>
-        </w:tc>
-        <w:tc>
-          <w:tcPr>
-            <w:tcW w:type="dxa" w:w="2880"/>
-          </w:tcPr>
-          <w:p>
-            <w:r>
-              <w:t>Added Agent Scorecard to Performance tab</w:t>
-            </w:r>
-          </w:p>
-        </w:tc>
-        <w:tc>
-          <w:tcPr>
-            <w:tcW w:type="dxa" w:w="2880"/>
-          </w:tcPr>
-          <w:p>
-            <w:r>
-              <w:t>Reads latest eval from Supabase and displays Score, Grade, Avg Daily P&amp;L, Win Days, Trade Win Rate, Actual R:R, close reason breakdown, best/worst trade, and recommendations — updated every trading day without manual action</w:t>
+              <w:t>34</w:t>
+            </w:r>
+          </w:p>
+        </w:tc>
+        <w:tc>
+          <w:tcPr>
+            <w:tcW w:type="dxa" w:w="2880"/>
+          </w:tcPr>
+          <w:p>
+            <w:r>
+              <w:t>Generated v4.0 documentation and architecture diagrams</w:t>
+            </w:r>
+          </w:p>
+        </w:tc>
+        <w:tc>
+          <w:tcPr>
+            <w:tcW w:type="dxa" w:w="2880"/>
+          </w:tcPr>
+          <w:p>
+            <w:r>
+              <w:t>Word docs updated to v4.0; two PNG architecture diagrams embedded</w:t>
             </w:r>
           </w:p>
         </w:tc>
@@ -10352,27 +10615,27 @@
           </w:tcPr>
           <w:p>
             <w:r>
-              <w:t>45</w:t>
-            </w:r>
-          </w:p>
-        </w:tc>
-        <w:tc>
-          <w:tcPr>
-            <w:tcW w:type="dxa" w:w="2880"/>
-          </w:tcPr>
-          <w:p>
-            <w:r>
-              <w:t>Added Alpaca position reconciliation</w:t>
-            </w:r>
-          </w:p>
-        </w:tc>
-        <w:tc>
-          <w:tcPr>
-            <w:tcW w:type="dxa" w:w="2880"/>
-          </w:tcPr>
-          <w:p>
-            <w:r>
-              <w:t>intraday.py _reconcile_with_alpaca() runs first on every 30-min cycle; any Supabase OPEN position not in Alpaca is marked UNFILLED (P&amp;L=0) — catches the rare case where a bracket order was submitted but the entry leg never filled; dashboard and eval exclude UNFILLED alongside CLEANUP</w:t>
+              <w:t>35</w:t>
+            </w:r>
+          </w:p>
+        </w:tc>
+        <w:tc>
+          <w:tcPr>
+            <w:tcW w:type="dxa" w:w="2880"/>
+          </w:tcPr>
+          <w:p>
+            <w:r>
+              <w:t>Built V2d — Sector correlation guard</w:t>
+            </w:r>
+          </w:p>
+        </w:tc>
+        <w:tc>
+          <w:tcPr>
+            <w:tcW w:type="dxa" w:w="2880"/>
+          </w:tcPr>
+          <w:p>
+            <w:r>
+              <w:t>agents/sector_guard.py: fetches sector via yfinance, caps at 3 per sector, Unknown passes through; MAX_PER_SECTOR=3 in settings.py; step 3.5 in orchestrator; dashboard shows sector-blocked trades</w:t>
             </w:r>
           </w:p>
         </w:tc>
@@ -10384,27 +10647,27 @@
           </w:tcPr>
           <w:p>
             <w:r>
-              <w:t>46</w:t>
-            </w:r>
-          </w:p>
-        </w:tc>
-        <w:tc>
-          <w:tcPr>
-            <w:tcW w:type="dxa" w:w="2880"/>
-          </w:tcPr>
-          <w:p>
-            <w:r>
-              <w:t>Updated docs to v5.1</w:t>
-            </w:r>
-          </w:p>
-        </w:tc>
-        <w:tc>
-          <w:tcPr>
-            <w:tcW w:type="dxa" w:w="2880"/>
-          </w:tcPr>
-          <w:p>
-            <w:r>
-              <w:t>Trading_Agent_Documentation.docx and Trading_Agent_PRD.docx regenerated with Summary redesign, eval automation, Agent Scorecard, and Alpaca reconciliation</w:t>
+              <w:t>36</w:t>
+            </w:r>
+          </w:p>
+        </w:tc>
+        <w:tc>
+          <w:tcPr>
+            <w:tcW w:type="dxa" w:w="2880"/>
+          </w:tcPr>
+          <w:p>
+            <w:r>
+              <w:t>Fixed strategy.py JSON extraction</w:t>
+            </w:r>
+          </w:p>
+        </w:tc>
+        <w:tc>
+          <w:tcPr>
+            <w:tcW w:type="dxa" w:w="2880"/>
+          </w:tcPr>
+          <w:p>
+            <w:r>
+              <w:t>Regex on outermost { } or [ ] — handles markdown fence edge cases that produced empty string on json.loads</w:t>
             </w:r>
           </w:p>
         </w:tc>
@@ -10416,27 +10679,27 @@
           </w:tcPr>
           <w:p>
             <w:r>
-              <w:t>47</w:t>
-            </w:r>
-          </w:p>
-        </w:tc>
-        <w:tc>
-          <w:tcPr>
-            <w:tcW w:type="dxa" w:w="2880"/>
-          </w:tcPr>
-          <w:p>
-            <w:r>
-              <w:t>Added no-margin cumulative capital check and daily profit lock-in</w:t>
-            </w:r>
-          </w:p>
-        </w:tc>
-        <w:tc>
-          <w:tcPr>
-            <w:tcW w:type="dxa" w:w="2880"/>
-          </w:tcPr>
-          <w:p>
-            <w:r>
-              <w:t>guardrails.py: committed_capital tracked across full approved batch for both Alpaca and simulation — rejects any trade that would push total deployed capital past buying_power (no margin); intraday.py: LOCK_IN trigger closes all open positions when realized P&amp;L ≥ $716; dashboard shows LOCK_IN as "🎯 Day Locked"; settings.py: DAILY_LOCK_IN_TARGET = 716; docs updated to v5.2</w:t>
+              <w:t>37</w:t>
+            </w:r>
+          </w:p>
+        </w:tc>
+        <w:tc>
+          <w:tcPr>
+            <w:tcW w:type="dxa" w:w="2880"/>
+          </w:tcPr>
+          <w:p>
+            <w:r>
+              <w:t>Built V5 guardrails</w:t>
+            </w:r>
+          </w:p>
+        </w:tc>
+        <w:tc>
+          <w:tcPr>
+            <w:tcW w:type="dxa" w:w="2880"/>
+          </w:tcPr>
+          <w:p>
+            <w:r>
+              <w:t>agents/guardrails.py: 6 safety checks — action whitelist, ticker whitelist, duplicate guard, price sanity (±5%), capital check, daily loss limit (-$300)</w:t>
             </w:r>
           </w:p>
         </w:tc>
@@ -10448,27 +10711,27 @@
           </w:tcPr>
           <w:p>
             <w:r>
-              <w:t>48</w:t>
-            </w:r>
-          </w:p>
-        </w:tc>
-        <w:tc>
-          <w:tcPr>
-            <w:tcW w:type="dxa" w:w="2880"/>
-          </w:tcPr>
-          <w:p>
-            <w:r>
-              <w:t>Added GitHub Actions retry logic</w:t>
-            </w:r>
-          </w:p>
-        </w:tc>
-        <w:tc>
-          <w:tcPr>
-            <w:tcW w:type="dxa" w:w="2880"/>
-          </w:tcPr>
-          <w:p>
-            <w:r>
-              <w:t>trading.yml: Run agent step retries up to 3 times with 60s backoff before failing — handles transient yfinance/Alpaca/API failures without manual rerun; concurrent run lock ensures retries after partial success exit cleanly</w:t>
+              <w:t>38</w:t>
+            </w:r>
+          </w:p>
+        </w:tc>
+        <w:tc>
+          <w:tcPr>
+            <w:tcW w:type="dxa" w:w="2880"/>
+          </w:tcPr>
+          <w:p>
+            <w:r>
+              <w:t>Added concurrent run lock</w:t>
+            </w:r>
+          </w:p>
+        </w:tc>
+        <w:tc>
+          <w:tcPr>
+            <w:tcW w:type="dxa" w:w="2880"/>
+          </w:tcPr>
+          <w:p>
+            <w:r>
+              <w:t>orchestrator.py checks for existing premarket scan_results at startup — exits immediately if already ran today, preventing duplicate positions from overlapping GitHub Actions runs</w:t>
             </w:r>
           </w:p>
         </w:tc>
@@ -10480,27 +10743,27 @@
           </w:tcPr>
           <w:p>
             <w:r>
-              <w:t>49</w:t>
-            </w:r>
-          </w:p>
-        </w:tc>
-        <w:tc>
-          <w:tcPr>
-            <w:tcW w:type="dxa" w:w="2880"/>
-          </w:tcPr>
-          <w:p>
-            <w:r>
-              <w:t>Trailing stops + confidence-weighted position sizing</w:t>
-            </w:r>
-          </w:p>
-        </w:tc>
-        <w:tc>
-          <w:tcPr>
-            <w:tcW w:type="dxa" w:w="2880"/>
-          </w:tcPr>
-          <w:p>
-            <w:r>
-              <w:t>portfolio.py: high_watermark per position updated each intraday cycle; eff_stop = max(original_stop, peak × 0.99) ratchets as stock rises; Alpaca mode: close_position() fires when trail triggers (bracket auto-cancels); risk.py: _apply_confidence_sizing() maps HIGH→$7K, MEDIUM→$6K, LOW→$5K before validation; strategy.py prompt updated; settings.py: TRAIL_PCT=0.01, POSITION_SIZE_BY_CONFIDENCE; schema.sql: high_watermark column (ALTER TABLE run in Supabase)</w:t>
+              <w:t>39</w:t>
+            </w:r>
+          </w:p>
+        </w:tc>
+        <w:tc>
+          <w:tcPr>
+            <w:tcW w:type="dxa" w:w="2880"/>
+          </w:tcPr>
+          <w:p>
+            <w:r>
+              <w:t>EOD close retry for Alpaca</w:t>
+            </w:r>
+          </w:p>
+        </w:tc>
+        <w:tc>
+          <w:tcPr>
+            <w:tcW w:type="dxa" w:w="2880"/>
+          </w:tcPr>
+          <w:p>
+            <w:r>
+              <w:t>portfolio.py close_all_positions(): retries Alpaca close once after 2s on failure; warns loudly if still failing</w:t>
             </w:r>
           </w:p>
         </w:tc>
@@ -10512,6 +10775,326 @@
           </w:tcPr>
           <w:p>
             <w:r>
+              <w:t>40</w:t>
+            </w:r>
+          </w:p>
+        </w:tc>
+        <w:tc>
+          <w:tcPr>
+            <w:tcW w:type="dxa" w:w="2880"/>
+          </w:tcPr>
+          <w:p>
+            <w:r>
+              <w:t>Fixed sector_blocked/guardrail_blocked persistence</w:t>
+            </w:r>
+          </w:p>
+        </w:tc>
+        <w:tc>
+          <w:tcPr>
+            <w:tcW w:type="dxa" w:w="2880"/>
+          </w:tcPr>
+          <w:p>
+            <w:r>
+              <w:t>scan_results JSONB updated with actual values after both sector guard and guardrails (previously always stored as [])</w:t>
+            </w:r>
+          </w:p>
+        </w:tc>
+      </w:tr>
+      <w:tr>
+        <w:tc>
+          <w:tcPr>
+            <w:tcW w:type="dxa" w:w="2880"/>
+          </w:tcPr>
+          <w:p>
+            <w:r>
+              <w:t>41</w:t>
+            </w:r>
+          </w:p>
+        </w:tc>
+        <w:tc>
+          <w:tcPr>
+            <w:tcW w:type="dxa" w:w="2880"/>
+          </w:tcPr>
+          <w:p>
+            <w:r>
+              <w:t>Updated docs to v5.0</w:t>
+            </w:r>
+          </w:p>
+        </w:tc>
+        <w:tc>
+          <w:tcPr>
+            <w:tcW w:type="dxa" w:w="2880"/>
+          </w:tcPr>
+          <w:p>
+            <w:r>
+              <w:t>Trading_Agent_Documentation.docx and Trading_Agent_PRD.docx regenerated with V5 guardrails</w:t>
+            </w:r>
+          </w:p>
+        </w:tc>
+      </w:tr>
+      <w:tr>
+        <w:tc>
+          <w:tcPr>
+            <w:tcW w:type="dxa" w:w="2880"/>
+          </w:tcPr>
+          <w:p>
+            <w:r>
+              <w:t>42</w:t>
+            </w:r>
+          </w:p>
+        </w:tc>
+        <w:tc>
+          <w:tcPr>
+            <w:tcW w:type="dxa" w:w="2880"/>
+          </w:tcPr>
+          <w:p>
+            <w:r>
+              <w:t>Redesigned Summary tab</w:t>
+            </w:r>
+          </w:p>
+        </w:tc>
+        <w:tc>
+          <w:tcPr>
+            <w:tcW w:type="dxa" w:w="2880"/>
+          </w:tcPr>
+          <w:p>
+            <w:r>
+              <w:t>Replaced Trades by Sector with three sections: In Flight (live position cards), Today's Plan (deduped trade table with status labels), Trade Heatmap (Plotly Treemap — green/red by P&amp;L, sized by position size)</w:t>
+            </w:r>
+          </w:p>
+        </w:tc>
+      </w:tr>
+      <w:tr>
+        <w:tc>
+          <w:tcPr>
+            <w:tcW w:type="dxa" w:w="2880"/>
+          </w:tcPr>
+          <w:p>
+            <w:r>
+              <w:t>43</w:t>
+            </w:r>
+          </w:p>
+        </w:tc>
+        <w:tc>
+          <w:tcPr>
+            <w:tcW w:type="dxa" w:w="2880"/>
+          </w:tcPr>
+          <w:p>
+            <w:r>
+              <w:t>Added automated EOD eval</w:t>
+            </w:r>
+          </w:p>
+        </w:tc>
+        <w:tc>
+          <w:tcPr>
+            <w:tcW w:type="dxa" w:w="2880"/>
+          </w:tcPr>
+          <w:p>
+            <w:r>
+              <w:t>eval.py --write flag saves score/grade/recommendations to Supabase (scan_results, scan_type=eval); EOD GitHub Actions job runs eval.py --days 30 --write automatically after every EOD close</w:t>
+            </w:r>
+          </w:p>
+        </w:tc>
+      </w:tr>
+      <w:tr>
+        <w:tc>
+          <w:tcPr>
+            <w:tcW w:type="dxa" w:w="2880"/>
+          </w:tcPr>
+          <w:p>
+            <w:r>
+              <w:t>44</w:t>
+            </w:r>
+          </w:p>
+        </w:tc>
+        <w:tc>
+          <w:tcPr>
+            <w:tcW w:type="dxa" w:w="2880"/>
+          </w:tcPr>
+          <w:p>
+            <w:r>
+              <w:t>Added Agent Scorecard to Performance tab</w:t>
+            </w:r>
+          </w:p>
+        </w:tc>
+        <w:tc>
+          <w:tcPr>
+            <w:tcW w:type="dxa" w:w="2880"/>
+          </w:tcPr>
+          <w:p>
+            <w:r>
+              <w:t>Reads latest eval from Supabase and displays Score, Grade, Avg Daily P&amp;L, Win Days, Trade Win Rate, Actual R:R, close reason breakdown, best/worst trade, and recommendations — updated every trading day without manual action</w:t>
+            </w:r>
+          </w:p>
+        </w:tc>
+      </w:tr>
+      <w:tr>
+        <w:tc>
+          <w:tcPr>
+            <w:tcW w:type="dxa" w:w="2880"/>
+          </w:tcPr>
+          <w:p>
+            <w:r>
+              <w:t>45</w:t>
+            </w:r>
+          </w:p>
+        </w:tc>
+        <w:tc>
+          <w:tcPr>
+            <w:tcW w:type="dxa" w:w="2880"/>
+          </w:tcPr>
+          <w:p>
+            <w:r>
+              <w:t>Added Alpaca position reconciliation</w:t>
+            </w:r>
+          </w:p>
+        </w:tc>
+        <w:tc>
+          <w:tcPr>
+            <w:tcW w:type="dxa" w:w="2880"/>
+          </w:tcPr>
+          <w:p>
+            <w:r>
+              <w:t>intraday.py _reconcile_with_alpaca() runs first on every 30-min cycle; any Supabase OPEN position not in Alpaca is marked UNFILLED (P&amp;L=0) — catches the rare case where a bracket order was submitted but the entry leg never filled; dashboard and eval exclude UNFILLED alongside CLEANUP</w:t>
+            </w:r>
+          </w:p>
+        </w:tc>
+      </w:tr>
+      <w:tr>
+        <w:tc>
+          <w:tcPr>
+            <w:tcW w:type="dxa" w:w="2880"/>
+          </w:tcPr>
+          <w:p>
+            <w:r>
+              <w:t>46</w:t>
+            </w:r>
+          </w:p>
+        </w:tc>
+        <w:tc>
+          <w:tcPr>
+            <w:tcW w:type="dxa" w:w="2880"/>
+          </w:tcPr>
+          <w:p>
+            <w:r>
+              <w:t>Updated docs to v5.1</w:t>
+            </w:r>
+          </w:p>
+        </w:tc>
+        <w:tc>
+          <w:tcPr>
+            <w:tcW w:type="dxa" w:w="2880"/>
+          </w:tcPr>
+          <w:p>
+            <w:r>
+              <w:t>Trading_Agent_Documentation.docx and Trading_Agent_PRD.docx regenerated with Summary redesign, eval automation, Agent Scorecard, and Alpaca reconciliation</w:t>
+            </w:r>
+          </w:p>
+        </w:tc>
+      </w:tr>
+      <w:tr>
+        <w:tc>
+          <w:tcPr>
+            <w:tcW w:type="dxa" w:w="2880"/>
+          </w:tcPr>
+          <w:p>
+            <w:r>
+              <w:t>47</w:t>
+            </w:r>
+          </w:p>
+        </w:tc>
+        <w:tc>
+          <w:tcPr>
+            <w:tcW w:type="dxa" w:w="2880"/>
+          </w:tcPr>
+          <w:p>
+            <w:r>
+              <w:t>Added no-margin cumulative capital check and daily profit lock-in</w:t>
+            </w:r>
+          </w:p>
+        </w:tc>
+        <w:tc>
+          <w:tcPr>
+            <w:tcW w:type="dxa" w:w="2880"/>
+          </w:tcPr>
+          <w:p>
+            <w:r>
+              <w:t>guardrails.py: committed_capital tracked across full approved batch for both Alpaca and simulation — rejects any trade that would push total deployed capital past buying_power (no margin); intraday.py: LOCK_IN trigger closes all open positions when realized P&amp;L ≥ $716; dashboard shows LOCK_IN as "🎯 Day Locked"; settings.py: DAILY_LOCK_IN_TARGET = 716; docs updated to v5.2</w:t>
+            </w:r>
+          </w:p>
+        </w:tc>
+      </w:tr>
+      <w:tr>
+        <w:tc>
+          <w:tcPr>
+            <w:tcW w:type="dxa" w:w="2880"/>
+          </w:tcPr>
+          <w:p>
+            <w:r>
+              <w:t>48</w:t>
+            </w:r>
+          </w:p>
+        </w:tc>
+        <w:tc>
+          <w:tcPr>
+            <w:tcW w:type="dxa" w:w="2880"/>
+          </w:tcPr>
+          <w:p>
+            <w:r>
+              <w:t>Added GitHub Actions retry logic</w:t>
+            </w:r>
+          </w:p>
+        </w:tc>
+        <w:tc>
+          <w:tcPr>
+            <w:tcW w:type="dxa" w:w="2880"/>
+          </w:tcPr>
+          <w:p>
+            <w:r>
+              <w:t>trading.yml: Run agent step retries up to 3 times with 60s backoff before failing — handles transient yfinance/Alpaca/API failures without manual rerun; concurrent run lock ensures retries after partial success exit cleanly</w:t>
+            </w:r>
+          </w:p>
+        </w:tc>
+      </w:tr>
+      <w:tr>
+        <w:tc>
+          <w:tcPr>
+            <w:tcW w:type="dxa" w:w="2880"/>
+          </w:tcPr>
+          <w:p>
+            <w:r>
+              <w:t>49</w:t>
+            </w:r>
+          </w:p>
+        </w:tc>
+        <w:tc>
+          <w:tcPr>
+            <w:tcW w:type="dxa" w:w="2880"/>
+          </w:tcPr>
+          <w:p>
+            <w:r>
+              <w:t>Trailing stops + confidence-weighted position sizing</w:t>
+            </w:r>
+          </w:p>
+        </w:tc>
+        <w:tc>
+          <w:tcPr>
+            <w:tcW w:type="dxa" w:w="2880"/>
+          </w:tcPr>
+          <w:p>
+            <w:r>
+              <w:t>portfolio.py: high_watermark per position updated each intraday cycle; eff_stop = max(original_stop, peak × 0.99) ratchets as stock rises; Alpaca mode: close_position() fires when trail triggers (bracket auto-cancels); risk.py: _apply_confidence_sizing() maps HIGH→$7K, MEDIUM→$6K, LOW→$5K before validation; strategy.py prompt updated; settings.py: TRAIL_PCT=0.01, POSITION_SIZE_BY_CONFIDENCE; schema.sql: high_watermark column (ALTER TABLE run in Supabase)</w:t>
+            </w:r>
+          </w:p>
+        </w:tc>
+      </w:tr>
+      <w:tr>
+        <w:tc>
+          <w:tcPr>
+            <w:tcW w:type="dxa" w:w="2880"/>
+          </w:tcPr>
+          <w:p>
+            <w:r>
               <w:t>50</w:t>
             </w:r>
           </w:p>
@@ -10533,6 +11116,326 @@
           <w:p>
             <w:r>
               <w:t>fmt_stop() helper shows "Trail $X.XX ↑" on In Flight cards (Summary, Today, Positions tabs) when stop has ratcheted; trade_status() shows "🔶 Trail Stop" for STOP closes with positive P&amp;L vs "🔴 Stop Hit" for losses; docs updated to v5.3</w:t>
+            </w:r>
+          </w:p>
+        </w:tc>
+      </w:tr>
+      <w:tr>
+        <w:tc>
+          <w:tcPr>
+            <w:tcW w:type="dxa" w:w="2880"/>
+          </w:tcPr>
+          <w:p>
+            <w:r>
+              <w:t>51</w:t>
+            </w:r>
+          </w:p>
+        </w:tc>
+        <w:tc>
+          <w:tcPr>
+            <w:tcW w:type="dxa" w:w="2880"/>
+          </w:tcPr>
+          <w:p>
+            <w:r>
+              <w:t>Prompt caching</w:t>
+            </w:r>
+          </w:p>
+        </w:tc>
+        <w:tc>
+          <w:tcPr>
+            <w:tcW w:type="dxa" w:w="2880"/>
+          </w:tcPr>
+          <w:p>
+            <w:r>
+              <w:t>strategy.py SYSTEM prompt expanded to 1,243 tokens and marked cache_control: ephemeral; API call uses anthropic-beta: prompt-caching-2024-07-31 header; logs 💾 WRITE (first call) and ⚡ HIT (subsequent calls); ~90% discount on cached tokens</w:t>
+            </w:r>
+          </w:p>
+        </w:tc>
+      </w:tr>
+      <w:tr>
+        <w:tc>
+          <w:tcPr>
+            <w:tcW w:type="dxa" w:w="2880"/>
+          </w:tcPr>
+          <w:p>
+            <w:r>
+              <w:t>52</w:t>
+            </w:r>
+          </w:p>
+        </w:tc>
+        <w:tc>
+          <w:tcPr>
+            <w:tcW w:type="dxa" w:w="2880"/>
+          </w:tcPr>
+          <w:p>
+            <w:r>
+              <w:t>Strategy pre-filter</w:t>
+            </w:r>
+          </w:p>
+        </w:tc>
+        <w:tc>
+          <w:tcPr>
+            <w:tcW w:type="dxa" w:w="2880"/>
+          </w:tcPr>
+          <w:p>
+            <w:r>
+              <w:t>orchestrator step 1.75: filters candidates to technical_score &gt;= STRATEGY_MIN_SCORE (default 4) and positive only before Claude call; combined with caching cuts input tokens ~70–75% per premarket run</w:t>
+            </w:r>
+          </w:p>
+        </w:tc>
+      </w:tr>
+      <w:tr>
+        <w:tc>
+          <w:tcPr>
+            <w:tcW w:type="dxa" w:w="2880"/>
+          </w:tcPr>
+          <w:p>
+            <w:r>
+              <w:t>53</w:t>
+            </w:r>
+          </w:p>
+        </w:tc>
+        <w:tc>
+          <w:tcPr>
+            <w:tcW w:type="dxa" w:w="2880"/>
+          </w:tcPr>
+          <w:p>
+            <w:r>
+              <w:t>Liquidity floor raised 500K → 1M avg volume</w:t>
+            </w:r>
+          </w:p>
+        </w:tc>
+        <w:tc>
+          <w:tcPr>
+            <w:tcW w:type="dxa" w:w="2880"/>
+          </w:tcPr>
+          <w:p>
+            <w:r>
+              <w:t>MIN_AVG_VOLUME in settings.py raised from 500,000 to 1,000,000 — filters thinly-traded tickers, reduces spread and slippage on entries</w:t>
+            </w:r>
+          </w:p>
+        </w:tc>
+      </w:tr>
+      <w:tr>
+        <w:tc>
+          <w:tcPr>
+            <w:tcW w:type="dxa" w:w="2880"/>
+          </w:tcPr>
+          <w:p>
+            <w:r>
+              <w:t>54</w:t>
+            </w:r>
+          </w:p>
+        </w:tc>
+        <w:tc>
+          <w:tcPr>
+            <w:tcW w:type="dxa" w:w="2880"/>
+          </w:tcPr>
+          <w:p>
+            <w:r>
+              <w:t>Real-time Alpaca price refresh</w:t>
+            </w:r>
+          </w:p>
+        </w:tc>
+        <w:tc>
+          <w:tcPr>
+            <w:tcW w:type="dxa" w:w="2880"/>
+          </w:tcPr>
+          <w:p>
+            <w:r>
+              <w:t>get_live_prices() added to alpaca_broker.py using StockLatestQuoteRequest; orchestrator step 1.8 updates candidate current_price with live ask before Claude call; 10% sanity guard rejects anomalous data</w:t>
+            </w:r>
+          </w:p>
+        </w:tc>
+      </w:tr>
+      <w:tr>
+        <w:tc>
+          <w:tcPr>
+            <w:tcW w:type="dxa" w:w="2880"/>
+          </w:tcPr>
+          <w:p>
+            <w:r>
+              <w:t>55</w:t>
+            </w:r>
+          </w:p>
+        </w:tc>
+        <w:tc>
+          <w:tcPr>
+            <w:tcW w:type="dxa" w:w="2880"/>
+          </w:tcPr>
+          <w:p>
+            <w:r>
+              <w:t>Limit order entries</w:t>
+            </w:r>
+          </w:p>
+        </w:tc>
+        <w:tc>
+          <w:tcPr>
+            <w:tcW w:type="dxa" w:w="2880"/>
+          </w:tcPr>
+          <w:p>
+            <w:r>
+              <w:t>submit_bracket_order() changed from MarketOrderRequest to LimitOrderRequest at entry_price × 1.001; avoids paying full spread on entry; portfolio.py updated to pass entry_price</w:t>
+            </w:r>
+          </w:p>
+        </w:tc>
+      </w:tr>
+      <w:tr>
+        <w:tc>
+          <w:tcPr>
+            <w:tcW w:type="dxa" w:w="2880"/>
+          </w:tcPr>
+          <w:p>
+            <w:r>
+              <w:t>56</w:t>
+            </w:r>
+          </w:p>
+        </w:tc>
+        <w:tc>
+          <w:tcPr>
+            <w:tcW w:type="dxa" w:w="2880"/>
+          </w:tcPr>
+          <w:p>
+            <w:r>
+              <w:t>Premarket moved 9:00 → 9:45 AM ET + intraday every 15 min</w:t>
+            </w:r>
+          </w:p>
+        </w:tc>
+        <w:tc>
+          <w:tcPr>
+            <w:tcW w:type="dxa" w:w="2880"/>
+          </w:tcPr>
+          <w:p>
+            <w:r>
+              <w:t>trading.yml cron: premarket 0 13 → 45 13; intraday 0,30 14-19 → */15 14-19; mode detection rewritten to use time windows (not exact minute match) so late runs still classified correctly</w:t>
+            </w:r>
+          </w:p>
+        </w:tc>
+      </w:tr>
+      <w:tr>
+        <w:tc>
+          <w:tcPr>
+            <w:tcW w:type="dxa" w:w="2880"/>
+          </w:tcPr>
+          <w:p>
+            <w:r>
+              <w:t>57</w:t>
+            </w:r>
+          </w:p>
+        </w:tc>
+        <w:tc>
+          <w:tcPr>
+            <w:tcW w:type="dxa" w:w="2880"/>
+          </w:tcPr>
+          <w:p>
+            <w:r>
+              <w:t>cron-job.org external triggers</w:t>
+            </w:r>
+          </w:p>
+        </w:tc>
+        <w:tc>
+          <w:tcPr>
+            <w:tcW w:type="dxa" w:w="2880"/>
+          </w:tcPr>
+          <w:p>
+            <w:r>
+              <w:t>GitHub Actions scheduler fires 5–15 min late — replaced with cron-job.org workflow_dispatch triggers; GitHub schedule kept as backup; concurrent run lock handles duplicates; PAT needs repo+workflow scopes and must be updated in both git credentials AND cron-job.org on regeneration</w:t>
+            </w:r>
+          </w:p>
+        </w:tc>
+      </w:tr>
+      <w:tr>
+        <w:tc>
+          <w:tcPr>
+            <w:tcW w:type="dxa" w:w="2880"/>
+          </w:tcPr>
+          <w:p>
+            <w:r>
+              <w:t>58</w:t>
+            </w:r>
+          </w:p>
+        </w:tc>
+        <w:tc>
+          <w:tcPr>
+            <w:tcW w:type="dxa" w:w="2880"/>
+          </w:tcPr>
+          <w:p>
+            <w:r>
+              <w:t>eval.py date filter fix</w:t>
+            </w:r>
+          </w:p>
+        </w:tc>
+        <w:tc>
+          <w:tcPr>
+            <w:tcW w:type="dxa" w:w="2880"/>
+          </w:tcPr>
+          <w:p>
+            <w:r>
+              <w:t>positions query had no date filter — fetched all history regardless of --days; fixed by building eval_dates set from perf_rows and filtering closed_at date</w:t>
+            </w:r>
+          </w:p>
+        </w:tc>
+      </w:tr>
+      <w:tr>
+        <w:tc>
+          <w:tcPr>
+            <w:tcW w:type="dxa" w:w="2880"/>
+          </w:tcPr>
+          <w:p>
+            <w:r>
+              <w:t>59</w:t>
+            </w:r>
+          </w:p>
+        </w:tc>
+        <w:tc>
+          <w:tcPr>
+            <w:tcW w:type="dxa" w:w="2880"/>
+          </w:tcPr>
+          <w:p>
+            <w:r>
+              <w:t>Futures unavailable on Mondays</w:t>
+            </w:r>
+          </w:p>
+        </w:tc>
+        <w:tc>
+          <w:tcPr>
+            <w:tcW w:type="dxa" w:w="2880"/>
+          </w:tcPr>
+          <w:p>
+            <w:r>
+              <w:t>period="2d" returns only 1 row after weekend (needs 2 for % change calc); fixed to period="5d" in market_context.py; added error logging for insufficient data</w:t>
+            </w:r>
+          </w:p>
+        </w:tc>
+      </w:tr>
+      <w:tr>
+        <w:tc>
+          <w:tcPr>
+            <w:tcW w:type="dxa" w:w="2880"/>
+          </w:tcPr>
+          <w:p>
+            <w:r>
+              <w:t>60</w:t>
+            </w:r>
+          </w:p>
+        </w:tc>
+        <w:tc>
+          <w:tcPr>
+            <w:tcW w:type="dxa" w:w="2880"/>
+          </w:tcPr>
+          <w:p>
+            <w:r>
+              <w:t>Updated docs to v5.4</w:t>
+            </w:r>
+          </w:p>
+        </w:tc>
+        <w:tc>
+          <w:tcPr>
+            <w:tcW w:type="dxa" w:w="2880"/>
+          </w:tcPr>
+          <w:p>
+            <w:r>
+              <w:t>Trading_Agent_Documentation.docx and Trading_Agent_PRD.docx regenerated with all v5.4 friction fixes</w:t>
             </w:r>
           </w:p>
         </w:tc>
@@ -10912,31 +11815,19 @@
           <w:tcPr>
             <w:tcW w:type="dxa" w:w="2880"/>
           </w:tcPr>
-          <w:p>
-            <w:r>
-              <w:t>git push failed</w:t>
-            </w:r>
-          </w:p>
-        </w:tc>
-        <w:tc>
-          <w:tcPr>
-            <w:tcW w:type="dxa" w:w="2880"/>
-          </w:tcPr>
-          <w:p>
-            <w:r>
-              <w:t>HTTPS auth not configured on Mac</w:t>
-            </w:r>
-          </w:p>
-        </w:tc>
-        <w:tc>
-          <w:tcPr>
-            <w:tcW w:type="dxa" w:w="2880"/>
-          </w:tcPr>
-          <w:p>
-            <w:r>
-              <w:t>Generated SSH key, added to GitHub, switched remote to SSH</w:t>
-            </w:r>
-          </w:p>
+          <w:p/>
+        </w:tc>
+        <w:tc>
+          <w:tcPr>
+            <w:tcW w:type="dxa" w:w="2880"/>
+          </w:tcPr>
+          <w:p/>
+        </w:tc>
+        <w:tc>
+          <w:tcPr>
+            <w:tcW w:type="dxa" w:w="2880"/>
+          </w:tcPr>
+          <w:p/>
         </w:tc>
       </w:tr>
       <w:tr>
@@ -10944,31 +11835,19 @@
           <w:tcPr>
             <w:tcW w:type="dxa" w:w="2880"/>
           </w:tcPr>
-          <w:p>
-            <w:r>
-              <w:t>SSH permission denied after key setup</w:t>
-            </w:r>
-          </w:p>
-        </w:tc>
-        <w:tc>
-          <w:tcPr>
-            <w:tcW w:type="dxa" w:w="2880"/>
-          </w:tcPr>
-          <w:p>
-            <w:r>
-              <w:t>ssh-agent not running in shell session</w:t>
-            </w:r>
-          </w:p>
-        </w:tc>
-        <w:tc>
-          <w:tcPr>
-            <w:tcW w:type="dxa" w:w="2880"/>
-          </w:tcPr>
-          <w:p>
-            <w:r>
-              <w:t>Ran eval "$(ssh-agent -s)" &amp;&amp; ssh-add ~/.ssh/id_ed25519</w:t>
-            </w:r>
-          </w:p>
+          <w:p/>
+        </w:tc>
+        <w:tc>
+          <w:tcPr>
+            <w:tcW w:type="dxa" w:w="2880"/>
+          </w:tcPr>
+          <w:p/>
+        </w:tc>
+        <w:tc>
+          <w:tcPr>
+            <w:tcW w:type="dxa" w:w="2880"/>
+          </w:tcPr>
+          <w:p/>
         </w:tc>
       </w:tr>
       <w:tr>
@@ -10976,31 +11855,19 @@
           <w:tcPr>
             <w:tcW w:type="dxa" w:w="2880"/>
           </w:tcPr>
-          <w:p>
-            <w:r>
-              <w:t>Push worked in terminal but not Claude Code</w:t>
-            </w:r>
-          </w:p>
-        </w:tc>
-        <w:tc>
-          <w:tcPr>
-            <w:tcW w:type="dxa" w:w="2880"/>
-          </w:tcPr>
-          <w:p>
-            <w:r>
-              <w:t>SSH agent is session-scoped — not shared across processes</w:t>
-            </w:r>
-          </w:p>
-        </w:tc>
-        <w:tc>
-          <w:tcPr>
-            <w:tcW w:type="dxa" w:w="2880"/>
-          </w:tcPr>
-          <w:p>
-            <w:r>
-              <w:t>User runs git push directly from their terminal</w:t>
-            </w:r>
-          </w:p>
+          <w:p/>
+        </w:tc>
+        <w:tc>
+          <w:tcPr>
+            <w:tcW w:type="dxa" w:w="2880"/>
+          </w:tcPr>
+          <w:p/>
+        </w:tc>
+        <w:tc>
+          <w:tcPr>
+            <w:tcW w:type="dxa" w:w="2880"/>
+          </w:tcPr>
+          <w:p/>
         </w:tc>
       </w:tr>
       <w:tr>
@@ -11008,31 +11875,19 @@
           <w:tcPr>
             <w:tcW w:type="dxa" w:w="2880"/>
           </w:tcPr>
-          <w:p>
-            <w:r>
-              <w:t>Python 3.9 type hint crash (X|Y syntax)</w:t>
-            </w:r>
-          </w:p>
-        </w:tc>
-        <w:tc>
-          <w:tcPr>
-            <w:tcW w:type="dxa" w:w="2880"/>
-          </w:tcPr>
-          <w:p>
-            <w:r>
-              <w:t>GitHub runner uses Python 3.9; X|Y union syntax requires 3.10+</w:t>
-            </w:r>
-          </w:p>
-        </w:tc>
-        <w:tc>
-          <w:tcPr>
-            <w:tcW w:type="dxa" w:w="2880"/>
-          </w:tcPr>
-          <w:p>
-            <w:r>
-              <w:t>Added from __future__ import annotations + used Optional[] from typing</w:t>
-            </w:r>
-          </w:p>
+          <w:p/>
+        </w:tc>
+        <w:tc>
+          <w:tcPr>
+            <w:tcW w:type="dxa" w:w="2880"/>
+          </w:tcPr>
+          <w:p/>
+        </w:tc>
+        <w:tc>
+          <w:tcPr>
+            <w:tcW w:type="dxa" w:w="2880"/>
+          </w:tcPr>
+          <w:p/>
         </w:tc>
       </w:tr>
       <w:tr>
@@ -11040,31 +11895,19 @@
           <w:tcPr>
             <w:tcW w:type="dxa" w:w="2880"/>
           </w:tcPr>
-          <w:p>
-            <w:r>
-              <w:t>Duplicate trade plan DB error (23505)</w:t>
-            </w:r>
-          </w:p>
-        </w:tc>
-        <w:tc>
-          <w:tcPr>
-            <w:tcW w:type="dxa" w:w="2880"/>
-          </w:tcPr>
-          <w:p>
-            <w:r>
-              <w:t>Manual reruns tried to insert same date twice (UNIQUE constraint)</w:t>
-            </w:r>
-          </w:p>
-        </w:tc>
-        <w:tc>
-          <w:tcPr>
-            <w:tcW w:type="dxa" w:w="2880"/>
-          </w:tcPr>
-          <w:p>
-            <w:r>
-              <w:t>Check-before-insert logic in orchestrator before db.insert</w:t>
-            </w:r>
-          </w:p>
+          <w:p/>
+        </w:tc>
+        <w:tc>
+          <w:tcPr>
+            <w:tcW w:type="dxa" w:w="2880"/>
+          </w:tcPr>
+          <w:p/>
+        </w:tc>
+        <w:tc>
+          <w:tcPr>
+            <w:tcW w:type="dxa" w:w="2880"/>
+          </w:tcPr>
+          <w:p/>
         </w:tc>
       </w:tr>
       <w:tr>
@@ -11072,31 +11915,19 @@
           <w:tcPr>
             <w:tcW w:type="dxa" w:w="2880"/>
           </w:tcPr>
-          <w:p>
-            <w:r>
-              <w:t>Dashboard showed no data</w:t>
-            </w:r>
-          </w:p>
-        </w:tc>
-        <w:tc>
-          <w:tcPr>
-            <w:tcW w:type="dxa" w:w="2880"/>
-          </w:tcPr>
-          <w:p>
-            <w:r>
-              <w:t>GitHub runner UTC date ≠ local machine date (one day ahead)</w:t>
-            </w:r>
-          </w:p>
-        </w:tc>
-        <w:tc>
-          <w:tcPr>
-            <w:tcW w:type="dxa" w:w="2880"/>
-          </w:tcPr>
-          <w:p>
-            <w:r>
-              <w:t>Dashboard falls back to most recent plan if today's is missing</w:t>
-            </w:r>
-          </w:p>
+          <w:p/>
+        </w:tc>
+        <w:tc>
+          <w:tcPr>
+            <w:tcW w:type="dxa" w:w="2880"/>
+          </w:tcPr>
+          <w:p/>
+        </w:tc>
+        <w:tc>
+          <w:tcPr>
+            <w:tcW w:type="dxa" w:w="2880"/>
+          </w:tcPr>
+          <w:p/>
         </w:tc>
       </w:tr>
       <w:tr>
@@ -11106,27 +11937,27 @@
           </w:tcPr>
           <w:p>
             <w:r>
-              <w:t>Node.js 20 deprecation warning in Actions</w:t>
-            </w:r>
-          </w:p>
-        </w:tc>
-        <w:tc>
-          <w:tcPr>
-            <w:tcW w:type="dxa" w:w="2880"/>
-          </w:tcPr>
-          <w:p>
-            <w:r>
-              <w:t>Default runner using Node 20, deprecated June 2026</w:t>
-            </w:r>
-          </w:p>
-        </w:tc>
-        <w:tc>
-          <w:tcPr>
-            <w:tcW w:type="dxa" w:w="2880"/>
-          </w:tcPr>
-          <w:p>
-            <w:r>
-              <w:t>Set FORCE_JAVASCRIPT_ACTIONS_TO_NODE24=true in workflow env</w:t>
+              <w:t>git push failed</w:t>
+            </w:r>
+          </w:p>
+        </w:tc>
+        <w:tc>
+          <w:tcPr>
+            <w:tcW w:type="dxa" w:w="2880"/>
+          </w:tcPr>
+          <w:p>
+            <w:r>
+              <w:t>HTTPS auth not configured on Mac</w:t>
+            </w:r>
+          </w:p>
+        </w:tc>
+        <w:tc>
+          <w:tcPr>
+            <w:tcW w:type="dxa" w:w="2880"/>
+          </w:tcPr>
+          <w:p>
+            <w:r>
+              <w:t>Generated SSH key, added to GitHub, switched remote to SSH</w:t>
             </w:r>
           </w:p>
         </w:tc>
@@ -11138,27 +11969,27 @@
           </w:tcPr>
           <w:p>
             <w:r>
-              <w:t>Streamlit Cloud password not working</w:t>
-            </w:r>
-          </w:p>
-        </w:tc>
-        <w:tc>
-          <w:tcPr>
-            <w:tcW w:type="dxa" w:w="2880"/>
-          </w:tcPr>
-          <w:p>
-            <w:r>
-              <w:t>Secrets not set in Streamlit Cloud — app used empty string as password</w:t>
-            </w:r>
-          </w:p>
-        </w:tc>
-        <w:tc>
-          <w:tcPr>
-            <w:tcW w:type="dxa" w:w="2880"/>
-          </w:tcPr>
-          <w:p>
-            <w:r>
-              <w:t>Added all 4 secrets via Settings → Secrets in TOML format</w:t>
+              <w:t>SSH permission denied after key setup</w:t>
+            </w:r>
+          </w:p>
+        </w:tc>
+        <w:tc>
+          <w:tcPr>
+            <w:tcW w:type="dxa" w:w="2880"/>
+          </w:tcPr>
+          <w:p>
+            <w:r>
+              <w:t>ssh-agent not running in shell session</w:t>
+            </w:r>
+          </w:p>
+        </w:tc>
+        <w:tc>
+          <w:tcPr>
+            <w:tcW w:type="dxa" w:w="2880"/>
+          </w:tcPr>
+          <w:p>
+            <w:r>
+              <w:t>Ran eval "$(ssh-agent -s)" &amp;&amp; ssh-add ~/.ssh/id_ed25519</w:t>
             </w:r>
           </w:p>
         </w:tc>
@@ -11170,27 +12001,27 @@
           </w:tcPr>
           <w:p>
             <w:r>
-              <w:t>Streamlit secrets not loading via os.getenv()</w:t>
-            </w:r>
-          </w:p>
-        </w:tc>
-        <w:tc>
-          <w:tcPr>
-            <w:tcW w:type="dxa" w:w="2880"/>
-          </w:tcPr>
-          <w:p>
-            <w:r>
-              <w:t>st.secrets not accessible at module import time in settings.py</w:t>
-            </w:r>
-          </w:p>
-        </w:tc>
-        <w:tc>
-          <w:tcPr>
-            <w:tcW w:type="dxa" w:w="2880"/>
-          </w:tcPr>
-          <w:p>
-            <w:r>
-              <w:t>Moved secret injection to top of dashboard/app.py before imports</w:t>
+              <w:t>Push worked in terminal but not Claude Code</w:t>
+            </w:r>
+          </w:p>
+        </w:tc>
+        <w:tc>
+          <w:tcPr>
+            <w:tcW w:type="dxa" w:w="2880"/>
+          </w:tcPr>
+          <w:p>
+            <w:r>
+              <w:t>SSH agent is session-scoped — not shared across processes</w:t>
+            </w:r>
+          </w:p>
+        </w:tc>
+        <w:tc>
+          <w:tcPr>
+            <w:tcW w:type="dxa" w:w="2880"/>
+          </w:tcPr>
+          <w:p>
+            <w:r>
+              <w:t>User runs git push directly from their terminal</w:t>
             </w:r>
           </w:p>
         </w:tc>
@@ -11202,27 +12033,27 @@
           </w:tcPr>
           <w:p>
             <w:r>
-              <w:t>pip/streamlit not found locally</w:t>
-            </w:r>
-          </w:p>
-        </w:tc>
-        <w:tc>
-          <w:tcPr>
-            <w:tcW w:type="dxa" w:w="2880"/>
-          </w:tcPr>
-          <w:p>
-            <w:r>
-              <w:t>Python not in PATH on Mac</w:t>
-            </w:r>
-          </w:p>
-        </w:tc>
-        <w:tc>
-          <w:tcPr>
-            <w:tcW w:type="dxa" w:w="2880"/>
-          </w:tcPr>
-          <w:p>
-            <w:r>
-              <w:t>Used pip3 and python3 -m streamlit instead</w:t>
+              <w:t>Python 3.9 type hint crash (X|Y syntax)</w:t>
+            </w:r>
+          </w:p>
+        </w:tc>
+        <w:tc>
+          <w:tcPr>
+            <w:tcW w:type="dxa" w:w="2880"/>
+          </w:tcPr>
+          <w:p>
+            <w:r>
+              <w:t>GitHub runner uses Python 3.9; X|Y union syntax requires 3.10+</w:t>
+            </w:r>
+          </w:p>
+        </w:tc>
+        <w:tc>
+          <w:tcPr>
+            <w:tcW w:type="dxa" w:w="2880"/>
+          </w:tcPr>
+          <w:p>
+            <w:r>
+              <w:t>Added from __future__ import annotations + used Optional[] from typing</w:t>
             </w:r>
           </w:p>
         </w:tc>
@@ -11234,27 +12065,27 @@
           </w:tcPr>
           <w:p>
             <w:r>
-              <w:t>backtest.py crash — 1D array error</w:t>
-            </w:r>
-          </w:p>
-        </w:tc>
-        <w:tc>
-          <w:tcPr>
-            <w:tcW w:type="dxa" w:w="2880"/>
-          </w:tcPr>
-          <w:p>
-            <w:r>
-              <w:t>yfinance returns multi-level column headers on batch download</w:t>
-            </w:r>
-          </w:p>
-        </w:tc>
-        <w:tc>
-          <w:tcPr>
-            <w:tcW w:type="dxa" w:w="2880"/>
-          </w:tcPr>
-          <w:p>
-            <w:r>
-              <w:t>Fixed with df.columns = df.columns.get_level_values(0)</w:t>
+              <w:t>Duplicate trade plan DB error (23505)</w:t>
+            </w:r>
+          </w:p>
+        </w:tc>
+        <w:tc>
+          <w:tcPr>
+            <w:tcW w:type="dxa" w:w="2880"/>
+          </w:tcPr>
+          <w:p>
+            <w:r>
+              <w:t>Manual reruns tried to insert same date twice (UNIQUE constraint)</w:t>
+            </w:r>
+          </w:p>
+        </w:tc>
+        <w:tc>
+          <w:tcPr>
+            <w:tcW w:type="dxa" w:w="2880"/>
+          </w:tcPr>
+          <w:p>
+            <w:r>
+              <w:t>Check-before-insert logic in orchestrator before db.insert</w:t>
             </w:r>
           </w:p>
         </w:tc>
@@ -11266,27 +12097,27 @@
           </w:tcPr>
           <w:p>
             <w:r>
-              <w:t>orchestrator undefined variable error</w:t>
-            </w:r>
-          </w:p>
-        </w:tc>
-        <w:tc>
-          <w:tcPr>
-            <w:tcW w:type="dxa" w:w="2880"/>
-          </w:tcPr>
-          <w:p>
-            <w:r>
-              <w:t>db.insert referenced intel["blackout_tickers"] before intel was defined</w:t>
-            </w:r>
-          </w:p>
-        </w:tc>
-        <w:tc>
-          <w:tcPr>
-            <w:tcW w:type="dxa" w:w="2880"/>
-          </w:tcPr>
-          <w:p>
-            <w:r>
-              <w:t>Moved db.insert to after news_intel.run() call</w:t>
+              <w:t>Dashboard showed no data</w:t>
+            </w:r>
+          </w:p>
+        </w:tc>
+        <w:tc>
+          <w:tcPr>
+            <w:tcW w:type="dxa" w:w="2880"/>
+          </w:tcPr>
+          <w:p>
+            <w:r>
+              <w:t>GitHub runner UTC date ≠ local machine date (one day ahead)</w:t>
+            </w:r>
+          </w:p>
+        </w:tc>
+        <w:tc>
+          <w:tcPr>
+            <w:tcW w:type="dxa" w:w="2880"/>
+          </w:tcPr>
+          <w:p>
+            <w:r>
+              <w:t>Dashboard falls back to most recent plan if today's is missing</w:t>
             </w:r>
           </w:p>
         </w:tc>
@@ -11298,27 +12129,27 @@
           </w:tcPr>
           <w:p>
             <w:r>
-              <w:t>yfinance calendar format varies by version</w:t>
-            </w:r>
-          </w:p>
-        </w:tc>
-        <w:tc>
-          <w:tcPr>
-            <w:tcW w:type="dxa" w:w="2880"/>
-          </w:tcPr>
-          <w:p>
-            <w:r>
-              <w:t>ticker.calendar returns DataFrame or dict depending on yfinance version</w:t>
-            </w:r>
-          </w:p>
-        </w:tc>
-        <w:tc>
-          <w:tcPr>
-            <w:tcW w:type="dxa" w:w="2880"/>
-          </w:tcPr>
-          <w:p>
-            <w:r>
-              <w:t>Added isinstance checks in news_intel._get_earnings_date()</w:t>
+              <w:t>Node.js 20 deprecation warning in Actions</w:t>
+            </w:r>
+          </w:p>
+        </w:tc>
+        <w:tc>
+          <w:tcPr>
+            <w:tcW w:type="dxa" w:w="2880"/>
+          </w:tcPr>
+          <w:p>
+            <w:r>
+              <w:t>Default runner using Node 20, deprecated June 2026</w:t>
+            </w:r>
+          </w:p>
+        </w:tc>
+        <w:tc>
+          <w:tcPr>
+            <w:tcW w:type="dxa" w:w="2880"/>
+          </w:tcPr>
+          <w:p>
+            <w:r>
+              <w:t>Set FORCE_JAVASCRIPT_ACTIONS_TO_NODE24=true in workflow env</w:t>
             </w:r>
           </w:p>
         </w:tc>
@@ -11330,27 +12161,27 @@
           </w:tcPr>
           <w:p>
             <w:r>
-              <w:t>git commit blocked in Claude Code</w:t>
-            </w:r>
-          </w:p>
-        </w:tc>
-        <w:tc>
-          <w:tcPr>
-            <w:tcW w:type="dxa" w:w="2880"/>
-          </w:tcPr>
-          <w:p>
-            <w:r>
-              <w:t>Claude Code permission mode requires approval for git commit</w:t>
-            </w:r>
-          </w:p>
-        </w:tc>
-        <w:tc>
-          <w:tcPr>
-            <w:tcW w:type="dxa" w:w="2880"/>
-          </w:tcPr>
-          <w:p>
-            <w:r>
-              <w:t>User approves in permission prompt or runs git push from own terminal</w:t>
+              <w:t>Streamlit Cloud password not working</w:t>
+            </w:r>
+          </w:p>
+        </w:tc>
+        <w:tc>
+          <w:tcPr>
+            <w:tcW w:type="dxa" w:w="2880"/>
+          </w:tcPr>
+          <w:p>
+            <w:r>
+              <w:t>Secrets not set in Streamlit Cloud — app used empty string as password</w:t>
+            </w:r>
+          </w:p>
+        </w:tc>
+        <w:tc>
+          <w:tcPr>
+            <w:tcW w:type="dxa" w:w="2880"/>
+          </w:tcPr>
+          <w:p>
+            <w:r>
+              <w:t>Added all 4 secrets via Settings → Secrets in TOML format</w:t>
             </w:r>
           </w:p>
         </w:tc>
@@ -11362,6 +12193,198 @@
           </w:tcPr>
           <w:p>
             <w:r>
+              <w:t>Streamlit secrets not loading via os.getenv()</w:t>
+            </w:r>
+          </w:p>
+        </w:tc>
+        <w:tc>
+          <w:tcPr>
+            <w:tcW w:type="dxa" w:w="2880"/>
+          </w:tcPr>
+          <w:p>
+            <w:r>
+              <w:t>st.secrets not accessible at module import time in settings.py</w:t>
+            </w:r>
+          </w:p>
+        </w:tc>
+        <w:tc>
+          <w:tcPr>
+            <w:tcW w:type="dxa" w:w="2880"/>
+          </w:tcPr>
+          <w:p>
+            <w:r>
+              <w:t>Moved secret injection to top of dashboard/app.py before imports</w:t>
+            </w:r>
+          </w:p>
+        </w:tc>
+      </w:tr>
+      <w:tr>
+        <w:tc>
+          <w:tcPr>
+            <w:tcW w:type="dxa" w:w="2880"/>
+          </w:tcPr>
+          <w:p>
+            <w:r>
+              <w:t>pip/streamlit not found locally</w:t>
+            </w:r>
+          </w:p>
+        </w:tc>
+        <w:tc>
+          <w:tcPr>
+            <w:tcW w:type="dxa" w:w="2880"/>
+          </w:tcPr>
+          <w:p>
+            <w:r>
+              <w:t>Python not in PATH on Mac</w:t>
+            </w:r>
+          </w:p>
+        </w:tc>
+        <w:tc>
+          <w:tcPr>
+            <w:tcW w:type="dxa" w:w="2880"/>
+          </w:tcPr>
+          <w:p>
+            <w:r>
+              <w:t>Used pip3 and python3 -m streamlit instead</w:t>
+            </w:r>
+          </w:p>
+        </w:tc>
+      </w:tr>
+      <w:tr>
+        <w:tc>
+          <w:tcPr>
+            <w:tcW w:type="dxa" w:w="2880"/>
+          </w:tcPr>
+          <w:p>
+            <w:r>
+              <w:t>backtest.py crash — 1D array error</w:t>
+            </w:r>
+          </w:p>
+        </w:tc>
+        <w:tc>
+          <w:tcPr>
+            <w:tcW w:type="dxa" w:w="2880"/>
+          </w:tcPr>
+          <w:p>
+            <w:r>
+              <w:t>yfinance returns multi-level column headers on batch download</w:t>
+            </w:r>
+          </w:p>
+        </w:tc>
+        <w:tc>
+          <w:tcPr>
+            <w:tcW w:type="dxa" w:w="2880"/>
+          </w:tcPr>
+          <w:p>
+            <w:r>
+              <w:t>Fixed with df.columns = df.columns.get_level_values(0)</w:t>
+            </w:r>
+          </w:p>
+        </w:tc>
+      </w:tr>
+      <w:tr>
+        <w:tc>
+          <w:tcPr>
+            <w:tcW w:type="dxa" w:w="2880"/>
+          </w:tcPr>
+          <w:p>
+            <w:r>
+              <w:t>orchestrator undefined variable error</w:t>
+            </w:r>
+          </w:p>
+        </w:tc>
+        <w:tc>
+          <w:tcPr>
+            <w:tcW w:type="dxa" w:w="2880"/>
+          </w:tcPr>
+          <w:p>
+            <w:r>
+              <w:t>db.insert referenced intel["blackout_tickers"] before intel was defined</w:t>
+            </w:r>
+          </w:p>
+        </w:tc>
+        <w:tc>
+          <w:tcPr>
+            <w:tcW w:type="dxa" w:w="2880"/>
+          </w:tcPr>
+          <w:p>
+            <w:r>
+              <w:t>Moved db.insert to after news_intel.run() call</w:t>
+            </w:r>
+          </w:p>
+        </w:tc>
+      </w:tr>
+      <w:tr>
+        <w:tc>
+          <w:tcPr>
+            <w:tcW w:type="dxa" w:w="2880"/>
+          </w:tcPr>
+          <w:p>
+            <w:r>
+              <w:t>yfinance calendar format varies by version</w:t>
+            </w:r>
+          </w:p>
+        </w:tc>
+        <w:tc>
+          <w:tcPr>
+            <w:tcW w:type="dxa" w:w="2880"/>
+          </w:tcPr>
+          <w:p>
+            <w:r>
+              <w:t>ticker.calendar returns DataFrame or dict depending on yfinance version</w:t>
+            </w:r>
+          </w:p>
+        </w:tc>
+        <w:tc>
+          <w:tcPr>
+            <w:tcW w:type="dxa" w:w="2880"/>
+          </w:tcPr>
+          <w:p>
+            <w:r>
+              <w:t>Added isinstance checks in news_intel._get_earnings_date()</w:t>
+            </w:r>
+          </w:p>
+        </w:tc>
+      </w:tr>
+      <w:tr>
+        <w:tc>
+          <w:tcPr>
+            <w:tcW w:type="dxa" w:w="2880"/>
+          </w:tcPr>
+          <w:p>
+            <w:r>
+              <w:t>git commit blocked in Claude Code</w:t>
+            </w:r>
+          </w:p>
+        </w:tc>
+        <w:tc>
+          <w:tcPr>
+            <w:tcW w:type="dxa" w:w="2880"/>
+          </w:tcPr>
+          <w:p>
+            <w:r>
+              <w:t>Claude Code permission mode requires approval for git commit</w:t>
+            </w:r>
+          </w:p>
+        </w:tc>
+        <w:tc>
+          <w:tcPr>
+            <w:tcW w:type="dxa" w:w="2880"/>
+          </w:tcPr>
+          <w:p>
+            <w:r>
+              <w:t>User approves in permission prompt or runs git push from own terminal</w:t>
+            </w:r>
+          </w:p>
+        </w:tc>
+      </w:tr>
+      <w:tr>
+        <w:tc>
+          <w:tcPr>
+            <w:tcW w:type="dxa" w:w="2880"/>
+          </w:tcPr>
+          <w:p>
+            <w:r>
               <w:t>Risk agent false rejects on exact thresholds</w:t>
             </w:r>
           </w:p>
@@ -11383,6 +12406,198 @@
           <w:p>
             <w:r>
               <w:t>round(potential_loss, 4) + tolerance; round(rr, 2) for reward:risk; 2dp display in rejection message</w:t>
+            </w:r>
+          </w:p>
+        </w:tc>
+      </w:tr>
+      <w:tr>
+        <w:tc>
+          <w:tcPr>
+            <w:tcW w:type="dxa" w:w="2880"/>
+          </w:tcPr>
+          <w:p>
+            <w:r>
+              <w:t>GitHub Actions scheduler 5–15 min late</w:t>
+            </w:r>
+          </w:p>
+        </w:tc>
+        <w:tc>
+          <w:tcPr>
+            <w:tcW w:type="dxa" w:w="2880"/>
+          </w:tcPr>
+          <w:p>
+            <w:r>
+              <w:t>GitHub cron scheduler is not guaranteed to fire at exact times</w:t>
+            </w:r>
+          </w:p>
+        </w:tc>
+        <w:tc>
+          <w:tcPr>
+            <w:tcW w:type="dxa" w:w="2880"/>
+          </w:tcPr>
+          <w:p>
+            <w:r>
+              <w:t>cron-job.org external service fires workflow_dispatch at exact UTC times; GitHub schedule kept as backup</w:t>
+            </w:r>
+          </w:p>
+        </w:tc>
+      </w:tr>
+      <w:tr>
+        <w:tc>
+          <w:tcPr>
+            <w:tcW w:type="dxa" w:w="2880"/>
+          </w:tcPr>
+          <w:p>
+            <w:r>
+              <w:t>Mode detection bug on late runs</w:t>
+            </w:r>
+          </w:p>
+        </w:tc>
+        <w:tc>
+          <w:tcPr>
+            <w:tcW w:type="dxa" w:w="2880"/>
+          </w:tcPr>
+          <w:p>
+            <w:r>
+              <w:t>Exact minute match (HOUR=13 AND MIN=00) fails when run fires 10 min late — classified as intraday instead of premarket</w:t>
+            </w:r>
+          </w:p>
+        </w:tc>
+        <w:tc>
+          <w:tcPr>
+            <w:tcW w:type="dxa" w:w="2880"/>
+          </w:tcPr>
+          <w:p>
+            <w:r>
+              <w:t>Rewritten to time window arithmetic: if TIME &gt;= 810 &amp;&amp; TIME &lt; 840 → premarket</w:t>
+            </w:r>
+          </w:p>
+        </w:tc>
+      </w:tr>
+      <w:tr>
+        <w:tc>
+          <w:tcPr>
+            <w:tcW w:type="dxa" w:w="2880"/>
+          </w:tcPr>
+          <w:p>
+            <w:r>
+              <w:t>cron-job.org 401 Unauthorized</w:t>
+            </w:r>
+          </w:p>
+        </w:tc>
+        <w:tc>
+          <w:tcPr>
+            <w:tcW w:type="dxa" w:w="2880"/>
+          </w:tcPr>
+          <w:p>
+            <w:r>
+              <w:t>Classic GitHub PAT missing workflow scope (had repo only)</w:t>
+            </w:r>
+          </w:p>
+        </w:tc>
+        <w:tc>
+          <w:tcPr>
+            <w:tcW w:type="dxa" w:w="2880"/>
+          </w:tcPr>
+          <w:p>
+            <w:r>
+              <w:t>Regenerate PAT with both repo + workflow scopes; update in git credential store AND all 3 cron-job.org jobs</w:t>
+            </w:r>
+          </w:p>
+        </w:tc>
+      </w:tr>
+      <w:tr>
+        <w:tc>
+          <w:tcPr>
+            <w:tcW w:type="dxa" w:w="2880"/>
+          </w:tcPr>
+          <w:p>
+            <w:r>
+              <w:t>Streamlit ImportError on TRAIL_PCT</w:t>
+            </w:r>
+          </w:p>
+        </w:tc>
+        <w:tc>
+          <w:tcPr>
+            <w:tcW w:type="dxa" w:w="2880"/>
+          </w:tcPr>
+          <w:p>
+            <w:r>
+              <w:t>Stale Streamlit Cloud deployment had old settings.py without TRAIL_PCT</w:t>
+            </w:r>
+          </w:p>
+        </w:tc>
+        <w:tc>
+          <w:tcPr>
+            <w:tcW w:type="dxa" w:w="2880"/>
+          </w:tcPr>
+          <w:p>
+            <w:r>
+              <w:t>Reboot app from Streamlit Cloud dashboard (⋮ → Reboot app)</w:t>
+            </w:r>
+          </w:p>
+        </w:tc>
+      </w:tr>
+      <w:tr>
+        <w:tc>
+          <w:tcPr>
+            <w:tcW w:type="dxa" w:w="2880"/>
+          </w:tcPr>
+          <w:p>
+            <w:r>
+              <w:t>Futures unavailable on Mondays</w:t>
+            </w:r>
+          </w:p>
+        </w:tc>
+        <w:tc>
+          <w:tcPr>
+            <w:tcW w:type="dxa" w:w="2880"/>
+          </w:tcPr>
+          <w:p>
+            <w:r>
+              <w:t>period="2d" returns 1 row after weekend — not enough for % change calc</w:t>
+            </w:r>
+          </w:p>
+        </w:tc>
+        <w:tc>
+          <w:tcPr>
+            <w:tcW w:type="dxa" w:w="2880"/>
+          </w:tcPr>
+          <w:p>
+            <w:r>
+              <w:t>Changed to period="5d" in market_context.py; added error logging for insufficient data</w:t>
+            </w:r>
+          </w:p>
+        </w:tc>
+      </w:tr>
+      <w:tr>
+        <w:tc>
+          <w:tcPr>
+            <w:tcW w:type="dxa" w:w="2880"/>
+          </w:tcPr>
+          <w:p>
+            <w:r>
+              <w:t>eval.py showing wrong trade count</w:t>
+            </w:r>
+          </w:p>
+        </w:tc>
+        <w:tc>
+          <w:tcPr>
+            <w:tcW w:type="dxa" w:w="2880"/>
+          </w:tcPr>
+          <w:p>
+            <w:r>
+              <w:t>Positions query had no date filter — fetched all historical positions regardless of --days window</w:t>
+            </w:r>
+          </w:p>
+        </w:tc>
+        <w:tc>
+          <w:tcPr>
+            <w:tcW w:type="dxa" w:w="2880"/>
+          </w:tcPr>
+          <w:p>
+            <w:r>
+              <w:t>Build eval_dates set from perf_rows; filter positions by closed_at date</w:t>
             </w:r>
           </w:p>
         </w:tc>
@@ -11567,17 +12782,17 @@
           </w:tcPr>
           <w:p>
             <w:r>
-              <w:t>9:00 AM Mon–Fri</w:t>
-            </w:r>
-          </w:p>
-        </w:tc>
-        <w:tc>
-          <w:tcPr>
-            <w:tcW w:type="dxa" w:w="2880"/>
-          </w:tcPr>
-          <w:p>
-            <w:r>
-              <w:t>Market check → Scan → Earnings filter → Strategy → Risk → Open positions</w:t>
+              <w:t>9:45 AM Mon–Fri</w:t>
+            </w:r>
+          </w:p>
+        </w:tc>
+        <w:tc>
+          <w:tcPr>
+            <w:tcW w:type="dxa" w:w="2880"/>
+          </w:tcPr>
+          <w:p>
+            <w:r>
+              <w:t>Market check → Scan → Pre-filter → Live prices → News → Strategy → Risk → Limit orders</w:t>
             </w:r>
           </w:p>
         </w:tc>
@@ -11599,17 +12814,17 @@
           </w:tcPr>
           <w:p>
             <w:r>
-              <w:t>Every 30 min 10AM–3:30PM</w:t>
-            </w:r>
-          </w:p>
-        </w:tc>
-        <w:tc>
-          <w:tcPr>
-            <w:tcW w:type="dxa" w:w="2880"/>
-          </w:tcPr>
-          <w:p>
-            <w:r>
-              <w:t>Intraday position monitoring, close on target/stop</w:t>
+              <w:t>Every 15 min 10AM–3:45PM</w:t>
+            </w:r>
+          </w:p>
+        </w:tc>
+        <w:tc>
+          <w:tcPr>
+            <w:tcW w:type="dxa" w:w="2880"/>
+          </w:tcPr>
+          <w:p>
+            <w:r>
+              <w:t>Intraday position monitoring, close on target/stop, trail stop check</w:t>
             </w:r>
           </w:p>
         </w:tc>
@@ -11803,7 +13018,7 @@
         <w:spacing w:after="120"/>
       </w:pPr>
       <w:r>
-        <w:t>The system is live and running at v5.0. Planned next steps:</w:t>
+        <w:t>The system is live and running at v5.4. All execution friction fixes are deployed. Next steps:</w:t>
       </w:r>
     </w:p>
     <w:tbl>
@@ -12005,27 +13220,27 @@
           </w:tcPr>
           <w:p>
             <w:r>
-              <w:t>V2g</w:t>
-            </w:r>
-          </w:p>
-        </w:tc>
-        <w:tc>
-          <w:tcPr>
-            <w:tcW w:type="dxa" w:w="2880"/>
-          </w:tcPr>
-          <w:p>
-            <w:r>
-              <w:t>Alpaca paper trading API — real bracket order simulation with fills</w:t>
-            </w:r>
-          </w:p>
-        </w:tc>
-        <w:tc>
-          <w:tcPr>
-            <w:tcW w:type="dxa" w:w="2880"/>
-          </w:tcPr>
-          <w:p>
-            <w:r>
-              <w:t>Done (v4.0)</w:t>
+              <w:t>Native trailing stop (OTO-OCO)</w:t>
+            </w:r>
+          </w:p>
+        </w:tc>
+        <w:tc>
+          <w:tcPr>
+            <w:tcW w:type="dxa" w:w="2880"/>
+          </w:tcPr>
+          <w:p>
+            <w:r>
+              <w:t>Replace 15-min polling with Alpaca native trail_percent — P0 before real money deployment; needs feature flag + unit tests + 2-week A/B paper test</w:t>
+            </w:r>
+          </w:p>
+        </w:tc>
+        <w:tc>
+          <w:tcPr>
+            <w:tcW w:type="dxa" w:w="2880"/>
+          </w:tcPr>
+          <w:p>
+            <w:r>
+              <w:t>P0 — pre-real-money</w:t>
             </w:r>
           </w:p>
         </w:tc>
@@ -12037,27 +13252,27 @@
           </w:tcPr>
           <w:p>
             <w:r>
-              <w:t>V2d</w:t>
-            </w:r>
-          </w:p>
-        </w:tc>
-        <w:tc>
-          <w:tcPr>
-            <w:tcW w:type="dxa" w:w="2880"/>
-          </w:tcPr>
-          <w:p>
-            <w:r>
-              <w:t>Sector correlation guard — max 3 per sector, lowest-confidence excess dropped</w:t>
-            </w:r>
-          </w:p>
-        </w:tc>
-        <w:tc>
-          <w:tcPr>
-            <w:tcW w:type="dxa" w:w="2880"/>
-          </w:tcPr>
-          <w:p>
-            <w:r>
-              <w:t>Done (v4.1)</w:t>
+              <w:t>2-week paper validation</w:t>
+            </w:r>
+          </w:p>
+        </w:tc>
+        <w:tc>
+          <w:tcPr>
+            <w:tcW w:type="dxa" w:w="2880"/>
+          </w:tcPr>
+          <w:p>
+            <w:r>
+              <w:t>Validate all friction fixes live over 2 weeks; rerun backtest; target 6+/10 confidence before real capital</w:t>
+            </w:r>
+          </w:p>
+        </w:tc>
+        <w:tc>
+          <w:tcPr>
+            <w:tcW w:type="dxa" w:w="2880"/>
+          </w:tcPr>
+          <w:p>
+            <w:r>
+              <w:t>P0 — pre-real-money</w:t>
             </w:r>
           </w:p>
         </w:tc>
@@ -12069,27 +13284,27 @@
           </w:tcPr>
           <w:p>
             <w:r>
-              <w:t>V5</w:t>
-            </w:r>
-          </w:p>
-        </w:tc>
-        <w:tc>
-          <w:tcPr>
-            <w:tcW w:type="dxa" w:w="2880"/>
-          </w:tcPr>
-          <w:p>
-            <w:r>
-              <w:t>Guardrails — 6 safety checks, concurrent run lock, EOD retry</w:t>
-            </w:r>
-          </w:p>
-        </w:tc>
-        <w:tc>
-          <w:tcPr>
-            <w:tcW w:type="dxa" w:w="2880"/>
-          </w:tcPr>
-          <w:p>
-            <w:r>
-              <w:t>Done (v5.0)</w:t>
+              <w:t>V2e — Sector rotation scoring</w:t>
+            </w:r>
+          </w:p>
+        </w:tc>
+        <w:tc>
+          <w:tcPr>
+            <w:tcW w:type="dxa" w:w="2880"/>
+          </w:tcPr>
+          <w:p>
+            <w:r>
+              <w:t>Favor sectors showing relative strength this week; deprioritize lagging sectors</w:t>
+            </w:r>
+          </w:p>
+        </w:tc>
+        <w:tc>
+          <w:tcPr>
+            <w:tcW w:type="dxa" w:w="2880"/>
+          </w:tcPr>
+          <w:p>
+            <w:r>
+              <w:t>Next — feature sprint</w:t>
             </w:r>
           </w:p>
         </w:tc>
@@ -12101,27 +13316,27 @@
           </w:tcPr>
           <w:p>
             <w:r>
-              <w:t>V2e</w:t>
-            </w:r>
-          </w:p>
-        </w:tc>
-        <w:tc>
-          <w:tcPr>
-            <w:tcW w:type="dxa" w:w="2880"/>
-          </w:tcPr>
-          <w:p>
-            <w:r>
-              <w:t>Sector rotation scoring — favor sectors showing relative strength this week</w:t>
-            </w:r>
-          </w:p>
-        </w:tc>
-        <w:tc>
-          <w:tcPr>
-            <w:tcW w:type="dxa" w:w="2880"/>
-          </w:tcPr>
-          <w:p>
-            <w:r>
-              <w:t>Next</w:t>
+              <w:t>V2f — Momentum confirmation</w:t>
+            </w:r>
+          </w:p>
+        </w:tc>
+        <w:tc>
+          <w:tcPr>
+            <w:tcW w:type="dxa" w:w="2880"/>
+          </w:tcPr>
+          <w:p>
+            <w:r>
+              <w:t>15-minute rule: wait for confirmed breakout before entry; reduces false signals on gap-and-fade setups</w:t>
+            </w:r>
+          </w:p>
+        </w:tc>
+        <w:tc>
+          <w:tcPr>
+            <w:tcW w:type="dxa" w:w="2880"/>
+          </w:tcPr>
+          <w:p>
+            <w:r>
+              <w:t>Planned</w:t>
             </w:r>
           </w:p>
         </w:tc>
@@ -12133,17 +13348,17 @@
           </w:tcPr>
           <w:p>
             <w:r>
-              <w:t>V2f</w:t>
-            </w:r>
-          </w:p>
-        </w:tc>
-        <w:tc>
-          <w:tcPr>
-            <w:tcW w:type="dxa" w:w="2880"/>
-          </w:tcPr>
-          <w:p>
-            <w:r>
-              <w:t>Momentum confirmation — 15-minute rule: wait for confirmed breakout before entry</w:t>
+              <w:t>Alerts</w:t>
+            </w:r>
+          </w:p>
+        </w:tc>
+        <w:tc>
+          <w:tcPr>
+            <w:tcW w:type="dxa" w:w="2880"/>
+          </w:tcPr>
+          <w:p>
+            <w:r>
+              <w:t>SMS/email on position close (target hit or stop triggered)</w:t>
             </w:r>
           </w:p>
         </w:tc>
@@ -12165,27 +13380,27 @@
           </w:tcPr>
           <w:p>
             <w:r>
-              <w:t>Alerts</w:t>
-            </w:r>
-          </w:p>
-        </w:tc>
-        <w:tc>
-          <w:tcPr>
-            <w:tcW w:type="dxa" w:w="2880"/>
-          </w:tcPr>
-          <w:p>
-            <w:r>
-              <w:t>SMS/email on position close (target hit or stop triggered)</w:t>
-            </w:r>
-          </w:p>
-        </w:tc>
-        <w:tc>
-          <w:tcPr>
-            <w:tcW w:type="dxa" w:w="2880"/>
-          </w:tcPr>
-          <w:p>
-            <w:r>
-              <w:t>Planned</w:t>
+              <w:t>Post-earnings momentum agent</w:t>
+            </w:r>
+          </w:p>
+        </w:tc>
+        <w:tc>
+          <w:tcPr>
+            <w:tcW w:type="dxa" w:w="2880"/>
+          </w:tcPr>
+          <w:p>
+            <w:r>
+              <w:t>Scan for stocks 1–3 days post-positive earnings — momentum window before analyst upgrades</w:t>
+            </w:r>
+          </w:p>
+        </w:tc>
+        <w:tc>
+          <w:tcPr>
+            <w:tcW w:type="dxa" w:w="2880"/>
+          </w:tcPr>
+          <w:p>
+            <w:r>
+              <w:t>Real Edge backlog</w:t>
             </w:r>
           </w:p>
         </w:tc>
@@ -12197,27 +13412,27 @@
           </w:tcPr>
           <w:p>
             <w:r>
-              <w:t>Tune</w:t>
-            </w:r>
-          </w:p>
-        </w:tc>
-        <w:tc>
-          <w:tcPr>
-            <w:tcW w:type="dxa" w:w="2880"/>
-          </w:tcPr>
-          <w:p>
-            <w:r>
-              <w:t>If live win rate &lt; 45% after first week, drop target back to 2.5%</w:t>
-            </w:r>
-          </w:p>
-        </w:tc>
-        <w:tc>
-          <w:tcPr>
-            <w:tcW w:type="dxa" w:w="2880"/>
-          </w:tcPr>
-          <w:p>
-            <w:r>
-              <w:t>Conditional</w:t>
+              <w:t>Market regime classifier</w:t>
+            </w:r>
+          </w:p>
+        </w:tc>
+        <w:tc>
+          <w:tcPr>
+            <w:tcW w:type="dxa" w:w="2880"/>
+          </w:tcPr>
+          <w:p>
+            <w:r>
+              <w:t>Label trending vs ranging vs reversal days; adjust strategy per regime</w:t>
+            </w:r>
+          </w:p>
+        </w:tc>
+        <w:tc>
+          <w:tcPr>
+            <w:tcW w:type="dxa" w:w="2880"/>
+          </w:tcPr>
+          <w:p>
+            <w:r>
+              <w:t>Real Edge backlog</w:t>
             </w:r>
           </w:p>
         </w:tc>

--- a/Trading_Agent_Documentation.docx
+++ b/Trading_Agent_Documentation.docx
@@ -35,7 +35,7 @@
           <w:color w:val="888888"/>
           <w:sz w:val="20"/>
         </w:rPr>
-        <w:t>Amit Garg  ·  May 2026  ·  v5.4  ·  Built with Claude Code + Anthropic API</w:t>
+        <w:t>Amit Garg  ·  May 2026  ·  v5.5  ·  Built with Claude Code + Anthropic API</w:t>
       </w:r>
     </w:p>
     <w:p>
@@ -358,6 +358,38 @@
           <w:tcPr>
             <w:tcW w:type="dxa" w:w="1728"/>
           </w:tcPr>
+          <w:p/>
+        </w:tc>
+        <w:tc>
+          <w:tcPr>
+            <w:tcW w:type="dxa" w:w="1728"/>
+          </w:tcPr>
+          <w:p/>
+        </w:tc>
+        <w:tc>
+          <w:tcPr>
+            <w:tcW w:type="dxa" w:w="1728"/>
+          </w:tcPr>
+          <w:p/>
+        </w:tc>
+        <w:tc>
+          <w:tcPr>
+            <w:tcW w:type="dxa" w:w="1728"/>
+          </w:tcPr>
+          <w:p/>
+        </w:tc>
+        <w:tc>
+          <w:tcPr>
+            <w:tcW w:type="dxa" w:w="1728"/>
+          </w:tcPr>
+          <w:p/>
+        </w:tc>
+      </w:tr>
+      <w:tr>
+        <w:tc>
+          <w:tcPr>
+            <w:tcW w:type="dxa" w:w="1728"/>
+          </w:tcPr>
           <w:p>
             <w:r>
               <w:t>52 tickers, 3 positions, 2% target</w:t>
@@ -516,7 +548,7 @@
           </w:tcPr>
           <w:p>
             <w:r>
-              <w:t>430 tickers, 15 positions, 3% target (current)</w:t>
+              <w:t>430 tickers, 15 positions, 3% target</w:t>
             </w:r>
           </w:p>
         </w:tc>
@@ -547,6 +579,58 @@
           <w:p>
             <w:r>
               <w:t>202%</w:t>
+            </w:r>
+          </w:p>
+        </w:tc>
+        <w:tc>
+          <w:tcPr>
+            <w:tcW w:type="dxa" w:w="1728"/>
+          </w:tcPr>
+          <w:p>
+            <w:r>
+              <w:t>B</w:t>
+            </w:r>
+          </w:p>
+        </w:tc>
+      </w:tr>
+      <w:tr>
+        <w:tc>
+          <w:tcPr>
+            <w:tcW w:type="dxa" w:w="1728"/>
+          </w:tcPr>
+          <w:p>
+            <w:r>
+              <w:t>429 tickers, 15 positions, 2% target + ML scorer (current)</w:t>
+            </w:r>
+          </w:p>
+        </w:tc>
+        <w:tc>
+          <w:tcPr>
+            <w:tcW w:type="dxa" w:w="1728"/>
+          </w:tcPr>
+          <w:p>
+            <w:r>
+              <w:t>$716 baseline</w:t>
+            </w:r>
+          </w:p>
+        </w:tc>
+        <w:tc>
+          <w:tcPr>
+            <w:tcW w:type="dxa" w:w="1728"/>
+          </w:tcPr>
+          <w:p>
+            <w:r>
+              <w:t>90%</w:t>
+            </w:r>
+          </w:p>
+        </w:tc>
+        <w:tc>
+          <w:tcPr>
+            <w:tcW w:type="dxa" w:w="1728"/>
+          </w:tcPr>
+          <w:p>
+            <w:r>
+              <w:t>180%</w:t>
             </w:r>
           </w:p>
         </w:tc>
@@ -1596,6 +1680,62 @@
           <w:color w:val="C7254E"/>
           <w:sz w:val="18"/>
         </w:rPr>
+        <w:t>├── train_model.py               # Standalone ML model trainer (HistGradientBoosting, 429 tickers, 2y data)</w:t>
+      </w:r>
+    </w:p>
+    <w:p>
+      <w:pPr>
+        <w:spacing w:after="40"/>
+        <w:ind w:left="720"/>
+      </w:pPr>
+      <w:r>
+        <w:rPr>
+          <w:rFonts w:ascii="Courier New" w:hAnsi="Courier New"/>
+          <w:color w:val="C7254E"/>
+          <w:sz w:val="18"/>
+        </w:rPr>
+        <w:t>├── models/</w:t>
+      </w:r>
+    </w:p>
+    <w:p>
+      <w:pPr>
+        <w:spacing w:after="40"/>
+        <w:ind w:left="720"/>
+      </w:pPr>
+      <w:r>
+        <w:rPr>
+          <w:rFonts w:ascii="Courier New" w:hAnsi="Courier New"/>
+          <w:color w:val="C7254E"/>
+          <w:sz w:val="18"/>
+        </w:rPr>
+        <w:t>│   ├── xgb_scorer.pkl              # Trained ML model — P(hit +2% next day) per candidate</w:t>
+      </w:r>
+    </w:p>
+    <w:p>
+      <w:pPr>
+        <w:spacing w:after="40"/>
+        <w:ind w:left="720"/>
+      </w:pPr>
+      <w:r>
+        <w:rPr>
+          <w:rFonts w:ascii="Courier New" w:hAnsi="Courier New"/>
+          <w:color w:val="C7254E"/>
+          <w:sz w:val="18"/>
+        </w:rPr>
+        <w:t>│   └── feature_columns.json        # Ordered feature list matching inference in ml_scorer.py</w:t>
+      </w:r>
+    </w:p>
+    <w:p>
+      <w:pPr>
+        <w:spacing w:after="40"/>
+        <w:ind w:left="720"/>
+      </w:pPr>
+      <w:r>
+        <w:rPr>
+          <w:rFonts w:ascii="Courier New" w:hAnsi="Courier New"/>
+          <w:color w:val="C7254E"/>
+          <w:sz w:val="18"/>
+        </w:rPr>
         <w:t>├── .env                         # Local secrets (gitignored)</w:t>
       </w:r>
     </w:p>
@@ -1694,7 +1834,21 @@
           <w:color w:val="C7254E"/>
           <w:sz w:val="18"/>
         </w:rPr>
-        <w:t>│       └── universe_refresh.yml     # Monday 8:30 AM ET — weekly universe update</w:t>
+        <w:t>│       ├── universe_refresh.yml     # Monday 8:30 AM ET — weekly universe update</w:t>
+      </w:r>
+    </w:p>
+    <w:p>
+      <w:pPr>
+        <w:spacing w:after="40"/>
+        <w:ind w:left="720"/>
+      </w:pPr>
+      <w:r>
+        <w:rPr>
+          <w:rFonts w:ascii="Courier New" w:hAnsi="Courier New"/>
+          <w:color w:val="C7254E"/>
+          <w:sz w:val="18"/>
+        </w:rPr>
+        <w:t>│       └── retrain_model.yml        # 1st of month 10 AM UTC — ML model retrain + auto-commit pkl</w:t>
       </w:r>
     </w:p>
     <w:p>
@@ -1722,7 +1876,21 @@
           <w:color w:val="C7254E"/>
           <w:sz w:val="18"/>
         </w:rPr>
-        <w:t>│   └── scanner.py                  # Market scanner (yfinance + TA, dynamic universe)</w:t>
+        <w:t>│   ├── scanner.py                  # Market scanner (yfinance + TA, dynamic universe)</w:t>
+      </w:r>
+    </w:p>
+    <w:p>
+      <w:pPr>
+        <w:spacing w:after="40"/>
+        <w:ind w:left="720"/>
+      </w:pPr>
+      <w:r>
+        <w:rPr>
+          <w:rFonts w:ascii="Courier New" w:hAnsi="Courier New"/>
+          <w:color w:val="C7254E"/>
+          <w:sz w:val="18"/>
+        </w:rPr>
+        <w:t>│   └── ml_scorer.py                # ML candidate ranker — loads pkl, scores all candidates by P(hit +2%)</w:t>
       </w:r>
     </w:p>
     <w:p>
@@ -2314,6 +2482,77 @@
         <w:spacing w:after="120"/>
       </w:pPr>
       <w:r>
+        <w:t>Stage 1.76 — ML Scorer  (v5.5 — SHIPPED)</w:t>
+      </w:r>
+    </w:p>
+    <w:p>
+      <w:pPr>
+        <w:pStyle w:val="ListBullet"/>
+        <w:ind w:left="360"/>
+      </w:pPr>
+      <w:r>
+        <w:t>Loads HistGradientBoostingClassifier from models/xgb_scorer.pkl (trained on 2y price history, 429 tickers)</w:t>
+      </w:r>
+    </w:p>
+    <w:p>
+      <w:pPr>
+        <w:pStyle w:val="ListBullet"/>
+        <w:ind w:left="360"/>
+      </w:pPr>
+      <w:r>
+        <w:t>Scores each candidate: P(next-day high ≥ close × 1.02) — probability of hitting +2% the next day</w:t>
+      </w:r>
+    </w:p>
+    <w:p>
+      <w:pPr>
+        <w:pStyle w:val="ListBullet"/>
+        <w:ind w:left="360"/>
+      </w:pPr>
+      <w:r>
+        <w:t>13 features: rsi, macd_hist, bb_pct, vol_ratio, atr_pct, dist_sma20, dist_sma50, mom1, mom5, range_52w_pct, dow, vix, technical_score</w:t>
+      </w:r>
+    </w:p>
+    <w:p>
+      <w:pPr>
+        <w:pStyle w:val="ListBullet"/>
+        <w:ind w:left="360"/>
+      </w:pPr>
+      <w:r>
+        <w:t>Top feature importance: atr_pct (0.165), vix (0.038), dow (0.011), vol_ratio (0.008) — AUC 0.78 ± 0.04 (5-fold TimeSeries CV)</w:t>
+      </w:r>
+    </w:p>
+    <w:p>
+      <w:pPr>
+        <w:pStyle w:val="ListBullet"/>
+        <w:ind w:left="360"/>
+      </w:pPr>
+      <w:r>
+        <w:t>Sorts candidates descending by ml_score before passing to Claude — highest-probability setups ranked first</w:t>
+      </w:r>
+    </w:p>
+    <w:p>
+      <w:pPr>
+        <w:pStyle w:val="ListBullet"/>
+        <w:ind w:left="360"/>
+      </w:pPr>
+      <w:r>
+        <w:t>Graceful fallback: if model file missing, sets ml_score=None and passes candidates unchanged (no pipeline interruption)</w:t>
+      </w:r>
+    </w:p>
+    <w:p>
+      <w:pPr>
+        <w:pStyle w:val="ListBullet"/>
+        <w:ind w:left="360"/>
+      </w:pPr>
+      <w:r>
+        <w:t>Log signature: [ 1.76/4 ] ML scoring: X candidates ranked by P(hit +2%) — top score: Y.YY</w:t>
+      </w:r>
+    </w:p>
+    <w:p>
+      <w:pPr>
+        <w:spacing w:after="120"/>
+      </w:pPr>
+      <w:r>
         <w:t>Stage 1.8 — Live Price Refresh (Alpaca mode only)</w:t>
       </w:r>
     </w:p>
@@ -2403,7 +2642,7 @@
         <w:ind w:left="360"/>
       </w:pPr>
       <w:r>
-        <w:t>Assigns entry price (hard: 3% target above entry), stop loss (hard: 1% below entry)</w:t>
+        <w:t>Assigns entry price (hard: 2% target above entry), stop loss (hard: 0.67% below entry — maintains 3:1 R:R)</w:t>
       </w:r>
     </w:p>
     <w:p>
@@ -2456,7 +2695,7 @@
         <w:ind w:left="360"/>
       </w:pPr>
       <w:r>
-        <w:t>Rejects if: stop loss &gt; 1% of entry, target &lt; 3% of entry, reward:risk &lt; 3:1</w:t>
+        <w:t>Rejects if: stop loss &gt; 0.67% of entry, target &lt; 2% of entry, reward:risk &lt; 3:1 (break-even at 25% win rate)</w:t>
       </w:r>
     </w:p>
     <w:p>
@@ -5572,17 +5811,17 @@
           </w:tcPr>
           <w:p>
             <w:r>
-              <w:t>3%</w:t>
-            </w:r>
-          </w:p>
-        </w:tc>
-        <w:tc>
-          <w:tcPr>
-            <w:tcW w:type="dxa" w:w="2880"/>
-          </w:tcPr>
-          <w:p>
-            <w:r>
-              <w:t>Profit target per trade (hard rule — agent must set this exactly)</w:t>
+              <w:t>2%</w:t>
+            </w:r>
+          </w:p>
+        </w:tc>
+        <w:tc>
+          <w:tcPr>
+            <w:tcW w:type="dxa" w:w="2880"/>
+          </w:tcPr>
+          <w:p>
+            <w:r>
+              <w:t>Profit target per trade (lowered from 3% — more achievable intraday move; hard rule)</w:t>
             </w:r>
           </w:p>
         </w:tc>
@@ -5604,17 +5843,17 @@
           </w:tcPr>
           <w:p>
             <w:r>
-              <w:t>1%</w:t>
-            </w:r>
-          </w:p>
-        </w:tc>
-        <w:tc>
-          <w:tcPr>
-            <w:tcW w:type="dxa" w:w="2880"/>
-          </w:tcPr>
-          <w:p>
-            <w:r>
-              <w:t>Stop loss threshold — rejects wider stops (hard rule)</w:t>
+              <w:t>0.67%</w:t>
+            </w:r>
+          </w:p>
+        </w:tc>
+        <w:tc>
+          <w:tcPr>
+            <w:tcW w:type="dxa" w:w="2880"/>
+          </w:tcPr>
+          <w:p>
+            <w:r>
+              <w:t>Stop loss (lowered from 1% to maintain 3:1 R:R with 2% target; break-even at 25% win rate)</w:t>
             </w:r>
           </w:p>
         </w:tc>
@@ -6548,6 +6787,66 @@
           <w:tcPr>
             <w:tcW w:type="dxa" w:w="2880"/>
           </w:tcPr>
+          <w:p/>
+        </w:tc>
+        <w:tc>
+          <w:tcPr>
+            <w:tcW w:type="dxa" w:w="2880"/>
+          </w:tcPr>
+          <w:p/>
+        </w:tc>
+        <w:tc>
+          <w:tcPr>
+            <w:tcW w:type="dxa" w:w="2880"/>
+          </w:tcPr>
+          <w:p/>
+        </w:tc>
+      </w:tr>
+      <w:tr>
+        <w:tc>
+          <w:tcPr>
+            <w:tcW w:type="dxa" w:w="2880"/>
+          </w:tcPr>
+          <w:p/>
+        </w:tc>
+        <w:tc>
+          <w:tcPr>
+            <w:tcW w:type="dxa" w:w="2880"/>
+          </w:tcPr>
+          <w:p/>
+        </w:tc>
+        <w:tc>
+          <w:tcPr>
+            <w:tcW w:type="dxa" w:w="2880"/>
+          </w:tcPr>
+          <w:p/>
+        </w:tc>
+      </w:tr>
+      <w:tr>
+        <w:tc>
+          <w:tcPr>
+            <w:tcW w:type="dxa" w:w="2880"/>
+          </w:tcPr>
+          <w:p/>
+        </w:tc>
+        <w:tc>
+          <w:tcPr>
+            <w:tcW w:type="dxa" w:w="2880"/>
+          </w:tcPr>
+          <w:p/>
+        </w:tc>
+        <w:tc>
+          <w:tcPr>
+            <w:tcW w:type="dxa" w:w="2880"/>
+          </w:tcPr>
+          <w:p/>
+        </w:tc>
+      </w:tr>
+      <w:tr>
+        <w:tc>
+          <w:tcPr>
+            <w:tcW w:type="dxa" w:w="2880"/>
+          </w:tcPr>
           <w:p>
             <w:r>
               <w:t>V2a</w:t>
@@ -6923,6 +7222,102 @@
           <w:p>
             <w:r>
               <w:t>Built and deployed (v5.4)</w:t>
+            </w:r>
+          </w:p>
+        </w:tc>
+      </w:tr>
+      <w:tr>
+        <w:tc>
+          <w:tcPr>
+            <w:tcW w:type="dxa" w:w="2880"/>
+          </w:tcPr>
+          <w:p>
+            <w:r>
+              <w:t>—</w:t>
+            </w:r>
+          </w:p>
+        </w:tc>
+        <w:tc>
+          <w:tcPr>
+            <w:tcW w:type="dxa" w:w="2880"/>
+          </w:tcPr>
+          <w:p>
+            <w:r>
+              <w:t>Target 3% → 2%, stop 1% → 0.67% — maintains 3:1 R:R, break-even at 25% win rate</w:t>
+            </w:r>
+          </w:p>
+        </w:tc>
+        <w:tc>
+          <w:tcPr>
+            <w:tcW w:type="dxa" w:w="2880"/>
+          </w:tcPr>
+          <w:p>
+            <w:r>
+              <w:t>Built and deployed (v5.5)</w:t>
+            </w:r>
+          </w:p>
+        </w:tc>
+      </w:tr>
+      <w:tr>
+        <w:tc>
+          <w:tcPr>
+            <w:tcW w:type="dxa" w:w="2880"/>
+          </w:tcPr>
+          <w:p>
+            <w:r>
+              <w:t>—</w:t>
+            </w:r>
+          </w:p>
+        </w:tc>
+        <w:tc>
+          <w:tcPr>
+            <w:tcW w:type="dxa" w:w="2880"/>
+          </w:tcPr>
+          <w:p>
+            <w:r>
+              <w:t>ML scorer (step 1.76): HistGradientBoosting trained on 2y/429 tickers, AUC 0.78 ± 0.04</w:t>
+            </w:r>
+          </w:p>
+        </w:tc>
+        <w:tc>
+          <w:tcPr>
+            <w:tcW w:type="dxa" w:w="2880"/>
+          </w:tcPr>
+          <w:p>
+            <w:r>
+              <w:t>Built and deployed (v5.5)</w:t>
+            </w:r>
+          </w:p>
+        </w:tc>
+      </w:tr>
+      <w:tr>
+        <w:tc>
+          <w:tcPr>
+            <w:tcW w:type="dxa" w:w="2880"/>
+          </w:tcPr>
+          <w:p>
+            <w:r>
+              <w:t>—</w:t>
+            </w:r>
+          </w:p>
+        </w:tc>
+        <w:tc>
+          <w:tcPr>
+            <w:tcW w:type="dxa" w:w="2880"/>
+          </w:tcPr>
+          <w:p>
+            <w:r>
+              <w:t>Monthly ML retrain workflow (retrain_model.yml) — auto-commits updated pkl to repo</w:t>
+            </w:r>
+          </w:p>
+        </w:tc>
+        <w:tc>
+          <w:tcPr>
+            <w:tcW w:type="dxa" w:w="2880"/>
+          </w:tcPr>
+          <w:p>
+            <w:r>
+              <w:t>Built and deployed (v5.5)</w:t>
             </w:r>
           </w:p>
         </w:tc>
@@ -9525,6 +9920,86 @@
           <w:tcPr>
             <w:tcW w:type="dxa" w:w="2880"/>
           </w:tcPr>
+          <w:p/>
+        </w:tc>
+        <w:tc>
+          <w:tcPr>
+            <w:tcW w:type="dxa" w:w="2880"/>
+          </w:tcPr>
+          <w:p/>
+        </w:tc>
+        <w:tc>
+          <w:tcPr>
+            <w:tcW w:type="dxa" w:w="2880"/>
+          </w:tcPr>
+          <w:p/>
+        </w:tc>
+      </w:tr>
+      <w:tr>
+        <w:tc>
+          <w:tcPr>
+            <w:tcW w:type="dxa" w:w="2880"/>
+          </w:tcPr>
+          <w:p/>
+        </w:tc>
+        <w:tc>
+          <w:tcPr>
+            <w:tcW w:type="dxa" w:w="2880"/>
+          </w:tcPr>
+          <w:p/>
+        </w:tc>
+        <w:tc>
+          <w:tcPr>
+            <w:tcW w:type="dxa" w:w="2880"/>
+          </w:tcPr>
+          <w:p/>
+        </w:tc>
+      </w:tr>
+      <w:tr>
+        <w:tc>
+          <w:tcPr>
+            <w:tcW w:type="dxa" w:w="2880"/>
+          </w:tcPr>
+          <w:p/>
+        </w:tc>
+        <w:tc>
+          <w:tcPr>
+            <w:tcW w:type="dxa" w:w="2880"/>
+          </w:tcPr>
+          <w:p/>
+        </w:tc>
+        <w:tc>
+          <w:tcPr>
+            <w:tcW w:type="dxa" w:w="2880"/>
+          </w:tcPr>
+          <w:p/>
+        </w:tc>
+      </w:tr>
+      <w:tr>
+        <w:tc>
+          <w:tcPr>
+            <w:tcW w:type="dxa" w:w="2880"/>
+          </w:tcPr>
+          <w:p/>
+        </w:tc>
+        <w:tc>
+          <w:tcPr>
+            <w:tcW w:type="dxa" w:w="2880"/>
+          </w:tcPr>
+          <w:p/>
+        </w:tc>
+        <w:tc>
+          <w:tcPr>
+            <w:tcW w:type="dxa" w:w="2880"/>
+          </w:tcPr>
+          <w:p/>
+        </w:tc>
+      </w:tr>
+      <w:tr>
+        <w:tc>
+          <w:tcPr>
+            <w:tcW w:type="dxa" w:w="2880"/>
+          </w:tcPr>
           <w:p>
             <w:r>
               <w:t>1</w:t>
@@ -11436,6 +11911,134 @@
           <w:p>
             <w:r>
               <w:t>Trading_Agent_Documentation.docx and Trading_Agent_PRD.docx regenerated with all v5.4 friction fixes</w:t>
+            </w:r>
+          </w:p>
+        </w:tc>
+      </w:tr>
+      <w:tr>
+        <w:tc>
+          <w:tcPr>
+            <w:tcW w:type="dxa" w:w="2880"/>
+          </w:tcPr>
+          <w:p>
+            <w:r>
+              <w:t>61</w:t>
+            </w:r>
+          </w:p>
+        </w:tc>
+        <w:tc>
+          <w:tcPr>
+            <w:tcW w:type="dxa" w:w="2880"/>
+          </w:tcPr>
+          <w:p>
+            <w:r>
+              <w:t>Lowered profit target 3% → 2%, stop 1% → 0.67%</w:t>
+            </w:r>
+          </w:p>
+        </w:tc>
+        <w:tc>
+          <w:tcPr>
+            <w:tcW w:type="dxa" w:w="2880"/>
+          </w:tcPr>
+          <w:p>
+            <w:r>
+              <w:t>Maintains 3:1 R:R (break-even at 25% win rate); 2% intraday move is more achievable than 3%; both TARGET_PCT and MAX_LOSS_PER_TRADE in settings.py; strategy.py prompt uses values dynamically</w:t>
+            </w:r>
+          </w:p>
+        </w:tc>
+      </w:tr>
+      <w:tr>
+        <w:tc>
+          <w:tcPr>
+            <w:tcW w:type="dxa" w:w="2880"/>
+          </w:tcPr>
+          <w:p>
+            <w:r>
+              <w:t>62</w:t>
+            </w:r>
+          </w:p>
+        </w:tc>
+        <w:tc>
+          <w:tcPr>
+            <w:tcW w:type="dxa" w:w="2880"/>
+          </w:tcPr>
+          <w:p>
+            <w:r>
+              <w:t>Built ML scorer (train_model.py + scanner/ml_scorer.py)</w:t>
+            </w:r>
+          </w:p>
+        </w:tc>
+        <w:tc>
+          <w:tcPr>
+            <w:tcW w:type="dxa" w:w="2880"/>
+          </w:tcPr>
+          <w:p>
+            <w:r>
+              <w:t>HistGradientBoostingClassifier (sklearn, no libomp dependency); trained on 2y price history for all 429 universe tickers; 13 features; AUC 0.78 ± 0.04 (5-fold TimeSeriesSplit); step 1.76 in orchestrator sorts candidates by P(hit +2%) before Claude call; pkl committed to repo (~2MB)</w:t>
+            </w:r>
+          </w:p>
+        </w:tc>
+      </w:tr>
+      <w:tr>
+        <w:tc>
+          <w:tcPr>
+            <w:tcW w:type="dxa" w:w="2880"/>
+          </w:tcPr>
+          <w:p>
+            <w:r>
+              <w:t>63</w:t>
+            </w:r>
+          </w:p>
+        </w:tc>
+        <w:tc>
+          <w:tcPr>
+            <w:tcW w:type="dxa" w:w="2880"/>
+          </w:tcPr>
+          <w:p>
+            <w:r>
+              <w:t>Monthly ML retrain workflow (.github/workflows/retrain_model.yml)</w:t>
+            </w:r>
+          </w:p>
+        </w:tc>
+        <w:tc>
+          <w:tcPr>
+            <w:tcW w:type="dxa" w:w="2880"/>
+          </w:tcPr>
+          <w:p>
+            <w:r>
+              <w:t>GitHub Actions: triggers 1st of each month at 10 AM UTC; downloads 2y data, retrains model, commits updated xgb_scorer.pkl + feature_columns.json back to main; no manual step required; SUPABASE_URL/KEY via GitHub Secrets</w:t>
+            </w:r>
+          </w:p>
+        </w:tc>
+      </w:tr>
+      <w:tr>
+        <w:tc>
+          <w:tcPr>
+            <w:tcW w:type="dxa" w:w="2880"/>
+          </w:tcPr>
+          <w:p>
+            <w:r>
+              <w:t>64</w:t>
+            </w:r>
+          </w:p>
+        </w:tc>
+        <w:tc>
+          <w:tcPr>
+            <w:tcW w:type="dxa" w:w="2880"/>
+          </w:tcPr>
+          <w:p>
+            <w:r>
+              <w:t>Updated docs and architecture to v5.5</w:t>
+            </w:r>
+          </w:p>
+        </w:tc>
+        <w:tc>
+          <w:tcPr>
+            <w:tcW w:type="dxa" w:w="2880"/>
+          </w:tcPr>
+          <w:p>
+            <w:r>
+              <w:t>Trading_Agent_Documentation.docx, Trading_Agent_PRD.docx, Trading_Agent_Features.docx regenerated; architecture diagrams (high-level + low-level) updated with full 13-step pipeline, ML feedback loop, cron-job.org triggers, interdependencies</w:t>
             </w:r>
           </w:p>
         </w:tc>
@@ -11935,6 +12538,66 @@
           <w:tcPr>
             <w:tcW w:type="dxa" w:w="2880"/>
           </w:tcPr>
+          <w:p/>
+        </w:tc>
+        <w:tc>
+          <w:tcPr>
+            <w:tcW w:type="dxa" w:w="2880"/>
+          </w:tcPr>
+          <w:p/>
+        </w:tc>
+        <w:tc>
+          <w:tcPr>
+            <w:tcW w:type="dxa" w:w="2880"/>
+          </w:tcPr>
+          <w:p/>
+        </w:tc>
+      </w:tr>
+      <w:tr>
+        <w:tc>
+          <w:tcPr>
+            <w:tcW w:type="dxa" w:w="2880"/>
+          </w:tcPr>
+          <w:p/>
+        </w:tc>
+        <w:tc>
+          <w:tcPr>
+            <w:tcW w:type="dxa" w:w="2880"/>
+          </w:tcPr>
+          <w:p/>
+        </w:tc>
+        <w:tc>
+          <w:tcPr>
+            <w:tcW w:type="dxa" w:w="2880"/>
+          </w:tcPr>
+          <w:p/>
+        </w:tc>
+      </w:tr>
+      <w:tr>
+        <w:tc>
+          <w:tcPr>
+            <w:tcW w:type="dxa" w:w="2880"/>
+          </w:tcPr>
+          <w:p/>
+        </w:tc>
+        <w:tc>
+          <w:tcPr>
+            <w:tcW w:type="dxa" w:w="2880"/>
+          </w:tcPr>
+          <w:p/>
+        </w:tc>
+        <w:tc>
+          <w:tcPr>
+            <w:tcW w:type="dxa" w:w="2880"/>
+          </w:tcPr>
+          <w:p/>
+        </w:tc>
+      </w:tr>
+      <w:tr>
+        <w:tc>
+          <w:tcPr>
+            <w:tcW w:type="dxa" w:w="2880"/>
+          </w:tcPr>
           <w:p>
             <w:r>
               <w:t>git push failed</w:t>
@@ -12598,6 +13261,102 @@
           <w:p>
             <w:r>
               <w:t>Build eval_dates set from perf_rows; filter positions by closed_at date</w:t>
+            </w:r>
+          </w:p>
+        </w:tc>
+      </w:tr>
+      <w:tr>
+        <w:tc>
+          <w:tcPr>
+            <w:tcW w:type="dxa" w:w="2880"/>
+          </w:tcPr>
+          <w:p>
+            <w:r>
+              <w:t>XGBoost libomp.dylib error on Mac</w:t>
+            </w:r>
+          </w:p>
+        </w:tc>
+        <w:tc>
+          <w:tcPr>
+            <w:tcW w:type="dxa" w:w="2880"/>
+          </w:tcPr>
+          <w:p>
+            <w:r>
+              <w:t>XGBoost requires OpenMP (libomp.dylib) which is not installed by default on macOS; install fails or import crashes</w:t>
+            </w:r>
+          </w:p>
+        </w:tc>
+        <w:tc>
+          <w:tcPr>
+            <w:tcW w:type="dxa" w:w="2880"/>
+          </w:tcPr>
+          <w:p>
+            <w:r>
+              <w:t>Switched to sklearn HistGradientBoostingClassifier — no C++ deps, pure Python, comparable performance</w:t>
+            </w:r>
+          </w:p>
+        </w:tc>
+      </w:tr>
+      <w:tr>
+        <w:tc>
+          <w:tcPr>
+            <w:tcW w:type="dxa" w:w="2880"/>
+          </w:tcPr>
+          <w:p>
+            <w:r>
+              <w:t>HistGradientBoostingClassifier subsample param error</w:t>
+            </w:r>
+          </w:p>
+        </w:tc>
+        <w:tc>
+          <w:tcPr>
+            <w:tcW w:type="dxa" w:w="2880"/>
+          </w:tcPr>
+          <w:p>
+            <w:r>
+              <w:t>HistGradientBoosting does not expose a subsample parameter (unlike XGBoost)</w:t>
+            </w:r>
+          </w:p>
+        </w:tc>
+        <w:tc>
+          <w:tcPr>
+            <w:tcW w:type="dxa" w:w="2880"/>
+          </w:tcPr>
+          <w:p>
+            <w:r>
+              <w:t>Removed subsample parameter from constructor</w:t>
+            </w:r>
+          </w:p>
+        </w:tc>
+      </w:tr>
+      <w:tr>
+        <w:tc>
+          <w:tcPr>
+            <w:tcW w:type="dxa" w:w="2880"/>
+          </w:tcPr>
+          <w:p>
+            <w:r>
+              <w:t>feature_importances_ AttributeError</w:t>
+            </w:r>
+          </w:p>
+        </w:tc>
+        <w:tc>
+          <w:tcPr>
+            <w:tcW w:type="dxa" w:w="2880"/>
+          </w:tcPr>
+          <w:p>
+            <w:r>
+              <w:t>HistGradientBoosting does not expose feature_importances_ directly — requires permutation_importance from sklearn.inspection</w:t>
+            </w:r>
+          </w:p>
+        </w:tc>
+        <w:tc>
+          <w:tcPr>
+            <w:tcW w:type="dxa" w:w="2880"/>
+          </w:tcPr>
+          <w:p>
+            <w:r>
+              <w:t>Used permutation_importance; moved evaluation display to main() after model save so pkl always persists</w:t>
             </w:r>
           </w:p>
         </w:tc>
@@ -13018,7 +13777,7 @@
         <w:spacing w:after="120"/>
       </w:pPr>
       <w:r>
-        <w:t>The system is live and running at v5.4. All execution friction fixes are deployed. Next steps:</w:t>
+        <w:t>The system is live and running at v5.5. All execution friction fixes and the ML scorer are deployed. Next steps:</w:t>
       </w:r>
     </w:p>
     <w:tbl>
@@ -13218,6 +13977,26 @@
           <w:tcPr>
             <w:tcW w:type="dxa" w:w="2880"/>
           </w:tcPr>
+          <w:p/>
+        </w:tc>
+        <w:tc>
+          <w:tcPr>
+            <w:tcW w:type="dxa" w:w="2880"/>
+          </w:tcPr>
+          <w:p/>
+        </w:tc>
+        <w:tc>
+          <w:tcPr>
+            <w:tcW w:type="dxa" w:w="2880"/>
+          </w:tcPr>
+          <w:p/>
+        </w:tc>
+      </w:tr>
+      <w:tr>
+        <w:tc>
+          <w:tcPr>
+            <w:tcW w:type="dxa" w:w="2880"/>
+          </w:tcPr>
           <w:p>
             <w:r>
               <w:t>Native trailing stop (OTO-OCO)</w:t>
@@ -13369,6 +14148,38 @@
           <w:p>
             <w:r>
               <w:t>Planned</w:t>
+            </w:r>
+          </w:p>
+        </w:tc>
+      </w:tr>
+      <w:tr>
+        <w:tc>
+          <w:tcPr>
+            <w:tcW w:type="dxa" w:w="2880"/>
+          </w:tcPr>
+          <w:p>
+            <w:r>
+              <w:t>ML model live validation</w:t>
+            </w:r>
+          </w:p>
+        </w:tc>
+        <w:tc>
+          <w:tcPr>
+            <w:tcW w:type="dxa" w:w="2880"/>
+          </w:tcPr>
+          <w:p>
+            <w:r>
+              <w:t>Run paper trading for 30 days to verify AUC 0.78 translates to higher win rate vs baseline; compare ml_score-ranked vs unranked runs</w:t>
+            </w:r>
+          </w:p>
+        </w:tc>
+        <w:tc>
+          <w:tcPr>
+            <w:tcW w:type="dxa" w:w="2880"/>
+          </w:tcPr>
+          <w:p>
+            <w:r>
+              <w:t>Next</w:t>
             </w:r>
           </w:p>
         </w:tc>
@@ -13486,7 +14297,7 @@
       <w:r>
         <w:drawing>
           <wp:inline xmlns:a="http://schemas.openxmlformats.org/drawingml/2006/main" xmlns:pic="http://schemas.openxmlformats.org/drawingml/2006/picture">
-            <wp:extent cx="5943600" cy="3361564"/>
+            <wp:extent cx="5943600" cy="3730427"/>
             <wp:docPr id="1" name="Picture 1"/>
             <wp:cNvGraphicFramePr>
               <a:graphicFrameLocks noChangeAspect="1"/>
@@ -13507,7 +14318,7 @@
                   <pic:spPr>
                     <a:xfrm>
                       <a:off x="0" y="0"/>
-                      <a:ext cx="5943600" cy="3361564"/>
+                      <a:ext cx="5943600" cy="3730427"/>
                     </a:xfrm>
                     <a:prstGeom prst="rect"/>
                   </pic:spPr>
@@ -13553,7 +14364,7 @@
       <w:r>
         <w:drawing>
           <wp:inline xmlns:a="http://schemas.openxmlformats.org/drawingml/2006/main" xmlns:pic="http://schemas.openxmlformats.org/drawingml/2006/picture">
-            <wp:extent cx="5943600" cy="9696324"/>
+            <wp:extent cx="5943600" cy="13505803"/>
             <wp:docPr id="2" name="Picture 2"/>
             <wp:cNvGraphicFramePr>
               <a:graphicFrameLocks noChangeAspect="1"/>
@@ -13574,7 +14385,7 @@
                   <pic:spPr>
                     <a:xfrm>
                       <a:off x="0" y="0"/>
-                      <a:ext cx="5943600" cy="9696324"/>
+                      <a:ext cx="5943600" cy="13505803"/>
                     </a:xfrm>
                     <a:prstGeom prst="rect"/>
                   </pic:spPr>

--- a/Trading_Agent_Documentation.docx
+++ b/Trading_Agent_Documentation.docx
@@ -35,7 +35,7 @@
           <w:color w:val="888888"/>
           <w:sz w:val="20"/>
         </w:rPr>
-        <w:t>Amit Garg  ·  May 2026  ·  v5.5  ·  Built with Claude Code + Anthropic API</w:t>
+        <w:t>Amit Garg  ·  May 2026  ·  v5.6  ·  Built with Claude Code + Anthropic API</w:t>
       </w:r>
     </w:p>
     <w:p>
@@ -10000,6 +10000,166 @@
           <w:tcPr>
             <w:tcW w:type="dxa" w:w="2880"/>
           </w:tcPr>
+          <w:p/>
+        </w:tc>
+        <w:tc>
+          <w:tcPr>
+            <w:tcW w:type="dxa" w:w="2880"/>
+          </w:tcPr>
+          <w:p/>
+        </w:tc>
+        <w:tc>
+          <w:tcPr>
+            <w:tcW w:type="dxa" w:w="2880"/>
+          </w:tcPr>
+          <w:p/>
+        </w:tc>
+      </w:tr>
+      <w:tr>
+        <w:tc>
+          <w:tcPr>
+            <w:tcW w:type="dxa" w:w="2880"/>
+          </w:tcPr>
+          <w:p/>
+        </w:tc>
+        <w:tc>
+          <w:tcPr>
+            <w:tcW w:type="dxa" w:w="2880"/>
+          </w:tcPr>
+          <w:p/>
+        </w:tc>
+        <w:tc>
+          <w:tcPr>
+            <w:tcW w:type="dxa" w:w="2880"/>
+          </w:tcPr>
+          <w:p/>
+        </w:tc>
+      </w:tr>
+      <w:tr>
+        <w:tc>
+          <w:tcPr>
+            <w:tcW w:type="dxa" w:w="2880"/>
+          </w:tcPr>
+          <w:p/>
+        </w:tc>
+        <w:tc>
+          <w:tcPr>
+            <w:tcW w:type="dxa" w:w="2880"/>
+          </w:tcPr>
+          <w:p/>
+        </w:tc>
+        <w:tc>
+          <w:tcPr>
+            <w:tcW w:type="dxa" w:w="2880"/>
+          </w:tcPr>
+          <w:p/>
+        </w:tc>
+      </w:tr>
+      <w:tr>
+        <w:tc>
+          <w:tcPr>
+            <w:tcW w:type="dxa" w:w="2880"/>
+          </w:tcPr>
+          <w:p/>
+        </w:tc>
+        <w:tc>
+          <w:tcPr>
+            <w:tcW w:type="dxa" w:w="2880"/>
+          </w:tcPr>
+          <w:p/>
+        </w:tc>
+        <w:tc>
+          <w:tcPr>
+            <w:tcW w:type="dxa" w:w="2880"/>
+          </w:tcPr>
+          <w:p/>
+        </w:tc>
+      </w:tr>
+      <w:tr>
+        <w:tc>
+          <w:tcPr>
+            <w:tcW w:type="dxa" w:w="2880"/>
+          </w:tcPr>
+          <w:p/>
+        </w:tc>
+        <w:tc>
+          <w:tcPr>
+            <w:tcW w:type="dxa" w:w="2880"/>
+          </w:tcPr>
+          <w:p/>
+        </w:tc>
+        <w:tc>
+          <w:tcPr>
+            <w:tcW w:type="dxa" w:w="2880"/>
+          </w:tcPr>
+          <w:p/>
+        </w:tc>
+      </w:tr>
+      <w:tr>
+        <w:tc>
+          <w:tcPr>
+            <w:tcW w:type="dxa" w:w="2880"/>
+          </w:tcPr>
+          <w:p/>
+        </w:tc>
+        <w:tc>
+          <w:tcPr>
+            <w:tcW w:type="dxa" w:w="2880"/>
+          </w:tcPr>
+          <w:p/>
+        </w:tc>
+        <w:tc>
+          <w:tcPr>
+            <w:tcW w:type="dxa" w:w="2880"/>
+          </w:tcPr>
+          <w:p/>
+        </w:tc>
+      </w:tr>
+      <w:tr>
+        <w:tc>
+          <w:tcPr>
+            <w:tcW w:type="dxa" w:w="2880"/>
+          </w:tcPr>
+          <w:p/>
+        </w:tc>
+        <w:tc>
+          <w:tcPr>
+            <w:tcW w:type="dxa" w:w="2880"/>
+          </w:tcPr>
+          <w:p/>
+        </w:tc>
+        <w:tc>
+          <w:tcPr>
+            <w:tcW w:type="dxa" w:w="2880"/>
+          </w:tcPr>
+          <w:p/>
+        </w:tc>
+      </w:tr>
+      <w:tr>
+        <w:tc>
+          <w:tcPr>
+            <w:tcW w:type="dxa" w:w="2880"/>
+          </w:tcPr>
+          <w:p/>
+        </w:tc>
+        <w:tc>
+          <w:tcPr>
+            <w:tcW w:type="dxa" w:w="2880"/>
+          </w:tcPr>
+          <w:p/>
+        </w:tc>
+        <w:tc>
+          <w:tcPr>
+            <w:tcW w:type="dxa" w:w="2880"/>
+          </w:tcPr>
+          <w:p/>
+        </w:tc>
+      </w:tr>
+      <w:tr>
+        <w:tc>
+          <w:tcPr>
+            <w:tcW w:type="dxa" w:w="2880"/>
+          </w:tcPr>
           <w:p>
             <w:r>
               <w:t>1</w:t>
@@ -12039,6 +12199,262 @@
           <w:p>
             <w:r>
               <w:t>Trading_Agent_Documentation.docx, Trading_Agent_PRD.docx, Trading_Agent_Features.docx regenerated; architecture diagrams (high-level + low-level) updated with full 13-step pipeline, ML feedback loop, cron-job.org triggers, interdependencies</w:t>
+            </w:r>
+          </w:p>
+        </w:tc>
+      </w:tr>
+      <w:tr>
+        <w:tc>
+          <w:tcPr>
+            <w:tcW w:type="dxa" w:w="2880"/>
+          </w:tcPr>
+          <w:p>
+            <w:r>
+              <w:t>65</w:t>
+            </w:r>
+          </w:p>
+        </w:tc>
+        <w:tc>
+          <w:tcPr>
+            <w:tcW w:type="dxa" w:w="2880"/>
+          </w:tcPr>
+          <w:p>
+            <w:r>
+              <w:t>Native Alpaca trailing stop (v5.6)</w:t>
+            </w:r>
+          </w:p>
+        </w:tc>
+        <w:tc>
+          <w:tcPr>
+            <w:tcW w:type="dxa" w:w="2880"/>
+          </w:tcPr>
+          <w:p>
+            <w:r>
+              <w:t>USE_NATIVE_TRAILING_STOP feature flag (True); submit_bracket_order() uses StopLossRequest(trail_percent=TRAIL_PCT*100); native_trail_active boolean per position; refresh_positions() skips manual trail check when active; dashboard fmt_stop() shows "Trail 1% ↑ (native)"</w:t>
+            </w:r>
+          </w:p>
+        </w:tc>
+      </w:tr>
+      <w:tr>
+        <w:tc>
+          <w:tcPr>
+            <w:tcW w:type="dxa" w:w="2880"/>
+          </w:tcPr>
+          <w:p>
+            <w:r>
+              <w:t>66</w:t>
+            </w:r>
+          </w:p>
+        </w:tc>
+        <w:tc>
+          <w:tcPr>
+            <w:tcW w:type="dxa" w:w="2880"/>
+          </w:tcPr>
+          <w:p>
+            <w:r>
+              <w:t>Exit mechanism tracking</w:t>
+            </w:r>
+          </w:p>
+        </w:tc>
+        <w:tc>
+          <w:tcPr>
+            <w:tcW w:type="dxa" w:w="2880"/>
+          </w:tcPr>
+          <w:p>
+            <w:r>
+              <w:t>exit_mechanism column added to positions (NATIVE_TRAIL, TARGET, MANUAL_TRAIL, STOP, EOD); all close paths in portfolio.py and alpaca_broker.get_order_fill() populate it; trailing_stop leg type distinguished from fixed stop leg</w:t>
+            </w:r>
+          </w:p>
+        </w:tc>
+      </w:tr>
+      <w:tr>
+        <w:tc>
+          <w:tcPr>
+            <w:tcW w:type="dxa" w:w="2880"/>
+          </w:tcPr>
+          <w:p>
+            <w:r>
+              <w:t>67</w:t>
+            </w:r>
+          </w:p>
+        </w:tc>
+        <w:tc>
+          <w:tcPr>
+            <w:tcW w:type="dxa" w:w="2880"/>
+          </w:tcPr>
+          <w:p>
+            <w:r>
+              <w:t>eval.py — VERDICT summary</w:t>
+            </w:r>
+          </w:p>
+        </w:tc>
+        <w:tc>
+          <w:tcPr>
+            <w:tcW w:type="dxa" w:w="2880"/>
+          </w:tcPr>
+          <w:p>
+            <w:r>
+              <w:t>Plain-language What's working / Watch / Action required section at top of eval output; synthesizes all metrics into a 10-second read with specific actionable calls</w:t>
+            </w:r>
+          </w:p>
+        </w:tc>
+      </w:tr>
+      <w:tr>
+        <w:tc>
+          <w:tcPr>
+            <w:tcW w:type="dxa" w:w="2880"/>
+          </w:tcPr>
+          <w:p>
+            <w:r>
+              <w:t>68</w:t>
+            </w:r>
+          </w:p>
+        </w:tc>
+        <w:tc>
+          <w:tcPr>
+            <w:tcW w:type="dxa" w:w="2880"/>
+          </w:tcPr>
+          <w:p>
+            <w:r>
+              <w:t>eval.py — annotated metrics</w:t>
+            </w:r>
+          </w:p>
+        </w:tc>
+        <w:tc>
+          <w:tcPr>
+            <w:tcW w:type="dxa" w:w="2880"/>
+          </w:tcPr>
+          <w:p>
+            <w:r>
+              <w:t>Inline ✅/⚠️/❌ flags with benchmark targets on every number; grade score broken into P&amp;L (40pts) / win-day (30pts) / win-rate (30pts) components; exit reason distribution with healthy mix interpretation</w:t>
+            </w:r>
+          </w:p>
+        </w:tc>
+      </w:tr>
+      <w:tr>
+        <w:tc>
+          <w:tcPr>
+            <w:tcW w:type="dxa" w:w="2880"/>
+          </w:tcPr>
+          <w:p>
+            <w:r>
+              <w:t>69</w:t>
+            </w:r>
+          </w:p>
+        </w:tc>
+        <w:tc>
+          <w:tcPr>
+            <w:tcW w:type="dxa" w:w="2880"/>
+          </w:tcPr>
+          <w:p>
+            <w:r>
+              <w:t>eval.py — integrity checks</w:t>
+            </w:r>
+          </w:p>
+        </w:tc>
+        <w:tc>
+          <w:tcPr>
+            <w:tcW w:type="dxa" w:w="2880"/>
+          </w:tcPr>
+          <w:p>
+            <w:r>
+              <w:t>UNFILLED rate, orphaned open positions, duplicate ticker detection, missing exit_mechanism count, loss-limit day count, lock-in trigger count — all previously invisible</w:t>
+            </w:r>
+          </w:p>
+        </w:tc>
+      </w:tr>
+      <w:tr>
+        <w:tc>
+          <w:tcPr>
+            <w:tcW w:type="dxa" w:w="2880"/>
+          </w:tcPr>
+          <w:p>
+            <w:r>
+              <w:t>70</w:t>
+            </w:r>
+          </w:p>
+        </w:tc>
+        <w:tc>
+          <w:tcPr>
+            <w:tcW w:type="dxa" w:w="2880"/>
+          </w:tcPr>
+          <w:p>
+            <w:r>
+              <w:t>eval.py — Claude quality checks</w:t>
+            </w:r>
+          </w:p>
+        </w:tc>
+        <w:tc>
+          <w:tcPr>
+            <w:tcW w:type="dxa" w:w="2880"/>
+          </w:tcPr>
+          <w:p>
+            <w:r>
+              <w:t>R:R integrity per planned trade (guardrails don't enforce R:R — Claude can slip &lt;3:1 trades); position size bounds check; confidence cohort table: HIGH/MEDIUM/LOW win rate, avg P&amp;L, total P&amp;L with signal on whether HIGH outperforms LOW</w:t>
+            </w:r>
+          </w:p>
+        </w:tc>
+      </w:tr>
+      <w:tr>
+        <w:tc>
+          <w:tcPr>
+            <w:tcW w:type="dxa" w:w="2880"/>
+          </w:tcPr>
+          <w:p>
+            <w:r>
+              <w:t>71</w:t>
+            </w:r>
+          </w:p>
+        </w:tc>
+        <w:tc>
+          <w:tcPr>
+            <w:tcW w:type="dxa" w:w="2880"/>
+          </w:tcPr>
+          <w:p>
+            <w:r>
+              <w:t>eval.py — trailing stop validation</w:t>
+            </w:r>
+          </w:p>
+        </w:tc>
+        <w:tc>
+          <w:tcPr>
+            <w:tcW w:type="dxa" w:w="2880"/>
+          </w:tcPr>
+          <w:p>
+            <w:r>
+              <w:t>Native vs manual cohort comparison; delta on win rate and avg P&amp;L; explicit confirmation when NATIVE_TRAIL exits are clean with no double-sells; ⏳ flag when no stop exits yet</w:t>
+            </w:r>
+          </w:p>
+        </w:tc>
+      </w:tr>
+      <w:tr>
+        <w:tc>
+          <w:tcPr>
+            <w:tcW w:type="dxa" w:w="2880"/>
+          </w:tcPr>
+          <w:p>
+            <w:r>
+              <w:t>72</w:t>
+            </w:r>
+          </w:p>
+        </w:tc>
+        <w:tc>
+          <w:tcPr>
+            <w:tcW w:type="dxa" w:w="2880"/>
+          </w:tcPr>
+          <w:p>
+            <w:r>
+              <w:t>Updated docs and architecture to v5.6</w:t>
+            </w:r>
+          </w:p>
+        </w:tc>
+        <w:tc>
+          <w:tcPr>
+            <w:tcW w:type="dxa" w:w="2880"/>
+          </w:tcPr>
+          <w:p>
+            <w:r>
+              <w:t>All generate_*.py scripts updated; Trading_Agent_Changelog.docx created as living session-by-session record of what was built, why, and impact</w:t>
             </w:r>
           </w:p>
         </w:tc>
@@ -13777,7 +14193,7 @@
         <w:spacing w:after="120"/>
       </w:pPr>
       <w:r>
-        <w:t>The system is live and running at v5.5. All execution friction fixes and the ML scorer are deployed. Next steps:</w:t>
+        <w:t>The system is live and running at v5.6. Native trailing stop is enabled on paper. 2-week validation gate open (2026-05-18 → 2026-06-01). Next steps:</w:t>
       </w:r>
     </w:p>
     <w:tbl>
@@ -13977,177 +14393,93 @@
           <w:tcPr>
             <w:tcW w:type="dxa" w:w="2880"/>
           </w:tcPr>
-          <w:p/>
-        </w:tc>
-        <w:tc>
-          <w:tcPr>
-            <w:tcW w:type="dxa" w:w="2880"/>
-          </w:tcPr>
-          <w:p/>
-        </w:tc>
-        <w:tc>
-          <w:tcPr>
-            <w:tcW w:type="dxa" w:w="2880"/>
-          </w:tcPr>
-          <w:p/>
-        </w:tc>
-      </w:tr>
-      <w:tr>
-        <w:tc>
-          <w:tcPr>
-            <w:tcW w:type="dxa" w:w="2880"/>
-          </w:tcPr>
-          <w:p>
-            <w:r>
-              <w:t>Native trailing stop (OTO-OCO)</w:t>
-            </w:r>
-          </w:p>
-        </w:tc>
-        <w:tc>
-          <w:tcPr>
-            <w:tcW w:type="dxa" w:w="2880"/>
-          </w:tcPr>
-          <w:p>
-            <w:r>
-              <w:t>Replace 15-min polling with Alpaca native trail_percent — P0 before real money deployment; needs feature flag + unit tests + 2-week A/B paper test</w:t>
-            </w:r>
-          </w:p>
-        </w:tc>
-        <w:tc>
-          <w:tcPr>
-            <w:tcW w:type="dxa" w:w="2880"/>
-          </w:tcPr>
-          <w:p>
-            <w:r>
-              <w:t>P0 — pre-real-money</w:t>
-            </w:r>
-          </w:p>
-        </w:tc>
-      </w:tr>
-      <w:tr>
-        <w:tc>
-          <w:tcPr>
-            <w:tcW w:type="dxa" w:w="2880"/>
-          </w:tcPr>
-          <w:p>
-            <w:r>
-              <w:t>2-week paper validation</w:t>
-            </w:r>
-          </w:p>
-        </w:tc>
-        <w:tc>
-          <w:tcPr>
-            <w:tcW w:type="dxa" w:w="2880"/>
-          </w:tcPr>
-          <w:p>
-            <w:r>
-              <w:t>Validate all friction fixes live over 2 weeks; rerun backtest; target 6+/10 confidence before real capital</w:t>
-            </w:r>
-          </w:p>
-        </w:tc>
-        <w:tc>
-          <w:tcPr>
-            <w:tcW w:type="dxa" w:w="2880"/>
-          </w:tcPr>
-          <w:p>
-            <w:r>
-              <w:t>P0 — pre-real-money</w:t>
-            </w:r>
-          </w:p>
-        </w:tc>
-      </w:tr>
-      <w:tr>
-        <w:tc>
-          <w:tcPr>
-            <w:tcW w:type="dxa" w:w="2880"/>
-          </w:tcPr>
-          <w:p>
-            <w:r>
-              <w:t>V2e — Sector rotation scoring</w:t>
-            </w:r>
-          </w:p>
-        </w:tc>
-        <w:tc>
-          <w:tcPr>
-            <w:tcW w:type="dxa" w:w="2880"/>
-          </w:tcPr>
-          <w:p>
-            <w:r>
-              <w:t>Favor sectors showing relative strength this week; deprioritize lagging sectors</w:t>
-            </w:r>
-          </w:p>
-        </w:tc>
-        <w:tc>
-          <w:tcPr>
-            <w:tcW w:type="dxa" w:w="2880"/>
-          </w:tcPr>
-          <w:p>
-            <w:r>
-              <w:t>Next — feature sprint</w:t>
-            </w:r>
-          </w:p>
-        </w:tc>
-      </w:tr>
-      <w:tr>
-        <w:tc>
-          <w:tcPr>
-            <w:tcW w:type="dxa" w:w="2880"/>
-          </w:tcPr>
-          <w:p>
-            <w:r>
-              <w:t>V2f — Momentum confirmation</w:t>
-            </w:r>
-          </w:p>
-        </w:tc>
-        <w:tc>
-          <w:tcPr>
-            <w:tcW w:type="dxa" w:w="2880"/>
-          </w:tcPr>
-          <w:p>
-            <w:r>
-              <w:t>15-minute rule: wait for confirmed breakout before entry; reduces false signals on gap-and-fade setups</w:t>
-            </w:r>
-          </w:p>
-        </w:tc>
-        <w:tc>
-          <w:tcPr>
-            <w:tcW w:type="dxa" w:w="2880"/>
-          </w:tcPr>
-          <w:p>
-            <w:r>
-              <w:t>Planned</w:t>
-            </w:r>
-          </w:p>
-        </w:tc>
-      </w:tr>
-      <w:tr>
-        <w:tc>
-          <w:tcPr>
-            <w:tcW w:type="dxa" w:w="2880"/>
-          </w:tcPr>
-          <w:p>
-            <w:r>
-              <w:t>Alerts</w:t>
-            </w:r>
-          </w:p>
-        </w:tc>
-        <w:tc>
-          <w:tcPr>
-            <w:tcW w:type="dxa" w:w="2880"/>
-          </w:tcPr>
-          <w:p>
-            <w:r>
-              <w:t>SMS/email on position close (target hit or stop triggered)</w:t>
-            </w:r>
-          </w:p>
-        </w:tc>
-        <w:tc>
-          <w:tcPr>
-            <w:tcW w:type="dxa" w:w="2880"/>
-          </w:tcPr>
-          <w:p>
-            <w:r>
-              <w:t>Planned</w:t>
+          <w:p>
+            <w:r>
+              <w:t>2-week paper validation gate</w:t>
+            </w:r>
+          </w:p>
+        </w:tc>
+        <w:tc>
+          <w:tcPr>
+            <w:tcW w:type="dxa" w:w="2880"/>
+          </w:tcPr>
+          <w:p>
+            <w:r>
+              <w:t>Run python3 eval.py --days 14 on June 1; confirm NATIVE_TRAIL exits firing correctly, win rate ≥80%, avg P&amp;L ≥$500/day, no integrity flags</w:t>
+            </w:r>
+          </w:p>
+        </w:tc>
+        <w:tc>
+          <w:tcPr>
+            <w:tcW w:type="dxa" w:w="2880"/>
+          </w:tcPr>
+          <w:p>
+            <w:r>
+              <w:t>P0 — gate: 2026-06-01</w:t>
+            </w:r>
+          </w:p>
+        </w:tc>
+      </w:tr>
+      <w:tr>
+        <w:tc>
+          <w:tcPr>
+            <w:tcW w:type="dxa" w:w="2880"/>
+          </w:tcPr>
+          <w:p>
+            <w:r>
+              <w:t>Post-fix backtest</w:t>
+            </w:r>
+          </w:p>
+        </w:tc>
+        <w:tc>
+          <w:tcPr>
+            <w:tcW w:type="dxa" w:w="2880"/>
+          </w:tcPr>
+          <w:p>
+            <w:r>
+              <w:t>python3 backtest.py --days 30 --top 15; compare to $716/day pre-fix baseline</w:t>
+            </w:r>
+          </w:p>
+        </w:tc>
+        <w:tc>
+          <w:tcPr>
+            <w:tcW w:type="dxa" w:w="2880"/>
+          </w:tcPr>
+          <w:p>
+            <w:r>
+              <w:t>After June 1</w:t>
+            </w:r>
+          </w:p>
+        </w:tc>
+      </w:tr>
+      <w:tr>
+        <w:tc>
+          <w:tcPr>
+            <w:tcW w:type="dxa" w:w="2880"/>
+          </w:tcPr>
+          <w:p>
+            <w:r>
+              <w:t>Real money capital sizing</w:t>
+            </w:r>
+          </w:p>
+        </w:tc>
+        <w:tc>
+          <w:tcPr>
+            <w:tcW w:type="dxa" w:w="2880"/>
+          </w:tcPr>
+          <w:p>
+            <w:r>
+              <w:t>Decide capital amount; rescale POSITION_SIZE_BY_CONFIDENCE and DAILY_LOCK_IN_TARGET proportionally</w:t>
+            </w:r>
+          </w:p>
+        </w:tc>
+        <w:tc>
+          <w:tcPr>
+            <w:tcW w:type="dxa" w:w="2880"/>
+          </w:tcPr>
+          <w:p>
+            <w:r>
+              <w:t>After June 1</w:t>
             </w:r>
           </w:p>
         </w:tc>
@@ -14169,17 +14501,17 @@
           </w:tcPr>
           <w:p>
             <w:r>
-              <w:t>Run paper trading for 30 days to verify AUC 0.78 translates to higher win rate vs baseline; compare ml_score-ranked vs unranked runs</w:t>
-            </w:r>
-          </w:p>
-        </w:tc>
-        <w:tc>
-          <w:tcPr>
-            <w:tcW w:type="dxa" w:w="2880"/>
-          </w:tcPr>
-          <w:p>
-            <w:r>
-              <w:t>Next</w:t>
+              <w:t>Compare win rate vs baseline (no scorer) over 30 days paper; validate AUC 0.78 holds live</w:t>
+            </w:r>
+          </w:p>
+        </w:tc>
+        <w:tc>
+          <w:tcPr>
+            <w:tcW w:type="dxa" w:w="2880"/>
+          </w:tcPr>
+          <w:p>
+            <w:r>
+              <w:t>Next sprint</w:t>
             </w:r>
           </w:p>
         </w:tc>
@@ -14211,39 +14543,71 @@
           </w:tcPr>
           <w:p>
             <w:r>
-              <w:t>Real Edge backlog</w:t>
-            </w:r>
-          </w:p>
-        </w:tc>
-      </w:tr>
-      <w:tr>
-        <w:tc>
-          <w:tcPr>
-            <w:tcW w:type="dxa" w:w="2880"/>
-          </w:tcPr>
-          <w:p>
-            <w:r>
-              <w:t>Market regime classifier</w:t>
-            </w:r>
-          </w:p>
-        </w:tc>
-        <w:tc>
-          <w:tcPr>
-            <w:tcW w:type="dxa" w:w="2880"/>
-          </w:tcPr>
-          <w:p>
-            <w:r>
-              <w:t>Label trending vs ranging vs reversal days; adjust strategy per regime</w:t>
-            </w:r>
-          </w:p>
-        </w:tc>
-        <w:tc>
-          <w:tcPr>
-            <w:tcW w:type="dxa" w:w="2880"/>
-          </w:tcPr>
-          <w:p>
-            <w:r>
-              <w:t>Real Edge backlog</w:t>
+              <w:t>Backlog</w:t>
+            </w:r>
+          </w:p>
+        </w:tc>
+      </w:tr>
+      <w:tr>
+        <w:tc>
+          <w:tcPr>
+            <w:tcW w:type="dxa" w:w="2880"/>
+          </w:tcPr>
+          <w:p>
+            <w:r>
+              <w:t>Options flow signal</w:t>
+            </w:r>
+          </w:p>
+        </w:tc>
+        <w:tc>
+          <w:tcPr>
+            <w:tcW w:type="dxa" w:w="2880"/>
+          </w:tcPr>
+          <w:p>
+            <w:r>
+              <w:t>Unusual options activity as leading indicator for next-day momentum plays</w:t>
+            </w:r>
+          </w:p>
+        </w:tc>
+        <w:tc>
+          <w:tcPr>
+            <w:tcW w:type="dxa" w:w="2880"/>
+          </w:tcPr>
+          <w:p>
+            <w:r>
+              <w:t>Backlog</w:t>
+            </w:r>
+          </w:p>
+        </w:tc>
+      </w:tr>
+      <w:tr>
+        <w:tc>
+          <w:tcPr>
+            <w:tcW w:type="dxa" w:w="2880"/>
+          </w:tcPr>
+          <w:p>
+            <w:r>
+              <w:t>Insider buying (Form 4)</w:t>
+            </w:r>
+          </w:p>
+        </w:tc>
+        <w:tc>
+          <w:tcPr>
+            <w:tcW w:type="dxa" w:w="2880"/>
+          </w:tcPr>
+          <w:p>
+            <w:r>
+              <w:t>SEC Form 4 filings as conviction signal; weight Claude selection toward insider-bought tickers</w:t>
+            </w:r>
+          </w:p>
+        </w:tc>
+        <w:tc>
+          <w:tcPr>
+            <w:tcW w:type="dxa" w:w="2880"/>
+          </w:tcPr>
+          <w:p>
+            <w:r>
+              <w:t>Backlog</w:t>
             </w:r>
           </w:p>
         </w:tc>

--- a/Trading_Agent_Documentation.docx
+++ b/Trading_Agent_Documentation.docx
@@ -35,7 +35,7 @@
           <w:color w:val="888888"/>
           <w:sz w:val="20"/>
         </w:rPr>
-        <w:t>Amit Garg  ·  May 2026  ·  v5.6  ·  Built with Claude Code + Anthropic API</w:t>
+        <w:t>Amit Garg  ·  May 2026  ·  v5.11  ·  Built with Claude Code + Anthropic API</w:t>
       </w:r>
     </w:p>
     <w:p>
@@ -67,7 +67,7 @@
         <w:spacing w:after="120"/>
       </w:pPr>
       <w:r>
-        <w:t>The system runs entirely in the cloud. Once deployed, it wakes up on its own schedule, makes decisions, stores results, and goes back to sleep. The dashboard shows the full workflow — market conditions, screened stocks, selected trades, and live position P&amp;L — accessible from any device via a public URL.</w:t>
+        <w:t>The system runs entirely in the cloud. Once deployed, it wakes up at 9:00 AM ET (before market open), makes decisions, stores results, and goes back to sleep. The dashboard shows the full workflow — market conditions, screened stocks, selected trades, and live position P&amp;L — accessible from any device via a public URL.</w:t>
       </w:r>
     </w:p>
     <w:p>
@@ -2191,7 +2191,7 @@
         <w:rPr>
           <w:color w:val="1A3A6A"/>
         </w:rPr>
-        <w:t>3a. Premarket Pipeline (9:45 AM ET)</w:t>
+        <w:t>3a. Premarket Pipeline (9:00 AM ET)</w:t>
       </w:r>
     </w:p>
     <w:p>
@@ -2199,7 +2199,7 @@
         <w:spacing w:after="120"/>
       </w:pPr>
       <w:r>
-        <w:t>Runs once at 9:45 AM ET — skips first 15 min of market (widest spreads). Seven stages plus two new pre-entry steps:</w:t>
+        <w:t>Runs once at 9:00 AM ET — before market open (9:30 AM ET). cron-job.org fires the exact trigger; GitHub Actions cron serves as a 60-minute-window backup. Seven stages plus two new pre-entry steps:</w:t>
       </w:r>
     </w:p>
     <w:p>
@@ -4435,7 +4435,7 @@
           </w:tcPr>
           <w:p>
             <w:r>
-              <w:t>Fetch S&amp;P500+Nasdaq100, screen for ATR/volume, save 450+ tickers to Supabase</w:t>
+              <w:t>Screen static UNIVERSE + CURATED pool (~450 tickers) for ATR/volume, save to Supabase</w:t>
             </w:r>
           </w:p>
         </w:tc>
@@ -4457,7 +4457,7 @@
           </w:tcPr>
           <w:p>
             <w:r>
-              <w:t>45 13 * * 1-5</w:t>
+              <w:t>0 13 * * 1-5</w:t>
             </w:r>
           </w:p>
         </w:tc>
@@ -4467,7 +4467,7 @@
           </w:tcPr>
           <w:p>
             <w:r>
-              <w:t>9:45 AM Mon–Fri</w:t>
+              <w:t>9:00 AM Mon–Fri</w:t>
             </w:r>
           </w:p>
         </w:tc>
@@ -8051,7 +8051,7 @@
         <w:spacing w:after="120"/>
       </w:pPr>
       <w:r>
-        <w:t>Runs every Monday 8:30 AM ET via a separate GitHub Actions workflow. Replaces static universe with a live-screened list:</w:t>
+        <w:t>Runs every Monday 8:30 AM ET via a separate GitHub Actions workflow. Screens a combined pool of ~450 tickers for volatility and liquidity, saves the passing list to Supabase. No external scraping — pool is entirely local (v5.11+):</w:t>
       </w:r>
     </w:p>
     <w:p>
@@ -8060,7 +8060,7 @@
         <w:ind w:left="360"/>
       </w:pPr>
       <w:r>
-        <w:t>Fetches S&amp;P 500 (~503 tickers) and Nasdaq 100 (~101 tickers) from Wikipedia using requests with User-Agent header</w:t>
+        <w:t>Pool: config/settings.py UNIVERSE (429 static tickers — S&amp;P 500, Nasdaq 100, key sectors) + CURATED list in universe_refresh.py (44 high-momentum additions: quantum, crypto miners, space/eVTOL, AI, biotech, leveraged ETFs, fintech)</w:t>
       </w:r>
     </w:p>
     <w:p>
@@ -8069,16 +8069,7 @@
         <w:ind w:left="360"/>
       </w:pPr>
       <w:r>
-        <w:t>Adds ~41 curated high-momentum tickers: quantum (IONQ, QUBT, QBTS), crypto miners (MARA, RIOT, CLSK), space/eVTOL (ASTS, RKLB, ACHR), AI (SOUN, BBAI), leveraged ETFs (SOXL, SOXS, TQQQ)</w:t>
-      </w:r>
-    </w:p>
-    <w:p>
-      <w:pPr>
-        <w:pStyle w:val="ListBullet"/>
-        <w:ind w:left="360"/>
-      </w:pPr>
-      <w:r>
-        <w:t>Screens all ~553 combined tickers: price $5–$500, avg daily volume ≥500K, ATR% ≥2%</w:t>
+        <w:t>Screens all ~450 combined tickers: price $5–$500, avg daily volume ≥500K (20-day), ATR% ≥2% (14-day)</w:t>
       </w:r>
     </w:p>
     <w:p>
@@ -8105,7 +8096,7 @@
         <w:ind w:left="360"/>
       </w:pPr>
       <w:r>
-        <w:t>First run (May 17 2026): 553 screened → 458 passed. Top movers: SOXS, SOXL, QUBT, OKLO, IREN, LUNR, QBTS, IONQ, HUT</w:t>
+        <w:t>Prior implementation (v3.0–v5.10): fetched S&amp;P 500 + Nasdaq 100 from Wikipedia via HTML scraping — removed in v5.11 due to GitHub Actions scraping failures (Wikipedia anti-bot measures + lxml system dependency issues)</w:t>
       </w:r>
     </w:p>
     <w:p>
@@ -13957,7 +13948,7 @@
           </w:tcPr>
           <w:p>
             <w:r>
-              <w:t>9:45 AM Mon–Fri</w:t>
+              <w:t>9:00 AM Mon–Fri</w:t>
             </w:r>
           </w:p>
         </w:tc>
